--- a/analyse/Regles_Monitoring_TECHNIQUE.docx
+++ b/analyse/Regles_Monitoring_TECHNIQUE.docx
@@ -370,6 +370,72 @@
                 <w:sz w:val="19"/>
                 <w:szCs w:val="19"/>
               </w:rPr>
+              <w:t xml:space="preserve">Niveau de preuve</w:t>
+            </w:r>
+          </w:p>
+        </w:tc>
+        <w:tc>
+          <w:tcPr>
+            <w:tcW w:type="dxa" w:w="7238"/>
+            <w:tcBorders>
+              <w:top w:val="single" w:color="D3DCD8" w:sz="4"/>
+              <w:left w:val="single" w:color="D3DCD8" w:sz="4"/>
+              <w:bottom w:val="single" w:color="D3DCD8" w:sz="4"/>
+              <w:right w:val="single" w:color="D3DCD8" w:sz="4"/>
+            </w:tcBorders>
+            <w:tcMar>
+              <w:top w:type="dxa" w:w="80"/>
+              <w:left w:type="dxa" w:w="120"/>
+              <w:bottom w:type="dxa" w:w="80"/>
+              <w:right w:type="dxa" w:w="120"/>
+            </w:tcMar>
+          </w:tcPr>
+          <w:p>
+            <w:pPr>
+              <w:spacing w:after="0" w:line="252"/>
+            </w:pPr>
+            <w:r>
+              <w:rPr>
+                <w:rFonts w:ascii="Arial" w:cs="Arial" w:eastAsia="Arial" w:hAnsi="Arial"/>
+                <w:color w:val="3C4A45"/>
+                <w:sz w:val="19"/>
+                <w:szCs w:val="19"/>
+              </w:rPr>
+              <w:t xml:space="preserve">Chaque règle indique sur quoi elle repose. « Vérifié en base » : confirmé par une requête sur l’entrepôt. « Lu dans le code » : constaté directement dans la chaîne de production. « Déduit — non testé » : déduction de lecture, à confirmer avant d’en tirer une décision.</w:t>
+            </w:r>
+          </w:p>
+        </w:tc>
+      </w:tr>
+      <w:tr>
+        <w:tc>
+          <w:tcPr>
+            <w:tcW w:type="dxa" w:w="2400"/>
+            <w:tcBorders>
+              <w:top w:val="single" w:color="D3DCD8" w:sz="4"/>
+              <w:left w:val="single" w:color="D3DCD8" w:sz="4"/>
+              <w:bottom w:val="single" w:color="D3DCD8" w:sz="4"/>
+              <w:right w:val="single" w:color="D3DCD8" w:sz="4"/>
+            </w:tcBorders>
+            <w:tcMar>
+              <w:top w:type="dxa" w:w="80"/>
+              <w:left w:type="dxa" w:w="120"/>
+              <w:bottom w:type="dxa" w:w="80"/>
+              <w:right w:type="dxa" w:w="120"/>
+            </w:tcMar>
+          </w:tcPr>
+          <w:p>
+            <w:pPr>
+              <w:spacing w:after="0" w:line="252"/>
+            </w:pPr>
+            <w:r>
+              <w:rPr>
+                <w:rFonts w:ascii="Arial" w:cs="Arial" w:eastAsia="Arial" w:hAnsi="Arial"/>
+                <w:b/>
+                <w:bCs/>
+                <w:color w:val="16211D"/>
+                <w:sz w:val="19"/>
+                <w:szCs w:val="19"/>
+              </w:rPr>
               <w:t xml:space="preserve">Portée</w:t>
             </w:r>
           </w:p>
@@ -878,6 +944,77 @@
                 <w:sz w:val="16"/>
                 <w:szCs w:val="16"/>
               </w:rPr>
+              <w:t xml:space="preserve">Niveau de preuve</w:t>
+            </w:r>
+          </w:p>
+        </w:tc>
+        <w:tc>
+          <w:tcPr>
+            <w:tcW w:type="dxa" w:w="7538"/>
+            <w:tcBorders>
+              <w:top w:val="single" w:color="D3DCD8" w:sz="4"/>
+              <w:left w:val="single" w:color="D3DCD8" w:sz="4"/>
+              <w:bottom w:val="single" w:color="D3DCD8" w:sz="4"/>
+              <w:right w:val="single" w:color="D3DCD8" w:sz="4"/>
+            </w:tcBorders>
+            <w:tcMar>
+              <w:top w:type="dxa" w:w="80"/>
+              <w:left w:type="dxa" w:w="120"/>
+              <w:bottom w:type="dxa" w:w="80"/>
+              <w:right w:type="dxa" w:w="120"/>
+            </w:tcMar>
+          </w:tcPr>
+          <w:p>
+            <w:pPr>
+              <w:spacing w:after="0" w:line="252"/>
+            </w:pPr>
+            <w:r>
+              <w:rPr>
+                <w:rFonts w:ascii="Arial" w:cs="Arial" w:eastAsia="Arial" w:hAnsi="Arial"/>
+                <w:b/>
+                <w:bCs/>
+                <w:color w:val="0D7A63"/>
+                <w:sz w:val="17"/>
+                <w:szCs w:val="17"/>
+              </w:rPr>
+              <w:t xml:space="preserve">Vérifié en base</w:t>
+            </w:r>
+          </w:p>
+        </w:tc>
+      </w:tr>
+      <w:tr>
+        <w:tc>
+          <w:tcPr>
+            <w:tcW w:type="dxa" w:w="2100"/>
+            <w:tcBorders>
+              <w:top w:val="single" w:color="D3DCD8" w:sz="4"/>
+              <w:left w:val="single" w:color="D3DCD8" w:sz="4"/>
+              <w:bottom w:val="single" w:color="D3DCD8" w:sz="4"/>
+              <w:right w:val="single" w:color="D3DCD8" w:sz="4"/>
+            </w:tcBorders>
+            <w:shd w:fill="EDF2F0" w:color="auto" w:val="clear"/>
+            <w:tcMar>
+              <w:top w:type="dxa" w:w="80"/>
+              <w:left w:type="dxa" w:w="120"/>
+              <w:bottom w:type="dxa" w:w="80"/>
+              <w:right w:type="dxa" w:w="120"/>
+            </w:tcMar>
+          </w:tcPr>
+          <w:p>
+            <w:pPr>
+              <w:spacing w:after="0" w:line="252"/>
+            </w:pPr>
+            <w:r>
+              <w:rPr>
+                <w:rFonts w:ascii="Arial" w:cs="Arial" w:eastAsia="Arial" w:hAnsi="Arial"/>
+                <w:b/>
+                <w:bCs/>
+                <w:caps/>
+                <w:color w:val="6B7A74"/>
+                <w:spacing w:val="14"/>
+                <w:sz w:val="16"/>
+                <w:szCs w:val="16"/>
+              </w:rPr>
               <w:t xml:space="preserve">Signification</w:t>
             </w:r>
           </w:p>
@@ -1375,6 +1512,77 @@
                 <w:sz w:val="16"/>
                 <w:szCs w:val="16"/>
               </w:rPr>
+              <w:t xml:space="preserve">Niveau de preuve</w:t>
+            </w:r>
+          </w:p>
+        </w:tc>
+        <w:tc>
+          <w:tcPr>
+            <w:tcW w:type="dxa" w:w="7538"/>
+            <w:tcBorders>
+              <w:top w:val="single" w:color="D3DCD8" w:sz="4"/>
+              <w:left w:val="single" w:color="D3DCD8" w:sz="4"/>
+              <w:bottom w:val="single" w:color="D3DCD8" w:sz="4"/>
+              <w:right w:val="single" w:color="D3DCD8" w:sz="4"/>
+            </w:tcBorders>
+            <w:tcMar>
+              <w:top w:type="dxa" w:w="80"/>
+              <w:left w:type="dxa" w:w="120"/>
+              <w:bottom w:type="dxa" w:w="80"/>
+              <w:right w:type="dxa" w:w="120"/>
+            </w:tcMar>
+          </w:tcPr>
+          <w:p>
+            <w:pPr>
+              <w:spacing w:after="0" w:line="252"/>
+            </w:pPr>
+            <w:r>
+              <w:rPr>
+                <w:rFonts w:ascii="Arial" w:cs="Arial" w:eastAsia="Arial" w:hAnsi="Arial"/>
+                <w:b/>
+                <w:bCs/>
+                <w:color w:val="6B7A74"/>
+                <w:sz w:val="17"/>
+                <w:szCs w:val="17"/>
+              </w:rPr>
+              <w:t xml:space="preserve">Lu dans le code</w:t>
+            </w:r>
+          </w:p>
+        </w:tc>
+      </w:tr>
+      <w:tr>
+        <w:tc>
+          <w:tcPr>
+            <w:tcW w:type="dxa" w:w="2100"/>
+            <w:tcBorders>
+              <w:top w:val="single" w:color="D3DCD8" w:sz="4"/>
+              <w:left w:val="single" w:color="D3DCD8" w:sz="4"/>
+              <w:bottom w:val="single" w:color="D3DCD8" w:sz="4"/>
+              <w:right w:val="single" w:color="D3DCD8" w:sz="4"/>
+            </w:tcBorders>
+            <w:shd w:fill="EDF2F0" w:color="auto" w:val="clear"/>
+            <w:tcMar>
+              <w:top w:type="dxa" w:w="80"/>
+              <w:left w:type="dxa" w:w="120"/>
+              <w:bottom w:type="dxa" w:w="80"/>
+              <w:right w:type="dxa" w:w="120"/>
+            </w:tcMar>
+          </w:tcPr>
+          <w:p>
+            <w:pPr>
+              <w:spacing w:after="0" w:line="252"/>
+            </w:pPr>
+            <w:r>
+              <w:rPr>
+                <w:rFonts w:ascii="Arial" w:cs="Arial" w:eastAsia="Arial" w:hAnsi="Arial"/>
+                <w:b/>
+                <w:bCs/>
+                <w:caps/>
+                <w:color w:val="6B7A74"/>
+                <w:spacing w:val="14"/>
+                <w:sz w:val="16"/>
+                <w:szCs w:val="16"/>
+              </w:rPr>
               <w:t xml:space="preserve">Signification</w:t>
             </w:r>
           </w:p>
@@ -1872,6 +2080,77 @@
                 <w:sz w:val="16"/>
                 <w:szCs w:val="16"/>
               </w:rPr>
+              <w:t xml:space="preserve">Niveau de preuve</w:t>
+            </w:r>
+          </w:p>
+        </w:tc>
+        <w:tc>
+          <w:tcPr>
+            <w:tcW w:type="dxa" w:w="7538"/>
+            <w:tcBorders>
+              <w:top w:val="single" w:color="D3DCD8" w:sz="4"/>
+              <w:left w:val="single" w:color="D3DCD8" w:sz="4"/>
+              <w:bottom w:val="single" w:color="D3DCD8" w:sz="4"/>
+              <w:right w:val="single" w:color="D3DCD8" w:sz="4"/>
+            </w:tcBorders>
+            <w:tcMar>
+              <w:top w:type="dxa" w:w="80"/>
+              <w:left w:type="dxa" w:w="120"/>
+              <w:bottom w:type="dxa" w:w="80"/>
+              <w:right w:type="dxa" w:w="120"/>
+            </w:tcMar>
+          </w:tcPr>
+          <w:p>
+            <w:pPr>
+              <w:spacing w:after="0" w:line="252"/>
+            </w:pPr>
+            <w:r>
+              <w:rPr>
+                <w:rFonts w:ascii="Arial" w:cs="Arial" w:eastAsia="Arial" w:hAnsi="Arial"/>
+                <w:b/>
+                <w:bCs/>
+                <w:color w:val="6B7A74"/>
+                <w:sz w:val="17"/>
+                <w:szCs w:val="17"/>
+              </w:rPr>
+              <w:t xml:space="preserve">Lu dans le code</w:t>
+            </w:r>
+          </w:p>
+        </w:tc>
+      </w:tr>
+      <w:tr>
+        <w:tc>
+          <w:tcPr>
+            <w:tcW w:type="dxa" w:w="2100"/>
+            <w:tcBorders>
+              <w:top w:val="single" w:color="D3DCD8" w:sz="4"/>
+              <w:left w:val="single" w:color="D3DCD8" w:sz="4"/>
+              <w:bottom w:val="single" w:color="D3DCD8" w:sz="4"/>
+              <w:right w:val="single" w:color="D3DCD8" w:sz="4"/>
+            </w:tcBorders>
+            <w:shd w:fill="EDF2F0" w:color="auto" w:val="clear"/>
+            <w:tcMar>
+              <w:top w:type="dxa" w:w="80"/>
+              <w:left w:type="dxa" w:w="120"/>
+              <w:bottom w:type="dxa" w:w="80"/>
+              <w:right w:type="dxa" w:w="120"/>
+            </w:tcMar>
+          </w:tcPr>
+          <w:p>
+            <w:pPr>
+              <w:spacing w:after="0" w:line="252"/>
+            </w:pPr>
+            <w:r>
+              <w:rPr>
+                <w:rFonts w:ascii="Arial" w:cs="Arial" w:eastAsia="Arial" w:hAnsi="Arial"/>
+                <w:b/>
+                <w:bCs/>
+                <w:caps/>
+                <w:color w:val="6B7A74"/>
+                <w:spacing w:val="14"/>
+                <w:sz w:val="16"/>
+                <w:szCs w:val="16"/>
+              </w:rPr>
               <w:t xml:space="preserve">Signification</w:t>
             </w:r>
           </w:p>
@@ -2369,6 +2648,77 @@
                 <w:sz w:val="16"/>
                 <w:szCs w:val="16"/>
               </w:rPr>
+              <w:t xml:space="preserve">Niveau de preuve</w:t>
+            </w:r>
+          </w:p>
+        </w:tc>
+        <w:tc>
+          <w:tcPr>
+            <w:tcW w:type="dxa" w:w="7538"/>
+            <w:tcBorders>
+              <w:top w:val="single" w:color="D3DCD8" w:sz="4"/>
+              <w:left w:val="single" w:color="D3DCD8" w:sz="4"/>
+              <w:bottom w:val="single" w:color="D3DCD8" w:sz="4"/>
+              <w:right w:val="single" w:color="D3DCD8" w:sz="4"/>
+            </w:tcBorders>
+            <w:tcMar>
+              <w:top w:type="dxa" w:w="80"/>
+              <w:left w:type="dxa" w:w="120"/>
+              <w:bottom w:type="dxa" w:w="80"/>
+              <w:right w:type="dxa" w:w="120"/>
+            </w:tcMar>
+          </w:tcPr>
+          <w:p>
+            <w:pPr>
+              <w:spacing w:after="0" w:line="252"/>
+            </w:pPr>
+            <w:r>
+              <w:rPr>
+                <w:rFonts w:ascii="Arial" w:cs="Arial" w:eastAsia="Arial" w:hAnsi="Arial"/>
+                <w:b/>
+                <w:bCs/>
+                <w:color w:val="6B7A74"/>
+                <w:sz w:val="17"/>
+                <w:szCs w:val="17"/>
+              </w:rPr>
+              <w:t xml:space="preserve">Lu dans le code</w:t>
+            </w:r>
+          </w:p>
+        </w:tc>
+      </w:tr>
+      <w:tr>
+        <w:tc>
+          <w:tcPr>
+            <w:tcW w:type="dxa" w:w="2100"/>
+            <w:tcBorders>
+              <w:top w:val="single" w:color="D3DCD8" w:sz="4"/>
+              <w:left w:val="single" w:color="D3DCD8" w:sz="4"/>
+              <w:bottom w:val="single" w:color="D3DCD8" w:sz="4"/>
+              <w:right w:val="single" w:color="D3DCD8" w:sz="4"/>
+            </w:tcBorders>
+            <w:shd w:fill="EDF2F0" w:color="auto" w:val="clear"/>
+            <w:tcMar>
+              <w:top w:type="dxa" w:w="80"/>
+              <w:left w:type="dxa" w:w="120"/>
+              <w:bottom w:type="dxa" w:w="80"/>
+              <w:right w:type="dxa" w:w="120"/>
+            </w:tcMar>
+          </w:tcPr>
+          <w:p>
+            <w:pPr>
+              <w:spacing w:after="0" w:line="252"/>
+            </w:pPr>
+            <w:r>
+              <w:rPr>
+                <w:rFonts w:ascii="Arial" w:cs="Arial" w:eastAsia="Arial" w:hAnsi="Arial"/>
+                <w:b/>
+                <w:bCs/>
+                <w:caps/>
+                <w:color w:val="6B7A74"/>
+                <w:spacing w:val="14"/>
+                <w:sz w:val="16"/>
+                <w:szCs w:val="16"/>
+              </w:rPr>
               <w:t xml:space="preserve">Signification</w:t>
             </w:r>
           </w:p>
@@ -2866,6 +3216,77 @@
                 <w:sz w:val="16"/>
                 <w:szCs w:val="16"/>
               </w:rPr>
+              <w:t xml:space="preserve">Niveau de preuve</w:t>
+            </w:r>
+          </w:p>
+        </w:tc>
+        <w:tc>
+          <w:tcPr>
+            <w:tcW w:type="dxa" w:w="7538"/>
+            <w:tcBorders>
+              <w:top w:val="single" w:color="D3DCD8" w:sz="4"/>
+              <w:left w:val="single" w:color="D3DCD8" w:sz="4"/>
+              <w:bottom w:val="single" w:color="D3DCD8" w:sz="4"/>
+              <w:right w:val="single" w:color="D3DCD8" w:sz="4"/>
+            </w:tcBorders>
+            <w:tcMar>
+              <w:top w:type="dxa" w:w="80"/>
+              <w:left w:type="dxa" w:w="120"/>
+              <w:bottom w:type="dxa" w:w="80"/>
+              <w:right w:type="dxa" w:w="120"/>
+            </w:tcMar>
+          </w:tcPr>
+          <w:p>
+            <w:pPr>
+              <w:spacing w:after="0" w:line="252"/>
+            </w:pPr>
+            <w:r>
+              <w:rPr>
+                <w:rFonts w:ascii="Arial" w:cs="Arial" w:eastAsia="Arial" w:hAnsi="Arial"/>
+                <w:b/>
+                <w:bCs/>
+                <w:color w:val="6B7A74"/>
+                <w:sz w:val="17"/>
+                <w:szCs w:val="17"/>
+              </w:rPr>
+              <w:t xml:space="preserve">Lu dans le code</w:t>
+            </w:r>
+          </w:p>
+        </w:tc>
+      </w:tr>
+      <w:tr>
+        <w:tc>
+          <w:tcPr>
+            <w:tcW w:type="dxa" w:w="2100"/>
+            <w:tcBorders>
+              <w:top w:val="single" w:color="D3DCD8" w:sz="4"/>
+              <w:left w:val="single" w:color="D3DCD8" w:sz="4"/>
+              <w:bottom w:val="single" w:color="D3DCD8" w:sz="4"/>
+              <w:right w:val="single" w:color="D3DCD8" w:sz="4"/>
+            </w:tcBorders>
+            <w:shd w:fill="EDF2F0" w:color="auto" w:val="clear"/>
+            <w:tcMar>
+              <w:top w:type="dxa" w:w="80"/>
+              <w:left w:type="dxa" w:w="120"/>
+              <w:bottom w:type="dxa" w:w="80"/>
+              <w:right w:type="dxa" w:w="120"/>
+            </w:tcMar>
+          </w:tcPr>
+          <w:p>
+            <w:pPr>
+              <w:spacing w:after="0" w:line="252"/>
+            </w:pPr>
+            <w:r>
+              <w:rPr>
+                <w:rFonts w:ascii="Arial" w:cs="Arial" w:eastAsia="Arial" w:hAnsi="Arial"/>
+                <w:b/>
+                <w:bCs/>
+                <w:caps/>
+                <w:color w:val="6B7A74"/>
+                <w:spacing w:val="14"/>
+                <w:sz w:val="16"/>
+                <w:szCs w:val="16"/>
+              </w:rPr>
               <w:t xml:space="preserve">Signification</w:t>
             </w:r>
           </w:p>
@@ -3363,6 +3784,77 @@
                 <w:sz w:val="16"/>
                 <w:szCs w:val="16"/>
               </w:rPr>
+              <w:t xml:space="preserve">Niveau de preuve</w:t>
+            </w:r>
+          </w:p>
+        </w:tc>
+        <w:tc>
+          <w:tcPr>
+            <w:tcW w:type="dxa" w:w="7538"/>
+            <w:tcBorders>
+              <w:top w:val="single" w:color="D3DCD8" w:sz="4"/>
+              <w:left w:val="single" w:color="D3DCD8" w:sz="4"/>
+              <w:bottom w:val="single" w:color="D3DCD8" w:sz="4"/>
+              <w:right w:val="single" w:color="D3DCD8" w:sz="4"/>
+            </w:tcBorders>
+            <w:tcMar>
+              <w:top w:type="dxa" w:w="80"/>
+              <w:left w:type="dxa" w:w="120"/>
+              <w:bottom w:type="dxa" w:w="80"/>
+              <w:right w:type="dxa" w:w="120"/>
+            </w:tcMar>
+          </w:tcPr>
+          <w:p>
+            <w:pPr>
+              <w:spacing w:after="0" w:line="252"/>
+            </w:pPr>
+            <w:r>
+              <w:rPr>
+                <w:rFonts w:ascii="Arial" w:cs="Arial" w:eastAsia="Arial" w:hAnsi="Arial"/>
+                <w:b/>
+                <w:bCs/>
+                <w:color w:val="0D7A63"/>
+                <w:sz w:val="17"/>
+                <w:szCs w:val="17"/>
+              </w:rPr>
+              <w:t xml:space="preserve">Vérifié en base</w:t>
+            </w:r>
+          </w:p>
+        </w:tc>
+      </w:tr>
+      <w:tr>
+        <w:tc>
+          <w:tcPr>
+            <w:tcW w:type="dxa" w:w="2100"/>
+            <w:tcBorders>
+              <w:top w:val="single" w:color="D3DCD8" w:sz="4"/>
+              <w:left w:val="single" w:color="D3DCD8" w:sz="4"/>
+              <w:bottom w:val="single" w:color="D3DCD8" w:sz="4"/>
+              <w:right w:val="single" w:color="D3DCD8" w:sz="4"/>
+            </w:tcBorders>
+            <w:shd w:fill="EDF2F0" w:color="auto" w:val="clear"/>
+            <w:tcMar>
+              <w:top w:type="dxa" w:w="80"/>
+              <w:left w:type="dxa" w:w="120"/>
+              <w:bottom w:type="dxa" w:w="80"/>
+              <w:right w:type="dxa" w:w="120"/>
+            </w:tcMar>
+          </w:tcPr>
+          <w:p>
+            <w:pPr>
+              <w:spacing w:after="0" w:line="252"/>
+            </w:pPr>
+            <w:r>
+              <w:rPr>
+                <w:rFonts w:ascii="Arial" w:cs="Arial" w:eastAsia="Arial" w:hAnsi="Arial"/>
+                <w:b/>
+                <w:bCs/>
+                <w:caps/>
+                <w:color w:val="6B7A74"/>
+                <w:spacing w:val="14"/>
+                <w:sz w:val="16"/>
+                <w:szCs w:val="16"/>
+              </w:rPr>
               <w:t xml:space="preserve">Signification</w:t>
             </w:r>
           </w:p>
@@ -3823,6 +4315,77 @@
                 <w:szCs w:val="21"/>
               </w:rPr>
               <w:t xml:space="preserve">Le rapport exclut deux sites supplémentaires</w:t>
+            </w:r>
+          </w:p>
+        </w:tc>
+      </w:tr>
+      <w:tr>
+        <w:tc>
+          <w:tcPr>
+            <w:tcW w:type="dxa" w:w="2100"/>
+            <w:tcBorders>
+              <w:top w:val="single" w:color="D3DCD8" w:sz="4"/>
+              <w:left w:val="single" w:color="D3DCD8" w:sz="4"/>
+              <w:bottom w:val="single" w:color="D3DCD8" w:sz="4"/>
+              <w:right w:val="single" w:color="D3DCD8" w:sz="4"/>
+            </w:tcBorders>
+            <w:shd w:fill="EDF2F0" w:color="auto" w:val="clear"/>
+            <w:tcMar>
+              <w:top w:type="dxa" w:w="80"/>
+              <w:left w:type="dxa" w:w="120"/>
+              <w:bottom w:type="dxa" w:w="80"/>
+              <w:right w:type="dxa" w:w="120"/>
+            </w:tcMar>
+          </w:tcPr>
+          <w:p>
+            <w:pPr>
+              <w:spacing w:after="0" w:line="252"/>
+            </w:pPr>
+            <w:r>
+              <w:rPr>
+                <w:rFonts w:ascii="Arial" w:cs="Arial" w:eastAsia="Arial" w:hAnsi="Arial"/>
+                <w:b/>
+                <w:bCs/>
+                <w:caps/>
+                <w:color w:val="6B7A74"/>
+                <w:spacing w:val="14"/>
+                <w:sz w:val="16"/>
+                <w:szCs w:val="16"/>
+              </w:rPr>
+              <w:t xml:space="preserve">Niveau de preuve</w:t>
+            </w:r>
+          </w:p>
+        </w:tc>
+        <w:tc>
+          <w:tcPr>
+            <w:tcW w:type="dxa" w:w="7538"/>
+            <w:tcBorders>
+              <w:top w:val="single" w:color="D3DCD8" w:sz="4"/>
+              <w:left w:val="single" w:color="D3DCD8" w:sz="4"/>
+              <w:bottom w:val="single" w:color="D3DCD8" w:sz="4"/>
+              <w:right w:val="single" w:color="D3DCD8" w:sz="4"/>
+            </w:tcBorders>
+            <w:tcMar>
+              <w:top w:type="dxa" w:w="80"/>
+              <w:left w:type="dxa" w:w="120"/>
+              <w:bottom w:type="dxa" w:w="80"/>
+              <w:right w:type="dxa" w:w="120"/>
+            </w:tcMar>
+          </w:tcPr>
+          <w:p>
+            <w:pPr>
+              <w:spacing w:after="0" w:line="252"/>
+            </w:pPr>
+            <w:r>
+              <w:rPr>
+                <w:rFonts w:ascii="Arial" w:cs="Arial" w:eastAsia="Arial" w:hAnsi="Arial"/>
+                <w:b/>
+                <w:bCs/>
+                <w:color w:val="0D7A63"/>
+                <w:sz w:val="17"/>
+                <w:szCs w:val="17"/>
+              </w:rPr>
+              <w:t xml:space="preserve">Vérifié en base</w:t>
             </w:r>
           </w:p>
         </w:tc>
@@ -4401,6 +4964,77 @@
                 <w:sz w:val="16"/>
                 <w:szCs w:val="16"/>
               </w:rPr>
+              <w:t xml:space="preserve">Niveau de preuve</w:t>
+            </w:r>
+          </w:p>
+        </w:tc>
+        <w:tc>
+          <w:tcPr>
+            <w:tcW w:type="dxa" w:w="7538"/>
+            <w:tcBorders>
+              <w:top w:val="single" w:color="D3DCD8" w:sz="4"/>
+              <w:left w:val="single" w:color="D3DCD8" w:sz="4"/>
+              <w:bottom w:val="single" w:color="D3DCD8" w:sz="4"/>
+              <w:right w:val="single" w:color="D3DCD8" w:sz="4"/>
+            </w:tcBorders>
+            <w:tcMar>
+              <w:top w:type="dxa" w:w="80"/>
+              <w:left w:type="dxa" w:w="120"/>
+              <w:bottom w:type="dxa" w:w="80"/>
+              <w:right w:type="dxa" w:w="120"/>
+            </w:tcMar>
+          </w:tcPr>
+          <w:p>
+            <w:pPr>
+              <w:spacing w:after="0" w:line="252"/>
+            </w:pPr>
+            <w:r>
+              <w:rPr>
+                <w:rFonts w:ascii="Arial" w:cs="Arial" w:eastAsia="Arial" w:hAnsi="Arial"/>
+                <w:b/>
+                <w:bCs/>
+                <w:color w:val="6B7A74"/>
+                <w:sz w:val="17"/>
+                <w:szCs w:val="17"/>
+              </w:rPr>
+              <w:t xml:space="preserve">Lu dans le code</w:t>
+            </w:r>
+          </w:p>
+        </w:tc>
+      </w:tr>
+      <w:tr>
+        <w:tc>
+          <w:tcPr>
+            <w:tcW w:type="dxa" w:w="2100"/>
+            <w:tcBorders>
+              <w:top w:val="single" w:color="D3DCD8" w:sz="4"/>
+              <w:left w:val="single" w:color="D3DCD8" w:sz="4"/>
+              <w:bottom w:val="single" w:color="D3DCD8" w:sz="4"/>
+              <w:right w:val="single" w:color="D3DCD8" w:sz="4"/>
+            </w:tcBorders>
+            <w:shd w:fill="EDF2F0" w:color="auto" w:val="clear"/>
+            <w:tcMar>
+              <w:top w:type="dxa" w:w="80"/>
+              <w:left w:type="dxa" w:w="120"/>
+              <w:bottom w:type="dxa" w:w="80"/>
+              <w:right w:type="dxa" w:w="120"/>
+            </w:tcMar>
+          </w:tcPr>
+          <w:p>
+            <w:pPr>
+              <w:spacing w:after="0" w:line="252"/>
+            </w:pPr>
+            <w:r>
+              <w:rPr>
+                <w:rFonts w:ascii="Arial" w:cs="Arial" w:eastAsia="Arial" w:hAnsi="Arial"/>
+                <w:b/>
+                <w:bCs/>
+                <w:caps/>
+                <w:color w:val="6B7A74"/>
+                <w:spacing w:val="14"/>
+                <w:sz w:val="16"/>
+                <w:szCs w:val="16"/>
+              </w:rPr>
               <w:t xml:space="preserve">Signification</w:t>
             </w:r>
           </w:p>
@@ -4898,6 +5532,77 @@
                 <w:sz w:val="16"/>
                 <w:szCs w:val="16"/>
               </w:rPr>
+              <w:t xml:space="preserve">Niveau de preuve</w:t>
+            </w:r>
+          </w:p>
+        </w:tc>
+        <w:tc>
+          <w:tcPr>
+            <w:tcW w:type="dxa" w:w="7538"/>
+            <w:tcBorders>
+              <w:top w:val="single" w:color="D3DCD8" w:sz="4"/>
+              <w:left w:val="single" w:color="D3DCD8" w:sz="4"/>
+              <w:bottom w:val="single" w:color="D3DCD8" w:sz="4"/>
+              <w:right w:val="single" w:color="D3DCD8" w:sz="4"/>
+            </w:tcBorders>
+            <w:tcMar>
+              <w:top w:type="dxa" w:w="80"/>
+              <w:left w:type="dxa" w:w="120"/>
+              <w:bottom w:type="dxa" w:w="80"/>
+              <w:right w:type="dxa" w:w="120"/>
+            </w:tcMar>
+          </w:tcPr>
+          <w:p>
+            <w:pPr>
+              <w:spacing w:after="0" w:line="252"/>
+            </w:pPr>
+            <w:r>
+              <w:rPr>
+                <w:rFonts w:ascii="Arial" w:cs="Arial" w:eastAsia="Arial" w:hAnsi="Arial"/>
+                <w:b/>
+                <w:bCs/>
+                <w:color w:val="6B7A74"/>
+                <w:sz w:val="17"/>
+                <w:szCs w:val="17"/>
+              </w:rPr>
+              <w:t xml:space="preserve">Lu dans le code</w:t>
+            </w:r>
+          </w:p>
+        </w:tc>
+      </w:tr>
+      <w:tr>
+        <w:tc>
+          <w:tcPr>
+            <w:tcW w:type="dxa" w:w="2100"/>
+            <w:tcBorders>
+              <w:top w:val="single" w:color="D3DCD8" w:sz="4"/>
+              <w:left w:val="single" w:color="D3DCD8" w:sz="4"/>
+              <w:bottom w:val="single" w:color="D3DCD8" w:sz="4"/>
+              <w:right w:val="single" w:color="D3DCD8" w:sz="4"/>
+            </w:tcBorders>
+            <w:shd w:fill="EDF2F0" w:color="auto" w:val="clear"/>
+            <w:tcMar>
+              <w:top w:type="dxa" w:w="80"/>
+              <w:left w:type="dxa" w:w="120"/>
+              <w:bottom w:type="dxa" w:w="80"/>
+              <w:right w:type="dxa" w:w="120"/>
+            </w:tcMar>
+          </w:tcPr>
+          <w:p>
+            <w:pPr>
+              <w:spacing w:after="0" w:line="252"/>
+            </w:pPr>
+            <w:r>
+              <w:rPr>
+                <w:rFonts w:ascii="Arial" w:cs="Arial" w:eastAsia="Arial" w:hAnsi="Arial"/>
+                <w:b/>
+                <w:bCs/>
+                <w:caps/>
+                <w:color w:val="6B7A74"/>
+                <w:spacing w:val="14"/>
+                <w:sz w:val="16"/>
+                <w:szCs w:val="16"/>
+              </w:rPr>
               <w:t xml:space="preserve">Signification</w:t>
             </w:r>
           </w:p>
@@ -5395,6 +6100,77 @@
                 <w:sz w:val="16"/>
                 <w:szCs w:val="16"/>
               </w:rPr>
+              <w:t xml:space="preserve">Niveau de preuve</w:t>
+            </w:r>
+          </w:p>
+        </w:tc>
+        <w:tc>
+          <w:tcPr>
+            <w:tcW w:type="dxa" w:w="7538"/>
+            <w:tcBorders>
+              <w:top w:val="single" w:color="D3DCD8" w:sz="4"/>
+              <w:left w:val="single" w:color="D3DCD8" w:sz="4"/>
+              <w:bottom w:val="single" w:color="D3DCD8" w:sz="4"/>
+              <w:right w:val="single" w:color="D3DCD8" w:sz="4"/>
+            </w:tcBorders>
+            <w:tcMar>
+              <w:top w:type="dxa" w:w="80"/>
+              <w:left w:type="dxa" w:w="120"/>
+              <w:bottom w:type="dxa" w:w="80"/>
+              <w:right w:type="dxa" w:w="120"/>
+            </w:tcMar>
+          </w:tcPr>
+          <w:p>
+            <w:pPr>
+              <w:spacing w:after="0" w:line="252"/>
+            </w:pPr>
+            <w:r>
+              <w:rPr>
+                <w:rFonts w:ascii="Arial" w:cs="Arial" w:eastAsia="Arial" w:hAnsi="Arial"/>
+                <w:b/>
+                <w:bCs/>
+                <w:color w:val="6B7A74"/>
+                <w:sz w:val="17"/>
+                <w:szCs w:val="17"/>
+              </w:rPr>
+              <w:t xml:space="preserve">Lu dans le code</w:t>
+            </w:r>
+          </w:p>
+        </w:tc>
+      </w:tr>
+      <w:tr>
+        <w:tc>
+          <w:tcPr>
+            <w:tcW w:type="dxa" w:w="2100"/>
+            <w:tcBorders>
+              <w:top w:val="single" w:color="D3DCD8" w:sz="4"/>
+              <w:left w:val="single" w:color="D3DCD8" w:sz="4"/>
+              <w:bottom w:val="single" w:color="D3DCD8" w:sz="4"/>
+              <w:right w:val="single" w:color="D3DCD8" w:sz="4"/>
+            </w:tcBorders>
+            <w:shd w:fill="EDF2F0" w:color="auto" w:val="clear"/>
+            <w:tcMar>
+              <w:top w:type="dxa" w:w="80"/>
+              <w:left w:type="dxa" w:w="120"/>
+              <w:bottom w:type="dxa" w:w="80"/>
+              <w:right w:type="dxa" w:w="120"/>
+            </w:tcMar>
+          </w:tcPr>
+          <w:p>
+            <w:pPr>
+              <w:spacing w:after="0" w:line="252"/>
+            </w:pPr>
+            <w:r>
+              <w:rPr>
+                <w:rFonts w:ascii="Arial" w:cs="Arial" w:eastAsia="Arial" w:hAnsi="Arial"/>
+                <w:b/>
+                <w:bCs/>
+                <w:caps/>
+                <w:color w:val="6B7A74"/>
+                <w:spacing w:val="14"/>
+                <w:sz w:val="16"/>
+                <w:szCs w:val="16"/>
+              </w:rPr>
               <w:t xml:space="preserve">Signification</w:t>
             </w:r>
           </w:p>
@@ -5821,7 +6597,7 @@
                 <w:sz w:val="16"/>
                 <w:szCs w:val="16"/>
               </w:rPr>
-              <w:t xml:space="preserve">Signification</w:t>
+              <w:t xml:space="preserve">Niveau de preuve</w:t>
             </w:r>
           </w:p>
         </w:tc>
@@ -5848,11 +6624,13 @@
             <w:r>
               <w:rPr>
                 <w:rFonts w:ascii="Arial" w:cs="Arial" w:eastAsia="Arial" w:hAnsi="Arial"/>
-                <w:color w:val="3C4A45"/>
-                <w:sz w:val="19"/>
-                <w:szCs w:val="19"/>
-              </w:rPr>
-              <w:t xml:space="preserve">Tant que l'heure à laquelle la recommandation devait être produite n'est pas passée, elle n'est ni en succès ni en échec. Elle n'apparaît dans aucun des deux compteurs.</w:t>
+                <w:b/>
+                <w:bCs/>
+                <w:color w:val="6B7A74"/>
+                <w:sz w:val="17"/>
+                <w:szCs w:val="17"/>
+              </w:rPr>
+              <w:t xml:space="preserve">Lu dans le code</w:t>
             </w:r>
           </w:p>
         </w:tc>
@@ -5890,6 +6668,75 @@
                 <w:sz w:val="16"/>
                 <w:szCs w:val="16"/>
               </w:rPr>
+              <w:t xml:space="preserve">Signification</w:t>
+            </w:r>
+          </w:p>
+        </w:tc>
+        <w:tc>
+          <w:tcPr>
+            <w:tcW w:type="dxa" w:w="7538"/>
+            <w:tcBorders>
+              <w:top w:val="single" w:color="D3DCD8" w:sz="4"/>
+              <w:left w:val="single" w:color="D3DCD8" w:sz="4"/>
+              <w:bottom w:val="single" w:color="D3DCD8" w:sz="4"/>
+              <w:right w:val="single" w:color="D3DCD8" w:sz="4"/>
+            </w:tcBorders>
+            <w:tcMar>
+              <w:top w:type="dxa" w:w="80"/>
+              <w:left w:type="dxa" w:w="120"/>
+              <w:bottom w:type="dxa" w:w="80"/>
+              <w:right w:type="dxa" w:w="120"/>
+            </w:tcMar>
+          </w:tcPr>
+          <w:p>
+            <w:pPr>
+              <w:spacing w:after="0" w:line="252"/>
+            </w:pPr>
+            <w:r>
+              <w:rPr>
+                <w:rFonts w:ascii="Arial" w:cs="Arial" w:eastAsia="Arial" w:hAnsi="Arial"/>
+                <w:color w:val="3C4A45"/>
+                <w:sz w:val="19"/>
+                <w:szCs w:val="19"/>
+              </w:rPr>
+              <w:t xml:space="preserve">Tant que l'heure à laquelle la recommandation devait être produite n'est pas passée, elle n'est ni en succès ni en échec. Elle n'apparaît dans aucun des deux compteurs.</w:t>
+            </w:r>
+          </w:p>
+        </w:tc>
+      </w:tr>
+      <w:tr>
+        <w:tc>
+          <w:tcPr>
+            <w:tcW w:type="dxa" w:w="2100"/>
+            <w:tcBorders>
+              <w:top w:val="single" w:color="D3DCD8" w:sz="4"/>
+              <w:left w:val="single" w:color="D3DCD8" w:sz="4"/>
+              <w:bottom w:val="single" w:color="D3DCD8" w:sz="4"/>
+              <w:right w:val="single" w:color="D3DCD8" w:sz="4"/>
+            </w:tcBorders>
+            <w:shd w:fill="EDF2F0" w:color="auto" w:val="clear"/>
+            <w:tcMar>
+              <w:top w:type="dxa" w:w="80"/>
+              <w:left w:type="dxa" w:w="120"/>
+              <w:bottom w:type="dxa" w:w="80"/>
+              <w:right w:type="dxa" w:w="120"/>
+            </w:tcMar>
+          </w:tcPr>
+          <w:p>
+            <w:pPr>
+              <w:spacing w:after="0" w:line="252"/>
+            </w:pPr>
+            <w:r>
+              <w:rPr>
+                <w:rFonts w:ascii="Arial" w:cs="Arial" w:eastAsia="Arial" w:hAnsi="Arial"/>
+                <w:b/>
+                <w:bCs/>
+                <w:caps/>
+                <w:color w:val="6B7A74"/>
+                <w:spacing w:val="14"/>
+                <w:sz w:val="16"/>
+                <w:szCs w:val="16"/>
+              </w:rPr>
               <w:t xml:space="preserve">Traduction technique</w:t>
             </w:r>
           </w:p>
@@ -5921,7 +6768,7 @@
                 <w:sz w:val="19"/>
                 <w:szCs w:val="19"/>
               </w:rPr>
-              <w:t xml:space="preserve">Condition calculation_interval_after_datetime &lt;= current_timestamp(), évaluée à l'exécution du traitement et non à la consultation du rapport.</w:t>
+              <w:t xml:space="preserve">Condition calculation_interval_after_datetime &lt;= current_timestamp(), évaluée à chaque exécution du traitement. Le traitement reprend l'intégralité du programme depuis septembre 2024 à chaque passage.</w:t>
             </w:r>
           </w:p>
         </w:tc>
@@ -6055,13 +6902,13 @@
             <w:r>
               <w:rPr>
                 <w:rFonts w:ascii="Arial" w:cs="Arial" w:eastAsia="Arial" w:hAnsi="Arial"/>
-                <w:b/>
-                <w:bCs/>
-                <w:color w:val="8A5D0B"/>
-                <w:sz w:val="19"/>
-                <w:szCs w:val="19"/>
-              </w:rPr>
-              <w:t xml:space="preserve">RISQUE : la mise à jour ne rafraîchit que les couples traités dans l'exécution. Un couple traité trop tôt peut rester bloqué à zéro. À confirmer par la requête Q8.</w:t>
+                <w:b w:val="false"/>
+                <w:bCs w:val="false"/>
+                <w:color w:val="3C4A45"/>
+                <w:sz w:val="19"/>
+                <w:szCs w:val="19"/>
+              </w:rPr>
+              <w:t xml:space="preserve">Sans cette règle, toutes les étapes planifiées dans le futur seraient comptées en échec. Le verdict est rendu au premier passage suivant l'échéance.</w:t>
             </w:r>
           </w:p>
         </w:tc>
@@ -6318,6 +7165,77 @@
                 <w:sz w:val="16"/>
                 <w:szCs w:val="16"/>
               </w:rPr>
+              <w:t xml:space="preserve">Niveau de preuve</w:t>
+            </w:r>
+          </w:p>
+        </w:tc>
+        <w:tc>
+          <w:tcPr>
+            <w:tcW w:type="dxa" w:w="7538"/>
+            <w:tcBorders>
+              <w:top w:val="single" w:color="D3DCD8" w:sz="4"/>
+              <w:left w:val="single" w:color="D3DCD8" w:sz="4"/>
+              <w:bottom w:val="single" w:color="D3DCD8" w:sz="4"/>
+              <w:right w:val="single" w:color="D3DCD8" w:sz="4"/>
+            </w:tcBorders>
+            <w:tcMar>
+              <w:top w:type="dxa" w:w="80"/>
+              <w:left w:type="dxa" w:w="120"/>
+              <w:bottom w:type="dxa" w:w="80"/>
+              <w:right w:type="dxa" w:w="120"/>
+            </w:tcMar>
+          </w:tcPr>
+          <w:p>
+            <w:pPr>
+              <w:spacing w:after="0" w:line="252"/>
+            </w:pPr>
+            <w:r>
+              <w:rPr>
+                <w:rFonts w:ascii="Arial" w:cs="Arial" w:eastAsia="Arial" w:hAnsi="Arial"/>
+                <w:b/>
+                <w:bCs/>
+                <w:color w:val="6B7A74"/>
+                <w:sz w:val="17"/>
+                <w:szCs w:val="17"/>
+              </w:rPr>
+              <w:t xml:space="preserve">Lu dans le code</w:t>
+            </w:r>
+          </w:p>
+        </w:tc>
+      </w:tr>
+      <w:tr>
+        <w:tc>
+          <w:tcPr>
+            <w:tcW w:type="dxa" w:w="2100"/>
+            <w:tcBorders>
+              <w:top w:val="single" w:color="D3DCD8" w:sz="4"/>
+              <w:left w:val="single" w:color="D3DCD8" w:sz="4"/>
+              <w:bottom w:val="single" w:color="D3DCD8" w:sz="4"/>
+              <w:right w:val="single" w:color="D3DCD8" w:sz="4"/>
+            </w:tcBorders>
+            <w:shd w:fill="EDF2F0" w:color="auto" w:val="clear"/>
+            <w:tcMar>
+              <w:top w:type="dxa" w:w="80"/>
+              <w:left w:type="dxa" w:w="120"/>
+              <w:bottom w:type="dxa" w:w="80"/>
+              <w:right w:type="dxa" w:w="120"/>
+            </w:tcMar>
+          </w:tcPr>
+          <w:p>
+            <w:pPr>
+              <w:spacing w:after="0" w:line="252"/>
+            </w:pPr>
+            <w:r>
+              <w:rPr>
+                <w:rFonts w:ascii="Arial" w:cs="Arial" w:eastAsia="Arial" w:hAnsi="Arial"/>
+                <w:b/>
+                <w:bCs/>
+                <w:caps/>
+                <w:color w:val="6B7A74"/>
+                <w:spacing w:val="14"/>
+                <w:sz w:val="16"/>
+                <w:szCs w:val="16"/>
+              </w:rPr>
               <w:t xml:space="preserve">Signification</w:t>
             </w:r>
           </w:p>
@@ -6815,6 +7733,77 @@
                 <w:sz w:val="16"/>
                 <w:szCs w:val="16"/>
               </w:rPr>
+              <w:t xml:space="preserve">Niveau de preuve</w:t>
+            </w:r>
+          </w:p>
+        </w:tc>
+        <w:tc>
+          <w:tcPr>
+            <w:tcW w:type="dxa" w:w="7538"/>
+            <w:tcBorders>
+              <w:top w:val="single" w:color="D3DCD8" w:sz="4"/>
+              <w:left w:val="single" w:color="D3DCD8" w:sz="4"/>
+              <w:bottom w:val="single" w:color="D3DCD8" w:sz="4"/>
+              <w:right w:val="single" w:color="D3DCD8" w:sz="4"/>
+            </w:tcBorders>
+            <w:tcMar>
+              <w:top w:type="dxa" w:w="80"/>
+              <w:left w:type="dxa" w:w="120"/>
+              <w:bottom w:type="dxa" w:w="80"/>
+              <w:right w:type="dxa" w:w="120"/>
+            </w:tcMar>
+          </w:tcPr>
+          <w:p>
+            <w:pPr>
+              <w:spacing w:after="0" w:line="252"/>
+            </w:pPr>
+            <w:r>
+              <w:rPr>
+                <w:rFonts w:ascii="Arial" w:cs="Arial" w:eastAsia="Arial" w:hAnsi="Arial"/>
+                <w:b/>
+                <w:bCs/>
+                <w:color w:val="8A5D0B"/>
+                <w:sz w:val="17"/>
+                <w:szCs w:val="17"/>
+              </w:rPr>
+              <w:t xml:space="preserve">Déduit — non testé</w:t>
+            </w:r>
+          </w:p>
+        </w:tc>
+      </w:tr>
+      <w:tr>
+        <w:tc>
+          <w:tcPr>
+            <w:tcW w:type="dxa" w:w="2100"/>
+            <w:tcBorders>
+              <w:top w:val="single" w:color="D3DCD8" w:sz="4"/>
+              <w:left w:val="single" w:color="D3DCD8" w:sz="4"/>
+              <w:bottom w:val="single" w:color="D3DCD8" w:sz="4"/>
+              <w:right w:val="single" w:color="D3DCD8" w:sz="4"/>
+            </w:tcBorders>
+            <w:shd w:fill="EDF2F0" w:color="auto" w:val="clear"/>
+            <w:tcMar>
+              <w:top w:type="dxa" w:w="80"/>
+              <w:left w:type="dxa" w:w="120"/>
+              <w:bottom w:type="dxa" w:w="80"/>
+              <w:right w:type="dxa" w:w="120"/>
+            </w:tcMar>
+          </w:tcPr>
+          <w:p>
+            <w:pPr>
+              <w:spacing w:after="0" w:line="252"/>
+            </w:pPr>
+            <w:r>
+              <w:rPr>
+                <w:rFonts w:ascii="Arial" w:cs="Arial" w:eastAsia="Arial" w:hAnsi="Arial"/>
+                <w:b/>
+                <w:bCs/>
+                <w:caps/>
+                <w:color w:val="6B7A74"/>
+                <w:spacing w:val="14"/>
+                <w:sz w:val="16"/>
+                <w:szCs w:val="16"/>
+              </w:rPr>
               <w:t xml:space="preserve">Signification</w:t>
             </w:r>
           </w:p>
@@ -6985,6 +7974,77 @@
                 <w:szCs w:val="17"/>
               </w:rPr>
               <w:t xml:space="preserve">fact_monitoring_auto_manual_entries.ipynb cellule 17</w:t>
+            </w:r>
+          </w:p>
+        </w:tc>
+      </w:tr>
+      <w:tr>
+        <w:tc>
+          <w:tcPr>
+            <w:tcW w:type="dxa" w:w="2100"/>
+            <w:tcBorders>
+              <w:top w:val="single" w:color="D3DCD8" w:sz="4"/>
+              <w:left w:val="single" w:color="D3DCD8" w:sz="4"/>
+              <w:bottom w:val="single" w:color="D3DCD8" w:sz="4"/>
+              <w:right w:val="single" w:color="D3DCD8" w:sz="4"/>
+            </w:tcBorders>
+            <w:shd w:fill="EDF2F0" w:color="auto" w:val="clear"/>
+            <w:tcMar>
+              <w:top w:type="dxa" w:w="80"/>
+              <w:left w:type="dxa" w:w="120"/>
+              <w:bottom w:type="dxa" w:w="80"/>
+              <w:right w:type="dxa" w:w="120"/>
+            </w:tcMar>
+          </w:tcPr>
+          <w:p>
+            <w:pPr>
+              <w:spacing w:after="0" w:line="252"/>
+            </w:pPr>
+            <w:r>
+              <w:rPr>
+                <w:rFonts w:ascii="Arial" w:cs="Arial" w:eastAsia="Arial" w:hAnsi="Arial"/>
+                <w:b/>
+                <w:bCs/>
+                <w:caps/>
+                <w:color w:val="6B7A74"/>
+                <w:spacing w:val="14"/>
+                <w:sz w:val="16"/>
+                <w:szCs w:val="16"/>
+              </w:rPr>
+              <w:t xml:space="preserve">Point d’attention</w:t>
+            </w:r>
+          </w:p>
+        </w:tc>
+        <w:tc>
+          <w:tcPr>
+            <w:tcW w:type="dxa" w:w="7538"/>
+            <w:tcBorders>
+              <w:top w:val="single" w:color="D3DCD8" w:sz="4"/>
+              <w:left w:val="single" w:color="D3DCD8" w:sz="4"/>
+              <w:bottom w:val="single" w:color="D3DCD8" w:sz="4"/>
+              <w:right w:val="single" w:color="D3DCD8" w:sz="4"/>
+            </w:tcBorders>
+            <w:tcMar>
+              <w:top w:type="dxa" w:w="80"/>
+              <w:left w:type="dxa" w:w="120"/>
+              <w:bottom w:type="dxa" w:w="80"/>
+              <w:right w:type="dxa" w:w="120"/>
+            </w:tcMar>
+          </w:tcPr>
+          <w:p>
+            <w:pPr>
+              <w:spacing w:after="0" w:line="252"/>
+            </w:pPr>
+            <w:r>
+              <w:rPr>
+                <w:rFonts w:ascii="Arial" w:cs="Arial" w:eastAsia="Arial" w:hAnsi="Arial"/>
+                <w:b w:val="false"/>
+                <w:bCs w:val="false"/>
+                <w:color w:val="3C4A45"/>
+                <w:sz w:val="19"/>
+                <w:szCs w:val="19"/>
+              </w:rPr>
+              <w:t xml:space="preserve">Les cas limites — étape sans aucune recommandation, plusieurs recommandations simultanées — n'ont pas été vérifiés en base.</w:t>
             </w:r>
           </w:p>
         </w:tc>
@@ -7241,6 +8301,77 @@
                 <w:sz w:val="16"/>
                 <w:szCs w:val="16"/>
               </w:rPr>
+              <w:t xml:space="preserve">Niveau de preuve</w:t>
+            </w:r>
+          </w:p>
+        </w:tc>
+        <w:tc>
+          <w:tcPr>
+            <w:tcW w:type="dxa" w:w="7538"/>
+            <w:tcBorders>
+              <w:top w:val="single" w:color="D3DCD8" w:sz="4"/>
+              <w:left w:val="single" w:color="D3DCD8" w:sz="4"/>
+              <w:bottom w:val="single" w:color="D3DCD8" w:sz="4"/>
+              <w:right w:val="single" w:color="D3DCD8" w:sz="4"/>
+            </w:tcBorders>
+            <w:tcMar>
+              <w:top w:type="dxa" w:w="80"/>
+              <w:left w:type="dxa" w:w="120"/>
+              <w:bottom w:type="dxa" w:w="80"/>
+              <w:right w:type="dxa" w:w="120"/>
+            </w:tcMar>
+          </w:tcPr>
+          <w:p>
+            <w:pPr>
+              <w:spacing w:after="0" w:line="252"/>
+            </w:pPr>
+            <w:r>
+              <w:rPr>
+                <w:rFonts w:ascii="Arial" w:cs="Arial" w:eastAsia="Arial" w:hAnsi="Arial"/>
+                <w:b/>
+                <w:bCs/>
+                <w:color w:val="6B7A74"/>
+                <w:sz w:val="17"/>
+                <w:szCs w:val="17"/>
+              </w:rPr>
+              <w:t xml:space="preserve">Lu dans le code</w:t>
+            </w:r>
+          </w:p>
+        </w:tc>
+      </w:tr>
+      <w:tr>
+        <w:tc>
+          <w:tcPr>
+            <w:tcW w:type="dxa" w:w="2100"/>
+            <w:tcBorders>
+              <w:top w:val="single" w:color="D3DCD8" w:sz="4"/>
+              <w:left w:val="single" w:color="D3DCD8" w:sz="4"/>
+              <w:bottom w:val="single" w:color="D3DCD8" w:sz="4"/>
+              <w:right w:val="single" w:color="D3DCD8" w:sz="4"/>
+            </w:tcBorders>
+            <w:shd w:fill="EDF2F0" w:color="auto" w:val="clear"/>
+            <w:tcMar>
+              <w:top w:type="dxa" w:w="80"/>
+              <w:left w:type="dxa" w:w="120"/>
+              <w:bottom w:type="dxa" w:w="80"/>
+              <w:right w:type="dxa" w:w="120"/>
+            </w:tcMar>
+          </w:tcPr>
+          <w:p>
+            <w:pPr>
+              <w:spacing w:after="0" w:line="252"/>
+            </w:pPr>
+            <w:r>
+              <w:rPr>
+                <w:rFonts w:ascii="Arial" w:cs="Arial" w:eastAsia="Arial" w:hAnsi="Arial"/>
+                <w:b/>
+                <w:bCs/>
+                <w:caps/>
+                <w:color w:val="6B7A74"/>
+                <w:spacing w:val="14"/>
+                <w:sz w:val="16"/>
+                <w:szCs w:val="16"/>
+              </w:rPr>
               <w:t xml:space="preserve">Signification</w:t>
             </w:r>
           </w:p>
@@ -7630,6 +8761,77 @@
                 <w:szCs w:val="21"/>
               </w:rPr>
               <w:t xml:space="preserve">Seule la dernière tentative du moteur est retenue</w:t>
+            </w:r>
+          </w:p>
+        </w:tc>
+      </w:tr>
+      <w:tr>
+        <w:tc>
+          <w:tcPr>
+            <w:tcW w:type="dxa" w:w="2100"/>
+            <w:tcBorders>
+              <w:top w:val="single" w:color="D3DCD8" w:sz="4"/>
+              <w:left w:val="single" w:color="D3DCD8" w:sz="4"/>
+              <w:bottom w:val="single" w:color="D3DCD8" w:sz="4"/>
+              <w:right w:val="single" w:color="D3DCD8" w:sz="4"/>
+            </w:tcBorders>
+            <w:shd w:fill="EDF2F0" w:color="auto" w:val="clear"/>
+            <w:tcMar>
+              <w:top w:type="dxa" w:w="80"/>
+              <w:left w:type="dxa" w:w="120"/>
+              <w:bottom w:type="dxa" w:w="80"/>
+              <w:right w:type="dxa" w:w="120"/>
+            </w:tcMar>
+          </w:tcPr>
+          <w:p>
+            <w:pPr>
+              <w:spacing w:after="0" w:line="252"/>
+            </w:pPr>
+            <w:r>
+              <w:rPr>
+                <w:rFonts w:ascii="Arial" w:cs="Arial" w:eastAsia="Arial" w:hAnsi="Arial"/>
+                <w:b/>
+                <w:bCs/>
+                <w:caps/>
+                <w:color w:val="6B7A74"/>
+                <w:spacing w:val="14"/>
+                <w:sz w:val="16"/>
+                <w:szCs w:val="16"/>
+              </w:rPr>
+              <w:t xml:space="preserve">Niveau de preuve</w:t>
+            </w:r>
+          </w:p>
+        </w:tc>
+        <w:tc>
+          <w:tcPr>
+            <w:tcW w:type="dxa" w:w="7538"/>
+            <w:tcBorders>
+              <w:top w:val="single" w:color="D3DCD8" w:sz="4"/>
+              <w:left w:val="single" w:color="D3DCD8" w:sz="4"/>
+              <w:bottom w:val="single" w:color="D3DCD8" w:sz="4"/>
+              <w:right w:val="single" w:color="D3DCD8" w:sz="4"/>
+            </w:tcBorders>
+            <w:tcMar>
+              <w:top w:type="dxa" w:w="80"/>
+              <w:left w:type="dxa" w:w="120"/>
+              <w:bottom w:type="dxa" w:w="80"/>
+              <w:right w:type="dxa" w:w="120"/>
+            </w:tcMar>
+          </w:tcPr>
+          <w:p>
+            <w:pPr>
+              <w:spacing w:after="0" w:line="252"/>
+            </w:pPr>
+            <w:r>
+              <w:rPr>
+                <w:rFonts w:ascii="Arial" w:cs="Arial" w:eastAsia="Arial" w:hAnsi="Arial"/>
+                <w:b/>
+                <w:bCs/>
+                <w:color w:val="6B7A74"/>
+                <w:sz w:val="17"/>
+                <w:szCs w:val="17"/>
+              </w:rPr>
+              <w:t xml:space="preserve">Lu dans le code</w:t>
             </w:r>
           </w:p>
         </w:tc>
@@ -8099,7 +9301,7 @@
                 <w:sz w:val="21"/>
                 <w:szCs w:val="21"/>
               </w:rPr>
-              <w:t xml:space="preserve">Quatre types d'échec</w:t>
+              <w:t xml:space="preserve">Quatre types d'échec, avec deux définitions divergentes de l'erreur de process</w:t>
             </w:r>
           </w:p>
         </w:tc>
@@ -8137,7 +9339,7 @@
                 <w:sz w:val="16"/>
                 <w:szCs w:val="16"/>
               </w:rPr>
-              <w:t xml:space="preserve">Signification</w:t>
+              <w:t xml:space="preserve">Niveau de preuve</w:t>
             </w:r>
           </w:p>
         </w:tc>
@@ -8164,11 +9366,13 @@
             <w:r>
               <w:rPr>
                 <w:rFonts w:ascii="Arial" w:cs="Arial" w:eastAsia="Arial" w:hAnsi="Arial"/>
-                <w:color w:val="3C4A45"/>
-                <w:sz w:val="19"/>
-                <w:szCs w:val="19"/>
-              </w:rPr>
-              <w:t xml:space="preserve">Chaque échec est qualifié : valeurs automatiques manquantes, valeurs manuelles manquantes, les deux, ou erreur de process.</w:t>
+                <w:b/>
+                <w:bCs/>
+                <w:color w:val="6B7A74"/>
+                <w:sz w:val="17"/>
+                <w:szCs w:val="17"/>
+              </w:rPr>
+              <w:t xml:space="preserve">Lu dans le code</w:t>
             </w:r>
           </w:p>
         </w:tc>
@@ -8206,6 +9410,75 @@
                 <w:sz w:val="16"/>
                 <w:szCs w:val="16"/>
               </w:rPr>
+              <w:t xml:space="preserve">Signification</w:t>
+            </w:r>
+          </w:p>
+        </w:tc>
+        <w:tc>
+          <w:tcPr>
+            <w:tcW w:type="dxa" w:w="7538"/>
+            <w:tcBorders>
+              <w:top w:val="single" w:color="D3DCD8" w:sz="4"/>
+              <w:left w:val="single" w:color="D3DCD8" w:sz="4"/>
+              <w:bottom w:val="single" w:color="D3DCD8" w:sz="4"/>
+              <w:right w:val="single" w:color="D3DCD8" w:sz="4"/>
+            </w:tcBorders>
+            <w:tcMar>
+              <w:top w:type="dxa" w:w="80"/>
+              <w:left w:type="dxa" w:w="120"/>
+              <w:bottom w:type="dxa" w:w="80"/>
+              <w:right w:type="dxa" w:w="120"/>
+            </w:tcMar>
+          </w:tcPr>
+          <w:p>
+            <w:pPr>
+              <w:spacing w:after="0" w:line="252"/>
+            </w:pPr>
+            <w:r>
+              <w:rPr>
+                <w:rFonts w:ascii="Arial" w:cs="Arial" w:eastAsia="Arial" w:hAnsi="Arial"/>
+                <w:color w:val="3C4A45"/>
+                <w:sz w:val="19"/>
+                <w:szCs w:val="19"/>
+              </w:rPr>
+              <w:t xml:space="preserve">Chaque échec est qualifié : valeurs automatiques manquantes, valeurs manuelles manquantes, les deux, ou erreur de process. Attention : la carte « Failures caused by process errors » et le sélecteur « type d'échec » n'appliquent pas la même définition de l'erreur de process.</w:t>
+            </w:r>
+          </w:p>
+        </w:tc>
+      </w:tr>
+      <w:tr>
+        <w:tc>
+          <w:tcPr>
+            <w:tcW w:type="dxa" w:w="2100"/>
+            <w:tcBorders>
+              <w:top w:val="single" w:color="D3DCD8" w:sz="4"/>
+              <w:left w:val="single" w:color="D3DCD8" w:sz="4"/>
+              <w:bottom w:val="single" w:color="D3DCD8" w:sz="4"/>
+              <w:right w:val="single" w:color="D3DCD8" w:sz="4"/>
+            </w:tcBorders>
+            <w:shd w:fill="EDF2F0" w:color="auto" w:val="clear"/>
+            <w:tcMar>
+              <w:top w:type="dxa" w:w="80"/>
+              <w:left w:type="dxa" w:w="120"/>
+              <w:bottom w:type="dxa" w:w="80"/>
+              <w:right w:type="dxa" w:w="120"/>
+            </w:tcMar>
+          </w:tcPr>
+          <w:p>
+            <w:pPr>
+              <w:spacing w:after="0" w:line="252"/>
+            </w:pPr>
+            <w:r>
+              <w:rPr>
+                <w:rFonts w:ascii="Arial" w:cs="Arial" w:eastAsia="Arial" w:hAnsi="Arial"/>
+                <w:b/>
+                <w:bCs/>
+                <w:caps/>
+                <w:color w:val="6B7A74"/>
+                <w:spacing w:val="14"/>
+                <w:sz w:val="16"/>
+                <w:szCs w:val="16"/>
+              </w:rPr>
               <w:t xml:space="preserve">Traduction technique</w:t>
             </w:r>
           </w:p>
@@ -8237,7 +9510,7 @@
                 <w:sz w:val="19"/>
                 <w:szCs w:val="19"/>
               </w:rPr>
-              <w:t xml:space="preserve">Colonne type_echec dérivée de la colonne raison, elle-même dérivée de has_auto_value et has_manual_value.</w:t>
+              <w:t xml:space="preserve">La carte exige has_auto_value = 0 ET has_manual_value = 0. La colonne type_echec accepte en plus les valeurs nulles de ces deux indicateurs. Un échec dont les journaux du moteur sont absents — cas de l'alerte 8 — est donc classé « erreur process » par le sélecteur mais n'entre dans aucune des quatre cartes.</w:t>
             </w:r>
           </w:p>
         </w:tc>
@@ -8306,7 +9579,7 @@
                 <w:sz w:val="17"/>
                 <w:szCs w:val="17"/>
               </w:rPr>
-              <w:t xml:space="preserve">fact_monitoring_auto_manual_entries.ipynb cellules 36 et 42</w:t>
+              <w:t xml:space="preserve">Colonne : fact_monitoring_auto_manual_entries.ipynb cellules 36 et 42. Mesure de la carte : modèle sémantique, mesure Evolution_echec_process.</w:t>
             </w:r>
           </w:p>
         </w:tc>
@@ -8377,7 +9650,7 @@
                 <w:sz w:val="19"/>
                 <w:szCs w:val="19"/>
               </w:rPr>
-              <w:t xml:space="preserve">« Erreur process » est le cas résiduel : pas de recommandation et aucune valeur manquante identifiée.</w:t>
+              <w:t xml:space="preserve">À TRANCHER : les quatre cartes d'échec peuvent ne pas totaliser le nombre d'échecs de la période. Contrôle simple : leur somme doit égaler le total affiché.</w:t>
             </w:r>
           </w:p>
         </w:tc>
@@ -8634,6 +9907,77 @@
                 <w:sz w:val="16"/>
                 <w:szCs w:val="16"/>
               </w:rPr>
+              <w:t xml:space="preserve">Niveau de preuve</w:t>
+            </w:r>
+          </w:p>
+        </w:tc>
+        <w:tc>
+          <w:tcPr>
+            <w:tcW w:type="dxa" w:w="7538"/>
+            <w:tcBorders>
+              <w:top w:val="single" w:color="D3DCD8" w:sz="4"/>
+              <w:left w:val="single" w:color="D3DCD8" w:sz="4"/>
+              <w:bottom w:val="single" w:color="D3DCD8" w:sz="4"/>
+              <w:right w:val="single" w:color="D3DCD8" w:sz="4"/>
+            </w:tcBorders>
+            <w:tcMar>
+              <w:top w:type="dxa" w:w="80"/>
+              <w:left w:type="dxa" w:w="120"/>
+              <w:bottom w:type="dxa" w:w="80"/>
+              <w:right w:type="dxa" w:w="120"/>
+            </w:tcMar>
+          </w:tcPr>
+          <w:p>
+            <w:pPr>
+              <w:spacing w:after="0" w:line="252"/>
+            </w:pPr>
+            <w:r>
+              <w:rPr>
+                <w:rFonts w:ascii="Arial" w:cs="Arial" w:eastAsia="Arial" w:hAnsi="Arial"/>
+                <w:b/>
+                <w:bCs/>
+                <w:color w:val="6B7A74"/>
+                <w:sz w:val="17"/>
+                <w:szCs w:val="17"/>
+              </w:rPr>
+              <w:t xml:space="preserve">Lu dans le code</w:t>
+            </w:r>
+          </w:p>
+        </w:tc>
+      </w:tr>
+      <w:tr>
+        <w:tc>
+          <w:tcPr>
+            <w:tcW w:type="dxa" w:w="2100"/>
+            <w:tcBorders>
+              <w:top w:val="single" w:color="D3DCD8" w:sz="4"/>
+              <w:left w:val="single" w:color="D3DCD8" w:sz="4"/>
+              <w:bottom w:val="single" w:color="D3DCD8" w:sz="4"/>
+              <w:right w:val="single" w:color="D3DCD8" w:sz="4"/>
+            </w:tcBorders>
+            <w:shd w:fill="EDF2F0" w:color="auto" w:val="clear"/>
+            <w:tcMar>
+              <w:top w:type="dxa" w:w="80"/>
+              <w:left w:type="dxa" w:w="120"/>
+              <w:bottom w:type="dxa" w:w="80"/>
+              <w:right w:type="dxa" w:w="120"/>
+            </w:tcMar>
+          </w:tcPr>
+          <w:p>
+            <w:pPr>
+              <w:spacing w:after="0" w:line="252"/>
+            </w:pPr>
+            <w:r>
+              <w:rPr>
+                <w:rFonts w:ascii="Arial" w:cs="Arial" w:eastAsia="Arial" w:hAnsi="Arial"/>
+                <w:b/>
+                <w:bCs/>
+                <w:caps/>
+                <w:color w:val="6B7A74"/>
+                <w:spacing w:val="14"/>
+                <w:sz w:val="16"/>
+                <w:szCs w:val="16"/>
+              </w:rPr>
               <w:t xml:space="preserve">Signification</w:t>
             </w:r>
           </w:p>
@@ -9131,6 +10475,77 @@
                 <w:sz w:val="16"/>
                 <w:szCs w:val="16"/>
               </w:rPr>
+              <w:t xml:space="preserve">Niveau de preuve</w:t>
+            </w:r>
+          </w:p>
+        </w:tc>
+        <w:tc>
+          <w:tcPr>
+            <w:tcW w:type="dxa" w:w="7538"/>
+            <w:tcBorders>
+              <w:top w:val="single" w:color="D3DCD8" w:sz="4"/>
+              <w:left w:val="single" w:color="D3DCD8" w:sz="4"/>
+              <w:bottom w:val="single" w:color="D3DCD8" w:sz="4"/>
+              <w:right w:val="single" w:color="D3DCD8" w:sz="4"/>
+            </w:tcBorders>
+            <w:tcMar>
+              <w:top w:type="dxa" w:w="80"/>
+              <w:left w:type="dxa" w:w="120"/>
+              <w:bottom w:type="dxa" w:w="80"/>
+              <w:right w:type="dxa" w:w="120"/>
+            </w:tcMar>
+          </w:tcPr>
+          <w:p>
+            <w:pPr>
+              <w:spacing w:after="0" w:line="252"/>
+            </w:pPr>
+            <w:r>
+              <w:rPr>
+                <w:rFonts w:ascii="Arial" w:cs="Arial" w:eastAsia="Arial" w:hAnsi="Arial"/>
+                <w:b/>
+                <w:bCs/>
+                <w:color w:val="6B7A74"/>
+                <w:sz w:val="17"/>
+                <w:szCs w:val="17"/>
+              </w:rPr>
+              <w:t xml:space="preserve">Lu dans le code</w:t>
+            </w:r>
+          </w:p>
+        </w:tc>
+      </w:tr>
+      <w:tr>
+        <w:tc>
+          <w:tcPr>
+            <w:tcW w:type="dxa" w:w="2100"/>
+            <w:tcBorders>
+              <w:top w:val="single" w:color="D3DCD8" w:sz="4"/>
+              <w:left w:val="single" w:color="D3DCD8" w:sz="4"/>
+              <w:bottom w:val="single" w:color="D3DCD8" w:sz="4"/>
+              <w:right w:val="single" w:color="D3DCD8" w:sz="4"/>
+            </w:tcBorders>
+            <w:shd w:fill="EDF2F0" w:color="auto" w:val="clear"/>
+            <w:tcMar>
+              <w:top w:type="dxa" w:w="80"/>
+              <w:left w:type="dxa" w:w="120"/>
+              <w:bottom w:type="dxa" w:w="80"/>
+              <w:right w:type="dxa" w:w="120"/>
+            </w:tcMar>
+          </w:tcPr>
+          <w:p>
+            <w:pPr>
+              <w:spacing w:after="0" w:line="252"/>
+            </w:pPr>
+            <w:r>
+              <w:rPr>
+                <w:rFonts w:ascii="Arial" w:cs="Arial" w:eastAsia="Arial" w:hAnsi="Arial"/>
+                <w:b/>
+                <w:bCs/>
+                <w:caps/>
+                <w:color w:val="6B7A74"/>
+                <w:spacing w:val="14"/>
+                <w:sz w:val="16"/>
+                <w:szCs w:val="16"/>
+              </w:rPr>
               <w:t xml:space="preserve">Signification</w:t>
             </w:r>
           </w:p>
@@ -9591,6 +11006,77 @@
                 <w:szCs w:val="21"/>
               </w:rPr>
               <w:t xml:space="preserve">Chaque alerte est classée MS ou IDF</w:t>
+            </w:r>
+          </w:p>
+        </w:tc>
+      </w:tr>
+      <w:tr>
+        <w:tc>
+          <w:tcPr>
+            <w:tcW w:type="dxa" w:w="2100"/>
+            <w:tcBorders>
+              <w:top w:val="single" w:color="D3DCD8" w:sz="4"/>
+              <w:left w:val="single" w:color="D3DCD8" w:sz="4"/>
+              <w:bottom w:val="single" w:color="D3DCD8" w:sz="4"/>
+              <w:right w:val="single" w:color="D3DCD8" w:sz="4"/>
+            </w:tcBorders>
+            <w:shd w:fill="EDF2F0" w:color="auto" w:val="clear"/>
+            <w:tcMar>
+              <w:top w:type="dxa" w:w="80"/>
+              <w:left w:type="dxa" w:w="120"/>
+              <w:bottom w:type="dxa" w:w="80"/>
+              <w:right w:type="dxa" w:w="120"/>
+            </w:tcMar>
+          </w:tcPr>
+          <w:p>
+            <w:pPr>
+              <w:spacing w:after="0" w:line="252"/>
+            </w:pPr>
+            <w:r>
+              <w:rPr>
+                <w:rFonts w:ascii="Arial" w:cs="Arial" w:eastAsia="Arial" w:hAnsi="Arial"/>
+                <w:b/>
+                <w:bCs/>
+                <w:caps/>
+                <w:color w:val="6B7A74"/>
+                <w:spacing w:val="14"/>
+                <w:sz w:val="16"/>
+                <w:szCs w:val="16"/>
+              </w:rPr>
+              <w:t xml:space="preserve">Niveau de preuve</w:t>
+            </w:r>
+          </w:p>
+        </w:tc>
+        <w:tc>
+          <w:tcPr>
+            <w:tcW w:type="dxa" w:w="7538"/>
+            <w:tcBorders>
+              <w:top w:val="single" w:color="D3DCD8" w:sz="4"/>
+              <w:left w:val="single" w:color="D3DCD8" w:sz="4"/>
+              <w:bottom w:val="single" w:color="D3DCD8" w:sz="4"/>
+              <w:right w:val="single" w:color="D3DCD8" w:sz="4"/>
+            </w:tcBorders>
+            <w:tcMar>
+              <w:top w:type="dxa" w:w="80"/>
+              <w:left w:type="dxa" w:w="120"/>
+              <w:bottom w:type="dxa" w:w="80"/>
+              <w:right w:type="dxa" w:w="120"/>
+            </w:tcMar>
+          </w:tcPr>
+          <w:p>
+            <w:pPr>
+              <w:spacing w:after="0" w:line="252"/>
+            </w:pPr>
+            <w:r>
+              <w:rPr>
+                <w:rFonts w:ascii="Arial" w:cs="Arial" w:eastAsia="Arial" w:hAnsi="Arial"/>
+                <w:b/>
+                <w:bCs/>
+                <w:color w:val="6B7A74"/>
+                <w:sz w:val="17"/>
+                <w:szCs w:val="17"/>
+              </w:rPr>
+              <w:t xml:space="preserve">Lu dans le code</w:t>
             </w:r>
           </w:p>
         </w:tc>
@@ -10169,6 +11655,77 @@
                 <w:sz w:val="16"/>
                 <w:szCs w:val="16"/>
               </w:rPr>
+              <w:t xml:space="preserve">Niveau de preuve</w:t>
+            </w:r>
+          </w:p>
+        </w:tc>
+        <w:tc>
+          <w:tcPr>
+            <w:tcW w:type="dxa" w:w="7538"/>
+            <w:tcBorders>
+              <w:top w:val="single" w:color="D3DCD8" w:sz="4"/>
+              <w:left w:val="single" w:color="D3DCD8" w:sz="4"/>
+              <w:bottom w:val="single" w:color="D3DCD8" w:sz="4"/>
+              <w:right w:val="single" w:color="D3DCD8" w:sz="4"/>
+            </w:tcBorders>
+            <w:tcMar>
+              <w:top w:type="dxa" w:w="80"/>
+              <w:left w:type="dxa" w:w="120"/>
+              <w:bottom w:type="dxa" w:w="80"/>
+              <w:right w:type="dxa" w:w="120"/>
+            </w:tcMar>
+          </w:tcPr>
+          <w:p>
+            <w:pPr>
+              <w:spacing w:after="0" w:line="252"/>
+            </w:pPr>
+            <w:r>
+              <w:rPr>
+                <w:rFonts w:ascii="Arial" w:cs="Arial" w:eastAsia="Arial" w:hAnsi="Arial"/>
+                <w:b/>
+                <w:bCs/>
+                <w:color w:val="6B7A74"/>
+                <w:sz w:val="17"/>
+                <w:szCs w:val="17"/>
+              </w:rPr>
+              <w:t xml:space="preserve">Lu dans le code</w:t>
+            </w:r>
+          </w:p>
+        </w:tc>
+      </w:tr>
+      <w:tr>
+        <w:tc>
+          <w:tcPr>
+            <w:tcW w:type="dxa" w:w="2100"/>
+            <w:tcBorders>
+              <w:top w:val="single" w:color="D3DCD8" w:sz="4"/>
+              <w:left w:val="single" w:color="D3DCD8" w:sz="4"/>
+              <w:bottom w:val="single" w:color="D3DCD8" w:sz="4"/>
+              <w:right w:val="single" w:color="D3DCD8" w:sz="4"/>
+            </w:tcBorders>
+            <w:shd w:fill="EDF2F0" w:color="auto" w:val="clear"/>
+            <w:tcMar>
+              <w:top w:type="dxa" w:w="80"/>
+              <w:left w:type="dxa" w:w="120"/>
+              <w:bottom w:type="dxa" w:w="80"/>
+              <w:right w:type="dxa" w:w="120"/>
+            </w:tcMar>
+          </w:tcPr>
+          <w:p>
+            <w:pPr>
+              <w:spacing w:after="0" w:line="252"/>
+            </w:pPr>
+            <w:r>
+              <w:rPr>
+                <w:rFonts w:ascii="Arial" w:cs="Arial" w:eastAsia="Arial" w:hAnsi="Arial"/>
+                <w:b/>
+                <w:bCs/>
+                <w:caps/>
+                <w:color w:val="6B7A74"/>
+                <w:spacing w:val="14"/>
+                <w:sz w:val="16"/>
+                <w:szCs w:val="16"/>
+              </w:rPr>
               <w:t xml:space="preserve">Signification</w:t>
             </w:r>
           </w:p>
@@ -10666,6 +12223,77 @@
                 <w:sz w:val="16"/>
                 <w:szCs w:val="16"/>
               </w:rPr>
+              <w:t xml:space="preserve">Niveau de preuve</w:t>
+            </w:r>
+          </w:p>
+        </w:tc>
+        <w:tc>
+          <w:tcPr>
+            <w:tcW w:type="dxa" w:w="7538"/>
+            <w:tcBorders>
+              <w:top w:val="single" w:color="D3DCD8" w:sz="4"/>
+              <w:left w:val="single" w:color="D3DCD8" w:sz="4"/>
+              <w:bottom w:val="single" w:color="D3DCD8" w:sz="4"/>
+              <w:right w:val="single" w:color="D3DCD8" w:sz="4"/>
+            </w:tcBorders>
+            <w:tcMar>
+              <w:top w:type="dxa" w:w="80"/>
+              <w:left w:type="dxa" w:w="120"/>
+              <w:bottom w:type="dxa" w:w="80"/>
+              <w:right w:type="dxa" w:w="120"/>
+            </w:tcMar>
+          </w:tcPr>
+          <w:p>
+            <w:pPr>
+              <w:spacing w:after="0" w:line="252"/>
+            </w:pPr>
+            <w:r>
+              <w:rPr>
+                <w:rFonts w:ascii="Arial" w:cs="Arial" w:eastAsia="Arial" w:hAnsi="Arial"/>
+                <w:b/>
+                <w:bCs/>
+                <w:color w:val="6B7A74"/>
+                <w:sz w:val="17"/>
+                <w:szCs w:val="17"/>
+              </w:rPr>
+              <w:t xml:space="preserve">Lu dans le code</w:t>
+            </w:r>
+          </w:p>
+        </w:tc>
+      </w:tr>
+      <w:tr>
+        <w:tc>
+          <w:tcPr>
+            <w:tcW w:type="dxa" w:w="2100"/>
+            <w:tcBorders>
+              <w:top w:val="single" w:color="D3DCD8" w:sz="4"/>
+              <w:left w:val="single" w:color="D3DCD8" w:sz="4"/>
+              <w:bottom w:val="single" w:color="D3DCD8" w:sz="4"/>
+              <w:right w:val="single" w:color="D3DCD8" w:sz="4"/>
+            </w:tcBorders>
+            <w:shd w:fill="EDF2F0" w:color="auto" w:val="clear"/>
+            <w:tcMar>
+              <w:top w:type="dxa" w:w="80"/>
+              <w:left w:type="dxa" w:w="120"/>
+              <w:bottom w:type="dxa" w:w="80"/>
+              <w:right w:type="dxa" w:w="120"/>
+            </w:tcMar>
+          </w:tcPr>
+          <w:p>
+            <w:pPr>
+              <w:spacing w:after="0" w:line="252"/>
+            </w:pPr>
+            <w:r>
+              <w:rPr>
+                <w:rFonts w:ascii="Arial" w:cs="Arial" w:eastAsia="Arial" w:hAnsi="Arial"/>
+                <w:b/>
+                <w:bCs/>
+                <w:caps/>
+                <w:color w:val="6B7A74"/>
+                <w:spacing w:val="14"/>
+                <w:sz w:val="16"/>
+                <w:szCs w:val="16"/>
+              </w:rPr>
               <w:t xml:space="preserve">Signification</w:t>
             </w:r>
           </w:p>
@@ -11126,6 +12754,77 @@
                 <w:szCs w:val="21"/>
               </w:rPr>
               <w:t xml:space="preserve">Le calendrier s'arrête à aujourd'hui et démarre au 01/01/2025</w:t>
+            </w:r>
+          </w:p>
+        </w:tc>
+      </w:tr>
+      <w:tr>
+        <w:tc>
+          <w:tcPr>
+            <w:tcW w:type="dxa" w:w="2100"/>
+            <w:tcBorders>
+              <w:top w:val="single" w:color="D3DCD8" w:sz="4"/>
+              <w:left w:val="single" w:color="D3DCD8" w:sz="4"/>
+              <w:bottom w:val="single" w:color="D3DCD8" w:sz="4"/>
+              <w:right w:val="single" w:color="D3DCD8" w:sz="4"/>
+            </w:tcBorders>
+            <w:shd w:fill="EDF2F0" w:color="auto" w:val="clear"/>
+            <w:tcMar>
+              <w:top w:type="dxa" w:w="80"/>
+              <w:left w:type="dxa" w:w="120"/>
+              <w:bottom w:type="dxa" w:w="80"/>
+              <w:right w:type="dxa" w:w="120"/>
+            </w:tcMar>
+          </w:tcPr>
+          <w:p>
+            <w:pPr>
+              <w:spacing w:after="0" w:line="252"/>
+            </w:pPr>
+            <w:r>
+              <w:rPr>
+                <w:rFonts w:ascii="Arial" w:cs="Arial" w:eastAsia="Arial" w:hAnsi="Arial"/>
+                <w:b/>
+                <w:bCs/>
+                <w:caps/>
+                <w:color w:val="6B7A74"/>
+                <w:spacing w:val="14"/>
+                <w:sz w:val="16"/>
+                <w:szCs w:val="16"/>
+              </w:rPr>
+              <w:t xml:space="preserve">Niveau de preuve</w:t>
+            </w:r>
+          </w:p>
+        </w:tc>
+        <w:tc>
+          <w:tcPr>
+            <w:tcW w:type="dxa" w:w="7538"/>
+            <w:tcBorders>
+              <w:top w:val="single" w:color="D3DCD8" w:sz="4"/>
+              <w:left w:val="single" w:color="D3DCD8" w:sz="4"/>
+              <w:bottom w:val="single" w:color="D3DCD8" w:sz="4"/>
+              <w:right w:val="single" w:color="D3DCD8" w:sz="4"/>
+            </w:tcBorders>
+            <w:tcMar>
+              <w:top w:type="dxa" w:w="80"/>
+              <w:left w:type="dxa" w:w="120"/>
+              <w:bottom w:type="dxa" w:w="80"/>
+              <w:right w:type="dxa" w:w="120"/>
+            </w:tcMar>
+          </w:tcPr>
+          <w:p>
+            <w:pPr>
+              <w:spacing w:after="0" w:line="252"/>
+            </w:pPr>
+            <w:r>
+              <w:rPr>
+                <w:rFonts w:ascii="Arial" w:cs="Arial" w:eastAsia="Arial" w:hAnsi="Arial"/>
+                <w:b/>
+                <w:bCs/>
+                <w:color w:val="6B7A74"/>
+                <w:sz w:val="17"/>
+                <w:szCs w:val="17"/>
+              </w:rPr>
+              <w:t xml:space="preserve">Lu dans le code</w:t>
             </w:r>
           </w:p>
         </w:tc>
@@ -11704,6 +13403,77 @@
                 <w:sz w:val="16"/>
                 <w:szCs w:val="16"/>
               </w:rPr>
+              <w:t xml:space="preserve">Niveau de preuve</w:t>
+            </w:r>
+          </w:p>
+        </w:tc>
+        <w:tc>
+          <w:tcPr>
+            <w:tcW w:type="dxa" w:w="7538"/>
+            <w:tcBorders>
+              <w:top w:val="single" w:color="D3DCD8" w:sz="4"/>
+              <w:left w:val="single" w:color="D3DCD8" w:sz="4"/>
+              <w:bottom w:val="single" w:color="D3DCD8" w:sz="4"/>
+              <w:right w:val="single" w:color="D3DCD8" w:sz="4"/>
+            </w:tcBorders>
+            <w:tcMar>
+              <w:top w:type="dxa" w:w="80"/>
+              <w:left w:type="dxa" w:w="120"/>
+              <w:bottom w:type="dxa" w:w="80"/>
+              <w:right w:type="dxa" w:w="120"/>
+            </w:tcMar>
+          </w:tcPr>
+          <w:p>
+            <w:pPr>
+              <w:spacing w:after="0" w:line="252"/>
+            </w:pPr>
+            <w:r>
+              <w:rPr>
+                <w:rFonts w:ascii="Arial" w:cs="Arial" w:eastAsia="Arial" w:hAnsi="Arial"/>
+                <w:b/>
+                <w:bCs/>
+                <w:color w:val="6B7A74"/>
+                <w:sz w:val="17"/>
+                <w:szCs w:val="17"/>
+              </w:rPr>
+              <w:t xml:space="preserve">Lu dans le code</w:t>
+            </w:r>
+          </w:p>
+        </w:tc>
+      </w:tr>
+      <w:tr>
+        <w:tc>
+          <w:tcPr>
+            <w:tcW w:type="dxa" w:w="2100"/>
+            <w:tcBorders>
+              <w:top w:val="single" w:color="D3DCD8" w:sz="4"/>
+              <w:left w:val="single" w:color="D3DCD8" w:sz="4"/>
+              <w:bottom w:val="single" w:color="D3DCD8" w:sz="4"/>
+              <w:right w:val="single" w:color="D3DCD8" w:sz="4"/>
+            </w:tcBorders>
+            <w:shd w:fill="EDF2F0" w:color="auto" w:val="clear"/>
+            <w:tcMar>
+              <w:top w:type="dxa" w:w="80"/>
+              <w:left w:type="dxa" w:w="120"/>
+              <w:bottom w:type="dxa" w:w="80"/>
+              <w:right w:type="dxa" w:w="120"/>
+            </w:tcMar>
+          </w:tcPr>
+          <w:p>
+            <w:pPr>
+              <w:spacing w:after="0" w:line="252"/>
+            </w:pPr>
+            <w:r>
+              <w:rPr>
+                <w:rFonts w:ascii="Arial" w:cs="Arial" w:eastAsia="Arial" w:hAnsi="Arial"/>
+                <w:b/>
+                <w:bCs/>
+                <w:caps/>
+                <w:color w:val="6B7A74"/>
+                <w:spacing w:val="14"/>
+                <w:sz w:val="16"/>
+                <w:szCs w:val="16"/>
+              </w:rPr>
               <w:t xml:space="preserve">Signification</w:t>
             </w:r>
           </w:p>
@@ -12163,7 +13933,7 @@
                 <w:sz w:val="21"/>
                 <w:szCs w:val="21"/>
               </w:rPr>
-              <w:t xml:space="preserve">Une page semble faire doublon</w:t>
+              <w:t xml:space="preserve">Deux pages traitent la catégorisation des échecs</w:t>
             </w:r>
           </w:p>
         </w:tc>
@@ -12201,7 +13971,7 @@
                 <w:sz w:val="16"/>
                 <w:szCs w:val="16"/>
               </w:rPr>
-              <w:t xml:space="preserve">Signification</w:t>
+              <w:t xml:space="preserve">Niveau de preuve</w:t>
             </w:r>
           </w:p>
         </w:tc>
@@ -12228,11 +13998,13 @@
             <w:r>
               <w:rPr>
                 <w:rFonts w:ascii="Arial" w:cs="Arial" w:eastAsia="Arial" w:hAnsi="Arial"/>
-                <w:color w:val="3C4A45"/>
-                <w:sz w:val="19"/>
-                <w:szCs w:val="19"/>
-              </w:rPr>
-              <w:t xml:space="preserve">Les pages « Alerts : failures to categorize » et « Auto. failures to categorize copy » proposent les mêmes filtres et un intitulé très proche.</w:t>
+                <w:b/>
+                <w:bCs/>
+                <w:color w:val="6B7A74"/>
+                <w:sz w:val="17"/>
+                <w:szCs w:val="17"/>
+              </w:rPr>
+              <w:t xml:space="preserve">Lu dans le code</w:t>
             </w:r>
           </w:p>
         </w:tc>
@@ -12270,6 +14042,75 @@
                 <w:sz w:val="16"/>
                 <w:szCs w:val="16"/>
               </w:rPr>
+              <w:t xml:space="preserve">Signification</w:t>
+            </w:r>
+          </w:p>
+        </w:tc>
+        <w:tc>
+          <w:tcPr>
+            <w:tcW w:type="dxa" w:w="7538"/>
+            <w:tcBorders>
+              <w:top w:val="single" w:color="D3DCD8" w:sz="4"/>
+              <w:left w:val="single" w:color="D3DCD8" w:sz="4"/>
+              <w:bottom w:val="single" w:color="D3DCD8" w:sz="4"/>
+              <w:right w:val="single" w:color="D3DCD8" w:sz="4"/>
+            </w:tcBorders>
+            <w:tcMar>
+              <w:top w:type="dxa" w:w="80"/>
+              <w:left w:type="dxa" w:w="120"/>
+              <w:bottom w:type="dxa" w:w="80"/>
+              <w:right w:type="dxa" w:w="120"/>
+            </w:tcMar>
+          </w:tcPr>
+          <w:p>
+            <w:pPr>
+              <w:spacing w:after="0" w:line="252"/>
+            </w:pPr>
+            <w:r>
+              <w:rPr>
+                <w:rFonts w:ascii="Arial" w:cs="Arial" w:eastAsia="Arial" w:hAnsi="Arial"/>
+                <w:color w:val="3C4A45"/>
+                <w:sz w:val="19"/>
+                <w:szCs w:val="19"/>
+              </w:rPr>
+              <w:t xml:space="preserve">« Alerts : failures to categorize » est centrée sur les libellés d'alerte et les mesures automatiques manquantes. « Auto. failures to categorize copy » propose un arbre de décomposition et descend jusqu'aux noms de tags et de mesures. Les deux offrent les mêmes filtres.</w:t>
+            </w:r>
+          </w:p>
+        </w:tc>
+      </w:tr>
+      <w:tr>
+        <w:tc>
+          <w:tcPr>
+            <w:tcW w:type="dxa" w:w="2100"/>
+            <w:tcBorders>
+              <w:top w:val="single" w:color="D3DCD8" w:sz="4"/>
+              <w:left w:val="single" w:color="D3DCD8" w:sz="4"/>
+              <w:bottom w:val="single" w:color="D3DCD8" w:sz="4"/>
+              <w:right w:val="single" w:color="D3DCD8" w:sz="4"/>
+            </w:tcBorders>
+            <w:shd w:fill="EDF2F0" w:color="auto" w:val="clear"/>
+            <w:tcMar>
+              <w:top w:type="dxa" w:w="80"/>
+              <w:left w:type="dxa" w:w="120"/>
+              <w:bottom w:type="dxa" w:w="80"/>
+              <w:right w:type="dxa" w:w="120"/>
+            </w:tcMar>
+          </w:tcPr>
+          <w:p>
+            <w:pPr>
+              <w:spacing w:after="0" w:line="252"/>
+            </w:pPr>
+            <w:r>
+              <w:rPr>
+                <w:rFonts w:ascii="Arial" w:cs="Arial" w:eastAsia="Arial" w:hAnsi="Arial"/>
+                <w:b/>
+                <w:bCs/>
+                <w:caps/>
+                <w:color w:val="6B7A74"/>
+                <w:spacing w:val="14"/>
+                <w:sz w:val="16"/>
+                <w:szCs w:val="16"/>
+              </w:rPr>
               <w:t xml:space="preserve">Traduction technique</w:t>
             </w:r>
           </w:p>
@@ -12301,7 +14142,7 @@
                 <w:sz w:val="19"/>
                 <w:szCs w:val="19"/>
               </w:rPr>
-              <w:t xml:space="preserve">Deux pages distinctes dans la définition du rapport, la seconde nommée « copy ».</w:t>
+              <w:t xml:space="preserve">Deux pages distinctes, aux visuels et aux champs différents malgré le suffixe « copy » de la seconde.</w:t>
             </w:r>
           </w:p>
         </w:tc>
@@ -12441,7 +14282,7 @@
                 <w:sz w:val="19"/>
                 <w:szCs w:val="19"/>
               </w:rPr>
-              <w:t xml:space="preserve">À trancher : garder les deux, en supprimer une.</w:t>
+              <w:t xml:space="preserve">Ce ne sont pas des doublons. La question est de savoir si les deux angles sont réellement utilisés, et si le nom de la seconde ne devrait pas être clarifié.</w:t>
             </w:r>
           </w:p>
         </w:tc>
@@ -12698,6 +14539,77 @@
                 <w:sz w:val="16"/>
                 <w:szCs w:val="16"/>
               </w:rPr>
+              <w:t xml:space="preserve">Niveau de preuve</w:t>
+            </w:r>
+          </w:p>
+        </w:tc>
+        <w:tc>
+          <w:tcPr>
+            <w:tcW w:type="dxa" w:w="7538"/>
+            <w:tcBorders>
+              <w:top w:val="single" w:color="D3DCD8" w:sz="4"/>
+              <w:left w:val="single" w:color="D3DCD8" w:sz="4"/>
+              <w:bottom w:val="single" w:color="D3DCD8" w:sz="4"/>
+              <w:right w:val="single" w:color="D3DCD8" w:sz="4"/>
+            </w:tcBorders>
+            <w:tcMar>
+              <w:top w:type="dxa" w:w="80"/>
+              <w:left w:type="dxa" w:w="120"/>
+              <w:bottom w:type="dxa" w:w="80"/>
+              <w:right w:type="dxa" w:w="120"/>
+            </w:tcMar>
+          </w:tcPr>
+          <w:p>
+            <w:pPr>
+              <w:spacing w:after="0" w:line="252"/>
+            </w:pPr>
+            <w:r>
+              <w:rPr>
+                <w:rFonts w:ascii="Arial" w:cs="Arial" w:eastAsia="Arial" w:hAnsi="Arial"/>
+                <w:b/>
+                <w:bCs/>
+                <w:color w:val="6B7A74"/>
+                <w:sz w:val="17"/>
+                <w:szCs w:val="17"/>
+              </w:rPr>
+              <w:t xml:space="preserve">Lu dans le code</w:t>
+            </w:r>
+          </w:p>
+        </w:tc>
+      </w:tr>
+      <w:tr>
+        <w:tc>
+          <w:tcPr>
+            <w:tcW w:type="dxa" w:w="2100"/>
+            <w:tcBorders>
+              <w:top w:val="single" w:color="D3DCD8" w:sz="4"/>
+              <w:left w:val="single" w:color="D3DCD8" w:sz="4"/>
+              <w:bottom w:val="single" w:color="D3DCD8" w:sz="4"/>
+              <w:right w:val="single" w:color="D3DCD8" w:sz="4"/>
+            </w:tcBorders>
+            <w:shd w:fill="EDF2F0" w:color="auto" w:val="clear"/>
+            <w:tcMar>
+              <w:top w:type="dxa" w:w="80"/>
+              <w:left w:type="dxa" w:w="120"/>
+              <w:bottom w:type="dxa" w:w="80"/>
+              <w:right w:type="dxa" w:w="120"/>
+            </w:tcMar>
+          </w:tcPr>
+          <w:p>
+            <w:pPr>
+              <w:spacing w:after="0" w:line="252"/>
+            </w:pPr>
+            <w:r>
+              <w:rPr>
+                <w:rFonts w:ascii="Arial" w:cs="Arial" w:eastAsia="Arial" w:hAnsi="Arial"/>
+                <w:b/>
+                <w:bCs/>
+                <w:caps/>
+                <w:color w:val="6B7A74"/>
+                <w:spacing w:val="14"/>
+                <w:sz w:val="16"/>
+                <w:szCs w:val="16"/>
+              </w:rPr>
               <w:t xml:space="preserve">Signification</w:t>
             </w:r>
           </w:p>
@@ -13195,7 +15107,7 @@
                 <w:sz w:val="16"/>
                 <w:szCs w:val="16"/>
               </w:rPr>
-              <w:t xml:space="preserve">Signification</w:t>
+              <w:t xml:space="preserve">Niveau de preuve</w:t>
             </w:r>
           </w:p>
         </w:tc>
@@ -13222,11 +15134,13 @@
             <w:r>
               <w:rPr>
                 <w:rFonts w:ascii="Arial" w:cs="Arial" w:eastAsia="Arial" w:hAnsi="Arial"/>
-                <w:color w:val="3C4A45"/>
-                <w:sz w:val="19"/>
-                <w:szCs w:val="19"/>
-              </w:rPr>
-              <w:t xml:space="preserve">Le rapport propose des évolutions sur 24 h, 7 jours et 30 jours, ainsi que des comparaisons semaine en cours contre semaine précédente et mois en cours contre mois précédent.</w:t>
+                <w:b/>
+                <w:bCs/>
+                <w:color w:val="8A5D0B"/>
+                <w:sz w:val="17"/>
+                <w:szCs w:val="17"/>
+              </w:rPr>
+              <w:t xml:space="preserve">Déduit — non testé</w:t>
             </w:r>
           </w:p>
         </w:tc>
@@ -13264,6 +15178,75 @@
                 <w:sz w:val="16"/>
                 <w:szCs w:val="16"/>
               </w:rPr>
+              <w:t xml:space="preserve">Signification</w:t>
+            </w:r>
+          </w:p>
+        </w:tc>
+        <w:tc>
+          <w:tcPr>
+            <w:tcW w:type="dxa" w:w="7538"/>
+            <w:tcBorders>
+              <w:top w:val="single" w:color="D3DCD8" w:sz="4"/>
+              <w:left w:val="single" w:color="D3DCD8" w:sz="4"/>
+              <w:bottom w:val="single" w:color="D3DCD8" w:sz="4"/>
+              <w:right w:val="single" w:color="D3DCD8" w:sz="4"/>
+            </w:tcBorders>
+            <w:tcMar>
+              <w:top w:type="dxa" w:w="80"/>
+              <w:left w:type="dxa" w:w="120"/>
+              <w:bottom w:type="dxa" w:w="80"/>
+              <w:right w:type="dxa" w:w="120"/>
+            </w:tcMar>
+          </w:tcPr>
+          <w:p>
+            <w:pPr>
+              <w:spacing w:after="0" w:line="252"/>
+            </w:pPr>
+            <w:r>
+              <w:rPr>
+                <w:rFonts w:ascii="Arial" w:cs="Arial" w:eastAsia="Arial" w:hAnsi="Arial"/>
+                <w:color w:val="3C4A45"/>
+                <w:sz w:val="19"/>
+                <w:szCs w:val="19"/>
+              </w:rPr>
+              <w:t xml:space="preserve">Le rapport propose des évolutions sur 24 h, 7 jours et 30 jours, ainsi que des comparaisons de semaine et de mois glissants.</w:t>
+            </w:r>
+          </w:p>
+        </w:tc>
+      </w:tr>
+      <w:tr>
+        <w:tc>
+          <w:tcPr>
+            <w:tcW w:type="dxa" w:w="2100"/>
+            <w:tcBorders>
+              <w:top w:val="single" w:color="D3DCD8" w:sz="4"/>
+              <w:left w:val="single" w:color="D3DCD8" w:sz="4"/>
+              <w:bottom w:val="single" w:color="D3DCD8" w:sz="4"/>
+              <w:right w:val="single" w:color="D3DCD8" w:sz="4"/>
+            </w:tcBorders>
+            <w:shd w:fill="EDF2F0" w:color="auto" w:val="clear"/>
+            <w:tcMar>
+              <w:top w:type="dxa" w:w="80"/>
+              <w:left w:type="dxa" w:w="120"/>
+              <w:bottom w:type="dxa" w:w="80"/>
+              <w:right w:type="dxa" w:w="120"/>
+            </w:tcMar>
+          </w:tcPr>
+          <w:p>
+            <w:pPr>
+              <w:spacing w:after="0" w:line="252"/>
+            </w:pPr>
+            <w:r>
+              <w:rPr>
+                <w:rFonts w:ascii="Arial" w:cs="Arial" w:eastAsia="Arial" w:hAnsi="Arial"/>
+                <w:b/>
+                <w:bCs/>
+                <w:caps/>
+                <w:color w:val="6B7A74"/>
+                <w:spacing w:val="14"/>
+                <w:sz w:val="16"/>
+                <w:szCs w:val="16"/>
+              </w:rPr>
               <w:t xml:space="preserve">Traduction technique</w:t>
             </w:r>
           </w:p>
@@ -13295,7 +15278,7 @@
                 <w:sz w:val="19"/>
                 <w:szCs w:val="19"/>
               </w:rPr>
-              <w:t xml:space="preserve">Mesures Evolution_echec_24h, _7j, _30j et colonnes calculées Last24h, Last7j, Last30j, Last3months, toutes basées sur calculation_interval_after_datetime et TODAY().</w:t>
+              <w:t xml:space="preserve">Mesures Evolution_echec_24h, _7j, _30j, basées sur calculation_interval_after_datetime et TODAY(). Elles se combinent au filtre de date de la page plutôt que de s'y substituer.</w:t>
             </w:r>
           </w:p>
         </w:tc>
@@ -13435,7 +15418,7 @@
                 <w:sz w:val="19"/>
                 <w:szCs w:val="19"/>
               </w:rPr>
-              <w:t xml:space="preserve">Ces périodes sont relatives à la date du jour et ne suivent pas le filtre de date de la page.</w:t>
+              <w:t xml:space="preserve">DÉDUIT, NON TESTÉ : si la période sélectionnée n'inclut pas les dernières 24 h, l'indicateur correspondant devrait afficher zéro. À vérifier en ouvrant le rapport.</w:t>
             </w:r>
           </w:p>
         </w:tc>
@@ -16961,7 +18944,7 @@
                 <w:sz w:val="20"/>
                 <w:szCs w:val="20"/>
               </w:rPr>
-              <w:t xml:space="preserve">A6   </w:t>
+              <w:t xml:space="preserve">C1   </w:t>
             </w:r>
             <w:r>
               <w:rPr>
@@ -16972,7 +18955,7 @@
                 <w:sz w:val="21"/>
                 <w:szCs w:val="21"/>
               </w:rPr>
-              <w:t xml:space="preserve">Faut-il exclure les batches et lignes de programme supprimés ?</w:t>
+              <w:t xml:space="preserve">Faut-il aligner les deux définitions de l'erreur de process ?</w:t>
             </w:r>
           </w:p>
         </w:tc>
@@ -17112,7 +19095,7 @@
                 <w:sz w:val="19"/>
                 <w:szCs w:val="19"/>
               </w:rPr>
-              <w:t xml:space="preserve">C'est le seul point de cette liste qui change un chiffre affiché aujourd'hui : le taux de réussite passerait de 64,9 % à 66,4 %.</w:t>
+              <w:t xml:space="preserve">La carte et le sélecteur ne comptent pas la même chose. Un échec sans journal du moteur échappe aux quatre cartes tout en pesant dans le taux de réussite.</w:t>
             </w:r>
           </w:p>
         </w:tc>
@@ -17320,7 +19303,7 @@
                 <w:sz w:val="20"/>
                 <w:szCs w:val="20"/>
               </w:rPr>
-              <w:t xml:space="preserve">C3   </w:t>
+              <w:t xml:space="preserve">A6   </w:t>
             </w:r>
             <w:r>
               <w:rPr>
@@ -17331,7 +19314,7 @@
                 <w:sz w:val="21"/>
                 <w:szCs w:val="21"/>
               </w:rPr>
-              <w:t xml:space="preserve">Les trois seuils de temps sont-ils les bons ?</w:t>
+              <w:t xml:space="preserve">Faut-il exclure les batches et lignes de programme supprimés ?</w:t>
             </w:r>
           </w:p>
         </w:tc>
@@ -17471,7 +19454,7 @@
                 <w:sz w:val="19"/>
                 <w:szCs w:val="19"/>
               </w:rPr>
-              <w:t xml:space="preserve">60 minutes de chevauchement, 30 minutes pour une saisie manuelle, 60 minutes pour la création d'un batch. Ils déterminent la répartition entre les 11 alertes.</w:t>
+              <w:t xml:space="preserve">C'est le seul point de cette liste qui change un chiffre affiché aujourd'hui : le taux de réussite passerait de 64,9 % à 66,4 %.</w:t>
             </w:r>
           </w:p>
         </w:tc>
@@ -17679,7 +19662,7 @@
                 <w:sz w:val="20"/>
                 <w:szCs w:val="20"/>
               </w:rPr>
-              <w:t xml:space="preserve">D1   </w:t>
+              <w:t xml:space="preserve">C3   </w:t>
             </w:r>
             <w:r>
               <w:rPr>
@@ -17690,7 +19673,7 @@
                 <w:sz w:val="21"/>
                 <w:szCs w:val="21"/>
               </w:rPr>
-              <w:t xml:space="preserve">Faut-il filtrer sur l'échéance ou sur la date de création ?</w:t>
+              <w:t xml:space="preserve">Les trois seuils de temps sont-ils les bons ?</w:t>
             </w:r>
           </w:p>
         </w:tc>
@@ -17757,11 +19740,11 @@
                 <w:rFonts w:ascii="Arial" w:cs="Arial" w:eastAsia="Arial" w:hAnsi="Arial"/>
                 <w:b/>
                 <w:bCs/>
-                <w:color w:val="3C4A45"/>
-                <w:sz w:val="19"/>
-                <w:szCs w:val="19"/>
-              </w:rPr>
-              <w:t xml:space="preserve">Moyen</w:t>
+                <w:color w:val="8A5D0B"/>
+                <w:sz w:val="19"/>
+                <w:szCs w:val="19"/>
+              </w:rPr>
+              <w:t xml:space="preserve">Élevé</w:t>
             </w:r>
           </w:p>
         </w:tc>
@@ -17830,7 +19813,7 @@
                 <w:sz w:val="19"/>
                 <w:szCs w:val="19"/>
               </w:rPr>
-              <w:t xml:space="preserve">L'échéance est cohérente pour de la supervision. La date de création serait plus comparable aux autres rapports.</w:t>
+              <w:t xml:space="preserve">60 minutes de chevauchement, 30 minutes pour une saisie manuelle, 60 minutes pour la création d'un batch. Ils déterminent la répartition entre les 11 alertes.</w:t>
             </w:r>
           </w:p>
         </w:tc>
@@ -18038,7 +20021,7 @@
                 <w:sz w:val="20"/>
                 <w:szCs w:val="20"/>
               </w:rPr>
-              <w:t xml:space="preserve">A1   </w:t>
+              <w:t xml:space="preserve">D1   </w:t>
             </w:r>
             <w:r>
               <w:rPr>
@@ -18049,7 +20032,7 @@
                 <w:sz w:val="21"/>
                 <w:szCs w:val="21"/>
               </w:rPr>
-              <w:t xml:space="preserve">Comment gérer l'arrivée d'un nouveau site ?</w:t>
+              <w:t xml:space="preserve">Faut-il filtrer sur l'échéance ou sur la date de création ?</w:t>
             </w:r>
           </w:p>
         </w:tc>
@@ -18189,7 +20172,7 @@
                 <w:sz w:val="19"/>
                 <w:szCs w:val="19"/>
               </w:rPr>
-              <w:t xml:space="preserve">Le périmètre est figé dans le code à cinq endroits. Un oubli rend le site invisible sans aucun signal.</w:t>
+              <w:t xml:space="preserve">L'échéance est cohérente pour de la supervision. La date de création serait plus comparable aux autres rapports.</w:t>
             </w:r>
           </w:p>
         </w:tc>
@@ -18397,7 +20380,7 @@
                 <w:sz w:val="20"/>
                 <w:szCs w:val="20"/>
               </w:rPr>
-              <w:t xml:space="preserve">A4   </w:t>
+              <w:t xml:space="preserve">A1   </w:t>
             </w:r>
             <w:r>
               <w:rPr>
@@ -18408,7 +20391,7 @@
                 <w:sz w:val="21"/>
                 <w:szCs w:val="21"/>
               </w:rPr>
-              <w:t xml:space="preserve">Les deux dates de début d'historique sont-elles justifiées ?</w:t>
+              <w:t xml:space="preserve">Comment gérer l'arrivée d'un nouveau site ?</w:t>
             </w:r>
           </w:p>
         </w:tc>
@@ -18479,7 +20462,7 @@
                 <w:sz w:val="19"/>
                 <w:szCs w:val="19"/>
               </w:rPr>
-              <w:t xml:space="preserve">Faible</w:t>
+              <w:t xml:space="preserve">Moyen</w:t>
             </w:r>
           </w:p>
         </w:tc>
@@ -18548,7 +20531,7 @@
                 <w:sz w:val="19"/>
                 <w:szCs w:val="19"/>
               </w:rPr>
-              <w:t xml:space="preserve">23/09/2024 pour le programme, 01/10/2024 pour les journaux. Une semaine d'écart, sans justification retrouvée.</w:t>
+              <w:t xml:space="preserve">Le périmètre est figé dans le code à cinq endroits. Un oubli rend le site invisible sans aucun signal.</w:t>
             </w:r>
           </w:p>
         </w:tc>
@@ -18756,7 +20739,7 @@
                 <w:sz w:val="20"/>
                 <w:szCs w:val="20"/>
               </w:rPr>
-              <w:t xml:space="preserve">E2   </w:t>
+              <w:t xml:space="preserve">A4   </w:t>
             </w:r>
             <w:r>
               <w:rPr>
@@ -18767,7 +20750,7 @@
                 <w:sz w:val="21"/>
                 <w:szCs w:val="21"/>
               </w:rPr>
-              <w:t xml:space="preserve">Faut-il conserver les deux pages de catégorisation ?</w:t>
+              <w:t xml:space="preserve">Les deux dates de début d'historique sont-elles justifiées ?</w:t>
             </w:r>
           </w:p>
         </w:tc>
@@ -18907,7 +20890,7 @@
                 <w:sz w:val="19"/>
                 <w:szCs w:val="19"/>
               </w:rPr>
-              <w:t xml:space="preserve">Deux pages aux filtres identiques, dont une nommée « copy ».</w:t>
+              <w:t xml:space="preserve">23/09/2024 pour le programme, 01/10/2024 pour les journaux. Une semaine d'écart, sans justification retrouvée.</w:t>
             </w:r>
           </w:p>
         </w:tc>
@@ -19115,7 +21098,7 @@
                 <w:sz w:val="20"/>
                 <w:szCs w:val="20"/>
               </w:rPr>
-              <w:t xml:space="preserve">B4   </w:t>
+              <w:t xml:space="preserve">E2   </w:t>
             </w:r>
             <w:r>
               <w:rPr>
@@ -19126,7 +21109,7 @@
                 <w:sz w:val="21"/>
                 <w:szCs w:val="21"/>
               </w:rPr>
-              <w:t xml:space="preserve">Que faire des recommandations dont l'échéance n'est pas passée ?</w:t>
+              <w:t xml:space="preserve">Les deux pages de catégorisation sont-elles toutes deux utilisées ?</w:t>
             </w:r>
           </w:p>
         </w:tc>
@@ -19197,7 +21180,7 @@
                 <w:sz w:val="19"/>
                 <w:szCs w:val="19"/>
               </w:rPr>
-              <w:t xml:space="preserve">À investiguer</w:t>
+              <w:t xml:space="preserve">Faible</w:t>
             </w:r>
           </w:p>
         </w:tc>
@@ -19266,7 +21249,7 @@
                 <w:sz w:val="19"/>
                 <w:szCs w:val="19"/>
               </w:rPr>
-              <w:t xml:space="preserve">Elles ne sont ni en succès ni en échec. Un contrôle reste à faire pour vérifier qu'elles basculent bien une fois l'échéance dépassée.</w:t>
+              <w:t xml:space="preserve">Ce ne sont pas des doublons : l'une est centrée sur les alertes, l'autre sur la traçabilité des tags. Mais le nom « copy » de la seconde induit en erreur.</w:t>
             </w:r>
           </w:p>
         </w:tc>

--- a/analyse/Regles_Monitoring_TECHNIQUE.docx
+++ b/analyse/Regles_Monitoring_TECHNIQUE.docx
@@ -13365,7 +13365,7 @@
                 <w:sz w:val="21"/>
                 <w:szCs w:val="21"/>
               </w:rPr>
-              <w:t xml:space="preserve">Les filtres disponibles varient d'une page à l'autre</w:t>
+              <w:t xml:space="preserve">Les filtres disponibles varient d'un écran à l'autre</w:t>
             </w:r>
           </w:p>
         </w:tc>
@@ -13505,7 +13505,7 @@
                 <w:sz w:val="19"/>
                 <w:szCs w:val="19"/>
               </w:rPr>
-              <w:t xml:space="preserve">Le filtre site est présent sur les 8 pages. Le filtre de date sur 6 pages. Les autres varient selon la page. Le détail figure dans la section dédiée.</w:t>
+              <w:t xml:space="preserve">Le filtre site est présent sur les 6 écrans. Le filtre de date sur 5 d'entre eux : la page Overview n'en propose aucun. Les autres filtres varient selon l'écran.</w:t>
             </w:r>
           </w:p>
         </w:tc>
@@ -13574,7 +13574,7 @@
                 <w:sz w:val="19"/>
                 <w:szCs w:val="19"/>
               </w:rPr>
-              <w:t xml:space="preserve">Slicers déclarés page par page dans les fichiers visual.json.</w:t>
+              <w:t xml:space="preserve">Slicers déclarés page par page dans les fichiers visual.json des 6 pages visibles.</w:t>
             </w:r>
           </w:p>
         </w:tc>
@@ -13714,575 +13714,7 @@
                 <w:sz w:val="19"/>
                 <w:szCs w:val="19"/>
               </w:rPr>
-              <w:t xml:space="preserve">À valider en atelier : cette hétérogénéité est-elle voulue ?</w:t>
-            </w:r>
-          </w:p>
-        </w:tc>
-      </w:tr>
-      <w:tr>
-        <w:tc>
-          <w:tcPr>
-            <w:tcW w:type="dxa" w:w="2100"/>
-            <w:tcBorders>
-              <w:top w:val="single" w:color="D3DCD8" w:sz="4"/>
-              <w:left w:val="single" w:color="D3DCD8" w:sz="4"/>
-              <w:bottom w:val="single" w:color="D3DCD8" w:sz="4"/>
-              <w:right w:val="single" w:color="D3DCD8" w:sz="4"/>
-            </w:tcBorders>
-            <w:shd w:fill="FFF8E1" w:color="auto" w:val="clear"/>
-            <w:tcMar>
-              <w:top w:type="dxa" w:w="80"/>
-              <w:left w:type="dxa" w:w="120"/>
-              <w:bottom w:type="dxa" w:w="80"/>
-              <w:right w:type="dxa" w:w="120"/>
-            </w:tcMar>
-          </w:tcPr>
-          <w:p>
-            <w:pPr>
-              <w:spacing w:after="0" w:line="252"/>
-            </w:pPr>
-            <w:r>
-              <w:rPr>
-                <w:rFonts w:ascii="Arial" w:cs="Arial" w:eastAsia="Arial" w:hAnsi="Arial"/>
-                <w:b/>
-                <w:bCs/>
-                <w:caps/>
-                <w:color w:val="6B7A74"/>
-                <w:spacing w:val="14"/>
-                <w:sz w:val="16"/>
-                <w:szCs w:val="16"/>
-              </w:rPr>
-              <w:t xml:space="preserve">Décision</w:t>
-            </w:r>
-          </w:p>
-        </w:tc>
-        <w:tc>
-          <w:tcPr>
-            <w:tcW w:type="dxa" w:w="7538"/>
-            <w:tcBorders>
-              <w:top w:val="single" w:color="D3DCD8" w:sz="4"/>
-              <w:left w:val="single" w:color="D3DCD8" w:sz="4"/>
-              <w:bottom w:val="single" w:color="D3DCD8" w:sz="4"/>
-              <w:right w:val="single" w:color="D3DCD8" w:sz="4"/>
-            </w:tcBorders>
-            <w:shd w:fill="FFF8E1" w:color="auto" w:val="clear"/>
-            <w:tcMar>
-              <w:top w:type="dxa" w:w="80"/>
-              <w:left w:type="dxa" w:w="120"/>
-              <w:bottom w:type="dxa" w:w="80"/>
-              <w:right w:type="dxa" w:w="120"/>
-            </w:tcMar>
-          </w:tcPr>
-          <w:p>
-            <w:pPr>
-              <w:spacing w:after="0" w:line="252"/>
-            </w:pPr>
-            <w:r>
-              <w:rPr>
-                <w:rFonts w:ascii="Arial" w:cs="Arial" w:eastAsia="Arial" w:hAnsi="Arial"/>
-                <w:color w:val="3C4A45"/>
-                <w:sz w:val="19"/>
-                <w:szCs w:val="19"/>
-              </w:rPr>
-              <w:t xml:space="preserve"/>
-            </w:r>
-          </w:p>
-        </w:tc>
-      </w:tr>
-      <w:tr>
-        <w:tc>
-          <w:tcPr>
-            <w:tcW w:type="dxa" w:w="2100"/>
-            <w:tcBorders>
-              <w:top w:val="single" w:color="D3DCD8" w:sz="4"/>
-              <w:left w:val="single" w:color="D3DCD8" w:sz="4"/>
-              <w:bottom w:val="single" w:color="D3DCD8" w:sz="4"/>
-              <w:right w:val="single" w:color="D3DCD8" w:sz="4"/>
-            </w:tcBorders>
-            <w:shd w:fill="FFF8E1" w:color="auto" w:val="clear"/>
-            <w:tcMar>
-              <w:top w:type="dxa" w:w="80"/>
-              <w:left w:type="dxa" w:w="120"/>
-              <w:bottom w:type="dxa" w:w="80"/>
-              <w:right w:type="dxa" w:w="120"/>
-            </w:tcMar>
-          </w:tcPr>
-          <w:p>
-            <w:pPr>
-              <w:spacing w:after="0" w:line="252"/>
-            </w:pPr>
-            <w:r>
-              <w:rPr>
-                <w:rFonts w:ascii="Arial" w:cs="Arial" w:eastAsia="Arial" w:hAnsi="Arial"/>
-                <w:b/>
-                <w:bCs/>
-                <w:caps/>
-                <w:color w:val="6B7A74"/>
-                <w:spacing w:val="14"/>
-                <w:sz w:val="16"/>
-                <w:szCs w:val="16"/>
-              </w:rPr>
-              <w:t xml:space="preserve">Commentaire</w:t>
-            </w:r>
-          </w:p>
-        </w:tc>
-        <w:tc>
-          <w:tcPr>
-            <w:tcW w:type="dxa" w:w="7538"/>
-            <w:tcBorders>
-              <w:top w:val="single" w:color="D3DCD8" w:sz="4"/>
-              <w:left w:val="single" w:color="D3DCD8" w:sz="4"/>
-              <w:bottom w:val="single" w:color="D3DCD8" w:sz="4"/>
-              <w:right w:val="single" w:color="D3DCD8" w:sz="4"/>
-            </w:tcBorders>
-            <w:shd w:fill="FFF8E1" w:color="auto" w:val="clear"/>
-            <w:tcMar>
-              <w:top w:type="dxa" w:w="80"/>
-              <w:left w:type="dxa" w:w="120"/>
-              <w:bottom w:type="dxa" w:w="80"/>
-              <w:right w:type="dxa" w:w="120"/>
-            </w:tcMar>
-          </w:tcPr>
-          <w:p>
-            <w:pPr>
-              <w:spacing w:after="0" w:line="252"/>
-            </w:pPr>
-            <w:r>
-              <w:rPr>
-                <w:rFonts w:ascii="Arial" w:cs="Arial" w:eastAsia="Arial" w:hAnsi="Arial"/>
-                <w:color w:val="3C4A45"/>
-                <w:sz w:val="19"/>
-                <w:szCs w:val="19"/>
-              </w:rPr>
-              <w:t xml:space="preserve"/>
-            </w:r>
-          </w:p>
-        </w:tc>
-      </w:tr>
-    </w:tbl>
-    <w:p>
-      <w:pPr>
-        <w:spacing w:after="200"/>
-      </w:pPr>
-      <w:r>
-        <w:rPr>
-          <w:rFonts w:ascii="Arial" w:cs="Arial" w:eastAsia="Arial" w:hAnsi="Arial"/>
-          <w:color w:val="3C4A45"/>
-          <w:sz w:val="19"/>
-          <w:szCs w:val="19"/>
-        </w:rPr>
-        <w:t xml:space="preserve"/>
-      </w:r>
-    </w:p>
-    <w:tbl>
-      <w:tblPr>
-        <w:tblW w:type="dxa" w:w="9638"/>
-        <w:tblBorders>
-          <w:top w:val="single" w:color="auto" w:sz="4"/>
-          <w:left w:val="single" w:color="auto" w:sz="4"/>
-          <w:bottom w:val="single" w:color="auto" w:sz="4"/>
-          <w:right w:val="single" w:color="auto" w:sz="4"/>
-          <w:insideH w:val="single" w:color="auto" w:sz="4"/>
-          <w:insideV w:val="single" w:color="auto" w:sz="4"/>
-        </w:tblBorders>
-      </w:tblPr>
-      <w:tblGrid>
-        <w:gridCol w:w="2100"/>
-        <w:gridCol w:w="7538"/>
-      </w:tblGrid>
-      <w:tr>
-        <w:tc>
-          <w:tcPr>
-            <w:tcW w:type="dxa" w:w="9638"/>
-            <w:gridSpan w:val="2"/>
-            <w:tcBorders>
-              <w:top w:val="single" w:color="D3DCD8" w:sz="4"/>
-              <w:left w:val="single" w:color="D3DCD8" w:sz="4"/>
-              <w:bottom w:val="single" w:color="D3DCD8" w:sz="4"/>
-              <w:right w:val="single" w:color="D3DCD8" w:sz="4"/>
-            </w:tcBorders>
-            <w:shd w:fill="F6EFE2" w:color="auto" w:val="clear"/>
-            <w:tcMar>
-              <w:top w:type="dxa" w:w="80"/>
-              <w:left w:type="dxa" w:w="120"/>
-              <w:bottom w:type="dxa" w:w="80"/>
-              <w:right w:type="dxa" w:w="120"/>
-            </w:tcMar>
-          </w:tcPr>
-          <w:p>
-            <w:pPr>
-              <w:spacing w:after="0" w:line="252"/>
-            </w:pPr>
-            <w:r>
-              <w:rPr>
-                <w:rFonts w:ascii="Consolas" w:cs="Consolas" w:eastAsia="Consolas" w:hAnsi="Consolas"/>
-                <w:b/>
-                <w:bCs/>
-                <w:color w:val="8A5D0B"/>
-                <w:sz w:val="20"/>
-                <w:szCs w:val="20"/>
-              </w:rPr>
-              <w:t xml:space="preserve">E2   </w:t>
-            </w:r>
-            <w:r>
-              <w:rPr>
-                <w:rFonts w:ascii="Arial" w:cs="Arial" w:eastAsia="Arial" w:hAnsi="Arial"/>
-                <w:b/>
-                <w:bCs/>
-                <w:color w:val="16211D"/>
-                <w:sz w:val="21"/>
-                <w:szCs w:val="21"/>
-              </w:rPr>
-              <w:t xml:space="preserve">Deux pages traitent la catégorisation des échecs</w:t>
-            </w:r>
-          </w:p>
-        </w:tc>
-      </w:tr>
-      <w:tr>
-        <w:tc>
-          <w:tcPr>
-            <w:tcW w:type="dxa" w:w="2100"/>
-            <w:tcBorders>
-              <w:top w:val="single" w:color="D3DCD8" w:sz="4"/>
-              <w:left w:val="single" w:color="D3DCD8" w:sz="4"/>
-              <w:bottom w:val="single" w:color="D3DCD8" w:sz="4"/>
-              <w:right w:val="single" w:color="D3DCD8" w:sz="4"/>
-            </w:tcBorders>
-            <w:shd w:fill="EDF2F0" w:color="auto" w:val="clear"/>
-            <w:tcMar>
-              <w:top w:type="dxa" w:w="80"/>
-              <w:left w:type="dxa" w:w="120"/>
-              <w:bottom w:type="dxa" w:w="80"/>
-              <w:right w:type="dxa" w:w="120"/>
-            </w:tcMar>
-          </w:tcPr>
-          <w:p>
-            <w:pPr>
-              <w:spacing w:after="0" w:line="252"/>
-            </w:pPr>
-            <w:r>
-              <w:rPr>
-                <w:rFonts w:ascii="Arial" w:cs="Arial" w:eastAsia="Arial" w:hAnsi="Arial"/>
-                <w:b/>
-                <w:bCs/>
-                <w:caps/>
-                <w:color w:val="6B7A74"/>
-                <w:spacing w:val="14"/>
-                <w:sz w:val="16"/>
-                <w:szCs w:val="16"/>
-              </w:rPr>
-              <w:t xml:space="preserve">Niveau de preuve</w:t>
-            </w:r>
-          </w:p>
-        </w:tc>
-        <w:tc>
-          <w:tcPr>
-            <w:tcW w:type="dxa" w:w="7538"/>
-            <w:tcBorders>
-              <w:top w:val="single" w:color="D3DCD8" w:sz="4"/>
-              <w:left w:val="single" w:color="D3DCD8" w:sz="4"/>
-              <w:bottom w:val="single" w:color="D3DCD8" w:sz="4"/>
-              <w:right w:val="single" w:color="D3DCD8" w:sz="4"/>
-            </w:tcBorders>
-            <w:tcMar>
-              <w:top w:type="dxa" w:w="80"/>
-              <w:left w:type="dxa" w:w="120"/>
-              <w:bottom w:type="dxa" w:w="80"/>
-              <w:right w:type="dxa" w:w="120"/>
-            </w:tcMar>
-          </w:tcPr>
-          <w:p>
-            <w:pPr>
-              <w:spacing w:after="0" w:line="252"/>
-            </w:pPr>
-            <w:r>
-              <w:rPr>
-                <w:rFonts w:ascii="Arial" w:cs="Arial" w:eastAsia="Arial" w:hAnsi="Arial"/>
-                <w:b/>
-                <w:bCs/>
-                <w:color w:val="6B7A74"/>
-                <w:sz w:val="17"/>
-                <w:szCs w:val="17"/>
-              </w:rPr>
-              <w:t xml:space="preserve">Lu dans le code</w:t>
-            </w:r>
-          </w:p>
-        </w:tc>
-      </w:tr>
-      <w:tr>
-        <w:tc>
-          <w:tcPr>
-            <w:tcW w:type="dxa" w:w="2100"/>
-            <w:tcBorders>
-              <w:top w:val="single" w:color="D3DCD8" w:sz="4"/>
-              <w:left w:val="single" w:color="D3DCD8" w:sz="4"/>
-              <w:bottom w:val="single" w:color="D3DCD8" w:sz="4"/>
-              <w:right w:val="single" w:color="D3DCD8" w:sz="4"/>
-            </w:tcBorders>
-            <w:shd w:fill="EDF2F0" w:color="auto" w:val="clear"/>
-            <w:tcMar>
-              <w:top w:type="dxa" w:w="80"/>
-              <w:left w:type="dxa" w:w="120"/>
-              <w:bottom w:type="dxa" w:w="80"/>
-              <w:right w:type="dxa" w:w="120"/>
-            </w:tcMar>
-          </w:tcPr>
-          <w:p>
-            <w:pPr>
-              <w:spacing w:after="0" w:line="252"/>
-            </w:pPr>
-            <w:r>
-              <w:rPr>
-                <w:rFonts w:ascii="Arial" w:cs="Arial" w:eastAsia="Arial" w:hAnsi="Arial"/>
-                <w:b/>
-                <w:bCs/>
-                <w:caps/>
-                <w:color w:val="6B7A74"/>
-                <w:spacing w:val="14"/>
-                <w:sz w:val="16"/>
-                <w:szCs w:val="16"/>
-              </w:rPr>
-              <w:t xml:space="preserve">Signification</w:t>
-            </w:r>
-          </w:p>
-        </w:tc>
-        <w:tc>
-          <w:tcPr>
-            <w:tcW w:type="dxa" w:w="7538"/>
-            <w:tcBorders>
-              <w:top w:val="single" w:color="D3DCD8" w:sz="4"/>
-              <w:left w:val="single" w:color="D3DCD8" w:sz="4"/>
-              <w:bottom w:val="single" w:color="D3DCD8" w:sz="4"/>
-              <w:right w:val="single" w:color="D3DCD8" w:sz="4"/>
-            </w:tcBorders>
-            <w:tcMar>
-              <w:top w:type="dxa" w:w="80"/>
-              <w:left w:type="dxa" w:w="120"/>
-              <w:bottom w:type="dxa" w:w="80"/>
-              <w:right w:type="dxa" w:w="120"/>
-            </w:tcMar>
-          </w:tcPr>
-          <w:p>
-            <w:pPr>
-              <w:spacing w:after="0" w:line="252"/>
-            </w:pPr>
-            <w:r>
-              <w:rPr>
-                <w:rFonts w:ascii="Arial" w:cs="Arial" w:eastAsia="Arial" w:hAnsi="Arial"/>
-                <w:color w:val="3C4A45"/>
-                <w:sz w:val="19"/>
-                <w:szCs w:val="19"/>
-              </w:rPr>
-              <w:t xml:space="preserve">« Alerts : failures to categorize » est centrée sur les libellés d'alerte et les mesures automatiques manquantes. « Auto. failures to categorize copy » propose un arbre de décomposition et descend jusqu'aux noms de tags et de mesures. Les deux offrent les mêmes filtres.</w:t>
-            </w:r>
-          </w:p>
-        </w:tc>
-      </w:tr>
-      <w:tr>
-        <w:tc>
-          <w:tcPr>
-            <w:tcW w:type="dxa" w:w="2100"/>
-            <w:tcBorders>
-              <w:top w:val="single" w:color="D3DCD8" w:sz="4"/>
-              <w:left w:val="single" w:color="D3DCD8" w:sz="4"/>
-              <w:bottom w:val="single" w:color="D3DCD8" w:sz="4"/>
-              <w:right w:val="single" w:color="D3DCD8" w:sz="4"/>
-            </w:tcBorders>
-            <w:shd w:fill="EDF2F0" w:color="auto" w:val="clear"/>
-            <w:tcMar>
-              <w:top w:type="dxa" w:w="80"/>
-              <w:left w:type="dxa" w:w="120"/>
-              <w:bottom w:type="dxa" w:w="80"/>
-              <w:right w:type="dxa" w:w="120"/>
-            </w:tcMar>
-          </w:tcPr>
-          <w:p>
-            <w:pPr>
-              <w:spacing w:after="0" w:line="252"/>
-            </w:pPr>
-            <w:r>
-              <w:rPr>
-                <w:rFonts w:ascii="Arial" w:cs="Arial" w:eastAsia="Arial" w:hAnsi="Arial"/>
-                <w:b/>
-                <w:bCs/>
-                <w:caps/>
-                <w:color w:val="6B7A74"/>
-                <w:spacing w:val="14"/>
-                <w:sz w:val="16"/>
-                <w:szCs w:val="16"/>
-              </w:rPr>
-              <w:t xml:space="preserve">Traduction technique</w:t>
-            </w:r>
-          </w:p>
-        </w:tc>
-        <w:tc>
-          <w:tcPr>
-            <w:tcW w:type="dxa" w:w="7538"/>
-            <w:tcBorders>
-              <w:top w:val="single" w:color="D3DCD8" w:sz="4"/>
-              <w:left w:val="single" w:color="D3DCD8" w:sz="4"/>
-              <w:bottom w:val="single" w:color="D3DCD8" w:sz="4"/>
-              <w:right w:val="single" w:color="D3DCD8" w:sz="4"/>
-            </w:tcBorders>
-            <w:tcMar>
-              <w:top w:type="dxa" w:w="80"/>
-              <w:left w:type="dxa" w:w="120"/>
-              <w:bottom w:type="dxa" w:w="80"/>
-              <w:right w:type="dxa" w:w="120"/>
-            </w:tcMar>
-          </w:tcPr>
-          <w:p>
-            <w:pPr>
-              <w:spacing w:after="0" w:line="252"/>
-            </w:pPr>
-            <w:r>
-              <w:rPr>
-                <w:rFonts w:ascii="Arial" w:cs="Arial" w:eastAsia="Arial" w:hAnsi="Arial"/>
-                <w:color w:val="3C4A45"/>
-                <w:sz w:val="19"/>
-                <w:szCs w:val="19"/>
-              </w:rPr>
-              <w:t xml:space="preserve">Deux pages distinctes, aux visuels et aux champs différents malgré le suffixe « copy » de la seconde.</w:t>
-            </w:r>
-          </w:p>
-        </w:tc>
-      </w:tr>
-      <w:tr>
-        <w:tc>
-          <w:tcPr>
-            <w:tcW w:type="dxa" w:w="2100"/>
-            <w:tcBorders>
-              <w:top w:val="single" w:color="D3DCD8" w:sz="4"/>
-              <w:left w:val="single" w:color="D3DCD8" w:sz="4"/>
-              <w:bottom w:val="single" w:color="D3DCD8" w:sz="4"/>
-              <w:right w:val="single" w:color="D3DCD8" w:sz="4"/>
-            </w:tcBorders>
-            <w:shd w:fill="EDF2F0" w:color="auto" w:val="clear"/>
-            <w:tcMar>
-              <w:top w:type="dxa" w:w="80"/>
-              <w:left w:type="dxa" w:w="120"/>
-              <w:bottom w:type="dxa" w:w="80"/>
-              <w:right w:type="dxa" w:w="120"/>
-            </w:tcMar>
-          </w:tcPr>
-          <w:p>
-            <w:pPr>
-              <w:spacing w:after="0" w:line="252"/>
-            </w:pPr>
-            <w:r>
-              <w:rPr>
-                <w:rFonts w:ascii="Arial" w:cs="Arial" w:eastAsia="Arial" w:hAnsi="Arial"/>
-                <w:b/>
-                <w:bCs/>
-                <w:caps/>
-                <w:color w:val="6B7A74"/>
-                <w:spacing w:val="14"/>
-                <w:sz w:val="16"/>
-                <w:szCs w:val="16"/>
-              </w:rPr>
-              <w:t xml:space="preserve">Emplacement</w:t>
-            </w:r>
-          </w:p>
-        </w:tc>
-        <w:tc>
-          <w:tcPr>
-            <w:tcW w:type="dxa" w:w="7538"/>
-            <w:tcBorders>
-              <w:top w:val="single" w:color="D3DCD8" w:sz="4"/>
-              <w:left w:val="single" w:color="D3DCD8" w:sz="4"/>
-              <w:bottom w:val="single" w:color="D3DCD8" w:sz="4"/>
-              <w:right w:val="single" w:color="D3DCD8" w:sz="4"/>
-            </w:tcBorders>
-            <w:tcMar>
-              <w:top w:type="dxa" w:w="80"/>
-              <w:left w:type="dxa" w:w="120"/>
-              <w:bottom w:type="dxa" w:w="80"/>
-              <w:right w:type="dxa" w:w="120"/>
-            </w:tcMar>
-          </w:tcPr>
-          <w:p>
-            <w:pPr>
-              <w:spacing w:after="0" w:line="252"/>
-            </w:pPr>
-            <w:r>
-              <w:rPr>
-                <w:rFonts w:ascii="Consolas" w:cs="Consolas" w:eastAsia="Consolas" w:hAnsi="Consolas"/>
-                <w:color w:val="16211D"/>
-                <w:sz w:val="17"/>
-                <w:szCs w:val="17"/>
-              </w:rPr>
-              <w:t xml:space="preserve">Répertoire definition/pages du rapport Monitoring</w:t>
-            </w:r>
-          </w:p>
-        </w:tc>
-      </w:tr>
-      <w:tr>
-        <w:tc>
-          <w:tcPr>
-            <w:tcW w:type="dxa" w:w="2100"/>
-            <w:tcBorders>
-              <w:top w:val="single" w:color="D3DCD8" w:sz="4"/>
-              <w:left w:val="single" w:color="D3DCD8" w:sz="4"/>
-              <w:bottom w:val="single" w:color="D3DCD8" w:sz="4"/>
-              <w:right w:val="single" w:color="D3DCD8" w:sz="4"/>
-            </w:tcBorders>
-            <w:shd w:fill="EDF2F0" w:color="auto" w:val="clear"/>
-            <w:tcMar>
-              <w:top w:type="dxa" w:w="80"/>
-              <w:left w:type="dxa" w:w="120"/>
-              <w:bottom w:type="dxa" w:w="80"/>
-              <w:right w:type="dxa" w:w="120"/>
-            </w:tcMar>
-          </w:tcPr>
-          <w:p>
-            <w:pPr>
-              <w:spacing w:after="0" w:line="252"/>
-            </w:pPr>
-            <w:r>
-              <w:rPr>
-                <w:rFonts w:ascii="Arial" w:cs="Arial" w:eastAsia="Arial" w:hAnsi="Arial"/>
-                <w:b/>
-                <w:bCs/>
-                <w:caps/>
-                <w:color w:val="6B7A74"/>
-                <w:spacing w:val="14"/>
-                <w:sz w:val="16"/>
-                <w:szCs w:val="16"/>
-              </w:rPr>
-              <w:t xml:space="preserve">Point d’attention</w:t>
-            </w:r>
-          </w:p>
-        </w:tc>
-        <w:tc>
-          <w:tcPr>
-            <w:tcW w:type="dxa" w:w="7538"/>
-            <w:tcBorders>
-              <w:top w:val="single" w:color="D3DCD8" w:sz="4"/>
-              <w:left w:val="single" w:color="D3DCD8" w:sz="4"/>
-              <w:bottom w:val="single" w:color="D3DCD8" w:sz="4"/>
-              <w:right w:val="single" w:color="D3DCD8" w:sz="4"/>
-            </w:tcBorders>
-            <w:tcMar>
-              <w:top w:type="dxa" w:w="80"/>
-              <w:left w:type="dxa" w:w="120"/>
-              <w:bottom w:type="dxa" w:w="80"/>
-              <w:right w:type="dxa" w:w="120"/>
-            </w:tcMar>
-          </w:tcPr>
-          <w:p>
-            <w:pPr>
-              <w:spacing w:after="0" w:line="252"/>
-            </w:pPr>
-            <w:r>
-              <w:rPr>
-                <w:rFonts w:ascii="Arial" w:cs="Arial" w:eastAsia="Arial" w:hAnsi="Arial"/>
-                <w:b w:val="false"/>
-                <w:bCs w:val="false"/>
-                <w:color w:val="3C4A45"/>
-                <w:sz w:val="19"/>
-                <w:szCs w:val="19"/>
-              </w:rPr>
-              <w:t xml:space="preserve">Ce ne sont pas des doublons. La question est de savoir si les deux angles sont réellement utilisés, et si le nom de la seconde ne devrait pas être clarifié.</w:t>
+              <w:t xml:space="preserve">L'absence de filtre de date sur la page Overview mérite d'être posée : cet écran affiche donc l'intégralité de l'historique chargé, sans borne.</w:t>
             </w:r>
           </w:p>
         </w:tc>
@@ -17662,7 +17094,7 @@
           <w:sz w:val="26"/>
           <w:szCs w:val="26"/>
         </w:rPr>
-        <w:t xml:space="preserve">Écrans et filtres proposés</w:t>
+        <w:t xml:space="preserve">Les 6 écrans visibles et leurs filtres</w:t>
       </w:r>
     </w:p>
     <w:tbl>
@@ -18507,7 +17939,7 @@
                 <w:sz w:val="19"/>
                 <w:szCs w:val="19"/>
               </w:rPr>
-              <w:t xml:space="preserve">Auto. failures to categorize copy</w:t>
+              <w:t xml:space="preserve">Aveva details</w:t>
             </w:r>
           </w:p>
         </w:tc>
@@ -18538,7 +17970,7 @@
                 <w:sz w:val="19"/>
                 <w:szCs w:val="19"/>
               </w:rPr>
-              <w:t xml:space="preserve">Doublon apparent de la page précédente</w:t>
+              <w:t xml:space="preserve">Détail des mesures issues d'Aveva</w:t>
             </w:r>
           </w:p>
         </w:tc>
@@ -18569,265 +18001,7 @@
                 <w:sz w:val="19"/>
                 <w:szCs w:val="19"/>
               </w:rPr>
-              <w:t xml:space="preserve">Date, site, batch</w:t>
-            </w:r>
-          </w:p>
-        </w:tc>
-        <w:tc>
-          <w:tcPr>
-            <w:tcW w:type="dxa" w:w="1200"/>
-            <w:tcBorders>
-              <w:top w:val="single" w:color="D3DCD8" w:sz="4"/>
-              <w:left w:val="single" w:color="D3DCD8" w:sz="4"/>
-              <w:bottom w:val="single" w:color="D3DCD8" w:sz="4"/>
-              <w:right w:val="single" w:color="D3DCD8" w:sz="4"/>
-            </w:tcBorders>
-            <w:shd w:fill="FFF8E1" w:color="auto" w:val="clear"/>
-            <w:tcMar>
-              <w:top w:type="dxa" w:w="80"/>
-              <w:left w:type="dxa" w:w="120"/>
-              <w:bottom w:type="dxa" w:w="80"/>
-              <w:right w:type="dxa" w:w="120"/>
-            </w:tcMar>
-          </w:tcPr>
-          <w:p>
-            <w:pPr>
-              <w:spacing w:after="0" w:line="252"/>
-            </w:pPr>
-            <w:r>
-              <w:rPr>
-                <w:rFonts w:ascii="Arial" w:cs="Arial" w:eastAsia="Arial" w:hAnsi="Arial"/>
-                <w:color w:val="3C4A45"/>
-                <w:sz w:val="19"/>
-                <w:szCs w:val="19"/>
-              </w:rPr>
-              <w:t xml:space="preserve"/>
-            </w:r>
-          </w:p>
-        </w:tc>
-      </w:tr>
-      <w:tr>
-        <w:tc>
-          <w:tcPr>
-            <w:tcW w:type="dxa" w:w="2600"/>
-            <w:tcBorders>
-              <w:top w:val="single" w:color="D3DCD8" w:sz="4"/>
-              <w:left w:val="single" w:color="D3DCD8" w:sz="4"/>
-              <w:bottom w:val="single" w:color="D3DCD8" w:sz="4"/>
-              <w:right w:val="single" w:color="D3DCD8" w:sz="4"/>
-            </w:tcBorders>
-            <w:tcMar>
-              <w:top w:type="dxa" w:w="80"/>
-              <w:left w:type="dxa" w:w="120"/>
-              <w:bottom w:type="dxa" w:w="80"/>
-              <w:right w:type="dxa" w:w="120"/>
-            </w:tcMar>
-          </w:tcPr>
-          <w:p>
-            <w:pPr>
-              <w:spacing w:after="0" w:line="252"/>
-            </w:pPr>
-            <w:r>
-              <w:rPr>
-                <w:rFonts w:ascii="Arial" w:cs="Arial" w:eastAsia="Arial" w:hAnsi="Arial"/>
-                <w:b/>
-                <w:bCs/>
-                <w:color w:val="16211D"/>
-                <w:sz w:val="19"/>
-                <w:szCs w:val="19"/>
-              </w:rPr>
-              <w:t xml:space="preserve">Aveva details</w:t>
-            </w:r>
-          </w:p>
-        </w:tc>
-        <w:tc>
-          <w:tcPr>
-            <w:tcW w:type="dxa" w:w="2900"/>
-            <w:tcBorders>
-              <w:top w:val="single" w:color="D3DCD8" w:sz="4"/>
-              <w:left w:val="single" w:color="D3DCD8" w:sz="4"/>
-              <w:bottom w:val="single" w:color="D3DCD8" w:sz="4"/>
-              <w:right w:val="single" w:color="D3DCD8" w:sz="4"/>
-            </w:tcBorders>
-            <w:tcMar>
-              <w:top w:type="dxa" w:w="80"/>
-              <w:left w:type="dxa" w:w="120"/>
-              <w:bottom w:type="dxa" w:w="80"/>
-              <w:right w:type="dxa" w:w="120"/>
-            </w:tcMar>
-          </w:tcPr>
-          <w:p>
-            <w:pPr>
-              <w:spacing w:after="0" w:line="252"/>
-            </w:pPr>
-            <w:r>
-              <w:rPr>
-                <w:rFonts w:ascii="Arial" w:cs="Arial" w:eastAsia="Arial" w:hAnsi="Arial"/>
-                <w:color w:val="3C4A45"/>
-                <w:sz w:val="19"/>
-                <w:szCs w:val="19"/>
-              </w:rPr>
-              <w:t xml:space="preserve">Détail des mesures issues d'Aveva</w:t>
-            </w:r>
-          </w:p>
-        </w:tc>
-        <w:tc>
-          <w:tcPr>
-            <w:tcW w:type="dxa" w:w="2938"/>
-            <w:tcBorders>
-              <w:top w:val="single" w:color="D3DCD8" w:sz="4"/>
-              <w:left w:val="single" w:color="D3DCD8" w:sz="4"/>
-              <w:bottom w:val="single" w:color="D3DCD8" w:sz="4"/>
-              <w:right w:val="single" w:color="D3DCD8" w:sz="4"/>
-            </w:tcBorders>
-            <w:tcMar>
-              <w:top w:type="dxa" w:w="80"/>
-              <w:left w:type="dxa" w:w="120"/>
-              <w:bottom w:type="dxa" w:w="80"/>
-              <w:right w:type="dxa" w:w="120"/>
-            </w:tcMar>
-          </w:tcPr>
-          <w:p>
-            <w:pPr>
-              <w:spacing w:after="0" w:line="252"/>
-            </w:pPr>
-            <w:r>
-              <w:rPr>
-                <w:rFonts w:ascii="Arial" w:cs="Arial" w:eastAsia="Arial" w:hAnsi="Arial"/>
-                <w:color w:val="3C4A45"/>
-                <w:sz w:val="19"/>
-                <w:szCs w:val="19"/>
-              </w:rPr>
               <w:t xml:space="preserve">Date, site, batch, étape, ligne de production, nom de mesure, occurrences manquantes</w:t>
-            </w:r>
-          </w:p>
-        </w:tc>
-        <w:tc>
-          <w:tcPr>
-            <w:tcW w:type="dxa" w:w="1200"/>
-            <w:tcBorders>
-              <w:top w:val="single" w:color="D3DCD8" w:sz="4"/>
-              <w:left w:val="single" w:color="D3DCD8" w:sz="4"/>
-              <w:bottom w:val="single" w:color="D3DCD8" w:sz="4"/>
-              <w:right w:val="single" w:color="D3DCD8" w:sz="4"/>
-            </w:tcBorders>
-            <w:shd w:fill="FFF8E1" w:color="auto" w:val="clear"/>
-            <w:tcMar>
-              <w:top w:type="dxa" w:w="80"/>
-              <w:left w:type="dxa" w:w="120"/>
-              <w:bottom w:type="dxa" w:w="80"/>
-              <w:right w:type="dxa" w:w="120"/>
-            </w:tcMar>
-          </w:tcPr>
-          <w:p>
-            <w:pPr>
-              <w:spacing w:after="0" w:line="252"/>
-            </w:pPr>
-            <w:r>
-              <w:rPr>
-                <w:rFonts w:ascii="Arial" w:cs="Arial" w:eastAsia="Arial" w:hAnsi="Arial"/>
-                <w:color w:val="3C4A45"/>
-                <w:sz w:val="19"/>
-                <w:szCs w:val="19"/>
-              </w:rPr>
-              <w:t xml:space="preserve"/>
-            </w:r>
-          </w:p>
-        </w:tc>
-      </w:tr>
-      <w:tr>
-        <w:tc>
-          <w:tcPr>
-            <w:tcW w:type="dxa" w:w="2600"/>
-            <w:tcBorders>
-              <w:top w:val="single" w:color="D3DCD8" w:sz="4"/>
-              <w:left w:val="single" w:color="D3DCD8" w:sz="4"/>
-              <w:bottom w:val="single" w:color="D3DCD8" w:sz="4"/>
-              <w:right w:val="single" w:color="D3DCD8" w:sz="4"/>
-            </w:tcBorders>
-            <w:tcMar>
-              <w:top w:type="dxa" w:w="80"/>
-              <w:left w:type="dxa" w:w="120"/>
-              <w:bottom w:type="dxa" w:w="80"/>
-              <w:right w:type="dxa" w:w="120"/>
-            </w:tcMar>
-          </w:tcPr>
-          <w:p>
-            <w:pPr>
-              <w:spacing w:after="0" w:line="252"/>
-            </w:pPr>
-            <w:r>
-              <w:rPr>
-                <w:rFonts w:ascii="Arial" w:cs="Arial" w:eastAsia="Arial" w:hAnsi="Arial"/>
-                <w:b/>
-                <w:bCs/>
-                <w:color w:val="16211D"/>
-                <w:sz w:val="19"/>
-                <w:szCs w:val="19"/>
-              </w:rPr>
-              <w:t xml:space="preserve">Tags–measures lineage</w:t>
-            </w:r>
-          </w:p>
-        </w:tc>
-        <w:tc>
-          <w:tcPr>
-            <w:tcW w:type="dxa" w:w="2900"/>
-            <w:tcBorders>
-              <w:top w:val="single" w:color="D3DCD8" w:sz="4"/>
-              <w:left w:val="single" w:color="D3DCD8" w:sz="4"/>
-              <w:bottom w:val="single" w:color="D3DCD8" w:sz="4"/>
-              <w:right w:val="single" w:color="D3DCD8" w:sz="4"/>
-            </w:tcBorders>
-            <w:tcMar>
-              <w:top w:type="dxa" w:w="80"/>
-              <w:left w:type="dxa" w:w="120"/>
-              <w:bottom w:type="dxa" w:w="80"/>
-              <w:right w:type="dxa" w:w="120"/>
-            </w:tcMar>
-          </w:tcPr>
-          <w:p>
-            <w:pPr>
-              <w:spacing w:after="0" w:line="252"/>
-            </w:pPr>
-            <w:r>
-              <w:rPr>
-                <w:rFonts w:ascii="Arial" w:cs="Arial" w:eastAsia="Arial" w:hAnsi="Arial"/>
-                <w:color w:val="3C4A45"/>
-                <w:sz w:val="19"/>
-                <w:szCs w:val="19"/>
-              </w:rPr>
-              <w:t xml:space="preserve">Traçabilité entre tags et mesures</w:t>
-            </w:r>
-          </w:p>
-        </w:tc>
-        <w:tc>
-          <w:tcPr>
-            <w:tcW w:type="dxa" w:w="2938"/>
-            <w:tcBorders>
-              <w:top w:val="single" w:color="D3DCD8" w:sz="4"/>
-              <w:left w:val="single" w:color="D3DCD8" w:sz="4"/>
-              <w:bottom w:val="single" w:color="D3DCD8" w:sz="4"/>
-              <w:right w:val="single" w:color="D3DCD8" w:sz="4"/>
-            </w:tcBorders>
-            <w:tcMar>
-              <w:top w:type="dxa" w:w="80"/>
-              <w:left w:type="dxa" w:w="120"/>
-              <w:bottom w:type="dxa" w:w="80"/>
-              <w:right w:type="dxa" w:w="120"/>
-            </w:tcMar>
-          </w:tcPr>
-          <w:p>
-            <w:pPr>
-              <w:spacing w:after="0" w:line="252"/>
-            </w:pPr>
-            <w:r>
-              <w:rPr>
-                <w:rFonts w:ascii="Arial" w:cs="Arial" w:eastAsia="Arial" w:hAnsi="Arial"/>
-                <w:color w:val="3C4A45"/>
-                <w:sz w:val="19"/>
-                <w:szCs w:val="19"/>
-              </w:rPr>
-              <w:t xml:space="preserve">Site</w:t>
             </w:r>
           </w:p>
         </w:tc>
@@ -20891,365 +20065,6 @@
                 <w:szCs w:val="19"/>
               </w:rPr>
               <w:t xml:space="preserve">23/09/2024 pour le programme, 01/10/2024 pour les journaux. Une semaine d'écart, sans justification retrouvée.</w:t>
-            </w:r>
-          </w:p>
-        </w:tc>
-      </w:tr>
-      <w:tr>
-        <w:tc>
-          <w:tcPr>
-            <w:tcW w:type="dxa" w:w="2100"/>
-            <w:tcBorders>
-              <w:top w:val="single" w:color="D3DCD8" w:sz="4"/>
-              <w:left w:val="single" w:color="D3DCD8" w:sz="4"/>
-              <w:bottom w:val="single" w:color="D3DCD8" w:sz="4"/>
-              <w:right w:val="single" w:color="D3DCD8" w:sz="4"/>
-            </w:tcBorders>
-            <w:shd w:fill="FFF8E1" w:color="auto" w:val="clear"/>
-            <w:tcMar>
-              <w:top w:type="dxa" w:w="80"/>
-              <w:left w:type="dxa" w:w="120"/>
-              <w:bottom w:type="dxa" w:w="80"/>
-              <w:right w:type="dxa" w:w="120"/>
-            </w:tcMar>
-          </w:tcPr>
-          <w:p>
-            <w:pPr>
-              <w:spacing w:after="0" w:line="252"/>
-            </w:pPr>
-            <w:r>
-              <w:rPr>
-                <w:rFonts w:ascii="Arial" w:cs="Arial" w:eastAsia="Arial" w:hAnsi="Arial"/>
-                <w:b/>
-                <w:bCs/>
-                <w:caps/>
-                <w:color w:val="6B7A74"/>
-                <w:spacing w:val="14"/>
-                <w:sz w:val="16"/>
-                <w:szCs w:val="16"/>
-              </w:rPr>
-              <w:t xml:space="preserve">Décision</w:t>
-            </w:r>
-          </w:p>
-        </w:tc>
-        <w:tc>
-          <w:tcPr>
-            <w:tcW w:type="dxa" w:w="7538"/>
-            <w:tcBorders>
-              <w:top w:val="single" w:color="D3DCD8" w:sz="4"/>
-              <w:left w:val="single" w:color="D3DCD8" w:sz="4"/>
-              <w:bottom w:val="single" w:color="D3DCD8" w:sz="4"/>
-              <w:right w:val="single" w:color="D3DCD8" w:sz="4"/>
-            </w:tcBorders>
-            <w:shd w:fill="FFF8E1" w:color="auto" w:val="clear"/>
-            <w:tcMar>
-              <w:top w:type="dxa" w:w="80"/>
-              <w:left w:type="dxa" w:w="120"/>
-              <w:bottom w:type="dxa" w:w="80"/>
-              <w:right w:type="dxa" w:w="120"/>
-            </w:tcMar>
-          </w:tcPr>
-          <w:p>
-            <w:pPr>
-              <w:spacing w:after="0" w:line="252"/>
-            </w:pPr>
-            <w:r>
-              <w:rPr>
-                <w:rFonts w:ascii="Arial" w:cs="Arial" w:eastAsia="Arial" w:hAnsi="Arial"/>
-                <w:color w:val="3C4A45"/>
-                <w:sz w:val="19"/>
-                <w:szCs w:val="19"/>
-              </w:rPr>
-              <w:t xml:space="preserve"/>
-            </w:r>
-          </w:p>
-        </w:tc>
-      </w:tr>
-      <w:tr>
-        <w:tc>
-          <w:tcPr>
-            <w:tcW w:type="dxa" w:w="2100"/>
-            <w:tcBorders>
-              <w:top w:val="single" w:color="D3DCD8" w:sz="4"/>
-              <w:left w:val="single" w:color="D3DCD8" w:sz="4"/>
-              <w:bottom w:val="single" w:color="D3DCD8" w:sz="4"/>
-              <w:right w:val="single" w:color="D3DCD8" w:sz="4"/>
-            </w:tcBorders>
-            <w:shd w:fill="FFF8E1" w:color="auto" w:val="clear"/>
-            <w:tcMar>
-              <w:top w:type="dxa" w:w="80"/>
-              <w:left w:type="dxa" w:w="120"/>
-              <w:bottom w:type="dxa" w:w="80"/>
-              <w:right w:type="dxa" w:w="120"/>
-            </w:tcMar>
-          </w:tcPr>
-          <w:p>
-            <w:pPr>
-              <w:spacing w:after="0" w:line="252"/>
-            </w:pPr>
-            <w:r>
-              <w:rPr>
-                <w:rFonts w:ascii="Arial" w:cs="Arial" w:eastAsia="Arial" w:hAnsi="Arial"/>
-                <w:b/>
-                <w:bCs/>
-                <w:caps/>
-                <w:color w:val="6B7A74"/>
-                <w:spacing w:val="14"/>
-                <w:sz w:val="16"/>
-                <w:szCs w:val="16"/>
-              </w:rPr>
-              <w:t xml:space="preserve">Responsable / échéance</w:t>
-            </w:r>
-          </w:p>
-        </w:tc>
-        <w:tc>
-          <w:tcPr>
-            <w:tcW w:type="dxa" w:w="7538"/>
-            <w:tcBorders>
-              <w:top w:val="single" w:color="D3DCD8" w:sz="4"/>
-              <w:left w:val="single" w:color="D3DCD8" w:sz="4"/>
-              <w:bottom w:val="single" w:color="D3DCD8" w:sz="4"/>
-              <w:right w:val="single" w:color="D3DCD8" w:sz="4"/>
-            </w:tcBorders>
-            <w:shd w:fill="FFF8E1" w:color="auto" w:val="clear"/>
-            <w:tcMar>
-              <w:top w:type="dxa" w:w="80"/>
-              <w:left w:type="dxa" w:w="120"/>
-              <w:bottom w:type="dxa" w:w="80"/>
-              <w:right w:type="dxa" w:w="120"/>
-            </w:tcMar>
-          </w:tcPr>
-          <w:p>
-            <w:pPr>
-              <w:spacing w:after="0" w:line="252"/>
-            </w:pPr>
-            <w:r>
-              <w:rPr>
-                <w:rFonts w:ascii="Arial" w:cs="Arial" w:eastAsia="Arial" w:hAnsi="Arial"/>
-                <w:color w:val="3C4A45"/>
-                <w:sz w:val="19"/>
-                <w:szCs w:val="19"/>
-              </w:rPr>
-              <w:t xml:space="preserve"/>
-            </w:r>
-          </w:p>
-        </w:tc>
-      </w:tr>
-    </w:tbl>
-    <w:p>
-      <w:pPr>
-        <w:spacing w:after="200"/>
-      </w:pPr>
-      <w:r>
-        <w:rPr>
-          <w:rFonts w:ascii="Arial" w:cs="Arial" w:eastAsia="Arial" w:hAnsi="Arial"/>
-          <w:color w:val="3C4A45"/>
-          <w:sz w:val="19"/>
-          <w:szCs w:val="19"/>
-        </w:rPr>
-        <w:t xml:space="preserve"/>
-      </w:r>
-    </w:p>
-    <w:tbl>
-      <w:tblPr>
-        <w:tblW w:type="dxa" w:w="9638"/>
-        <w:tblBorders>
-          <w:top w:val="single" w:color="auto" w:sz="4"/>
-          <w:left w:val="single" w:color="auto" w:sz="4"/>
-          <w:bottom w:val="single" w:color="auto" w:sz="4"/>
-          <w:right w:val="single" w:color="auto" w:sz="4"/>
-          <w:insideH w:val="single" w:color="auto" w:sz="4"/>
-          <w:insideV w:val="single" w:color="auto" w:sz="4"/>
-        </w:tblBorders>
-      </w:tblPr>
-      <w:tblGrid>
-        <w:gridCol w:w="2100"/>
-        <w:gridCol w:w="7538"/>
-      </w:tblGrid>
-      <w:tr>
-        <w:tc>
-          <w:tcPr>
-            <w:tcW w:type="dxa" w:w="9638"/>
-            <w:gridSpan w:val="2"/>
-            <w:tcBorders>
-              <w:top w:val="single" w:color="D3DCD8" w:sz="4"/>
-              <w:left w:val="single" w:color="D3DCD8" w:sz="4"/>
-              <w:bottom w:val="single" w:color="D3DCD8" w:sz="4"/>
-              <w:right w:val="single" w:color="D3DCD8" w:sz="4"/>
-            </w:tcBorders>
-            <w:shd w:fill="F6EFE2" w:color="auto" w:val="clear"/>
-            <w:tcMar>
-              <w:top w:type="dxa" w:w="80"/>
-              <w:left w:type="dxa" w:w="120"/>
-              <w:bottom w:type="dxa" w:w="80"/>
-              <w:right w:type="dxa" w:w="120"/>
-            </w:tcMar>
-          </w:tcPr>
-          <w:p>
-            <w:pPr>
-              <w:spacing w:after="0" w:line="252"/>
-            </w:pPr>
-            <w:r>
-              <w:rPr>
-                <w:rFonts w:ascii="Consolas" w:cs="Consolas" w:eastAsia="Consolas" w:hAnsi="Consolas"/>
-                <w:b/>
-                <w:bCs/>
-                <w:color w:val="8A5D0B"/>
-                <w:sz w:val="20"/>
-                <w:szCs w:val="20"/>
-              </w:rPr>
-              <w:t xml:space="preserve">E2   </w:t>
-            </w:r>
-            <w:r>
-              <w:rPr>
-                <w:rFonts w:ascii="Arial" w:cs="Arial" w:eastAsia="Arial" w:hAnsi="Arial"/>
-                <w:b/>
-                <w:bCs/>
-                <w:color w:val="16211D"/>
-                <w:sz w:val="21"/>
-                <w:szCs w:val="21"/>
-              </w:rPr>
-              <w:t xml:space="preserve">Les deux pages de catégorisation sont-elles toutes deux utilisées ?</w:t>
-            </w:r>
-          </w:p>
-        </w:tc>
-      </w:tr>
-      <w:tr>
-        <w:tc>
-          <w:tcPr>
-            <w:tcW w:type="dxa" w:w="2100"/>
-            <w:tcBorders>
-              <w:top w:val="single" w:color="D3DCD8" w:sz="4"/>
-              <w:left w:val="single" w:color="D3DCD8" w:sz="4"/>
-              <w:bottom w:val="single" w:color="D3DCD8" w:sz="4"/>
-              <w:right w:val="single" w:color="D3DCD8" w:sz="4"/>
-            </w:tcBorders>
-            <w:shd w:fill="EDF2F0" w:color="auto" w:val="clear"/>
-            <w:tcMar>
-              <w:top w:type="dxa" w:w="80"/>
-              <w:left w:type="dxa" w:w="120"/>
-              <w:bottom w:type="dxa" w:w="80"/>
-              <w:right w:type="dxa" w:w="120"/>
-            </w:tcMar>
-          </w:tcPr>
-          <w:p>
-            <w:pPr>
-              <w:spacing w:after="0" w:line="252"/>
-            </w:pPr>
-            <w:r>
-              <w:rPr>
-                <w:rFonts w:ascii="Arial" w:cs="Arial" w:eastAsia="Arial" w:hAnsi="Arial"/>
-                <w:b/>
-                <w:bCs/>
-                <w:caps/>
-                <w:color w:val="6B7A74"/>
-                <w:spacing w:val="14"/>
-                <w:sz w:val="16"/>
-                <w:szCs w:val="16"/>
-              </w:rPr>
-              <w:t xml:space="preserve">Enjeu</w:t>
-            </w:r>
-          </w:p>
-        </w:tc>
-        <w:tc>
-          <w:tcPr>
-            <w:tcW w:type="dxa" w:w="7538"/>
-            <w:tcBorders>
-              <w:top w:val="single" w:color="D3DCD8" w:sz="4"/>
-              <w:left w:val="single" w:color="D3DCD8" w:sz="4"/>
-              <w:bottom w:val="single" w:color="D3DCD8" w:sz="4"/>
-              <w:right w:val="single" w:color="D3DCD8" w:sz="4"/>
-            </w:tcBorders>
-            <w:tcMar>
-              <w:top w:type="dxa" w:w="80"/>
-              <w:left w:type="dxa" w:w="120"/>
-              <w:bottom w:type="dxa" w:w="80"/>
-              <w:right w:type="dxa" w:w="120"/>
-            </w:tcMar>
-          </w:tcPr>
-          <w:p>
-            <w:pPr>
-              <w:spacing w:after="0" w:line="252"/>
-            </w:pPr>
-            <w:r>
-              <w:rPr>
-                <w:rFonts w:ascii="Arial" w:cs="Arial" w:eastAsia="Arial" w:hAnsi="Arial"/>
-                <w:b/>
-                <w:bCs/>
-                <w:color w:val="3C4A45"/>
-                <w:sz w:val="19"/>
-                <w:szCs w:val="19"/>
-              </w:rPr>
-              <w:t xml:space="preserve">Faible</w:t>
-            </w:r>
-          </w:p>
-        </w:tc>
-      </w:tr>
-      <w:tr>
-        <w:tc>
-          <w:tcPr>
-            <w:tcW w:type="dxa" w:w="2100"/>
-            <w:tcBorders>
-              <w:top w:val="single" w:color="D3DCD8" w:sz="4"/>
-              <w:left w:val="single" w:color="D3DCD8" w:sz="4"/>
-              <w:bottom w:val="single" w:color="D3DCD8" w:sz="4"/>
-              <w:right w:val="single" w:color="D3DCD8" w:sz="4"/>
-            </w:tcBorders>
-            <w:shd w:fill="EDF2F0" w:color="auto" w:val="clear"/>
-            <w:tcMar>
-              <w:top w:type="dxa" w:w="80"/>
-              <w:left w:type="dxa" w:w="120"/>
-              <w:bottom w:type="dxa" w:w="80"/>
-              <w:right w:type="dxa" w:w="120"/>
-            </w:tcMar>
-          </w:tcPr>
-          <w:p>
-            <w:pPr>
-              <w:spacing w:after="0" w:line="252"/>
-            </w:pPr>
-            <w:r>
-              <w:rPr>
-                <w:rFonts w:ascii="Arial" w:cs="Arial" w:eastAsia="Arial" w:hAnsi="Arial"/>
-                <w:b/>
-                <w:bCs/>
-                <w:caps/>
-                <w:color w:val="6B7A74"/>
-                <w:spacing w:val="14"/>
-                <w:sz w:val="16"/>
-                <w:szCs w:val="16"/>
-              </w:rPr>
-              <w:t xml:space="preserve">Pourquoi</w:t>
-            </w:r>
-          </w:p>
-        </w:tc>
-        <w:tc>
-          <w:tcPr>
-            <w:tcW w:type="dxa" w:w="7538"/>
-            <w:tcBorders>
-              <w:top w:val="single" w:color="D3DCD8" w:sz="4"/>
-              <w:left w:val="single" w:color="D3DCD8" w:sz="4"/>
-              <w:bottom w:val="single" w:color="D3DCD8" w:sz="4"/>
-              <w:right w:val="single" w:color="D3DCD8" w:sz="4"/>
-            </w:tcBorders>
-            <w:tcMar>
-              <w:top w:type="dxa" w:w="80"/>
-              <w:left w:type="dxa" w:w="120"/>
-              <w:bottom w:type="dxa" w:w="80"/>
-              <w:right w:type="dxa" w:w="120"/>
-            </w:tcMar>
-          </w:tcPr>
-          <w:p>
-            <w:pPr>
-              <w:spacing w:after="0" w:line="252"/>
-            </w:pPr>
-            <w:r>
-              <w:rPr>
-                <w:rFonts w:ascii="Arial" w:cs="Arial" w:eastAsia="Arial" w:hAnsi="Arial"/>
-                <w:color w:val="3C4A45"/>
-                <w:sz w:val="19"/>
-                <w:szCs w:val="19"/>
-              </w:rPr>
-              <w:t xml:space="preserve">Ce ne sont pas des doublons : l'une est centrée sur les alertes, l'autre sur la traçabilité des tags. Mais le nom « copy » de la seconde induit en erreur.</w:t>
             </w:r>
           </w:p>
         </w:tc>

--- a/analyse/Regles_Monitoring_TECHNIQUE.docx
+++ b/analyse/Regles_Monitoring_TECHNIQUE.docx
@@ -370,7 +370,7 @@
                 <w:sz w:val="19"/>
                 <w:szCs w:val="19"/>
               </w:rPr>
-              <w:t xml:space="preserve">Niveau de preuve</w:t>
+              <w:t xml:space="preserve">Portée</w:t>
             </w:r>
           </w:p>
         </w:tc>
@@ -401,7 +401,7 @@
                 <w:sz w:val="19"/>
                 <w:szCs w:val="19"/>
               </w:rPr>
-              <w:t xml:space="preserve">Chaque règle indique sur quoi elle repose. « Vérifié en base » : confirmé par une requête sur l’entrepôt. « Lu dans le code » : constaté directement dans la chaîne de production. « Déduit — non testé » : déduction de lecture, à confirmer avant d’en tirer une décision.</w:t>
+              <w:t xml:space="preserve">Seul le Dashboard monitoring des recommandations est couvert, et uniquement ses 6 écrans visibles par les utilisateurs. Les onglets masqués sont hors périmètre. Le rapport Suivi des recommandations n’est pas couvert.</w:t>
             </w:r>
           </w:p>
         </w:tc>
@@ -436,7 +436,7 @@
                 <w:sz w:val="19"/>
                 <w:szCs w:val="19"/>
               </w:rPr>
-              <w:t xml:space="preserve">Portée</w:t>
+              <w:t xml:space="preserve">Numérotation</w:t>
             </w:r>
           </w:p>
         </w:tc>
@@ -467,7 +467,7 @@
                 <w:sz w:val="19"/>
                 <w:szCs w:val="19"/>
               </w:rPr>
-              <w:t xml:space="preserve">Seul le Dashboard monitoring des recommandations est couvert. Le rapport Suivi des recommandations ne l’est pas.</w:t>
+              <w:t xml:space="preserve">Les règles A7, B6, E2, E3 et E4 ont été retirées du périmètre. Les identifiants des règles conservées restent inchangés, d’où les sauts dans la numérotation.</w:t>
             </w:r>
           </w:p>
         </w:tc>
@@ -944,77 +944,6 @@
                 <w:sz w:val="16"/>
                 <w:szCs w:val="16"/>
               </w:rPr>
-              <w:t xml:space="preserve">Niveau de preuve</w:t>
-            </w:r>
-          </w:p>
-        </w:tc>
-        <w:tc>
-          <w:tcPr>
-            <w:tcW w:type="dxa" w:w="7538"/>
-            <w:tcBorders>
-              <w:top w:val="single" w:color="D3DCD8" w:sz="4"/>
-              <w:left w:val="single" w:color="D3DCD8" w:sz="4"/>
-              <w:bottom w:val="single" w:color="D3DCD8" w:sz="4"/>
-              <w:right w:val="single" w:color="D3DCD8" w:sz="4"/>
-            </w:tcBorders>
-            <w:tcMar>
-              <w:top w:type="dxa" w:w="80"/>
-              <w:left w:type="dxa" w:w="120"/>
-              <w:bottom w:type="dxa" w:w="80"/>
-              <w:right w:type="dxa" w:w="120"/>
-            </w:tcMar>
-          </w:tcPr>
-          <w:p>
-            <w:pPr>
-              <w:spacing w:after="0" w:line="252"/>
-            </w:pPr>
-            <w:r>
-              <w:rPr>
-                <w:rFonts w:ascii="Arial" w:cs="Arial" w:eastAsia="Arial" w:hAnsi="Arial"/>
-                <w:b/>
-                <w:bCs/>
-                <w:color w:val="0D7A63"/>
-                <w:sz w:val="17"/>
-                <w:szCs w:val="17"/>
-              </w:rPr>
-              <w:t xml:space="preserve">Vérifié en base</w:t>
-            </w:r>
-          </w:p>
-        </w:tc>
-      </w:tr>
-      <w:tr>
-        <w:tc>
-          <w:tcPr>
-            <w:tcW w:type="dxa" w:w="2100"/>
-            <w:tcBorders>
-              <w:top w:val="single" w:color="D3DCD8" w:sz="4"/>
-              <w:left w:val="single" w:color="D3DCD8" w:sz="4"/>
-              <w:bottom w:val="single" w:color="D3DCD8" w:sz="4"/>
-              <w:right w:val="single" w:color="D3DCD8" w:sz="4"/>
-            </w:tcBorders>
-            <w:shd w:fill="EDF2F0" w:color="auto" w:val="clear"/>
-            <w:tcMar>
-              <w:top w:type="dxa" w:w="80"/>
-              <w:left w:type="dxa" w:w="120"/>
-              <w:bottom w:type="dxa" w:w="80"/>
-              <w:right w:type="dxa" w:w="120"/>
-            </w:tcMar>
-          </w:tcPr>
-          <w:p>
-            <w:pPr>
-              <w:spacing w:after="0" w:line="252"/>
-            </w:pPr>
-            <w:r>
-              <w:rPr>
-                <w:rFonts w:ascii="Arial" w:cs="Arial" w:eastAsia="Arial" w:hAnsi="Arial"/>
-                <w:b/>
-                <w:bCs/>
-                <w:caps/>
-                <w:color w:val="6B7A74"/>
-                <w:spacing w:val="14"/>
-                <w:sz w:val="16"/>
-                <w:szCs w:val="16"/>
-              </w:rPr>
               <w:t xml:space="preserve">Signification</w:t>
             </w:r>
           </w:p>
@@ -1512,7 +1441,7 @@
                 <w:sz w:val="16"/>
                 <w:szCs w:val="16"/>
               </w:rPr>
-              <w:t xml:space="preserve">Niveau de preuve</w:t>
+              <w:t xml:space="preserve">Signification</w:t>
             </w:r>
           </w:p>
         </w:tc>
@@ -1539,13 +1468,11 @@
             <w:r>
               <w:rPr>
                 <w:rFonts w:ascii="Arial" w:cs="Arial" w:eastAsia="Arial" w:hAnsi="Arial"/>
-                <w:b/>
-                <w:bCs/>
-                <w:color w:val="6B7A74"/>
-                <w:sz w:val="17"/>
-                <w:szCs w:val="17"/>
-              </w:rPr>
-              <w:t xml:space="preserve">Lu dans le code</w:t>
+                <w:color w:val="3C4A45"/>
+                <w:sz w:val="19"/>
+                <w:szCs w:val="19"/>
+              </w:rPr>
+              <w:t xml:space="preserve">Pour chaque ligne de production, un référentiel indique les étapes du process sur lesquelles on attend une recommandation. Les autres sont ignorées : ni succès, ni échec.</w:t>
             </w:r>
           </w:p>
         </w:tc>
@@ -1583,7 +1510,7 @@
                 <w:sz w:val="16"/>
                 <w:szCs w:val="16"/>
               </w:rPr>
-              <w:t xml:space="preserve">Signification</w:t>
+              <w:t xml:space="preserve">Traduction technique</w:t>
             </w:r>
           </w:p>
         </w:tc>
@@ -1614,7 +1541,7 @@
                 <w:sz w:val="19"/>
                 <w:szCs w:val="19"/>
               </w:rPr>
-              <w:t xml:space="preserve">Pour chaque ligne de production, un référentiel indique les étapes du process sur lesquelles on attend une recommandation. Les autres sont ignorées : ni succès, ni échec.</w:t>
+              <w:t xml:space="preserve">Jointure INNER entre le planning et le référentiel par site, restreint à is_target_localization = true.</w:t>
             </w:r>
           </w:p>
         </w:tc>
@@ -1652,75 +1579,6 @@
                 <w:sz w:val="16"/>
                 <w:szCs w:val="16"/>
               </w:rPr>
-              <w:t xml:space="preserve">Traduction technique</w:t>
-            </w:r>
-          </w:p>
-        </w:tc>
-        <w:tc>
-          <w:tcPr>
-            <w:tcW w:type="dxa" w:w="7538"/>
-            <w:tcBorders>
-              <w:top w:val="single" w:color="D3DCD8" w:sz="4"/>
-              <w:left w:val="single" w:color="D3DCD8" w:sz="4"/>
-              <w:bottom w:val="single" w:color="D3DCD8" w:sz="4"/>
-              <w:right w:val="single" w:color="D3DCD8" w:sz="4"/>
-            </w:tcBorders>
-            <w:tcMar>
-              <w:top w:type="dxa" w:w="80"/>
-              <w:left w:type="dxa" w:w="120"/>
-              <w:bottom w:type="dxa" w:w="80"/>
-              <w:right w:type="dxa" w:w="120"/>
-            </w:tcMar>
-          </w:tcPr>
-          <w:p>
-            <w:pPr>
-              <w:spacing w:after="0" w:line="252"/>
-            </w:pPr>
-            <w:r>
-              <w:rPr>
-                <w:rFonts w:ascii="Arial" w:cs="Arial" w:eastAsia="Arial" w:hAnsi="Arial"/>
-                <w:color w:val="3C4A45"/>
-                <w:sz w:val="19"/>
-                <w:szCs w:val="19"/>
-              </w:rPr>
-              <w:t xml:space="preserve">Jointure INNER entre le planning et le référentiel par site, restreint à is_target_localization = true.</w:t>
-            </w:r>
-          </w:p>
-        </w:tc>
-      </w:tr>
-      <w:tr>
-        <w:tc>
-          <w:tcPr>
-            <w:tcW w:type="dxa" w:w="2100"/>
-            <w:tcBorders>
-              <w:top w:val="single" w:color="D3DCD8" w:sz="4"/>
-              <w:left w:val="single" w:color="D3DCD8" w:sz="4"/>
-              <w:bottom w:val="single" w:color="D3DCD8" w:sz="4"/>
-              <w:right w:val="single" w:color="D3DCD8" w:sz="4"/>
-            </w:tcBorders>
-            <w:shd w:fill="EDF2F0" w:color="auto" w:val="clear"/>
-            <w:tcMar>
-              <w:top w:type="dxa" w:w="80"/>
-              <w:left w:type="dxa" w:w="120"/>
-              <w:bottom w:type="dxa" w:w="80"/>
-              <w:right w:type="dxa" w:w="120"/>
-            </w:tcMar>
-          </w:tcPr>
-          <w:p>
-            <w:pPr>
-              <w:spacing w:after="0" w:line="252"/>
-            </w:pPr>
-            <w:r>
-              <w:rPr>
-                <w:rFonts w:ascii="Arial" w:cs="Arial" w:eastAsia="Arial" w:hAnsi="Arial"/>
-                <w:b/>
-                <w:bCs/>
-                <w:caps/>
-                <w:color w:val="6B7A74"/>
-                <w:spacing w:val="14"/>
-                <w:sz w:val="16"/>
-                <w:szCs w:val="16"/>
-              </w:rPr>
               <w:t xml:space="preserve">Emplacement</w:t>
             </w:r>
           </w:p>
@@ -1753,77 +1611,6 @@
                 <w:szCs w:val="17"/>
               </w:rPr>
               <w:t xml:space="preserve">transform_data.ipynb cellule 5 (filtre) et cellule 23 (jointure INNER)</w:t>
-            </w:r>
-          </w:p>
-        </w:tc>
-      </w:tr>
-      <w:tr>
-        <w:tc>
-          <w:tcPr>
-            <w:tcW w:type="dxa" w:w="2100"/>
-            <w:tcBorders>
-              <w:top w:val="single" w:color="D3DCD8" w:sz="4"/>
-              <w:left w:val="single" w:color="D3DCD8" w:sz="4"/>
-              <w:bottom w:val="single" w:color="D3DCD8" w:sz="4"/>
-              <w:right w:val="single" w:color="D3DCD8" w:sz="4"/>
-            </w:tcBorders>
-            <w:shd w:fill="EDF2F0" w:color="auto" w:val="clear"/>
-            <w:tcMar>
-              <w:top w:type="dxa" w:w="80"/>
-              <w:left w:type="dxa" w:w="120"/>
-              <w:bottom w:type="dxa" w:w="80"/>
-              <w:right w:type="dxa" w:w="120"/>
-            </w:tcMar>
-          </w:tcPr>
-          <w:p>
-            <w:pPr>
-              <w:spacing w:after="0" w:line="252"/>
-            </w:pPr>
-            <w:r>
-              <w:rPr>
-                <w:rFonts w:ascii="Arial" w:cs="Arial" w:eastAsia="Arial" w:hAnsi="Arial"/>
-                <w:b/>
-                <w:bCs/>
-                <w:caps/>
-                <w:color w:val="6B7A74"/>
-                <w:spacing w:val="14"/>
-                <w:sz w:val="16"/>
-                <w:szCs w:val="16"/>
-              </w:rPr>
-              <w:t xml:space="preserve">Point d’attention</w:t>
-            </w:r>
-          </w:p>
-        </w:tc>
-        <w:tc>
-          <w:tcPr>
-            <w:tcW w:type="dxa" w:w="7538"/>
-            <w:tcBorders>
-              <w:top w:val="single" w:color="D3DCD8" w:sz="4"/>
-              <w:left w:val="single" w:color="D3DCD8" w:sz="4"/>
-              <w:bottom w:val="single" w:color="D3DCD8" w:sz="4"/>
-              <w:right w:val="single" w:color="D3DCD8" w:sz="4"/>
-            </w:tcBorders>
-            <w:tcMar>
-              <w:top w:type="dxa" w:w="80"/>
-              <w:left w:type="dxa" w:w="120"/>
-              <w:bottom w:type="dxa" w:w="80"/>
-              <w:right w:type="dxa" w:w="120"/>
-            </w:tcMar>
-          </w:tcPr>
-          <w:p>
-            <w:pPr>
-              <w:spacing w:after="0" w:line="252"/>
-            </w:pPr>
-            <w:r>
-              <w:rPr>
-                <w:rFonts w:ascii="Arial" w:cs="Arial" w:eastAsia="Arial" w:hAnsi="Arial"/>
-                <w:b w:val="false"/>
-                <w:bCs w:val="false"/>
-                <w:color w:val="3C4A45"/>
-                <w:sz w:val="19"/>
-                <w:szCs w:val="19"/>
-              </w:rPr>
-              <w:t xml:space="preserve">Le paramétrage est porté par un référentiel technique par site.</w:t>
             </w:r>
           </w:p>
         </w:tc>
@@ -2080,7 +1867,7 @@
                 <w:sz w:val="16"/>
                 <w:szCs w:val="16"/>
               </w:rPr>
-              <w:t xml:space="preserve">Niveau de preuve</w:t>
+              <w:t xml:space="preserve">Signification</w:t>
             </w:r>
           </w:p>
         </w:tc>
@@ -2107,13 +1894,11 @@
             <w:r>
               <w:rPr>
                 <w:rFonts w:ascii="Arial" w:cs="Arial" w:eastAsia="Arial" w:hAnsi="Arial"/>
-                <w:b/>
-                <w:bCs/>
-                <w:color w:val="6B7A74"/>
-                <w:sz w:val="17"/>
-                <w:szCs w:val="17"/>
-              </w:rPr>
-              <w:t xml:space="preserve">Lu dans le code</w:t>
+                <w:color w:val="3C4A45"/>
+                <w:sz w:val="19"/>
+                <w:szCs w:val="19"/>
+              </w:rPr>
+              <w:t xml:space="preserve">Le dashboard part de ce qui était prévu, puis vérifie si la recommandation existe. C'est ce qui lui permet de compter des échecs — un rapport qui partirait des recommandations existantes n'en verrait aucun.</w:t>
             </w:r>
           </w:p>
         </w:tc>
@@ -2151,7 +1936,7 @@
                 <w:sz w:val="16"/>
                 <w:szCs w:val="16"/>
               </w:rPr>
-              <w:t xml:space="preserve">Signification</w:t>
+              <w:t xml:space="preserve">Traduction technique</w:t>
             </w:r>
           </w:p>
         </w:tc>
@@ -2182,7 +1967,7 @@
                 <w:sz w:val="19"/>
                 <w:szCs w:val="19"/>
               </w:rPr>
-              <w:t xml:space="preserve">Le dashboard part de ce qui était prévu, puis vérifie si la recommandation existe. C'est ce qui lui permet de compter des échecs — un rapport qui partirait des recommandations existantes n'en verrait aucun.</w:t>
+              <w:t xml:space="preserve">batches_production_planning sert de table de référence, jointe en LEFT vers recommendations.</w:t>
             </w:r>
           </w:p>
         </w:tc>
@@ -2220,75 +2005,6 @@
                 <w:sz w:val="16"/>
                 <w:szCs w:val="16"/>
               </w:rPr>
-              <w:t xml:space="preserve">Traduction technique</w:t>
-            </w:r>
-          </w:p>
-        </w:tc>
-        <w:tc>
-          <w:tcPr>
-            <w:tcW w:type="dxa" w:w="7538"/>
-            <w:tcBorders>
-              <w:top w:val="single" w:color="D3DCD8" w:sz="4"/>
-              <w:left w:val="single" w:color="D3DCD8" w:sz="4"/>
-              <w:bottom w:val="single" w:color="D3DCD8" w:sz="4"/>
-              <w:right w:val="single" w:color="D3DCD8" w:sz="4"/>
-            </w:tcBorders>
-            <w:tcMar>
-              <w:top w:type="dxa" w:w="80"/>
-              <w:left w:type="dxa" w:w="120"/>
-              <w:bottom w:type="dxa" w:w="80"/>
-              <w:right w:type="dxa" w:w="120"/>
-            </w:tcMar>
-          </w:tcPr>
-          <w:p>
-            <w:pPr>
-              <w:spacing w:after="0" w:line="252"/>
-            </w:pPr>
-            <w:r>
-              <w:rPr>
-                <w:rFonts w:ascii="Arial" w:cs="Arial" w:eastAsia="Arial" w:hAnsi="Arial"/>
-                <w:color w:val="3C4A45"/>
-                <w:sz w:val="19"/>
-                <w:szCs w:val="19"/>
-              </w:rPr>
-              <w:t xml:space="preserve">batches_production_planning sert de table de référence, jointe en LEFT vers recommendations.</w:t>
-            </w:r>
-          </w:p>
-        </w:tc>
-      </w:tr>
-      <w:tr>
-        <w:tc>
-          <w:tcPr>
-            <w:tcW w:type="dxa" w:w="2100"/>
-            <w:tcBorders>
-              <w:top w:val="single" w:color="D3DCD8" w:sz="4"/>
-              <w:left w:val="single" w:color="D3DCD8" w:sz="4"/>
-              <w:bottom w:val="single" w:color="D3DCD8" w:sz="4"/>
-              <w:right w:val="single" w:color="D3DCD8" w:sz="4"/>
-            </w:tcBorders>
-            <w:shd w:fill="EDF2F0" w:color="auto" w:val="clear"/>
-            <w:tcMar>
-              <w:top w:type="dxa" w:w="80"/>
-              <w:left w:type="dxa" w:w="120"/>
-              <w:bottom w:type="dxa" w:w="80"/>
-              <w:right w:type="dxa" w:w="120"/>
-            </w:tcMar>
-          </w:tcPr>
-          <w:p>
-            <w:pPr>
-              <w:spacing w:after="0" w:line="252"/>
-            </w:pPr>
-            <w:r>
-              <w:rPr>
-                <w:rFonts w:ascii="Arial" w:cs="Arial" w:eastAsia="Arial" w:hAnsi="Arial"/>
-                <w:b/>
-                <w:bCs/>
-                <w:caps/>
-                <w:color w:val="6B7A74"/>
-                <w:spacing w:val="14"/>
-                <w:sz w:val="16"/>
-                <w:szCs w:val="16"/>
-              </w:rPr>
               <w:t xml:space="preserve">Emplacement</w:t>
             </w:r>
           </w:p>
@@ -2321,77 +2037,6 @@
                 <w:szCs w:val="17"/>
               </w:rPr>
               <w:t xml:space="preserve">transform_data.ipynb cellules 20 à 25</w:t>
-            </w:r>
-          </w:p>
-        </w:tc>
-      </w:tr>
-      <w:tr>
-        <w:tc>
-          <w:tcPr>
-            <w:tcW w:type="dxa" w:w="2100"/>
-            <w:tcBorders>
-              <w:top w:val="single" w:color="D3DCD8" w:sz="4"/>
-              <w:left w:val="single" w:color="D3DCD8" w:sz="4"/>
-              <w:bottom w:val="single" w:color="D3DCD8" w:sz="4"/>
-              <w:right w:val="single" w:color="D3DCD8" w:sz="4"/>
-            </w:tcBorders>
-            <w:shd w:fill="EDF2F0" w:color="auto" w:val="clear"/>
-            <w:tcMar>
-              <w:top w:type="dxa" w:w="80"/>
-              <w:left w:type="dxa" w:w="120"/>
-              <w:bottom w:type="dxa" w:w="80"/>
-              <w:right w:type="dxa" w:w="120"/>
-            </w:tcMar>
-          </w:tcPr>
-          <w:p>
-            <w:pPr>
-              <w:spacing w:after="0" w:line="252"/>
-            </w:pPr>
-            <w:r>
-              <w:rPr>
-                <w:rFonts w:ascii="Arial" w:cs="Arial" w:eastAsia="Arial" w:hAnsi="Arial"/>
-                <w:b/>
-                <w:bCs/>
-                <w:caps/>
-                <w:color w:val="6B7A74"/>
-                <w:spacing w:val="14"/>
-                <w:sz w:val="16"/>
-                <w:szCs w:val="16"/>
-              </w:rPr>
-              <w:t xml:space="preserve">Point d’attention</w:t>
-            </w:r>
-          </w:p>
-        </w:tc>
-        <w:tc>
-          <w:tcPr>
-            <w:tcW w:type="dxa" w:w="7538"/>
-            <w:tcBorders>
-              <w:top w:val="single" w:color="D3DCD8" w:sz="4"/>
-              <w:left w:val="single" w:color="D3DCD8" w:sz="4"/>
-              <w:bottom w:val="single" w:color="D3DCD8" w:sz="4"/>
-              <w:right w:val="single" w:color="D3DCD8" w:sz="4"/>
-            </w:tcBorders>
-            <w:tcMar>
-              <w:top w:type="dxa" w:w="80"/>
-              <w:left w:type="dxa" w:w="120"/>
-              <w:bottom w:type="dxa" w:w="80"/>
-              <w:right w:type="dxa" w:w="120"/>
-            </w:tcMar>
-          </w:tcPr>
-          <w:p>
-            <w:pPr>
-              <w:spacing w:after="0" w:line="252"/>
-            </w:pPr>
-            <w:r>
-              <w:rPr>
-                <w:rFonts w:ascii="Arial" w:cs="Arial" w:eastAsia="Arial" w:hAnsi="Arial"/>
-                <w:b w:val="false"/>
-                <w:bCs w:val="false"/>
-                <w:color w:val="3C4A45"/>
-                <w:sz w:val="19"/>
-                <w:szCs w:val="19"/>
-              </w:rPr>
-              <w:t xml:space="preserve">Choix structurant : c'est ce qui distingue ce rapport d'un rapport d'adoption.</w:t>
             </w:r>
           </w:p>
         </w:tc>
@@ -2648,77 +2293,6 @@
                 <w:sz w:val="16"/>
                 <w:szCs w:val="16"/>
               </w:rPr>
-              <w:t xml:space="preserve">Niveau de preuve</w:t>
-            </w:r>
-          </w:p>
-        </w:tc>
-        <w:tc>
-          <w:tcPr>
-            <w:tcW w:type="dxa" w:w="7538"/>
-            <w:tcBorders>
-              <w:top w:val="single" w:color="D3DCD8" w:sz="4"/>
-              <w:left w:val="single" w:color="D3DCD8" w:sz="4"/>
-              <w:bottom w:val="single" w:color="D3DCD8" w:sz="4"/>
-              <w:right w:val="single" w:color="D3DCD8" w:sz="4"/>
-            </w:tcBorders>
-            <w:tcMar>
-              <w:top w:type="dxa" w:w="80"/>
-              <w:left w:type="dxa" w:w="120"/>
-              <w:bottom w:type="dxa" w:w="80"/>
-              <w:right w:type="dxa" w:w="120"/>
-            </w:tcMar>
-          </w:tcPr>
-          <w:p>
-            <w:pPr>
-              <w:spacing w:after="0" w:line="252"/>
-            </w:pPr>
-            <w:r>
-              <w:rPr>
-                <w:rFonts w:ascii="Arial" w:cs="Arial" w:eastAsia="Arial" w:hAnsi="Arial"/>
-                <w:b/>
-                <w:bCs/>
-                <w:color w:val="6B7A74"/>
-                <w:sz w:val="17"/>
-                <w:szCs w:val="17"/>
-              </w:rPr>
-              <w:t xml:space="preserve">Lu dans le code</w:t>
-            </w:r>
-          </w:p>
-        </w:tc>
-      </w:tr>
-      <w:tr>
-        <w:tc>
-          <w:tcPr>
-            <w:tcW w:type="dxa" w:w="2100"/>
-            <w:tcBorders>
-              <w:top w:val="single" w:color="D3DCD8" w:sz="4"/>
-              <w:left w:val="single" w:color="D3DCD8" w:sz="4"/>
-              <w:bottom w:val="single" w:color="D3DCD8" w:sz="4"/>
-              <w:right w:val="single" w:color="D3DCD8" w:sz="4"/>
-            </w:tcBorders>
-            <w:shd w:fill="EDF2F0" w:color="auto" w:val="clear"/>
-            <w:tcMar>
-              <w:top w:type="dxa" w:w="80"/>
-              <w:left w:type="dxa" w:w="120"/>
-              <w:bottom w:type="dxa" w:w="80"/>
-              <w:right w:type="dxa" w:w="120"/>
-            </w:tcMar>
-          </w:tcPr>
-          <w:p>
-            <w:pPr>
-              <w:spacing w:after="0" w:line="252"/>
-            </w:pPr>
-            <w:r>
-              <w:rPr>
-                <w:rFonts w:ascii="Arial" w:cs="Arial" w:eastAsia="Arial" w:hAnsi="Arial"/>
-                <w:b/>
-                <w:bCs/>
-                <w:caps/>
-                <w:color w:val="6B7A74"/>
-                <w:spacing w:val="14"/>
-                <w:sz w:val="16"/>
-                <w:szCs w:val="16"/>
-              </w:rPr>
               <w:t xml:space="preserve">Signification</w:t>
             </w:r>
           </w:p>
@@ -3216,7 +2790,7 @@
                 <w:sz w:val="16"/>
                 <w:szCs w:val="16"/>
               </w:rPr>
-              <w:t xml:space="preserve">Niveau de preuve</w:t>
+              <w:t xml:space="preserve">Signification</w:t>
             </w:r>
           </w:p>
         </w:tc>
@@ -3243,13 +2817,11 @@
             <w:r>
               <w:rPr>
                 <w:rFonts w:ascii="Arial" w:cs="Arial" w:eastAsia="Arial" w:hAnsi="Arial"/>
-                <w:b/>
-                <w:bCs/>
-                <w:color w:val="6B7A74"/>
-                <w:sz w:val="17"/>
-                <w:szCs w:val="17"/>
-              </w:rPr>
-              <w:t xml:space="preserve">Lu dans le code</w:t>
+                <w:color w:val="3C4A45"/>
+                <w:sz w:val="19"/>
+                <w:szCs w:val="19"/>
+              </w:rPr>
+              <w:t xml:space="preserve">Une recommandation supprimée dans l'applicatif n'est pas comptée.</w:t>
             </w:r>
           </w:p>
         </w:tc>
@@ -3287,7 +2859,7 @@
                 <w:sz w:val="16"/>
                 <w:szCs w:val="16"/>
               </w:rPr>
-              <w:t xml:space="preserve">Signification</w:t>
+              <w:t xml:space="preserve">Traduction technique</w:t>
             </w:r>
           </w:p>
         </w:tc>
@@ -3318,7 +2890,7 @@
                 <w:sz w:val="19"/>
                 <w:szCs w:val="19"/>
               </w:rPr>
-              <w:t xml:space="preserve">Une recommandation supprimée dans l'applicatif n'est pas comptée.</w:t>
+              <w:t xml:space="preserve">Filtre sur le drapeau de suppression logique de la table des recommandations.</w:t>
             </w:r>
           </w:p>
         </w:tc>
@@ -3356,75 +2928,6 @@
                 <w:sz w:val="16"/>
                 <w:szCs w:val="16"/>
               </w:rPr>
-              <w:t xml:space="preserve">Traduction technique</w:t>
-            </w:r>
-          </w:p>
-        </w:tc>
-        <w:tc>
-          <w:tcPr>
-            <w:tcW w:type="dxa" w:w="7538"/>
-            <w:tcBorders>
-              <w:top w:val="single" w:color="D3DCD8" w:sz="4"/>
-              <w:left w:val="single" w:color="D3DCD8" w:sz="4"/>
-              <w:bottom w:val="single" w:color="D3DCD8" w:sz="4"/>
-              <w:right w:val="single" w:color="D3DCD8" w:sz="4"/>
-            </w:tcBorders>
-            <w:tcMar>
-              <w:top w:type="dxa" w:w="80"/>
-              <w:left w:type="dxa" w:w="120"/>
-              <w:bottom w:type="dxa" w:w="80"/>
-              <w:right w:type="dxa" w:w="120"/>
-            </w:tcMar>
-          </w:tcPr>
-          <w:p>
-            <w:pPr>
-              <w:spacing w:after="0" w:line="252"/>
-            </w:pPr>
-            <w:r>
-              <w:rPr>
-                <w:rFonts w:ascii="Arial" w:cs="Arial" w:eastAsia="Arial" w:hAnsi="Arial"/>
-                <w:color w:val="3C4A45"/>
-                <w:sz w:val="19"/>
-                <w:szCs w:val="19"/>
-              </w:rPr>
-              <w:t xml:space="preserve">Filtre sur le drapeau de suppression logique de la table des recommandations.</w:t>
-            </w:r>
-          </w:p>
-        </w:tc>
-      </w:tr>
-      <w:tr>
-        <w:tc>
-          <w:tcPr>
-            <w:tcW w:type="dxa" w:w="2100"/>
-            <w:tcBorders>
-              <w:top w:val="single" w:color="D3DCD8" w:sz="4"/>
-              <w:left w:val="single" w:color="D3DCD8" w:sz="4"/>
-              <w:bottom w:val="single" w:color="D3DCD8" w:sz="4"/>
-              <w:right w:val="single" w:color="D3DCD8" w:sz="4"/>
-            </w:tcBorders>
-            <w:shd w:fill="EDF2F0" w:color="auto" w:val="clear"/>
-            <w:tcMar>
-              <w:top w:type="dxa" w:w="80"/>
-              <w:left w:type="dxa" w:w="120"/>
-              <w:bottom w:type="dxa" w:w="80"/>
-              <w:right w:type="dxa" w:w="120"/>
-            </w:tcMar>
-          </w:tcPr>
-          <w:p>
-            <w:pPr>
-              <w:spacing w:after="0" w:line="252"/>
-            </w:pPr>
-            <w:r>
-              <w:rPr>
-                <w:rFonts w:ascii="Arial" w:cs="Arial" w:eastAsia="Arial" w:hAnsi="Arial"/>
-                <w:b/>
-                <w:bCs/>
-                <w:caps/>
-                <w:color w:val="6B7A74"/>
-                <w:spacing w:val="14"/>
-                <w:sz w:val="16"/>
-                <w:szCs w:val="16"/>
-              </w:rPr>
               <w:t xml:space="preserve">Emplacement</w:t>
             </w:r>
           </w:p>
@@ -3457,77 +2960,6 @@
                 <w:szCs w:val="17"/>
               </w:rPr>
               <w:t xml:space="preserve">transform_data.ipynb cellule 25</w:t>
-            </w:r>
-          </w:p>
-        </w:tc>
-      </w:tr>
-      <w:tr>
-        <w:tc>
-          <w:tcPr>
-            <w:tcW w:type="dxa" w:w="2100"/>
-            <w:tcBorders>
-              <w:top w:val="single" w:color="D3DCD8" w:sz="4"/>
-              <w:left w:val="single" w:color="D3DCD8" w:sz="4"/>
-              <w:bottom w:val="single" w:color="D3DCD8" w:sz="4"/>
-              <w:right w:val="single" w:color="D3DCD8" w:sz="4"/>
-            </w:tcBorders>
-            <w:shd w:fill="EDF2F0" w:color="auto" w:val="clear"/>
-            <w:tcMar>
-              <w:top w:type="dxa" w:w="80"/>
-              <w:left w:type="dxa" w:w="120"/>
-              <w:bottom w:type="dxa" w:w="80"/>
-              <w:right w:type="dxa" w:w="120"/>
-            </w:tcMar>
-          </w:tcPr>
-          <w:p>
-            <w:pPr>
-              <w:spacing w:after="0" w:line="252"/>
-            </w:pPr>
-            <w:r>
-              <w:rPr>
-                <w:rFonts w:ascii="Arial" w:cs="Arial" w:eastAsia="Arial" w:hAnsi="Arial"/>
-                <w:b/>
-                <w:bCs/>
-                <w:caps/>
-                <w:color w:val="6B7A74"/>
-                <w:spacing w:val="14"/>
-                <w:sz w:val="16"/>
-                <w:szCs w:val="16"/>
-              </w:rPr>
-              <w:t xml:space="preserve">Point d’attention</w:t>
-            </w:r>
-          </w:p>
-        </w:tc>
-        <w:tc>
-          <w:tcPr>
-            <w:tcW w:type="dxa" w:w="7538"/>
-            <w:tcBorders>
-              <w:top w:val="single" w:color="D3DCD8" w:sz="4"/>
-              <w:left w:val="single" w:color="D3DCD8" w:sz="4"/>
-              <w:bottom w:val="single" w:color="D3DCD8" w:sz="4"/>
-              <w:right w:val="single" w:color="D3DCD8" w:sz="4"/>
-            </w:tcBorders>
-            <w:tcMar>
-              <w:top w:type="dxa" w:w="80"/>
-              <w:left w:type="dxa" w:w="120"/>
-              <w:bottom w:type="dxa" w:w="80"/>
-              <w:right w:type="dxa" w:w="120"/>
-            </w:tcMar>
-          </w:tcPr>
-          <w:p>
-            <w:pPr>
-              <w:spacing w:after="0" w:line="252"/>
-            </w:pPr>
-            <w:r>
-              <w:rPr>
-                <w:rFonts w:ascii="Arial" w:cs="Arial" w:eastAsia="Arial" w:hAnsi="Arial"/>
-                <w:b w:val="false"/>
-                <w:bCs w:val="false"/>
-                <w:color w:val="3C4A45"/>
-                <w:sz w:val="19"/>
-                <w:szCs w:val="19"/>
-              </w:rPr>
-              <w:t xml:space="preserve">Aligné avec le rapport Suivi.</w:t>
             </w:r>
           </w:p>
         </w:tc>
@@ -3784,7 +3216,7 @@
                 <w:sz w:val="16"/>
                 <w:szCs w:val="16"/>
               </w:rPr>
-              <w:t xml:space="preserve">Niveau de preuve</w:t>
+              <w:t xml:space="preserve">Signification</w:t>
             </w:r>
           </w:p>
         </w:tc>
@@ -3811,13 +3243,11 @@
             <w:r>
               <w:rPr>
                 <w:rFonts w:ascii="Arial" w:cs="Arial" w:eastAsia="Arial" w:hAnsi="Arial"/>
-                <w:b/>
-                <w:bCs/>
-                <w:color w:val="0D7A63"/>
-                <w:sz w:val="17"/>
-                <w:szCs w:val="17"/>
-              </w:rPr>
-              <w:t xml:space="preserve">Vérifié en base</w:t>
+                <w:color w:val="3C4A45"/>
+                <w:sz w:val="19"/>
+                <w:szCs w:val="19"/>
+              </w:rPr>
+              <w:t xml:space="preserve">Quand un batch ou une étape planifiée est annulé, le dashboard continue de considérer que la recommandation était attendue. Comme elle n'a évidemment pas été produite, elle est comptée en échec.</w:t>
             </w:r>
           </w:p>
         </w:tc>
@@ -3855,7 +3285,7 @@
                 <w:sz w:val="16"/>
                 <w:szCs w:val="16"/>
               </w:rPr>
-              <w:t xml:space="preserve">Signification</w:t>
+              <w:t xml:space="preserve">Traduction technique</w:t>
             </w:r>
           </w:p>
         </w:tc>
@@ -3886,7 +3316,7 @@
                 <w:sz w:val="19"/>
                 <w:szCs w:val="19"/>
               </w:rPr>
-              <w:t xml:space="preserve">Quand un batch ou une étape planifiée est annulé, le dashboard continue de considérer que la recommandation était attendue. Comme elle n'a évidemment pas été produite, elle est comptée en échec.</w:t>
+              <w:t xml:space="preserve">Aucun filtre sur le drapeau de suppression logique, ni sur la table du planning, ni sur la table des batches. Le rapport Suivi applique les deux.</w:t>
             </w:r>
           </w:p>
         </w:tc>
@@ -3924,7 +3354,7 @@
                 <w:sz w:val="16"/>
                 <w:szCs w:val="16"/>
               </w:rPr>
-              <w:t xml:space="preserve">Traduction technique</w:t>
+              <w:t xml:space="preserve">Emplacement</w:t>
             </w:r>
           </w:p>
         </w:tc>
@@ -3950,12 +3380,12 @@
             </w:pPr>
             <w:r>
               <w:rPr>
-                <w:rFonts w:ascii="Arial" w:cs="Arial" w:eastAsia="Arial" w:hAnsi="Arial"/>
-                <w:color w:val="3C4A45"/>
-                <w:sz w:val="19"/>
-                <w:szCs w:val="19"/>
-              </w:rPr>
-              <w:t xml:space="preserve">Aucun filtre sur le drapeau de suppression logique, ni sur la table du planning, ni sur la table des batches. Le rapport Suivi applique les deux.</w:t>
+                <w:rFonts w:ascii="Consolas" w:cs="Consolas" w:eastAsia="Consolas" w:hAnsi="Consolas"/>
+                <w:color w:val="16211D"/>
+                <w:sz w:val="17"/>
+                <w:szCs w:val="17"/>
+              </w:rPr>
+              <w:t xml:space="preserve">transform_data.ipynb cellules 20 et 21 — absence de filtre</w:t>
             </w:r>
           </w:p>
         </w:tc>
@@ -3993,7 +3423,7 @@
                 <w:sz w:val="16"/>
                 <w:szCs w:val="16"/>
               </w:rPr>
-              <w:t xml:space="preserve">Emplacement</w:t>
+              <w:t xml:space="preserve">Point d’attention</w:t>
             </w:r>
           </w:p>
         </w:tc>
@@ -4019,75 +3449,6 @@
             </w:pPr>
             <w:r>
               <w:rPr>
-                <w:rFonts w:ascii="Consolas" w:cs="Consolas" w:eastAsia="Consolas" w:hAnsi="Consolas"/>
-                <w:color w:val="16211D"/>
-                <w:sz w:val="17"/>
-                <w:szCs w:val="17"/>
-              </w:rPr>
-              <w:t xml:space="preserve">transform_data.ipynb cellules 20 et 21 — absence de filtre</w:t>
-            </w:r>
-          </w:p>
-        </w:tc>
-      </w:tr>
-      <w:tr>
-        <w:tc>
-          <w:tcPr>
-            <w:tcW w:type="dxa" w:w="2100"/>
-            <w:tcBorders>
-              <w:top w:val="single" w:color="D3DCD8" w:sz="4"/>
-              <w:left w:val="single" w:color="D3DCD8" w:sz="4"/>
-              <w:bottom w:val="single" w:color="D3DCD8" w:sz="4"/>
-              <w:right w:val="single" w:color="D3DCD8" w:sz="4"/>
-            </w:tcBorders>
-            <w:shd w:fill="EDF2F0" w:color="auto" w:val="clear"/>
-            <w:tcMar>
-              <w:top w:type="dxa" w:w="80"/>
-              <w:left w:type="dxa" w:w="120"/>
-              <w:bottom w:type="dxa" w:w="80"/>
-              <w:right w:type="dxa" w:w="120"/>
-            </w:tcMar>
-          </w:tcPr>
-          <w:p>
-            <w:pPr>
-              <w:spacing w:after="0" w:line="252"/>
-            </w:pPr>
-            <w:r>
-              <w:rPr>
-                <w:rFonts w:ascii="Arial" w:cs="Arial" w:eastAsia="Arial" w:hAnsi="Arial"/>
-                <w:b/>
-                <w:bCs/>
-                <w:caps/>
-                <w:color w:val="6B7A74"/>
-                <w:spacing w:val="14"/>
-                <w:sz w:val="16"/>
-                <w:szCs w:val="16"/>
-              </w:rPr>
-              <w:t xml:space="preserve">Point d’attention</w:t>
-            </w:r>
-          </w:p>
-        </w:tc>
-        <w:tc>
-          <w:tcPr>
-            <w:tcW w:type="dxa" w:w="7538"/>
-            <w:tcBorders>
-              <w:top w:val="single" w:color="D3DCD8" w:sz="4"/>
-              <w:left w:val="single" w:color="D3DCD8" w:sz="4"/>
-              <w:bottom w:val="single" w:color="D3DCD8" w:sz="4"/>
-              <w:right w:val="single" w:color="D3DCD8" w:sz="4"/>
-            </w:tcBorders>
-            <w:tcMar>
-              <w:top w:type="dxa" w:w="80"/>
-              <w:left w:type="dxa" w:w="120"/>
-              <w:bottom w:type="dxa" w:w="80"/>
-              <w:right w:type="dxa" w:w="120"/>
-            </w:tcMar>
-          </w:tcPr>
-          <w:p>
-            <w:pPr>
-              <w:spacing w:after="0" w:line="252"/>
-            </w:pPr>
-            <w:r>
-              <w:rPr>
                 <w:rFonts w:ascii="Arial" w:cs="Arial" w:eastAsia="Arial" w:hAnsi="Arial"/>
                 <w:b/>
                 <w:bCs/>
@@ -4096,574 +3457,6 @@
                 <w:szCs w:val="19"/>
               </w:rPr>
               <w:t xml:space="preserve">MESURÉ : 56 faux échecs sur la période analysée. Taux de réussite affiché 64,9 % au lieu de 66,4 %.</w:t>
-            </w:r>
-          </w:p>
-        </w:tc>
-      </w:tr>
-      <w:tr>
-        <w:tc>
-          <w:tcPr>
-            <w:tcW w:type="dxa" w:w="2100"/>
-            <w:tcBorders>
-              <w:top w:val="single" w:color="D3DCD8" w:sz="4"/>
-              <w:left w:val="single" w:color="D3DCD8" w:sz="4"/>
-              <w:bottom w:val="single" w:color="D3DCD8" w:sz="4"/>
-              <w:right w:val="single" w:color="D3DCD8" w:sz="4"/>
-            </w:tcBorders>
-            <w:shd w:fill="FFF8E1" w:color="auto" w:val="clear"/>
-            <w:tcMar>
-              <w:top w:type="dxa" w:w="80"/>
-              <w:left w:type="dxa" w:w="120"/>
-              <w:bottom w:type="dxa" w:w="80"/>
-              <w:right w:type="dxa" w:w="120"/>
-            </w:tcMar>
-          </w:tcPr>
-          <w:p>
-            <w:pPr>
-              <w:spacing w:after="0" w:line="252"/>
-            </w:pPr>
-            <w:r>
-              <w:rPr>
-                <w:rFonts w:ascii="Arial" w:cs="Arial" w:eastAsia="Arial" w:hAnsi="Arial"/>
-                <w:b/>
-                <w:bCs/>
-                <w:caps/>
-                <w:color w:val="6B7A74"/>
-                <w:spacing w:val="14"/>
-                <w:sz w:val="16"/>
-                <w:szCs w:val="16"/>
-              </w:rPr>
-              <w:t xml:space="preserve">Décision</w:t>
-            </w:r>
-          </w:p>
-        </w:tc>
-        <w:tc>
-          <w:tcPr>
-            <w:tcW w:type="dxa" w:w="7538"/>
-            <w:tcBorders>
-              <w:top w:val="single" w:color="D3DCD8" w:sz="4"/>
-              <w:left w:val="single" w:color="D3DCD8" w:sz="4"/>
-              <w:bottom w:val="single" w:color="D3DCD8" w:sz="4"/>
-              <w:right w:val="single" w:color="D3DCD8" w:sz="4"/>
-            </w:tcBorders>
-            <w:shd w:fill="FFF8E1" w:color="auto" w:val="clear"/>
-            <w:tcMar>
-              <w:top w:type="dxa" w:w="80"/>
-              <w:left w:type="dxa" w:w="120"/>
-              <w:bottom w:type="dxa" w:w="80"/>
-              <w:right w:type="dxa" w:w="120"/>
-            </w:tcMar>
-          </w:tcPr>
-          <w:p>
-            <w:pPr>
-              <w:spacing w:after="0" w:line="252"/>
-            </w:pPr>
-            <w:r>
-              <w:rPr>
-                <w:rFonts w:ascii="Arial" w:cs="Arial" w:eastAsia="Arial" w:hAnsi="Arial"/>
-                <w:color w:val="3C4A45"/>
-                <w:sz w:val="19"/>
-                <w:szCs w:val="19"/>
-              </w:rPr>
-              <w:t xml:space="preserve"/>
-            </w:r>
-          </w:p>
-        </w:tc>
-      </w:tr>
-      <w:tr>
-        <w:tc>
-          <w:tcPr>
-            <w:tcW w:type="dxa" w:w="2100"/>
-            <w:tcBorders>
-              <w:top w:val="single" w:color="D3DCD8" w:sz="4"/>
-              <w:left w:val="single" w:color="D3DCD8" w:sz="4"/>
-              <w:bottom w:val="single" w:color="D3DCD8" w:sz="4"/>
-              <w:right w:val="single" w:color="D3DCD8" w:sz="4"/>
-            </w:tcBorders>
-            <w:shd w:fill="FFF8E1" w:color="auto" w:val="clear"/>
-            <w:tcMar>
-              <w:top w:type="dxa" w:w="80"/>
-              <w:left w:type="dxa" w:w="120"/>
-              <w:bottom w:type="dxa" w:w="80"/>
-              <w:right w:type="dxa" w:w="120"/>
-            </w:tcMar>
-          </w:tcPr>
-          <w:p>
-            <w:pPr>
-              <w:spacing w:after="0" w:line="252"/>
-            </w:pPr>
-            <w:r>
-              <w:rPr>
-                <w:rFonts w:ascii="Arial" w:cs="Arial" w:eastAsia="Arial" w:hAnsi="Arial"/>
-                <w:b/>
-                <w:bCs/>
-                <w:caps/>
-                <w:color w:val="6B7A74"/>
-                <w:spacing w:val="14"/>
-                <w:sz w:val="16"/>
-                <w:szCs w:val="16"/>
-              </w:rPr>
-              <w:t xml:space="preserve">Commentaire</w:t>
-            </w:r>
-          </w:p>
-        </w:tc>
-        <w:tc>
-          <w:tcPr>
-            <w:tcW w:type="dxa" w:w="7538"/>
-            <w:tcBorders>
-              <w:top w:val="single" w:color="D3DCD8" w:sz="4"/>
-              <w:left w:val="single" w:color="D3DCD8" w:sz="4"/>
-              <w:bottom w:val="single" w:color="D3DCD8" w:sz="4"/>
-              <w:right w:val="single" w:color="D3DCD8" w:sz="4"/>
-            </w:tcBorders>
-            <w:shd w:fill="FFF8E1" w:color="auto" w:val="clear"/>
-            <w:tcMar>
-              <w:top w:type="dxa" w:w="80"/>
-              <w:left w:type="dxa" w:w="120"/>
-              <w:bottom w:type="dxa" w:w="80"/>
-              <w:right w:type="dxa" w:w="120"/>
-            </w:tcMar>
-          </w:tcPr>
-          <w:p>
-            <w:pPr>
-              <w:spacing w:after="0" w:line="252"/>
-            </w:pPr>
-            <w:r>
-              <w:rPr>
-                <w:rFonts w:ascii="Arial" w:cs="Arial" w:eastAsia="Arial" w:hAnsi="Arial"/>
-                <w:color w:val="3C4A45"/>
-                <w:sz w:val="19"/>
-                <w:szCs w:val="19"/>
-              </w:rPr>
-              <w:t xml:space="preserve"/>
-            </w:r>
-          </w:p>
-        </w:tc>
-      </w:tr>
-    </w:tbl>
-    <w:p>
-      <w:pPr>
-        <w:spacing w:after="200"/>
-      </w:pPr>
-      <w:r>
-        <w:rPr>
-          <w:rFonts w:ascii="Arial" w:cs="Arial" w:eastAsia="Arial" w:hAnsi="Arial"/>
-          <w:color w:val="3C4A45"/>
-          <w:sz w:val="19"/>
-          <w:szCs w:val="19"/>
-        </w:rPr>
-        <w:t xml:space="preserve"/>
-      </w:r>
-    </w:p>
-    <w:tbl>
-      <w:tblPr>
-        <w:tblW w:type="dxa" w:w="9638"/>
-        <w:tblBorders>
-          <w:top w:val="single" w:color="auto" w:sz="4"/>
-          <w:left w:val="single" w:color="auto" w:sz="4"/>
-          <w:bottom w:val="single" w:color="auto" w:sz="4"/>
-          <w:right w:val="single" w:color="auto" w:sz="4"/>
-          <w:insideH w:val="single" w:color="auto" w:sz="4"/>
-          <w:insideV w:val="single" w:color="auto" w:sz="4"/>
-        </w:tblBorders>
-      </w:tblPr>
-      <w:tblGrid>
-        <w:gridCol w:w="2100"/>
-        <w:gridCol w:w="7538"/>
-      </w:tblGrid>
-      <w:tr>
-        <w:tc>
-          <w:tcPr>
-            <w:tcW w:type="dxa" w:w="9638"/>
-            <w:gridSpan w:val="2"/>
-            <w:tcBorders>
-              <w:top w:val="single" w:color="D3DCD8" w:sz="4"/>
-              <w:left w:val="single" w:color="D3DCD8" w:sz="4"/>
-              <w:bottom w:val="single" w:color="D3DCD8" w:sz="4"/>
-              <w:right w:val="single" w:color="D3DCD8" w:sz="4"/>
-            </w:tcBorders>
-            <w:shd w:fill="F6EFE2" w:color="auto" w:val="clear"/>
-            <w:tcMar>
-              <w:top w:type="dxa" w:w="80"/>
-              <w:left w:type="dxa" w:w="120"/>
-              <w:bottom w:type="dxa" w:w="80"/>
-              <w:right w:type="dxa" w:w="120"/>
-            </w:tcMar>
-          </w:tcPr>
-          <w:p>
-            <w:pPr>
-              <w:spacing w:after="0" w:line="252"/>
-            </w:pPr>
-            <w:r>
-              <w:rPr>
-                <w:rFonts w:ascii="Consolas" w:cs="Consolas" w:eastAsia="Consolas" w:hAnsi="Consolas"/>
-                <w:b/>
-                <w:bCs/>
-                <w:color w:val="8A5D0B"/>
-                <w:sz w:val="20"/>
-                <w:szCs w:val="20"/>
-              </w:rPr>
-              <w:t xml:space="preserve">A7   </w:t>
-            </w:r>
-            <w:r>
-              <w:rPr>
-                <w:rFonts w:ascii="Arial" w:cs="Arial" w:eastAsia="Arial" w:hAnsi="Arial"/>
-                <w:b/>
-                <w:bCs/>
-                <w:color w:val="16211D"/>
-                <w:sz w:val="21"/>
-                <w:szCs w:val="21"/>
-              </w:rPr>
-              <w:t xml:space="preserve">Le rapport exclut deux sites supplémentaires</w:t>
-            </w:r>
-          </w:p>
-        </w:tc>
-      </w:tr>
-      <w:tr>
-        <w:tc>
-          <w:tcPr>
-            <w:tcW w:type="dxa" w:w="2100"/>
-            <w:tcBorders>
-              <w:top w:val="single" w:color="D3DCD8" w:sz="4"/>
-              <w:left w:val="single" w:color="D3DCD8" w:sz="4"/>
-              <w:bottom w:val="single" w:color="D3DCD8" w:sz="4"/>
-              <w:right w:val="single" w:color="D3DCD8" w:sz="4"/>
-            </w:tcBorders>
-            <w:shd w:fill="EDF2F0" w:color="auto" w:val="clear"/>
-            <w:tcMar>
-              <w:top w:type="dxa" w:w="80"/>
-              <w:left w:type="dxa" w:w="120"/>
-              <w:bottom w:type="dxa" w:w="80"/>
-              <w:right w:type="dxa" w:w="120"/>
-            </w:tcMar>
-          </w:tcPr>
-          <w:p>
-            <w:pPr>
-              <w:spacing w:after="0" w:line="252"/>
-            </w:pPr>
-            <w:r>
-              <w:rPr>
-                <w:rFonts w:ascii="Arial" w:cs="Arial" w:eastAsia="Arial" w:hAnsi="Arial"/>
-                <w:b/>
-                <w:bCs/>
-                <w:caps/>
-                <w:color w:val="6B7A74"/>
-                <w:spacing w:val="14"/>
-                <w:sz w:val="16"/>
-                <w:szCs w:val="16"/>
-              </w:rPr>
-              <w:t xml:space="preserve">Niveau de preuve</w:t>
-            </w:r>
-          </w:p>
-        </w:tc>
-        <w:tc>
-          <w:tcPr>
-            <w:tcW w:type="dxa" w:w="7538"/>
-            <w:tcBorders>
-              <w:top w:val="single" w:color="D3DCD8" w:sz="4"/>
-              <w:left w:val="single" w:color="D3DCD8" w:sz="4"/>
-              <w:bottom w:val="single" w:color="D3DCD8" w:sz="4"/>
-              <w:right w:val="single" w:color="D3DCD8" w:sz="4"/>
-            </w:tcBorders>
-            <w:tcMar>
-              <w:top w:type="dxa" w:w="80"/>
-              <w:left w:type="dxa" w:w="120"/>
-              <w:bottom w:type="dxa" w:w="80"/>
-              <w:right w:type="dxa" w:w="120"/>
-            </w:tcMar>
-          </w:tcPr>
-          <w:p>
-            <w:pPr>
-              <w:spacing w:after="0" w:line="252"/>
-            </w:pPr>
-            <w:r>
-              <w:rPr>
-                <w:rFonts w:ascii="Arial" w:cs="Arial" w:eastAsia="Arial" w:hAnsi="Arial"/>
-                <w:b/>
-                <w:bCs/>
-                <w:color w:val="0D7A63"/>
-                <w:sz w:val="17"/>
-                <w:szCs w:val="17"/>
-              </w:rPr>
-              <w:t xml:space="preserve">Vérifié en base</w:t>
-            </w:r>
-          </w:p>
-        </w:tc>
-      </w:tr>
-      <w:tr>
-        <w:tc>
-          <w:tcPr>
-            <w:tcW w:type="dxa" w:w="2100"/>
-            <w:tcBorders>
-              <w:top w:val="single" w:color="D3DCD8" w:sz="4"/>
-              <w:left w:val="single" w:color="D3DCD8" w:sz="4"/>
-              <w:bottom w:val="single" w:color="D3DCD8" w:sz="4"/>
-              <w:right w:val="single" w:color="D3DCD8" w:sz="4"/>
-            </w:tcBorders>
-            <w:shd w:fill="EDF2F0" w:color="auto" w:val="clear"/>
-            <w:tcMar>
-              <w:top w:type="dxa" w:w="80"/>
-              <w:left w:type="dxa" w:w="120"/>
-              <w:bottom w:type="dxa" w:w="80"/>
-              <w:right w:type="dxa" w:w="120"/>
-            </w:tcMar>
-          </w:tcPr>
-          <w:p>
-            <w:pPr>
-              <w:spacing w:after="0" w:line="252"/>
-            </w:pPr>
-            <w:r>
-              <w:rPr>
-                <w:rFonts w:ascii="Arial" w:cs="Arial" w:eastAsia="Arial" w:hAnsi="Arial"/>
-                <w:b/>
-                <w:bCs/>
-                <w:caps/>
-                <w:color w:val="6B7A74"/>
-                <w:spacing w:val="14"/>
-                <w:sz w:val="16"/>
-                <w:szCs w:val="16"/>
-              </w:rPr>
-              <w:t xml:space="preserve">Signification</w:t>
-            </w:r>
-          </w:p>
-        </w:tc>
-        <w:tc>
-          <w:tcPr>
-            <w:tcW w:type="dxa" w:w="7538"/>
-            <w:tcBorders>
-              <w:top w:val="single" w:color="D3DCD8" w:sz="4"/>
-              <w:left w:val="single" w:color="D3DCD8" w:sz="4"/>
-              <w:bottom w:val="single" w:color="D3DCD8" w:sz="4"/>
-              <w:right w:val="single" w:color="D3DCD8" w:sz="4"/>
-            </w:tcBorders>
-            <w:tcMar>
-              <w:top w:type="dxa" w:w="80"/>
-              <w:left w:type="dxa" w:w="120"/>
-              <w:bottom w:type="dxa" w:w="80"/>
-              <w:right w:type="dxa" w:w="120"/>
-            </w:tcMar>
-          </w:tcPr>
-          <w:p>
-            <w:pPr>
-              <w:spacing w:after="0" w:line="252"/>
-            </w:pPr>
-            <w:r>
-              <w:rPr>
-                <w:rFonts w:ascii="Arial" w:cs="Arial" w:eastAsia="Arial" w:hAnsi="Arial"/>
-                <w:color w:val="3C4A45"/>
-                <w:sz w:val="19"/>
-                <w:szCs w:val="19"/>
-              </w:rPr>
-              <w:t xml:space="preserve">Un filtre de rapport retire BURTON1 et STRASBOURG1 de tous les écrans.</w:t>
-            </w:r>
-          </w:p>
-        </w:tc>
-      </w:tr>
-      <w:tr>
-        <w:tc>
-          <w:tcPr>
-            <w:tcW w:type="dxa" w:w="2100"/>
-            <w:tcBorders>
-              <w:top w:val="single" w:color="D3DCD8" w:sz="4"/>
-              <w:left w:val="single" w:color="D3DCD8" w:sz="4"/>
-              <w:bottom w:val="single" w:color="D3DCD8" w:sz="4"/>
-              <w:right w:val="single" w:color="D3DCD8" w:sz="4"/>
-            </w:tcBorders>
-            <w:shd w:fill="EDF2F0" w:color="auto" w:val="clear"/>
-            <w:tcMar>
-              <w:top w:type="dxa" w:w="80"/>
-              <w:left w:type="dxa" w:w="120"/>
-              <w:bottom w:type="dxa" w:w="80"/>
-              <w:right w:type="dxa" w:w="120"/>
-            </w:tcMar>
-          </w:tcPr>
-          <w:p>
-            <w:pPr>
-              <w:spacing w:after="0" w:line="252"/>
-            </w:pPr>
-            <w:r>
-              <w:rPr>
-                <w:rFonts w:ascii="Arial" w:cs="Arial" w:eastAsia="Arial" w:hAnsi="Arial"/>
-                <w:b/>
-                <w:bCs/>
-                <w:caps/>
-                <w:color w:val="6B7A74"/>
-                <w:spacing w:val="14"/>
-                <w:sz w:val="16"/>
-                <w:szCs w:val="16"/>
-              </w:rPr>
-              <w:t xml:space="preserve">Traduction technique</w:t>
-            </w:r>
-          </w:p>
-        </w:tc>
-        <w:tc>
-          <w:tcPr>
-            <w:tcW w:type="dxa" w:w="7538"/>
-            <w:tcBorders>
-              <w:top w:val="single" w:color="D3DCD8" w:sz="4"/>
-              <w:left w:val="single" w:color="D3DCD8" w:sz="4"/>
-              <w:bottom w:val="single" w:color="D3DCD8" w:sz="4"/>
-              <w:right w:val="single" w:color="D3DCD8" w:sz="4"/>
-            </w:tcBorders>
-            <w:tcMar>
-              <w:top w:type="dxa" w:w="80"/>
-              <w:left w:type="dxa" w:w="120"/>
-              <w:bottom w:type="dxa" w:w="80"/>
-              <w:right w:type="dxa" w:w="120"/>
-            </w:tcMar>
-          </w:tcPr>
-          <w:p>
-            <w:pPr>
-              <w:spacing w:after="0" w:line="252"/>
-            </w:pPr>
-            <w:r>
-              <w:rPr>
-                <w:rFonts w:ascii="Arial" w:cs="Arial" w:eastAsia="Arial" w:hAnsi="Arial"/>
-                <w:color w:val="3C4A45"/>
-                <w:sz w:val="19"/>
-                <w:szCs w:val="19"/>
-              </w:rPr>
-              <w:t xml:space="preserve">Filtre de niveau rapport sur le nom du site, exprimé en liste d'exclusion.</w:t>
-            </w:r>
-          </w:p>
-        </w:tc>
-      </w:tr>
-      <w:tr>
-        <w:tc>
-          <w:tcPr>
-            <w:tcW w:type="dxa" w:w="2100"/>
-            <w:tcBorders>
-              <w:top w:val="single" w:color="D3DCD8" w:sz="4"/>
-              <w:left w:val="single" w:color="D3DCD8" w:sz="4"/>
-              <w:bottom w:val="single" w:color="D3DCD8" w:sz="4"/>
-              <w:right w:val="single" w:color="D3DCD8" w:sz="4"/>
-            </w:tcBorders>
-            <w:shd w:fill="EDF2F0" w:color="auto" w:val="clear"/>
-            <w:tcMar>
-              <w:top w:type="dxa" w:w="80"/>
-              <w:left w:type="dxa" w:w="120"/>
-              <w:bottom w:type="dxa" w:w="80"/>
-              <w:right w:type="dxa" w:w="120"/>
-            </w:tcMar>
-          </w:tcPr>
-          <w:p>
-            <w:pPr>
-              <w:spacing w:after="0" w:line="252"/>
-            </w:pPr>
-            <w:r>
-              <w:rPr>
-                <w:rFonts w:ascii="Arial" w:cs="Arial" w:eastAsia="Arial" w:hAnsi="Arial"/>
-                <w:b/>
-                <w:bCs/>
-                <w:caps/>
-                <w:color w:val="6B7A74"/>
-                <w:spacing w:val="14"/>
-                <w:sz w:val="16"/>
-                <w:szCs w:val="16"/>
-              </w:rPr>
-              <w:t xml:space="preserve">Emplacement</w:t>
-            </w:r>
-          </w:p>
-        </w:tc>
-        <w:tc>
-          <w:tcPr>
-            <w:tcW w:type="dxa" w:w="7538"/>
-            <w:tcBorders>
-              <w:top w:val="single" w:color="D3DCD8" w:sz="4"/>
-              <w:left w:val="single" w:color="D3DCD8" w:sz="4"/>
-              <w:bottom w:val="single" w:color="D3DCD8" w:sz="4"/>
-              <w:right w:val="single" w:color="D3DCD8" w:sz="4"/>
-            </w:tcBorders>
-            <w:tcMar>
-              <w:top w:type="dxa" w:w="80"/>
-              <w:left w:type="dxa" w:w="120"/>
-              <w:bottom w:type="dxa" w:w="80"/>
-              <w:right w:type="dxa" w:w="120"/>
-            </w:tcMar>
-          </w:tcPr>
-          <w:p>
-            <w:pPr>
-              <w:spacing w:after="0" w:line="252"/>
-            </w:pPr>
-            <w:r>
-              <w:rPr>
-                <w:rFonts w:ascii="Consolas" w:cs="Consolas" w:eastAsia="Consolas" w:hAnsi="Consolas"/>
-                <w:color w:val="16211D"/>
-                <w:sz w:val="17"/>
-                <w:szCs w:val="17"/>
-              </w:rPr>
-              <w:t xml:space="preserve">report.json du rapport Monitoring</w:t>
-            </w:r>
-          </w:p>
-        </w:tc>
-      </w:tr>
-      <w:tr>
-        <w:tc>
-          <w:tcPr>
-            <w:tcW w:type="dxa" w:w="2100"/>
-            <w:tcBorders>
-              <w:top w:val="single" w:color="D3DCD8" w:sz="4"/>
-              <w:left w:val="single" w:color="D3DCD8" w:sz="4"/>
-              <w:bottom w:val="single" w:color="D3DCD8" w:sz="4"/>
-              <w:right w:val="single" w:color="D3DCD8" w:sz="4"/>
-            </w:tcBorders>
-            <w:shd w:fill="EDF2F0" w:color="auto" w:val="clear"/>
-            <w:tcMar>
-              <w:top w:type="dxa" w:w="80"/>
-              <w:left w:type="dxa" w:w="120"/>
-              <w:bottom w:type="dxa" w:w="80"/>
-              <w:right w:type="dxa" w:w="120"/>
-            </w:tcMar>
-          </w:tcPr>
-          <w:p>
-            <w:pPr>
-              <w:spacing w:after="0" w:line="252"/>
-            </w:pPr>
-            <w:r>
-              <w:rPr>
-                <w:rFonts w:ascii="Arial" w:cs="Arial" w:eastAsia="Arial" w:hAnsi="Arial"/>
-                <w:b/>
-                <w:bCs/>
-                <w:caps/>
-                <w:color w:val="6B7A74"/>
-                <w:spacing w:val="14"/>
-                <w:sz w:val="16"/>
-                <w:szCs w:val="16"/>
-              </w:rPr>
-              <w:t xml:space="preserve">Point d’attention</w:t>
-            </w:r>
-          </w:p>
-        </w:tc>
-        <w:tc>
-          <w:tcPr>
-            <w:tcW w:type="dxa" w:w="7538"/>
-            <w:tcBorders>
-              <w:top w:val="single" w:color="D3DCD8" w:sz="4"/>
-              <w:left w:val="single" w:color="D3DCD8" w:sz="4"/>
-              <w:bottom w:val="single" w:color="D3DCD8" w:sz="4"/>
-              <w:right w:val="single" w:color="D3DCD8" w:sz="4"/>
-            </w:tcBorders>
-            <w:tcMar>
-              <w:top w:type="dxa" w:w="80"/>
-              <w:left w:type="dxa" w:w="120"/>
-              <w:bottom w:type="dxa" w:w="80"/>
-              <w:right w:type="dxa" w:w="120"/>
-            </w:tcMar>
-          </w:tcPr>
-          <w:p>
-            <w:pPr>
-              <w:spacing w:after="0" w:line="252"/>
-            </w:pPr>
-            <w:r>
-              <w:rPr>
-                <w:rFonts w:ascii="Arial" w:cs="Arial" w:eastAsia="Arial" w:hAnsi="Arial"/>
-                <w:b w:val="false"/>
-                <w:bCs w:val="false"/>
-                <w:color w:val="3C4A45"/>
-                <w:sz w:val="19"/>
-                <w:szCs w:val="19"/>
-              </w:rPr>
-              <w:t xml:space="preserve">Sans effet réel : ces deux sites ne sont chargés par aucune chaîne d'alimentation.</w:t>
             </w:r>
           </w:p>
         </w:tc>
@@ -4964,7 +3757,7 @@
                 <w:sz w:val="16"/>
                 <w:szCs w:val="16"/>
               </w:rPr>
-              <w:t xml:space="preserve">Niveau de preuve</w:t>
+              <w:t xml:space="preserve">Signification</w:t>
             </w:r>
           </w:p>
         </w:tc>
@@ -4991,13 +3784,11 @@
             <w:r>
               <w:rPr>
                 <w:rFonts w:ascii="Arial" w:cs="Arial" w:eastAsia="Arial" w:hAnsi="Arial"/>
-                <w:b/>
-                <w:bCs/>
-                <w:color w:val="6B7A74"/>
-                <w:sz w:val="17"/>
-                <w:szCs w:val="17"/>
-              </w:rPr>
-              <w:t xml:space="preserve">Lu dans le code</w:t>
+                <w:color w:val="3C4A45"/>
+                <w:sz w:val="19"/>
+                <w:szCs w:val="19"/>
+              </w:rPr>
+              <w:t xml:space="preserve">Une ligne du dashboard correspond à un batch, une étape, et une mesure manquante. C'est ce qui permet de dire quelle mesure a fait échouer la recommandation.</w:t>
             </w:r>
           </w:p>
         </w:tc>
@@ -5035,7 +3826,7 @@
                 <w:sz w:val="16"/>
                 <w:szCs w:val="16"/>
               </w:rPr>
-              <w:t xml:space="preserve">Signification</w:t>
+              <w:t xml:space="preserve">Traduction technique</w:t>
             </w:r>
           </w:p>
         </w:tc>
@@ -5066,7 +3857,7 @@
                 <w:sz w:val="19"/>
                 <w:szCs w:val="19"/>
               </w:rPr>
-              <w:t xml:space="preserve">Une ligne du dashboard correspond à un batch, une étape, et une mesure manquante. C'est ce qui permet de dire quelle mesure a fait échouer la recommandation.</w:t>
+              <w:t xml:space="preserve">Granularité de la table de faits : batch_id x id_parameter_localization x missing_value.</w:t>
             </w:r>
           </w:p>
         </w:tc>
@@ -5104,75 +3895,6 @@
                 <w:sz w:val="16"/>
                 <w:szCs w:val="16"/>
               </w:rPr>
-              <w:t xml:space="preserve">Traduction technique</w:t>
-            </w:r>
-          </w:p>
-        </w:tc>
-        <w:tc>
-          <w:tcPr>
-            <w:tcW w:type="dxa" w:w="7538"/>
-            <w:tcBorders>
-              <w:top w:val="single" w:color="D3DCD8" w:sz="4"/>
-              <w:left w:val="single" w:color="D3DCD8" w:sz="4"/>
-              <w:bottom w:val="single" w:color="D3DCD8" w:sz="4"/>
-              <w:right w:val="single" w:color="D3DCD8" w:sz="4"/>
-            </w:tcBorders>
-            <w:tcMar>
-              <w:top w:type="dxa" w:w="80"/>
-              <w:left w:type="dxa" w:w="120"/>
-              <w:bottom w:type="dxa" w:w="80"/>
-              <w:right w:type="dxa" w:w="120"/>
-            </w:tcMar>
-          </w:tcPr>
-          <w:p>
-            <w:pPr>
-              <w:spacing w:after="0" w:line="252"/>
-            </w:pPr>
-            <w:r>
-              <w:rPr>
-                <w:rFonts w:ascii="Arial" w:cs="Arial" w:eastAsia="Arial" w:hAnsi="Arial"/>
-                <w:color w:val="3C4A45"/>
-                <w:sz w:val="19"/>
-                <w:szCs w:val="19"/>
-              </w:rPr>
-              <w:t xml:space="preserve">Granularité de la table de faits : batch_id x id_parameter_localization x missing_value.</w:t>
-            </w:r>
-          </w:p>
-        </w:tc>
-      </w:tr>
-      <w:tr>
-        <w:tc>
-          <w:tcPr>
-            <w:tcW w:type="dxa" w:w="2100"/>
-            <w:tcBorders>
-              <w:top w:val="single" w:color="D3DCD8" w:sz="4"/>
-              <w:left w:val="single" w:color="D3DCD8" w:sz="4"/>
-              <w:bottom w:val="single" w:color="D3DCD8" w:sz="4"/>
-              <w:right w:val="single" w:color="D3DCD8" w:sz="4"/>
-            </w:tcBorders>
-            <w:shd w:fill="EDF2F0" w:color="auto" w:val="clear"/>
-            <w:tcMar>
-              <w:top w:type="dxa" w:w="80"/>
-              <w:left w:type="dxa" w:w="120"/>
-              <w:bottom w:type="dxa" w:w="80"/>
-              <w:right w:type="dxa" w:w="120"/>
-            </w:tcMar>
-          </w:tcPr>
-          <w:p>
-            <w:pPr>
-              <w:spacing w:after="0" w:line="252"/>
-            </w:pPr>
-            <w:r>
-              <w:rPr>
-                <w:rFonts w:ascii="Arial" w:cs="Arial" w:eastAsia="Arial" w:hAnsi="Arial"/>
-                <w:b/>
-                <w:bCs/>
-                <w:caps/>
-                <w:color w:val="6B7A74"/>
-                <w:spacing w:val="14"/>
-                <w:sz w:val="16"/>
-                <w:szCs w:val="16"/>
-              </w:rPr>
               <w:t xml:space="preserve">Emplacement</w:t>
             </w:r>
           </w:p>
@@ -5205,77 +3927,6 @@
                 <w:szCs w:val="17"/>
               </w:rPr>
               <w:t xml:space="preserve">fact_monitoring_auto_manual_entries.ipynb cellules 5 à 8, sélection finale cellule 48</w:t>
-            </w:r>
-          </w:p>
-        </w:tc>
-      </w:tr>
-      <w:tr>
-        <w:tc>
-          <w:tcPr>
-            <w:tcW w:type="dxa" w:w="2100"/>
-            <w:tcBorders>
-              <w:top w:val="single" w:color="D3DCD8" w:sz="4"/>
-              <w:left w:val="single" w:color="D3DCD8" w:sz="4"/>
-              <w:bottom w:val="single" w:color="D3DCD8" w:sz="4"/>
-              <w:right w:val="single" w:color="D3DCD8" w:sz="4"/>
-            </w:tcBorders>
-            <w:shd w:fill="EDF2F0" w:color="auto" w:val="clear"/>
-            <w:tcMar>
-              <w:top w:type="dxa" w:w="80"/>
-              <w:left w:type="dxa" w:w="120"/>
-              <w:bottom w:type="dxa" w:w="80"/>
-              <w:right w:type="dxa" w:w="120"/>
-            </w:tcMar>
-          </w:tcPr>
-          <w:p>
-            <w:pPr>
-              <w:spacing w:after="0" w:line="252"/>
-            </w:pPr>
-            <w:r>
-              <w:rPr>
-                <w:rFonts w:ascii="Arial" w:cs="Arial" w:eastAsia="Arial" w:hAnsi="Arial"/>
-                <w:b/>
-                <w:bCs/>
-                <w:caps/>
-                <w:color w:val="6B7A74"/>
-                <w:spacing w:val="14"/>
-                <w:sz w:val="16"/>
-                <w:szCs w:val="16"/>
-              </w:rPr>
-              <w:t xml:space="preserve">Point d’attention</w:t>
-            </w:r>
-          </w:p>
-        </w:tc>
-        <w:tc>
-          <w:tcPr>
-            <w:tcW w:type="dxa" w:w="7538"/>
-            <w:tcBorders>
-              <w:top w:val="single" w:color="D3DCD8" w:sz="4"/>
-              <w:left w:val="single" w:color="D3DCD8" w:sz="4"/>
-              <w:bottom w:val="single" w:color="D3DCD8" w:sz="4"/>
-              <w:right w:val="single" w:color="D3DCD8" w:sz="4"/>
-            </w:tcBorders>
-            <w:tcMar>
-              <w:top w:type="dxa" w:w="80"/>
-              <w:left w:type="dxa" w:w="120"/>
-              <w:bottom w:type="dxa" w:w="80"/>
-              <w:right w:type="dxa" w:w="120"/>
-            </w:tcMar>
-          </w:tcPr>
-          <w:p>
-            <w:pPr>
-              <w:spacing w:after="0" w:line="252"/>
-            </w:pPr>
-            <w:r>
-              <w:rPr>
-                <w:rFonts w:ascii="Arial" w:cs="Arial" w:eastAsia="Arial" w:hAnsi="Arial"/>
-                <w:b w:val="false"/>
-                <w:bCs w:val="false"/>
-                <w:color w:val="3C4A45"/>
-                <w:sz w:val="19"/>
-                <w:szCs w:val="19"/>
-              </w:rPr>
-              <w:t xml:space="preserve">Le comptage doit donc neutraliser les lignes en double (voir B6).</w:t>
             </w:r>
           </w:p>
         </w:tc>
@@ -5532,77 +4183,6 @@
                 <w:sz w:val="16"/>
                 <w:szCs w:val="16"/>
               </w:rPr>
-              <w:t xml:space="preserve">Niveau de preuve</w:t>
-            </w:r>
-          </w:p>
-        </w:tc>
-        <w:tc>
-          <w:tcPr>
-            <w:tcW w:type="dxa" w:w="7538"/>
-            <w:tcBorders>
-              <w:top w:val="single" w:color="D3DCD8" w:sz="4"/>
-              <w:left w:val="single" w:color="D3DCD8" w:sz="4"/>
-              <w:bottom w:val="single" w:color="D3DCD8" w:sz="4"/>
-              <w:right w:val="single" w:color="D3DCD8" w:sz="4"/>
-            </w:tcBorders>
-            <w:tcMar>
-              <w:top w:type="dxa" w:w="80"/>
-              <w:left w:type="dxa" w:w="120"/>
-              <w:bottom w:type="dxa" w:w="80"/>
-              <w:right w:type="dxa" w:w="120"/>
-            </w:tcMar>
-          </w:tcPr>
-          <w:p>
-            <w:pPr>
-              <w:spacing w:after="0" w:line="252"/>
-            </w:pPr>
-            <w:r>
-              <w:rPr>
-                <w:rFonts w:ascii="Arial" w:cs="Arial" w:eastAsia="Arial" w:hAnsi="Arial"/>
-                <w:b/>
-                <w:bCs/>
-                <w:color w:val="6B7A74"/>
-                <w:sz w:val="17"/>
-                <w:szCs w:val="17"/>
-              </w:rPr>
-              <w:t xml:space="preserve">Lu dans le code</w:t>
-            </w:r>
-          </w:p>
-        </w:tc>
-      </w:tr>
-      <w:tr>
-        <w:tc>
-          <w:tcPr>
-            <w:tcW w:type="dxa" w:w="2100"/>
-            <w:tcBorders>
-              <w:top w:val="single" w:color="D3DCD8" w:sz="4"/>
-              <w:left w:val="single" w:color="D3DCD8" w:sz="4"/>
-              <w:bottom w:val="single" w:color="D3DCD8" w:sz="4"/>
-              <w:right w:val="single" w:color="D3DCD8" w:sz="4"/>
-            </w:tcBorders>
-            <w:shd w:fill="EDF2F0" w:color="auto" w:val="clear"/>
-            <w:tcMar>
-              <w:top w:type="dxa" w:w="80"/>
-              <w:left w:type="dxa" w:w="120"/>
-              <w:bottom w:type="dxa" w:w="80"/>
-              <w:right w:type="dxa" w:w="120"/>
-            </w:tcMar>
-          </w:tcPr>
-          <w:p>
-            <w:pPr>
-              <w:spacing w:after="0" w:line="252"/>
-            </w:pPr>
-            <w:r>
-              <w:rPr>
-                <w:rFonts w:ascii="Arial" w:cs="Arial" w:eastAsia="Arial" w:hAnsi="Arial"/>
-                <w:b/>
-                <w:bCs/>
-                <w:caps/>
-                <w:color w:val="6B7A74"/>
-                <w:spacing w:val="14"/>
-                <w:sz w:val="16"/>
-                <w:szCs w:val="16"/>
-              </w:rPr>
               <w:t xml:space="preserve">Signification</w:t>
             </w:r>
           </w:p>
@@ -6100,77 +4680,6 @@
                 <w:sz w:val="16"/>
                 <w:szCs w:val="16"/>
               </w:rPr>
-              <w:t xml:space="preserve">Niveau de preuve</w:t>
-            </w:r>
-          </w:p>
-        </w:tc>
-        <w:tc>
-          <w:tcPr>
-            <w:tcW w:type="dxa" w:w="7538"/>
-            <w:tcBorders>
-              <w:top w:val="single" w:color="D3DCD8" w:sz="4"/>
-              <w:left w:val="single" w:color="D3DCD8" w:sz="4"/>
-              <w:bottom w:val="single" w:color="D3DCD8" w:sz="4"/>
-              <w:right w:val="single" w:color="D3DCD8" w:sz="4"/>
-            </w:tcBorders>
-            <w:tcMar>
-              <w:top w:type="dxa" w:w="80"/>
-              <w:left w:type="dxa" w:w="120"/>
-              <w:bottom w:type="dxa" w:w="80"/>
-              <w:right w:type="dxa" w:w="120"/>
-            </w:tcMar>
-          </w:tcPr>
-          <w:p>
-            <w:pPr>
-              <w:spacing w:after="0" w:line="252"/>
-            </w:pPr>
-            <w:r>
-              <w:rPr>
-                <w:rFonts w:ascii="Arial" w:cs="Arial" w:eastAsia="Arial" w:hAnsi="Arial"/>
-                <w:b/>
-                <w:bCs/>
-                <w:color w:val="6B7A74"/>
-                <w:sz w:val="17"/>
-                <w:szCs w:val="17"/>
-              </w:rPr>
-              <w:t xml:space="preserve">Lu dans le code</w:t>
-            </w:r>
-          </w:p>
-        </w:tc>
-      </w:tr>
-      <w:tr>
-        <w:tc>
-          <w:tcPr>
-            <w:tcW w:type="dxa" w:w="2100"/>
-            <w:tcBorders>
-              <w:top w:val="single" w:color="D3DCD8" w:sz="4"/>
-              <w:left w:val="single" w:color="D3DCD8" w:sz="4"/>
-              <w:bottom w:val="single" w:color="D3DCD8" w:sz="4"/>
-              <w:right w:val="single" w:color="D3DCD8" w:sz="4"/>
-            </w:tcBorders>
-            <w:shd w:fill="EDF2F0" w:color="auto" w:val="clear"/>
-            <w:tcMar>
-              <w:top w:type="dxa" w:w="80"/>
-              <w:left w:type="dxa" w:w="120"/>
-              <w:bottom w:type="dxa" w:w="80"/>
-              <w:right w:type="dxa" w:w="120"/>
-            </w:tcMar>
-          </w:tcPr>
-          <w:p>
-            <w:pPr>
-              <w:spacing w:after="0" w:line="252"/>
-            </w:pPr>
-            <w:r>
-              <w:rPr>
-                <w:rFonts w:ascii="Arial" w:cs="Arial" w:eastAsia="Arial" w:hAnsi="Arial"/>
-                <w:b/>
-                <w:bCs/>
-                <w:caps/>
-                <w:color w:val="6B7A74"/>
-                <w:spacing w:val="14"/>
-                <w:sz w:val="16"/>
-                <w:szCs w:val="16"/>
-              </w:rPr>
               <w:t xml:space="preserve">Signification</w:t>
             </w:r>
           </w:p>
@@ -6597,7 +5106,7 @@
                 <w:sz w:val="16"/>
                 <w:szCs w:val="16"/>
               </w:rPr>
-              <w:t xml:space="preserve">Niveau de preuve</w:t>
+              <w:t xml:space="preserve">Signification</w:t>
             </w:r>
           </w:p>
         </w:tc>
@@ -6624,13 +5133,11 @@
             <w:r>
               <w:rPr>
                 <w:rFonts w:ascii="Arial" w:cs="Arial" w:eastAsia="Arial" w:hAnsi="Arial"/>
-                <w:b/>
-                <w:bCs/>
-                <w:color w:val="6B7A74"/>
-                <w:sz w:val="17"/>
-                <w:szCs w:val="17"/>
-              </w:rPr>
-              <w:t xml:space="preserve">Lu dans le code</w:t>
+                <w:color w:val="3C4A45"/>
+                <w:sz w:val="19"/>
+                <w:szCs w:val="19"/>
+              </w:rPr>
+              <w:t xml:space="preserve">Tant que l'heure à laquelle la recommandation devait être produite n'est pas passée, elle n'est ni en succès ni en échec. Elle n'apparaît dans aucun des deux compteurs.</w:t>
             </w:r>
           </w:p>
         </w:tc>
@@ -6668,7 +5175,7 @@
                 <w:sz w:val="16"/>
                 <w:szCs w:val="16"/>
               </w:rPr>
-              <w:t xml:space="preserve">Signification</w:t>
+              <w:t xml:space="preserve">Traduction technique</w:t>
             </w:r>
           </w:p>
         </w:tc>
@@ -6699,7 +5206,7 @@
                 <w:sz w:val="19"/>
                 <w:szCs w:val="19"/>
               </w:rPr>
-              <w:t xml:space="preserve">Tant que l'heure à laquelle la recommandation devait être produite n'est pas passée, elle n'est ni en succès ni en échec. Elle n'apparaît dans aucun des deux compteurs.</w:t>
+              <w:t xml:space="preserve">Condition calculation_interval_after_datetime &lt;= current_timestamp(), évaluée à chaque exécution du traitement. Le traitement reprend l'intégralité du programme depuis septembre 2024 à chaque passage.</w:t>
             </w:r>
           </w:p>
         </w:tc>
@@ -6737,75 +5244,6 @@
                 <w:sz w:val="16"/>
                 <w:szCs w:val="16"/>
               </w:rPr>
-              <w:t xml:space="preserve">Traduction technique</w:t>
-            </w:r>
-          </w:p>
-        </w:tc>
-        <w:tc>
-          <w:tcPr>
-            <w:tcW w:type="dxa" w:w="7538"/>
-            <w:tcBorders>
-              <w:top w:val="single" w:color="D3DCD8" w:sz="4"/>
-              <w:left w:val="single" w:color="D3DCD8" w:sz="4"/>
-              <w:bottom w:val="single" w:color="D3DCD8" w:sz="4"/>
-              <w:right w:val="single" w:color="D3DCD8" w:sz="4"/>
-            </w:tcBorders>
-            <w:tcMar>
-              <w:top w:type="dxa" w:w="80"/>
-              <w:left w:type="dxa" w:w="120"/>
-              <w:bottom w:type="dxa" w:w="80"/>
-              <w:right w:type="dxa" w:w="120"/>
-            </w:tcMar>
-          </w:tcPr>
-          <w:p>
-            <w:pPr>
-              <w:spacing w:after="0" w:line="252"/>
-            </w:pPr>
-            <w:r>
-              <w:rPr>
-                <w:rFonts w:ascii="Arial" w:cs="Arial" w:eastAsia="Arial" w:hAnsi="Arial"/>
-                <w:color w:val="3C4A45"/>
-                <w:sz w:val="19"/>
-                <w:szCs w:val="19"/>
-              </w:rPr>
-              <w:t xml:space="preserve">Condition calculation_interval_after_datetime &lt;= current_timestamp(), évaluée à chaque exécution du traitement. Le traitement reprend l'intégralité du programme depuis septembre 2024 à chaque passage.</w:t>
-            </w:r>
-          </w:p>
-        </w:tc>
-      </w:tr>
-      <w:tr>
-        <w:tc>
-          <w:tcPr>
-            <w:tcW w:type="dxa" w:w="2100"/>
-            <w:tcBorders>
-              <w:top w:val="single" w:color="D3DCD8" w:sz="4"/>
-              <w:left w:val="single" w:color="D3DCD8" w:sz="4"/>
-              <w:bottom w:val="single" w:color="D3DCD8" w:sz="4"/>
-              <w:right w:val="single" w:color="D3DCD8" w:sz="4"/>
-            </w:tcBorders>
-            <w:shd w:fill="EDF2F0" w:color="auto" w:val="clear"/>
-            <w:tcMar>
-              <w:top w:type="dxa" w:w="80"/>
-              <w:left w:type="dxa" w:w="120"/>
-              <w:bottom w:type="dxa" w:w="80"/>
-              <w:right w:type="dxa" w:w="120"/>
-            </w:tcMar>
-          </w:tcPr>
-          <w:p>
-            <w:pPr>
-              <w:spacing w:after="0" w:line="252"/>
-            </w:pPr>
-            <w:r>
-              <w:rPr>
-                <w:rFonts w:ascii="Arial" w:cs="Arial" w:eastAsia="Arial" w:hAnsi="Arial"/>
-                <w:b/>
-                <w:bCs/>
-                <w:caps/>
-                <w:color w:val="6B7A74"/>
-                <w:spacing w:val="14"/>
-                <w:sz w:val="16"/>
-                <w:szCs w:val="16"/>
-              </w:rPr>
               <w:t xml:space="preserve">Emplacement</w:t>
             </w:r>
           </w:p>
@@ -6838,77 +5276,6 @@
                 <w:szCs w:val="17"/>
               </w:rPr>
               <w:t xml:space="preserve">fact_monitoring_auto_manual_entries.ipynb cellules 16 et 17</w:t>
-            </w:r>
-          </w:p>
-        </w:tc>
-      </w:tr>
-      <w:tr>
-        <w:tc>
-          <w:tcPr>
-            <w:tcW w:type="dxa" w:w="2100"/>
-            <w:tcBorders>
-              <w:top w:val="single" w:color="D3DCD8" w:sz="4"/>
-              <w:left w:val="single" w:color="D3DCD8" w:sz="4"/>
-              <w:bottom w:val="single" w:color="D3DCD8" w:sz="4"/>
-              <w:right w:val="single" w:color="D3DCD8" w:sz="4"/>
-            </w:tcBorders>
-            <w:shd w:fill="EDF2F0" w:color="auto" w:val="clear"/>
-            <w:tcMar>
-              <w:top w:type="dxa" w:w="80"/>
-              <w:left w:type="dxa" w:w="120"/>
-              <w:bottom w:type="dxa" w:w="80"/>
-              <w:right w:type="dxa" w:w="120"/>
-            </w:tcMar>
-          </w:tcPr>
-          <w:p>
-            <w:pPr>
-              <w:spacing w:after="0" w:line="252"/>
-            </w:pPr>
-            <w:r>
-              <w:rPr>
-                <w:rFonts w:ascii="Arial" w:cs="Arial" w:eastAsia="Arial" w:hAnsi="Arial"/>
-                <w:b/>
-                <w:bCs/>
-                <w:caps/>
-                <w:color w:val="6B7A74"/>
-                <w:spacing w:val="14"/>
-                <w:sz w:val="16"/>
-                <w:szCs w:val="16"/>
-              </w:rPr>
-              <w:t xml:space="preserve">Point d’attention</w:t>
-            </w:r>
-          </w:p>
-        </w:tc>
-        <w:tc>
-          <w:tcPr>
-            <w:tcW w:type="dxa" w:w="7538"/>
-            <w:tcBorders>
-              <w:top w:val="single" w:color="D3DCD8" w:sz="4"/>
-              <w:left w:val="single" w:color="D3DCD8" w:sz="4"/>
-              <w:bottom w:val="single" w:color="D3DCD8" w:sz="4"/>
-              <w:right w:val="single" w:color="D3DCD8" w:sz="4"/>
-            </w:tcBorders>
-            <w:tcMar>
-              <w:top w:type="dxa" w:w="80"/>
-              <w:left w:type="dxa" w:w="120"/>
-              <w:bottom w:type="dxa" w:w="80"/>
-              <w:right w:type="dxa" w:w="120"/>
-            </w:tcMar>
-          </w:tcPr>
-          <w:p>
-            <w:pPr>
-              <w:spacing w:after="0" w:line="252"/>
-            </w:pPr>
-            <w:r>
-              <w:rPr>
-                <w:rFonts w:ascii="Arial" w:cs="Arial" w:eastAsia="Arial" w:hAnsi="Arial"/>
-                <w:b w:val="false"/>
-                <w:bCs w:val="false"/>
-                <w:color w:val="3C4A45"/>
-                <w:sz w:val="19"/>
-                <w:szCs w:val="19"/>
-              </w:rPr>
-              <w:t xml:space="preserve">Sans cette règle, toutes les étapes planifiées dans le futur seraient comptées en échec. Le verdict est rendu au premier passage suivant l'échéance.</w:t>
             </w:r>
           </w:p>
         </w:tc>
@@ -7165,7 +5532,7 @@
                 <w:sz w:val="16"/>
                 <w:szCs w:val="16"/>
               </w:rPr>
-              <w:t xml:space="preserve">Niveau de preuve</w:t>
+              <w:t xml:space="preserve">Signification</w:t>
             </w:r>
           </w:p>
         </w:tc>
@@ -7192,13 +5559,11 @@
             <w:r>
               <w:rPr>
                 <w:rFonts w:ascii="Arial" w:cs="Arial" w:eastAsia="Arial" w:hAnsi="Arial"/>
-                <w:b/>
-                <w:bCs/>
-                <w:color w:val="6B7A74"/>
-                <w:sz w:val="17"/>
-                <w:szCs w:val="17"/>
-              </w:rPr>
-              <w:t xml:space="preserve">Lu dans le code</w:t>
+                <w:color w:val="3C4A45"/>
+                <w:sz w:val="19"/>
+                <w:szCs w:val="19"/>
+              </w:rPr>
+              <w:t xml:space="preserve">Quand le moteur a produit plusieurs recommandations pour la même étape d'un même batch, seule la dernière est retenue.</w:t>
             </w:r>
           </w:p>
         </w:tc>
@@ -7236,7 +5601,7 @@
                 <w:sz w:val="16"/>
                 <w:szCs w:val="16"/>
               </w:rPr>
-              <w:t xml:space="preserve">Signification</w:t>
+              <w:t xml:space="preserve">Traduction technique</w:t>
             </w:r>
           </w:p>
         </w:tc>
@@ -7267,7 +5632,7 @@
                 <w:sz w:val="19"/>
                 <w:szCs w:val="19"/>
               </w:rPr>
-              <w:t xml:space="preserve">Quand le moteur a produit plusieurs recommandations pour la même étape d'un même batch, seule la dernière est retenue.</w:t>
+              <w:t xml:space="preserve">flg_lasted_reco = 1 sur la ligne la plus récente par date de création.</w:t>
             </w:r>
           </w:p>
         </w:tc>
@@ -7305,75 +5670,6 @@
                 <w:sz w:val="16"/>
                 <w:szCs w:val="16"/>
               </w:rPr>
-              <w:t xml:space="preserve">Traduction technique</w:t>
-            </w:r>
-          </w:p>
-        </w:tc>
-        <w:tc>
-          <w:tcPr>
-            <w:tcW w:type="dxa" w:w="7538"/>
-            <w:tcBorders>
-              <w:top w:val="single" w:color="D3DCD8" w:sz="4"/>
-              <w:left w:val="single" w:color="D3DCD8" w:sz="4"/>
-              <w:bottom w:val="single" w:color="D3DCD8" w:sz="4"/>
-              <w:right w:val="single" w:color="D3DCD8" w:sz="4"/>
-            </w:tcBorders>
-            <w:tcMar>
-              <w:top w:type="dxa" w:w="80"/>
-              <w:left w:type="dxa" w:w="120"/>
-              <w:bottom w:type="dxa" w:w="80"/>
-              <w:right w:type="dxa" w:w="120"/>
-            </w:tcMar>
-          </w:tcPr>
-          <w:p>
-            <w:pPr>
-              <w:spacing w:after="0" w:line="252"/>
-            </w:pPr>
-            <w:r>
-              <w:rPr>
-                <w:rFonts w:ascii="Arial" w:cs="Arial" w:eastAsia="Arial" w:hAnsi="Arial"/>
-                <w:color w:val="3C4A45"/>
-                <w:sz w:val="19"/>
-                <w:szCs w:val="19"/>
-              </w:rPr>
-              <w:t xml:space="preserve">flg_lasted_reco = 1 sur la ligne la plus récente par date de création.</w:t>
-            </w:r>
-          </w:p>
-        </w:tc>
-      </w:tr>
-      <w:tr>
-        <w:tc>
-          <w:tcPr>
-            <w:tcW w:type="dxa" w:w="2100"/>
-            <w:tcBorders>
-              <w:top w:val="single" w:color="D3DCD8" w:sz="4"/>
-              <w:left w:val="single" w:color="D3DCD8" w:sz="4"/>
-              <w:bottom w:val="single" w:color="D3DCD8" w:sz="4"/>
-              <w:right w:val="single" w:color="D3DCD8" w:sz="4"/>
-            </w:tcBorders>
-            <w:shd w:fill="EDF2F0" w:color="auto" w:val="clear"/>
-            <w:tcMar>
-              <w:top w:type="dxa" w:w="80"/>
-              <w:left w:type="dxa" w:w="120"/>
-              <w:bottom w:type="dxa" w:w="80"/>
-              <w:right w:type="dxa" w:w="120"/>
-            </w:tcMar>
-          </w:tcPr>
-          <w:p>
-            <w:pPr>
-              <w:spacing w:after="0" w:line="252"/>
-            </w:pPr>
-            <w:r>
-              <w:rPr>
-                <w:rFonts w:ascii="Arial" w:cs="Arial" w:eastAsia="Arial" w:hAnsi="Arial"/>
-                <w:b/>
-                <w:bCs/>
-                <w:caps/>
-                <w:color w:val="6B7A74"/>
-                <w:spacing w:val="14"/>
-                <w:sz w:val="16"/>
-                <w:szCs w:val="16"/>
-              </w:rPr>
               <w:t xml:space="preserve">Emplacement</w:t>
             </w:r>
           </w:p>
@@ -7406,77 +5702,6 @@
                 <w:szCs w:val="17"/>
               </w:rPr>
               <w:t xml:space="preserve">transform_data.ipynb cellule 26, filtre appliqué en cellule 18 du notebook de faits</w:t>
-            </w:r>
-          </w:p>
-        </w:tc>
-      </w:tr>
-      <w:tr>
-        <w:tc>
-          <w:tcPr>
-            <w:tcW w:type="dxa" w:w="2100"/>
-            <w:tcBorders>
-              <w:top w:val="single" w:color="D3DCD8" w:sz="4"/>
-              <w:left w:val="single" w:color="D3DCD8" w:sz="4"/>
-              <w:bottom w:val="single" w:color="D3DCD8" w:sz="4"/>
-              <w:right w:val="single" w:color="D3DCD8" w:sz="4"/>
-            </w:tcBorders>
-            <w:shd w:fill="EDF2F0" w:color="auto" w:val="clear"/>
-            <w:tcMar>
-              <w:top w:type="dxa" w:w="80"/>
-              <w:left w:type="dxa" w:w="120"/>
-              <w:bottom w:type="dxa" w:w="80"/>
-              <w:right w:type="dxa" w:w="120"/>
-            </w:tcMar>
-          </w:tcPr>
-          <w:p>
-            <w:pPr>
-              <w:spacing w:after="0" w:line="252"/>
-            </w:pPr>
-            <w:r>
-              <w:rPr>
-                <w:rFonts w:ascii="Arial" w:cs="Arial" w:eastAsia="Arial" w:hAnsi="Arial"/>
-                <w:b/>
-                <w:bCs/>
-                <w:caps/>
-                <w:color w:val="6B7A74"/>
-                <w:spacing w:val="14"/>
-                <w:sz w:val="16"/>
-                <w:szCs w:val="16"/>
-              </w:rPr>
-              <w:t xml:space="preserve">Point d’attention</w:t>
-            </w:r>
-          </w:p>
-        </w:tc>
-        <w:tc>
-          <w:tcPr>
-            <w:tcW w:type="dxa" w:w="7538"/>
-            <w:tcBorders>
-              <w:top w:val="single" w:color="D3DCD8" w:sz="4"/>
-              <w:left w:val="single" w:color="D3DCD8" w:sz="4"/>
-              <w:bottom w:val="single" w:color="D3DCD8" w:sz="4"/>
-              <w:right w:val="single" w:color="D3DCD8" w:sz="4"/>
-            </w:tcBorders>
-            <w:tcMar>
-              <w:top w:type="dxa" w:w="80"/>
-              <w:left w:type="dxa" w:w="120"/>
-              <w:bottom w:type="dxa" w:w="80"/>
-              <w:right w:type="dxa" w:w="120"/>
-            </w:tcMar>
-          </w:tcPr>
-          <w:p>
-            <w:pPr>
-              <w:spacing w:after="0" w:line="252"/>
-            </w:pPr>
-            <w:r>
-              <w:rPr>
-                <w:rFonts w:ascii="Arial" w:cs="Arial" w:eastAsia="Arial" w:hAnsi="Arial"/>
-                <w:b w:val="false"/>
-                <w:bCs w:val="false"/>
-                <w:color w:val="3C4A45"/>
-                <w:sz w:val="19"/>
-                <w:szCs w:val="19"/>
-              </w:rPr>
-              <w:t xml:space="preserve">Le rapport Suivi retient, lui, celle qui a le statut d'acceptation le plus favorable.</w:t>
             </w:r>
           </w:p>
         </w:tc>
@@ -7684,7 +5909,7 @@
                 <w:sz w:val="20"/>
                 <w:szCs w:val="20"/>
               </w:rPr>
-              <w:t xml:space="preserve">B6   </w:t>
+              <w:t xml:space="preserve">B7   </w:t>
             </w:r>
             <w:r>
               <w:rPr>
@@ -7695,7 +5920,7 @@
                 <w:sz w:val="21"/>
                 <w:szCs w:val="21"/>
               </w:rPr>
-              <w:t xml:space="preserve">Une seule ligne porte le compteur par batch et étape</w:t>
+              <w:t xml:space="preserve">Les lignes sans mesure manquante sont effacées si une vraie manque</w:t>
             </w:r>
           </w:p>
         </w:tc>
@@ -7733,7 +5958,7 @@
                 <w:sz w:val="16"/>
                 <w:szCs w:val="16"/>
               </w:rPr>
-              <w:t xml:space="preserve">Niveau de preuve</w:t>
+              <w:t xml:space="preserve">Signification</w:t>
             </w:r>
           </w:p>
         </w:tc>
@@ -7760,13 +5985,11 @@
             <w:r>
               <w:rPr>
                 <w:rFonts w:ascii="Arial" w:cs="Arial" w:eastAsia="Arial" w:hAnsi="Arial"/>
-                <w:b/>
-                <w:bCs/>
-                <w:color w:val="8A5D0B"/>
-                <w:sz w:val="17"/>
-                <w:szCs w:val="17"/>
-              </w:rPr>
-              <w:t xml:space="preserve">Déduit — non testé</w:t>
+                <w:color w:val="3C4A45"/>
+                <w:sz w:val="19"/>
+                <w:szCs w:val="19"/>
+              </w:rPr>
+              <w:t xml:space="preserve">Quand une étape présente à la fois des lignes sans mesure manquante et des lignes avec, les premières sont supprimées pour ne pas polluer le détail.</w:t>
             </w:r>
           </w:p>
         </w:tc>
@@ -7804,7 +6027,7 @@
                 <w:sz w:val="16"/>
                 <w:szCs w:val="16"/>
               </w:rPr>
-              <w:t xml:space="preserve">Signification</w:t>
+              <w:t xml:space="preserve">Traduction technique</w:t>
             </w:r>
           </w:p>
         </w:tc>
@@ -7835,7 +6058,7 @@
                 <w:sz w:val="19"/>
                 <w:szCs w:val="19"/>
               </w:rPr>
-              <w:t xml:space="preserve">Même si plusieurs mesures manquent pour une même étape, l'étape n'est comptée qu'une fois.</w:t>
+              <w:t xml:space="preserve">Suppression des lignes NO_VALUE lorsque le groupe contient au moins une valeur réelle.</w:t>
             </w:r>
           </w:p>
         </w:tc>
@@ -7873,75 +6096,6 @@
                 <w:sz w:val="16"/>
                 <w:szCs w:val="16"/>
               </w:rPr>
-              <w:t xml:space="preserve">Traduction technique</w:t>
-            </w:r>
-          </w:p>
-        </w:tc>
-        <w:tc>
-          <w:tcPr>
-            <w:tcW w:type="dxa" w:w="7538"/>
-            <w:tcBorders>
-              <w:top w:val="single" w:color="D3DCD8" w:sz="4"/>
-              <w:left w:val="single" w:color="D3DCD8" w:sz="4"/>
-              <w:bottom w:val="single" w:color="D3DCD8" w:sz="4"/>
-              <w:right w:val="single" w:color="D3DCD8" w:sz="4"/>
-            </w:tcBorders>
-            <w:tcMar>
-              <w:top w:type="dxa" w:w="80"/>
-              <w:left w:type="dxa" w:w="120"/>
-              <w:bottom w:type="dxa" w:w="80"/>
-              <w:right w:type="dxa" w:w="120"/>
-            </w:tcMar>
-          </w:tcPr>
-          <w:p>
-            <w:pPr>
-              <w:spacing w:after="0" w:line="252"/>
-            </w:pPr>
-            <w:r>
-              <w:rPr>
-                <w:rFonts w:ascii="Arial" w:cs="Arial" w:eastAsia="Arial" w:hAnsi="Arial"/>
-                <w:color w:val="3C4A45"/>
-                <w:sz w:val="19"/>
-                <w:szCs w:val="19"/>
-              </w:rPr>
-              <w:t xml:space="preserve">Numérotation par fenêtre sur batch x étape x recommandation, comptage réservé au rang 1.</w:t>
-            </w:r>
-          </w:p>
-        </w:tc>
-      </w:tr>
-      <w:tr>
-        <w:tc>
-          <w:tcPr>
-            <w:tcW w:type="dxa" w:w="2100"/>
-            <w:tcBorders>
-              <w:top w:val="single" w:color="D3DCD8" w:sz="4"/>
-              <w:left w:val="single" w:color="D3DCD8" w:sz="4"/>
-              <w:bottom w:val="single" w:color="D3DCD8" w:sz="4"/>
-              <w:right w:val="single" w:color="D3DCD8" w:sz="4"/>
-            </w:tcBorders>
-            <w:shd w:fill="EDF2F0" w:color="auto" w:val="clear"/>
-            <w:tcMar>
-              <w:top w:type="dxa" w:w="80"/>
-              <w:left w:type="dxa" w:w="120"/>
-              <w:bottom w:type="dxa" w:w="80"/>
-              <w:right w:type="dxa" w:w="120"/>
-            </w:tcMar>
-          </w:tcPr>
-          <w:p>
-            <w:pPr>
-              <w:spacing w:after="0" w:line="252"/>
-            </w:pPr>
-            <w:r>
-              <w:rPr>
-                <w:rFonts w:ascii="Arial" w:cs="Arial" w:eastAsia="Arial" w:hAnsi="Arial"/>
-                <w:b/>
-                <w:bCs/>
-                <w:caps/>
-                <w:color w:val="6B7A74"/>
-                <w:spacing w:val="14"/>
-                <w:sz w:val="16"/>
-                <w:szCs w:val="16"/>
-              </w:rPr>
               <w:t xml:space="preserve">Emplacement</w:t>
             </w:r>
           </w:p>
@@ -7973,78 +6127,7 @@
                 <w:sz w:val="17"/>
                 <w:szCs w:val="17"/>
               </w:rPr>
-              <w:t xml:space="preserve">fact_monitoring_auto_manual_entries.ipynb cellule 17</w:t>
-            </w:r>
-          </w:p>
-        </w:tc>
-      </w:tr>
-      <w:tr>
-        <w:tc>
-          <w:tcPr>
-            <w:tcW w:type="dxa" w:w="2100"/>
-            <w:tcBorders>
-              <w:top w:val="single" w:color="D3DCD8" w:sz="4"/>
-              <w:left w:val="single" w:color="D3DCD8" w:sz="4"/>
-              <w:bottom w:val="single" w:color="D3DCD8" w:sz="4"/>
-              <w:right w:val="single" w:color="D3DCD8" w:sz="4"/>
-            </w:tcBorders>
-            <w:shd w:fill="EDF2F0" w:color="auto" w:val="clear"/>
-            <w:tcMar>
-              <w:top w:type="dxa" w:w="80"/>
-              <w:left w:type="dxa" w:w="120"/>
-              <w:bottom w:type="dxa" w:w="80"/>
-              <w:right w:type="dxa" w:w="120"/>
-            </w:tcMar>
-          </w:tcPr>
-          <w:p>
-            <w:pPr>
-              <w:spacing w:after="0" w:line="252"/>
-            </w:pPr>
-            <w:r>
-              <w:rPr>
-                <w:rFonts w:ascii="Arial" w:cs="Arial" w:eastAsia="Arial" w:hAnsi="Arial"/>
-                <w:b/>
-                <w:bCs/>
-                <w:caps/>
-                <w:color w:val="6B7A74"/>
-                <w:spacing w:val="14"/>
-                <w:sz w:val="16"/>
-                <w:szCs w:val="16"/>
-              </w:rPr>
-              <w:t xml:space="preserve">Point d’attention</w:t>
-            </w:r>
-          </w:p>
-        </w:tc>
-        <w:tc>
-          <w:tcPr>
-            <w:tcW w:type="dxa" w:w="7538"/>
-            <w:tcBorders>
-              <w:top w:val="single" w:color="D3DCD8" w:sz="4"/>
-              <w:left w:val="single" w:color="D3DCD8" w:sz="4"/>
-              <w:bottom w:val="single" w:color="D3DCD8" w:sz="4"/>
-              <w:right w:val="single" w:color="D3DCD8" w:sz="4"/>
-            </w:tcBorders>
-            <w:tcMar>
-              <w:top w:type="dxa" w:w="80"/>
-              <w:left w:type="dxa" w:w="120"/>
-              <w:bottom w:type="dxa" w:w="80"/>
-              <w:right w:type="dxa" w:w="120"/>
-            </w:tcMar>
-          </w:tcPr>
-          <w:p>
-            <w:pPr>
-              <w:spacing w:after="0" w:line="252"/>
-            </w:pPr>
-            <w:r>
-              <w:rPr>
-                <w:rFonts w:ascii="Arial" w:cs="Arial" w:eastAsia="Arial" w:hAnsi="Arial"/>
-                <w:b w:val="false"/>
-                <w:bCs w:val="false"/>
-                <w:color w:val="3C4A45"/>
-                <w:sz w:val="19"/>
-                <w:szCs w:val="19"/>
-              </w:rPr>
-              <w:t xml:space="preserve">Les cas limites — étape sans aucune recommandation, plusieurs recommandations simultanées — n'ont pas été vérifiés en base.</w:t>
+              <w:t xml:space="preserve">fact_monitoring_auto_manual_entries.ipynb cellule 8</w:t>
             </w:r>
           </w:p>
         </w:tc>
@@ -8252,7 +6335,7 @@
                 <w:sz w:val="20"/>
                 <w:szCs w:val="20"/>
               </w:rPr>
-              <w:t xml:space="preserve">B7   </w:t>
+              <w:t xml:space="preserve">B8   </w:t>
             </w:r>
             <w:r>
               <w:rPr>
@@ -8263,575 +6346,7 @@
                 <w:sz w:val="21"/>
                 <w:szCs w:val="21"/>
               </w:rPr>
-              <w:t xml:space="preserve">Les lignes sans mesure manquante sont effacées si une vraie manque</w:t>
-            </w:r>
-          </w:p>
-        </w:tc>
-      </w:tr>
-      <w:tr>
-        <w:tc>
-          <w:tcPr>
-            <w:tcW w:type="dxa" w:w="2100"/>
-            <w:tcBorders>
-              <w:top w:val="single" w:color="D3DCD8" w:sz="4"/>
-              <w:left w:val="single" w:color="D3DCD8" w:sz="4"/>
-              <w:bottom w:val="single" w:color="D3DCD8" w:sz="4"/>
-              <w:right w:val="single" w:color="D3DCD8" w:sz="4"/>
-            </w:tcBorders>
-            <w:shd w:fill="EDF2F0" w:color="auto" w:val="clear"/>
-            <w:tcMar>
-              <w:top w:type="dxa" w:w="80"/>
-              <w:left w:type="dxa" w:w="120"/>
-              <w:bottom w:type="dxa" w:w="80"/>
-              <w:right w:type="dxa" w:w="120"/>
-            </w:tcMar>
-          </w:tcPr>
-          <w:p>
-            <w:pPr>
-              <w:spacing w:after="0" w:line="252"/>
-            </w:pPr>
-            <w:r>
-              <w:rPr>
-                <w:rFonts w:ascii="Arial" w:cs="Arial" w:eastAsia="Arial" w:hAnsi="Arial"/>
-                <w:b/>
-                <w:bCs/>
-                <w:caps/>
-                <w:color w:val="6B7A74"/>
-                <w:spacing w:val="14"/>
-                <w:sz w:val="16"/>
-                <w:szCs w:val="16"/>
-              </w:rPr>
-              <w:t xml:space="preserve">Niveau de preuve</w:t>
-            </w:r>
-          </w:p>
-        </w:tc>
-        <w:tc>
-          <w:tcPr>
-            <w:tcW w:type="dxa" w:w="7538"/>
-            <w:tcBorders>
-              <w:top w:val="single" w:color="D3DCD8" w:sz="4"/>
-              <w:left w:val="single" w:color="D3DCD8" w:sz="4"/>
-              <w:bottom w:val="single" w:color="D3DCD8" w:sz="4"/>
-              <w:right w:val="single" w:color="D3DCD8" w:sz="4"/>
-            </w:tcBorders>
-            <w:tcMar>
-              <w:top w:type="dxa" w:w="80"/>
-              <w:left w:type="dxa" w:w="120"/>
-              <w:bottom w:type="dxa" w:w="80"/>
-              <w:right w:type="dxa" w:w="120"/>
-            </w:tcMar>
-          </w:tcPr>
-          <w:p>
-            <w:pPr>
-              <w:spacing w:after="0" w:line="252"/>
-            </w:pPr>
-            <w:r>
-              <w:rPr>
-                <w:rFonts w:ascii="Arial" w:cs="Arial" w:eastAsia="Arial" w:hAnsi="Arial"/>
-                <w:b/>
-                <w:bCs/>
-                <w:color w:val="6B7A74"/>
-                <w:sz w:val="17"/>
-                <w:szCs w:val="17"/>
-              </w:rPr>
-              <w:t xml:space="preserve">Lu dans le code</w:t>
-            </w:r>
-          </w:p>
-        </w:tc>
-      </w:tr>
-      <w:tr>
-        <w:tc>
-          <w:tcPr>
-            <w:tcW w:type="dxa" w:w="2100"/>
-            <w:tcBorders>
-              <w:top w:val="single" w:color="D3DCD8" w:sz="4"/>
-              <w:left w:val="single" w:color="D3DCD8" w:sz="4"/>
-              <w:bottom w:val="single" w:color="D3DCD8" w:sz="4"/>
-              <w:right w:val="single" w:color="D3DCD8" w:sz="4"/>
-            </w:tcBorders>
-            <w:shd w:fill="EDF2F0" w:color="auto" w:val="clear"/>
-            <w:tcMar>
-              <w:top w:type="dxa" w:w="80"/>
-              <w:left w:type="dxa" w:w="120"/>
-              <w:bottom w:type="dxa" w:w="80"/>
-              <w:right w:type="dxa" w:w="120"/>
-            </w:tcMar>
-          </w:tcPr>
-          <w:p>
-            <w:pPr>
-              <w:spacing w:after="0" w:line="252"/>
-            </w:pPr>
-            <w:r>
-              <w:rPr>
-                <w:rFonts w:ascii="Arial" w:cs="Arial" w:eastAsia="Arial" w:hAnsi="Arial"/>
-                <w:b/>
-                <w:bCs/>
-                <w:caps/>
-                <w:color w:val="6B7A74"/>
-                <w:spacing w:val="14"/>
-                <w:sz w:val="16"/>
-                <w:szCs w:val="16"/>
-              </w:rPr>
-              <w:t xml:space="preserve">Signification</w:t>
-            </w:r>
-          </w:p>
-        </w:tc>
-        <w:tc>
-          <w:tcPr>
-            <w:tcW w:type="dxa" w:w="7538"/>
-            <w:tcBorders>
-              <w:top w:val="single" w:color="D3DCD8" w:sz="4"/>
-              <w:left w:val="single" w:color="D3DCD8" w:sz="4"/>
-              <w:bottom w:val="single" w:color="D3DCD8" w:sz="4"/>
-              <w:right w:val="single" w:color="D3DCD8" w:sz="4"/>
-            </w:tcBorders>
-            <w:tcMar>
-              <w:top w:type="dxa" w:w="80"/>
-              <w:left w:type="dxa" w:w="120"/>
-              <w:bottom w:type="dxa" w:w="80"/>
-              <w:right w:type="dxa" w:w="120"/>
-            </w:tcMar>
-          </w:tcPr>
-          <w:p>
-            <w:pPr>
-              <w:spacing w:after="0" w:line="252"/>
-            </w:pPr>
-            <w:r>
-              <w:rPr>
-                <w:rFonts w:ascii="Arial" w:cs="Arial" w:eastAsia="Arial" w:hAnsi="Arial"/>
-                <w:color w:val="3C4A45"/>
-                <w:sz w:val="19"/>
-                <w:szCs w:val="19"/>
-              </w:rPr>
-              <w:t xml:space="preserve">Quand une étape présente à la fois des lignes sans mesure manquante et des lignes avec, les premières sont supprimées pour ne pas polluer le détail.</w:t>
-            </w:r>
-          </w:p>
-        </w:tc>
-      </w:tr>
-      <w:tr>
-        <w:tc>
-          <w:tcPr>
-            <w:tcW w:type="dxa" w:w="2100"/>
-            <w:tcBorders>
-              <w:top w:val="single" w:color="D3DCD8" w:sz="4"/>
-              <w:left w:val="single" w:color="D3DCD8" w:sz="4"/>
-              <w:bottom w:val="single" w:color="D3DCD8" w:sz="4"/>
-              <w:right w:val="single" w:color="D3DCD8" w:sz="4"/>
-            </w:tcBorders>
-            <w:shd w:fill="EDF2F0" w:color="auto" w:val="clear"/>
-            <w:tcMar>
-              <w:top w:type="dxa" w:w="80"/>
-              <w:left w:type="dxa" w:w="120"/>
-              <w:bottom w:type="dxa" w:w="80"/>
-              <w:right w:type="dxa" w:w="120"/>
-            </w:tcMar>
-          </w:tcPr>
-          <w:p>
-            <w:pPr>
-              <w:spacing w:after="0" w:line="252"/>
-            </w:pPr>
-            <w:r>
-              <w:rPr>
-                <w:rFonts w:ascii="Arial" w:cs="Arial" w:eastAsia="Arial" w:hAnsi="Arial"/>
-                <w:b/>
-                <w:bCs/>
-                <w:caps/>
-                <w:color w:val="6B7A74"/>
-                <w:spacing w:val="14"/>
-                <w:sz w:val="16"/>
-                <w:szCs w:val="16"/>
-              </w:rPr>
-              <w:t xml:space="preserve">Traduction technique</w:t>
-            </w:r>
-          </w:p>
-        </w:tc>
-        <w:tc>
-          <w:tcPr>
-            <w:tcW w:type="dxa" w:w="7538"/>
-            <w:tcBorders>
-              <w:top w:val="single" w:color="D3DCD8" w:sz="4"/>
-              <w:left w:val="single" w:color="D3DCD8" w:sz="4"/>
-              <w:bottom w:val="single" w:color="D3DCD8" w:sz="4"/>
-              <w:right w:val="single" w:color="D3DCD8" w:sz="4"/>
-            </w:tcBorders>
-            <w:tcMar>
-              <w:top w:type="dxa" w:w="80"/>
-              <w:left w:type="dxa" w:w="120"/>
-              <w:bottom w:type="dxa" w:w="80"/>
-              <w:right w:type="dxa" w:w="120"/>
-            </w:tcMar>
-          </w:tcPr>
-          <w:p>
-            <w:pPr>
-              <w:spacing w:after="0" w:line="252"/>
-            </w:pPr>
-            <w:r>
-              <w:rPr>
-                <w:rFonts w:ascii="Arial" w:cs="Arial" w:eastAsia="Arial" w:hAnsi="Arial"/>
-                <w:color w:val="3C4A45"/>
-                <w:sz w:val="19"/>
-                <w:szCs w:val="19"/>
-              </w:rPr>
-              <w:t xml:space="preserve">Suppression des lignes NO_VALUE lorsque le groupe contient au moins une valeur réelle.</w:t>
-            </w:r>
-          </w:p>
-        </w:tc>
-      </w:tr>
-      <w:tr>
-        <w:tc>
-          <w:tcPr>
-            <w:tcW w:type="dxa" w:w="2100"/>
-            <w:tcBorders>
-              <w:top w:val="single" w:color="D3DCD8" w:sz="4"/>
-              <w:left w:val="single" w:color="D3DCD8" w:sz="4"/>
-              <w:bottom w:val="single" w:color="D3DCD8" w:sz="4"/>
-              <w:right w:val="single" w:color="D3DCD8" w:sz="4"/>
-            </w:tcBorders>
-            <w:shd w:fill="EDF2F0" w:color="auto" w:val="clear"/>
-            <w:tcMar>
-              <w:top w:type="dxa" w:w="80"/>
-              <w:left w:type="dxa" w:w="120"/>
-              <w:bottom w:type="dxa" w:w="80"/>
-              <w:right w:type="dxa" w:w="120"/>
-            </w:tcMar>
-          </w:tcPr>
-          <w:p>
-            <w:pPr>
-              <w:spacing w:after="0" w:line="252"/>
-            </w:pPr>
-            <w:r>
-              <w:rPr>
-                <w:rFonts w:ascii="Arial" w:cs="Arial" w:eastAsia="Arial" w:hAnsi="Arial"/>
-                <w:b/>
-                <w:bCs/>
-                <w:caps/>
-                <w:color w:val="6B7A74"/>
-                <w:spacing w:val="14"/>
-                <w:sz w:val="16"/>
-                <w:szCs w:val="16"/>
-              </w:rPr>
-              <w:t xml:space="preserve">Emplacement</w:t>
-            </w:r>
-          </w:p>
-        </w:tc>
-        <w:tc>
-          <w:tcPr>
-            <w:tcW w:type="dxa" w:w="7538"/>
-            <w:tcBorders>
-              <w:top w:val="single" w:color="D3DCD8" w:sz="4"/>
-              <w:left w:val="single" w:color="D3DCD8" w:sz="4"/>
-              <w:bottom w:val="single" w:color="D3DCD8" w:sz="4"/>
-              <w:right w:val="single" w:color="D3DCD8" w:sz="4"/>
-            </w:tcBorders>
-            <w:tcMar>
-              <w:top w:type="dxa" w:w="80"/>
-              <w:left w:type="dxa" w:w="120"/>
-              <w:bottom w:type="dxa" w:w="80"/>
-              <w:right w:type="dxa" w:w="120"/>
-            </w:tcMar>
-          </w:tcPr>
-          <w:p>
-            <w:pPr>
-              <w:spacing w:after="0" w:line="252"/>
-            </w:pPr>
-            <w:r>
-              <w:rPr>
-                <w:rFonts w:ascii="Consolas" w:cs="Consolas" w:eastAsia="Consolas" w:hAnsi="Consolas"/>
-                <w:color w:val="16211D"/>
-                <w:sz w:val="17"/>
-                <w:szCs w:val="17"/>
-              </w:rPr>
-              <w:t xml:space="preserve">fact_monitoring_auto_manual_entries.ipynb cellule 8</w:t>
-            </w:r>
-          </w:p>
-        </w:tc>
-      </w:tr>
-      <w:tr>
-        <w:tc>
-          <w:tcPr>
-            <w:tcW w:type="dxa" w:w="2100"/>
-            <w:tcBorders>
-              <w:top w:val="single" w:color="D3DCD8" w:sz="4"/>
-              <w:left w:val="single" w:color="D3DCD8" w:sz="4"/>
-              <w:bottom w:val="single" w:color="D3DCD8" w:sz="4"/>
-              <w:right w:val="single" w:color="D3DCD8" w:sz="4"/>
-            </w:tcBorders>
-            <w:shd w:fill="FFF8E1" w:color="auto" w:val="clear"/>
-            <w:tcMar>
-              <w:top w:type="dxa" w:w="80"/>
-              <w:left w:type="dxa" w:w="120"/>
-              <w:bottom w:type="dxa" w:w="80"/>
-              <w:right w:type="dxa" w:w="120"/>
-            </w:tcMar>
-          </w:tcPr>
-          <w:p>
-            <w:pPr>
-              <w:spacing w:after="0" w:line="252"/>
-            </w:pPr>
-            <w:r>
-              <w:rPr>
-                <w:rFonts w:ascii="Arial" w:cs="Arial" w:eastAsia="Arial" w:hAnsi="Arial"/>
-                <w:b/>
-                <w:bCs/>
-                <w:caps/>
-                <w:color w:val="6B7A74"/>
-                <w:spacing w:val="14"/>
-                <w:sz w:val="16"/>
-                <w:szCs w:val="16"/>
-              </w:rPr>
-              <w:t xml:space="preserve">Décision</w:t>
-            </w:r>
-          </w:p>
-        </w:tc>
-        <w:tc>
-          <w:tcPr>
-            <w:tcW w:type="dxa" w:w="7538"/>
-            <w:tcBorders>
-              <w:top w:val="single" w:color="D3DCD8" w:sz="4"/>
-              <w:left w:val="single" w:color="D3DCD8" w:sz="4"/>
-              <w:bottom w:val="single" w:color="D3DCD8" w:sz="4"/>
-              <w:right w:val="single" w:color="D3DCD8" w:sz="4"/>
-            </w:tcBorders>
-            <w:shd w:fill="FFF8E1" w:color="auto" w:val="clear"/>
-            <w:tcMar>
-              <w:top w:type="dxa" w:w="80"/>
-              <w:left w:type="dxa" w:w="120"/>
-              <w:bottom w:type="dxa" w:w="80"/>
-              <w:right w:type="dxa" w:w="120"/>
-            </w:tcMar>
-          </w:tcPr>
-          <w:p>
-            <w:pPr>
-              <w:spacing w:after="0" w:line="252"/>
-            </w:pPr>
-            <w:r>
-              <w:rPr>
-                <w:rFonts w:ascii="Arial" w:cs="Arial" w:eastAsia="Arial" w:hAnsi="Arial"/>
-                <w:color w:val="3C4A45"/>
-                <w:sz w:val="19"/>
-                <w:szCs w:val="19"/>
-              </w:rPr>
-              <w:t xml:space="preserve"/>
-            </w:r>
-          </w:p>
-        </w:tc>
-      </w:tr>
-      <w:tr>
-        <w:tc>
-          <w:tcPr>
-            <w:tcW w:type="dxa" w:w="2100"/>
-            <w:tcBorders>
-              <w:top w:val="single" w:color="D3DCD8" w:sz="4"/>
-              <w:left w:val="single" w:color="D3DCD8" w:sz="4"/>
-              <w:bottom w:val="single" w:color="D3DCD8" w:sz="4"/>
-              <w:right w:val="single" w:color="D3DCD8" w:sz="4"/>
-            </w:tcBorders>
-            <w:shd w:fill="FFF8E1" w:color="auto" w:val="clear"/>
-            <w:tcMar>
-              <w:top w:type="dxa" w:w="80"/>
-              <w:left w:type="dxa" w:w="120"/>
-              <w:bottom w:type="dxa" w:w="80"/>
-              <w:right w:type="dxa" w:w="120"/>
-            </w:tcMar>
-          </w:tcPr>
-          <w:p>
-            <w:pPr>
-              <w:spacing w:after="0" w:line="252"/>
-            </w:pPr>
-            <w:r>
-              <w:rPr>
-                <w:rFonts w:ascii="Arial" w:cs="Arial" w:eastAsia="Arial" w:hAnsi="Arial"/>
-                <w:b/>
-                <w:bCs/>
-                <w:caps/>
-                <w:color w:val="6B7A74"/>
-                <w:spacing w:val="14"/>
-                <w:sz w:val="16"/>
-                <w:szCs w:val="16"/>
-              </w:rPr>
-              <w:t xml:space="preserve">Commentaire</w:t>
-            </w:r>
-          </w:p>
-        </w:tc>
-        <w:tc>
-          <w:tcPr>
-            <w:tcW w:type="dxa" w:w="7538"/>
-            <w:tcBorders>
-              <w:top w:val="single" w:color="D3DCD8" w:sz="4"/>
-              <w:left w:val="single" w:color="D3DCD8" w:sz="4"/>
-              <w:bottom w:val="single" w:color="D3DCD8" w:sz="4"/>
-              <w:right w:val="single" w:color="D3DCD8" w:sz="4"/>
-            </w:tcBorders>
-            <w:shd w:fill="FFF8E1" w:color="auto" w:val="clear"/>
-            <w:tcMar>
-              <w:top w:type="dxa" w:w="80"/>
-              <w:left w:type="dxa" w:w="120"/>
-              <w:bottom w:type="dxa" w:w="80"/>
-              <w:right w:type="dxa" w:w="120"/>
-            </w:tcMar>
-          </w:tcPr>
-          <w:p>
-            <w:pPr>
-              <w:spacing w:after="0" w:line="252"/>
-            </w:pPr>
-            <w:r>
-              <w:rPr>
-                <w:rFonts w:ascii="Arial" w:cs="Arial" w:eastAsia="Arial" w:hAnsi="Arial"/>
-                <w:color w:val="3C4A45"/>
-                <w:sz w:val="19"/>
-                <w:szCs w:val="19"/>
-              </w:rPr>
-              <w:t xml:space="preserve"/>
-            </w:r>
-          </w:p>
-        </w:tc>
-      </w:tr>
-    </w:tbl>
-    <w:p>
-      <w:pPr>
-        <w:spacing w:after="200"/>
-      </w:pPr>
-      <w:r>
-        <w:rPr>
-          <w:rFonts w:ascii="Arial" w:cs="Arial" w:eastAsia="Arial" w:hAnsi="Arial"/>
-          <w:color w:val="3C4A45"/>
-          <w:sz w:val="19"/>
-          <w:szCs w:val="19"/>
-        </w:rPr>
-        <w:t xml:space="preserve"/>
-      </w:r>
-    </w:p>
-    <w:tbl>
-      <w:tblPr>
-        <w:tblW w:type="dxa" w:w="9638"/>
-        <w:tblBorders>
-          <w:top w:val="single" w:color="auto" w:sz="4"/>
-          <w:left w:val="single" w:color="auto" w:sz="4"/>
-          <w:bottom w:val="single" w:color="auto" w:sz="4"/>
-          <w:right w:val="single" w:color="auto" w:sz="4"/>
-          <w:insideH w:val="single" w:color="auto" w:sz="4"/>
-          <w:insideV w:val="single" w:color="auto" w:sz="4"/>
-        </w:tblBorders>
-      </w:tblPr>
-      <w:tblGrid>
-        <w:gridCol w:w="2100"/>
-        <w:gridCol w:w="7538"/>
-      </w:tblGrid>
-      <w:tr>
-        <w:tc>
-          <w:tcPr>
-            <w:tcW w:type="dxa" w:w="9638"/>
-            <w:gridSpan w:val="2"/>
-            <w:tcBorders>
-              <w:top w:val="single" w:color="D3DCD8" w:sz="4"/>
-              <w:left w:val="single" w:color="D3DCD8" w:sz="4"/>
-              <w:bottom w:val="single" w:color="D3DCD8" w:sz="4"/>
-              <w:right w:val="single" w:color="D3DCD8" w:sz="4"/>
-            </w:tcBorders>
-            <w:shd w:fill="F6EFE2" w:color="auto" w:val="clear"/>
-            <w:tcMar>
-              <w:top w:type="dxa" w:w="80"/>
-              <w:left w:type="dxa" w:w="120"/>
-              <w:bottom w:type="dxa" w:w="80"/>
-              <w:right w:type="dxa" w:w="120"/>
-            </w:tcMar>
-          </w:tcPr>
-          <w:p>
-            <w:pPr>
-              <w:spacing w:after="0" w:line="252"/>
-            </w:pPr>
-            <w:r>
-              <w:rPr>
-                <w:rFonts w:ascii="Consolas" w:cs="Consolas" w:eastAsia="Consolas" w:hAnsi="Consolas"/>
-                <w:b/>
-                <w:bCs/>
-                <w:color w:val="8A5D0B"/>
-                <w:sz w:val="20"/>
-                <w:szCs w:val="20"/>
-              </w:rPr>
-              <w:t xml:space="preserve">B8   </w:t>
-            </w:r>
-            <w:r>
-              <w:rPr>
-                <w:rFonts w:ascii="Arial" w:cs="Arial" w:eastAsia="Arial" w:hAnsi="Arial"/>
-                <w:b/>
-                <w:bCs/>
-                <w:color w:val="16211D"/>
-                <w:sz w:val="21"/>
-                <w:szCs w:val="21"/>
-              </w:rPr>
               <w:t xml:space="preserve">Seule la dernière tentative du moteur est retenue</w:t>
-            </w:r>
-          </w:p>
-        </w:tc>
-      </w:tr>
-      <w:tr>
-        <w:tc>
-          <w:tcPr>
-            <w:tcW w:type="dxa" w:w="2100"/>
-            <w:tcBorders>
-              <w:top w:val="single" w:color="D3DCD8" w:sz="4"/>
-              <w:left w:val="single" w:color="D3DCD8" w:sz="4"/>
-              <w:bottom w:val="single" w:color="D3DCD8" w:sz="4"/>
-              <w:right w:val="single" w:color="D3DCD8" w:sz="4"/>
-            </w:tcBorders>
-            <w:shd w:fill="EDF2F0" w:color="auto" w:val="clear"/>
-            <w:tcMar>
-              <w:top w:type="dxa" w:w="80"/>
-              <w:left w:type="dxa" w:w="120"/>
-              <w:bottom w:type="dxa" w:w="80"/>
-              <w:right w:type="dxa" w:w="120"/>
-            </w:tcMar>
-          </w:tcPr>
-          <w:p>
-            <w:pPr>
-              <w:spacing w:after="0" w:line="252"/>
-            </w:pPr>
-            <w:r>
-              <w:rPr>
-                <w:rFonts w:ascii="Arial" w:cs="Arial" w:eastAsia="Arial" w:hAnsi="Arial"/>
-                <w:b/>
-                <w:bCs/>
-                <w:caps/>
-                <w:color w:val="6B7A74"/>
-                <w:spacing w:val="14"/>
-                <w:sz w:val="16"/>
-                <w:szCs w:val="16"/>
-              </w:rPr>
-              <w:t xml:space="preserve">Niveau de preuve</w:t>
-            </w:r>
-          </w:p>
-        </w:tc>
-        <w:tc>
-          <w:tcPr>
-            <w:tcW w:type="dxa" w:w="7538"/>
-            <w:tcBorders>
-              <w:top w:val="single" w:color="D3DCD8" w:sz="4"/>
-              <w:left w:val="single" w:color="D3DCD8" w:sz="4"/>
-              <w:bottom w:val="single" w:color="D3DCD8" w:sz="4"/>
-              <w:right w:val="single" w:color="D3DCD8" w:sz="4"/>
-            </w:tcBorders>
-            <w:tcMar>
-              <w:top w:type="dxa" w:w="80"/>
-              <w:left w:type="dxa" w:w="120"/>
-              <w:bottom w:type="dxa" w:w="80"/>
-              <w:right w:type="dxa" w:w="120"/>
-            </w:tcMar>
-          </w:tcPr>
-          <w:p>
-            <w:pPr>
-              <w:spacing w:after="0" w:line="252"/>
-            </w:pPr>
-            <w:r>
-              <w:rPr>
-                <w:rFonts w:ascii="Arial" w:cs="Arial" w:eastAsia="Arial" w:hAnsi="Arial"/>
-                <w:b/>
-                <w:bCs/>
-                <w:color w:val="6B7A74"/>
-                <w:sz w:val="17"/>
-                <w:szCs w:val="17"/>
-              </w:rPr>
-              <w:t xml:space="preserve">Lu dans le code</w:t>
             </w:r>
           </w:p>
         </w:tc>
@@ -9339,7 +6854,7 @@
                 <w:sz w:val="16"/>
                 <w:szCs w:val="16"/>
               </w:rPr>
-              <w:t xml:space="preserve">Niveau de preuve</w:t>
+              <w:t xml:space="preserve">Signification</w:t>
             </w:r>
           </w:p>
         </w:tc>
@@ -9366,13 +6881,11 @@
             <w:r>
               <w:rPr>
                 <w:rFonts w:ascii="Arial" w:cs="Arial" w:eastAsia="Arial" w:hAnsi="Arial"/>
-                <w:b/>
-                <w:bCs/>
-                <w:color w:val="6B7A74"/>
-                <w:sz w:val="17"/>
-                <w:szCs w:val="17"/>
-              </w:rPr>
-              <w:t xml:space="preserve">Lu dans le code</w:t>
+                <w:color w:val="3C4A45"/>
+                <w:sz w:val="19"/>
+                <w:szCs w:val="19"/>
+              </w:rPr>
+              <w:t xml:space="preserve">Chaque échec est qualifié : valeurs automatiques manquantes, valeurs manuelles manquantes, les deux, ou erreur de process. Attention : la carte « Failures caused by process errors » et le sélecteur « type d'échec » n'appliquent pas la même définition de l'erreur de process.</w:t>
             </w:r>
           </w:p>
         </w:tc>
@@ -9410,7 +6923,7 @@
                 <w:sz w:val="16"/>
                 <w:szCs w:val="16"/>
               </w:rPr>
-              <w:t xml:space="preserve">Signification</w:t>
+              <w:t xml:space="preserve">Traduction technique</w:t>
             </w:r>
           </w:p>
         </w:tc>
@@ -9441,7 +6954,7 @@
                 <w:sz w:val="19"/>
                 <w:szCs w:val="19"/>
               </w:rPr>
-              <w:t xml:space="preserve">Chaque échec est qualifié : valeurs automatiques manquantes, valeurs manuelles manquantes, les deux, ou erreur de process. Attention : la carte « Failures caused by process errors » et le sélecteur « type d'échec » n'appliquent pas la même définition de l'erreur de process.</w:t>
+              <w:t xml:space="preserve">La carte exige has_auto_value = 0 ET has_manual_value = 0. La colonne type_echec accepte en plus les valeurs nulles de ces deux indicateurs. Un échec dont les journaux du moteur sont absents — cas de l'alerte 8 — est donc classé « erreur process » par le sélecteur mais n'entre dans aucune des quatre cartes.</w:t>
             </w:r>
           </w:p>
         </w:tc>
@@ -9479,75 +6992,6 @@
                 <w:sz w:val="16"/>
                 <w:szCs w:val="16"/>
               </w:rPr>
-              <w:t xml:space="preserve">Traduction technique</w:t>
-            </w:r>
-          </w:p>
-        </w:tc>
-        <w:tc>
-          <w:tcPr>
-            <w:tcW w:type="dxa" w:w="7538"/>
-            <w:tcBorders>
-              <w:top w:val="single" w:color="D3DCD8" w:sz="4"/>
-              <w:left w:val="single" w:color="D3DCD8" w:sz="4"/>
-              <w:bottom w:val="single" w:color="D3DCD8" w:sz="4"/>
-              <w:right w:val="single" w:color="D3DCD8" w:sz="4"/>
-            </w:tcBorders>
-            <w:tcMar>
-              <w:top w:type="dxa" w:w="80"/>
-              <w:left w:type="dxa" w:w="120"/>
-              <w:bottom w:type="dxa" w:w="80"/>
-              <w:right w:type="dxa" w:w="120"/>
-            </w:tcMar>
-          </w:tcPr>
-          <w:p>
-            <w:pPr>
-              <w:spacing w:after="0" w:line="252"/>
-            </w:pPr>
-            <w:r>
-              <w:rPr>
-                <w:rFonts w:ascii="Arial" w:cs="Arial" w:eastAsia="Arial" w:hAnsi="Arial"/>
-                <w:color w:val="3C4A45"/>
-                <w:sz w:val="19"/>
-                <w:szCs w:val="19"/>
-              </w:rPr>
-              <w:t xml:space="preserve">La carte exige has_auto_value = 0 ET has_manual_value = 0. La colonne type_echec accepte en plus les valeurs nulles de ces deux indicateurs. Un échec dont les journaux du moteur sont absents — cas de l'alerte 8 — est donc classé « erreur process » par le sélecteur mais n'entre dans aucune des quatre cartes.</w:t>
-            </w:r>
-          </w:p>
-        </w:tc>
-      </w:tr>
-      <w:tr>
-        <w:tc>
-          <w:tcPr>
-            <w:tcW w:type="dxa" w:w="2100"/>
-            <w:tcBorders>
-              <w:top w:val="single" w:color="D3DCD8" w:sz="4"/>
-              <w:left w:val="single" w:color="D3DCD8" w:sz="4"/>
-              <w:bottom w:val="single" w:color="D3DCD8" w:sz="4"/>
-              <w:right w:val="single" w:color="D3DCD8" w:sz="4"/>
-            </w:tcBorders>
-            <w:shd w:fill="EDF2F0" w:color="auto" w:val="clear"/>
-            <w:tcMar>
-              <w:top w:type="dxa" w:w="80"/>
-              <w:left w:type="dxa" w:w="120"/>
-              <w:bottom w:type="dxa" w:w="80"/>
-              <w:right w:type="dxa" w:w="120"/>
-            </w:tcMar>
-          </w:tcPr>
-          <w:p>
-            <w:pPr>
-              <w:spacing w:after="0" w:line="252"/>
-            </w:pPr>
-            <w:r>
-              <w:rPr>
-                <w:rFonts w:ascii="Arial" w:cs="Arial" w:eastAsia="Arial" w:hAnsi="Arial"/>
-                <w:b/>
-                <w:bCs/>
-                <w:caps/>
-                <w:color w:val="6B7A74"/>
-                <w:spacing w:val="14"/>
-                <w:sz w:val="16"/>
-                <w:szCs w:val="16"/>
-              </w:rPr>
               <w:t xml:space="preserve">Emplacement</w:t>
             </w:r>
           </w:p>
@@ -9580,77 +7024,6 @@
                 <w:szCs w:val="17"/>
               </w:rPr>
               <w:t xml:space="preserve">Colonne : fact_monitoring_auto_manual_entries.ipynb cellules 36 et 42. Mesure de la carte : modèle sémantique, mesure Evolution_echec_process.</w:t>
-            </w:r>
-          </w:p>
-        </w:tc>
-      </w:tr>
-      <w:tr>
-        <w:tc>
-          <w:tcPr>
-            <w:tcW w:type="dxa" w:w="2100"/>
-            <w:tcBorders>
-              <w:top w:val="single" w:color="D3DCD8" w:sz="4"/>
-              <w:left w:val="single" w:color="D3DCD8" w:sz="4"/>
-              <w:bottom w:val="single" w:color="D3DCD8" w:sz="4"/>
-              <w:right w:val="single" w:color="D3DCD8" w:sz="4"/>
-            </w:tcBorders>
-            <w:shd w:fill="EDF2F0" w:color="auto" w:val="clear"/>
-            <w:tcMar>
-              <w:top w:type="dxa" w:w="80"/>
-              <w:left w:type="dxa" w:w="120"/>
-              <w:bottom w:type="dxa" w:w="80"/>
-              <w:right w:type="dxa" w:w="120"/>
-            </w:tcMar>
-          </w:tcPr>
-          <w:p>
-            <w:pPr>
-              <w:spacing w:after="0" w:line="252"/>
-            </w:pPr>
-            <w:r>
-              <w:rPr>
-                <w:rFonts w:ascii="Arial" w:cs="Arial" w:eastAsia="Arial" w:hAnsi="Arial"/>
-                <w:b/>
-                <w:bCs/>
-                <w:caps/>
-                <w:color w:val="6B7A74"/>
-                <w:spacing w:val="14"/>
-                <w:sz w:val="16"/>
-                <w:szCs w:val="16"/>
-              </w:rPr>
-              <w:t xml:space="preserve">Point d’attention</w:t>
-            </w:r>
-          </w:p>
-        </w:tc>
-        <w:tc>
-          <w:tcPr>
-            <w:tcW w:type="dxa" w:w="7538"/>
-            <w:tcBorders>
-              <w:top w:val="single" w:color="D3DCD8" w:sz="4"/>
-              <w:left w:val="single" w:color="D3DCD8" w:sz="4"/>
-              <w:bottom w:val="single" w:color="D3DCD8" w:sz="4"/>
-              <w:right w:val="single" w:color="D3DCD8" w:sz="4"/>
-            </w:tcBorders>
-            <w:tcMar>
-              <w:top w:type="dxa" w:w="80"/>
-              <w:left w:type="dxa" w:w="120"/>
-              <w:bottom w:type="dxa" w:w="80"/>
-              <w:right w:type="dxa" w:w="120"/>
-            </w:tcMar>
-          </w:tcPr>
-          <w:p>
-            <w:pPr>
-              <w:spacing w:after="0" w:line="252"/>
-            </w:pPr>
-            <w:r>
-              <w:rPr>
-                <w:rFonts w:ascii="Arial" w:cs="Arial" w:eastAsia="Arial" w:hAnsi="Arial"/>
-                <w:b w:val="false"/>
-                <w:bCs w:val="false"/>
-                <w:color w:val="3C4A45"/>
-                <w:sz w:val="19"/>
-                <w:szCs w:val="19"/>
-              </w:rPr>
-              <w:t xml:space="preserve">À TRANCHER : les quatre cartes d'échec peuvent ne pas totaliser le nombre d'échecs de la période. Contrôle simple : leur somme doit égaler le total affiché.</w:t>
             </w:r>
           </w:p>
         </w:tc>
@@ -9907,77 +7280,6 @@
                 <w:sz w:val="16"/>
                 <w:szCs w:val="16"/>
               </w:rPr>
-              <w:t xml:space="preserve">Niveau de preuve</w:t>
-            </w:r>
-          </w:p>
-        </w:tc>
-        <w:tc>
-          <w:tcPr>
-            <w:tcW w:type="dxa" w:w="7538"/>
-            <w:tcBorders>
-              <w:top w:val="single" w:color="D3DCD8" w:sz="4"/>
-              <w:left w:val="single" w:color="D3DCD8" w:sz="4"/>
-              <w:bottom w:val="single" w:color="D3DCD8" w:sz="4"/>
-              <w:right w:val="single" w:color="D3DCD8" w:sz="4"/>
-            </w:tcBorders>
-            <w:tcMar>
-              <w:top w:type="dxa" w:w="80"/>
-              <w:left w:type="dxa" w:w="120"/>
-              <w:bottom w:type="dxa" w:w="80"/>
-              <w:right w:type="dxa" w:w="120"/>
-            </w:tcMar>
-          </w:tcPr>
-          <w:p>
-            <w:pPr>
-              <w:spacing w:after="0" w:line="252"/>
-            </w:pPr>
-            <w:r>
-              <w:rPr>
-                <w:rFonts w:ascii="Arial" w:cs="Arial" w:eastAsia="Arial" w:hAnsi="Arial"/>
-                <w:b/>
-                <w:bCs/>
-                <w:color w:val="6B7A74"/>
-                <w:sz w:val="17"/>
-                <w:szCs w:val="17"/>
-              </w:rPr>
-              <w:t xml:space="preserve">Lu dans le code</w:t>
-            </w:r>
-          </w:p>
-        </w:tc>
-      </w:tr>
-      <w:tr>
-        <w:tc>
-          <w:tcPr>
-            <w:tcW w:type="dxa" w:w="2100"/>
-            <w:tcBorders>
-              <w:top w:val="single" w:color="D3DCD8" w:sz="4"/>
-              <w:left w:val="single" w:color="D3DCD8" w:sz="4"/>
-              <w:bottom w:val="single" w:color="D3DCD8" w:sz="4"/>
-              <w:right w:val="single" w:color="D3DCD8" w:sz="4"/>
-            </w:tcBorders>
-            <w:shd w:fill="EDF2F0" w:color="auto" w:val="clear"/>
-            <w:tcMar>
-              <w:top w:type="dxa" w:w="80"/>
-              <w:left w:type="dxa" w:w="120"/>
-              <w:bottom w:type="dxa" w:w="80"/>
-              <w:right w:type="dxa" w:w="120"/>
-            </w:tcMar>
-          </w:tcPr>
-          <w:p>
-            <w:pPr>
-              <w:spacing w:after="0" w:line="252"/>
-            </w:pPr>
-            <w:r>
-              <w:rPr>
-                <w:rFonts w:ascii="Arial" w:cs="Arial" w:eastAsia="Arial" w:hAnsi="Arial"/>
-                <w:b/>
-                <w:bCs/>
-                <w:caps/>
-                <w:color w:val="6B7A74"/>
-                <w:spacing w:val="14"/>
-                <w:sz w:val="16"/>
-                <w:szCs w:val="16"/>
-              </w:rPr>
               <w:t xml:space="preserve">Signification</w:t>
             </w:r>
           </w:p>
@@ -10475,77 +7777,6 @@
                 <w:sz w:val="16"/>
                 <w:szCs w:val="16"/>
               </w:rPr>
-              <w:t xml:space="preserve">Niveau de preuve</w:t>
-            </w:r>
-          </w:p>
-        </w:tc>
-        <w:tc>
-          <w:tcPr>
-            <w:tcW w:type="dxa" w:w="7538"/>
-            <w:tcBorders>
-              <w:top w:val="single" w:color="D3DCD8" w:sz="4"/>
-              <w:left w:val="single" w:color="D3DCD8" w:sz="4"/>
-              <w:bottom w:val="single" w:color="D3DCD8" w:sz="4"/>
-              <w:right w:val="single" w:color="D3DCD8" w:sz="4"/>
-            </w:tcBorders>
-            <w:tcMar>
-              <w:top w:type="dxa" w:w="80"/>
-              <w:left w:type="dxa" w:w="120"/>
-              <w:bottom w:type="dxa" w:w="80"/>
-              <w:right w:type="dxa" w:w="120"/>
-            </w:tcMar>
-          </w:tcPr>
-          <w:p>
-            <w:pPr>
-              <w:spacing w:after="0" w:line="252"/>
-            </w:pPr>
-            <w:r>
-              <w:rPr>
-                <w:rFonts w:ascii="Arial" w:cs="Arial" w:eastAsia="Arial" w:hAnsi="Arial"/>
-                <w:b/>
-                <w:bCs/>
-                <w:color w:val="6B7A74"/>
-                <w:sz w:val="17"/>
-                <w:szCs w:val="17"/>
-              </w:rPr>
-              <w:t xml:space="preserve">Lu dans le code</w:t>
-            </w:r>
-          </w:p>
-        </w:tc>
-      </w:tr>
-      <w:tr>
-        <w:tc>
-          <w:tcPr>
-            <w:tcW w:type="dxa" w:w="2100"/>
-            <w:tcBorders>
-              <w:top w:val="single" w:color="D3DCD8" w:sz="4"/>
-              <w:left w:val="single" w:color="D3DCD8" w:sz="4"/>
-              <w:bottom w:val="single" w:color="D3DCD8" w:sz="4"/>
-              <w:right w:val="single" w:color="D3DCD8" w:sz="4"/>
-            </w:tcBorders>
-            <w:shd w:fill="EDF2F0" w:color="auto" w:val="clear"/>
-            <w:tcMar>
-              <w:top w:type="dxa" w:w="80"/>
-              <w:left w:type="dxa" w:w="120"/>
-              <w:bottom w:type="dxa" w:w="80"/>
-              <w:right w:type="dxa" w:w="120"/>
-            </w:tcMar>
-          </w:tcPr>
-          <w:p>
-            <w:pPr>
-              <w:spacing w:after="0" w:line="252"/>
-            </w:pPr>
-            <w:r>
-              <w:rPr>
-                <w:rFonts w:ascii="Arial" w:cs="Arial" w:eastAsia="Arial" w:hAnsi="Arial"/>
-                <w:b/>
-                <w:bCs/>
-                <w:caps/>
-                <w:color w:val="6B7A74"/>
-                <w:spacing w:val="14"/>
-                <w:sz w:val="16"/>
-                <w:szCs w:val="16"/>
-              </w:rPr>
               <w:t xml:space="preserve">Signification</w:t>
             </w:r>
           </w:p>
@@ -11006,77 +8237,6 @@
                 <w:szCs w:val="21"/>
               </w:rPr>
               <w:t xml:space="preserve">Chaque alerte est classée MS ou IDF</w:t>
-            </w:r>
-          </w:p>
-        </w:tc>
-      </w:tr>
-      <w:tr>
-        <w:tc>
-          <w:tcPr>
-            <w:tcW w:type="dxa" w:w="2100"/>
-            <w:tcBorders>
-              <w:top w:val="single" w:color="D3DCD8" w:sz="4"/>
-              <w:left w:val="single" w:color="D3DCD8" w:sz="4"/>
-              <w:bottom w:val="single" w:color="D3DCD8" w:sz="4"/>
-              <w:right w:val="single" w:color="D3DCD8" w:sz="4"/>
-            </w:tcBorders>
-            <w:shd w:fill="EDF2F0" w:color="auto" w:val="clear"/>
-            <w:tcMar>
-              <w:top w:type="dxa" w:w="80"/>
-              <w:left w:type="dxa" w:w="120"/>
-              <w:bottom w:type="dxa" w:w="80"/>
-              <w:right w:type="dxa" w:w="120"/>
-            </w:tcMar>
-          </w:tcPr>
-          <w:p>
-            <w:pPr>
-              <w:spacing w:after="0" w:line="252"/>
-            </w:pPr>
-            <w:r>
-              <w:rPr>
-                <w:rFonts w:ascii="Arial" w:cs="Arial" w:eastAsia="Arial" w:hAnsi="Arial"/>
-                <w:b/>
-                <w:bCs/>
-                <w:caps/>
-                <w:color w:val="6B7A74"/>
-                <w:spacing w:val="14"/>
-                <w:sz w:val="16"/>
-                <w:szCs w:val="16"/>
-              </w:rPr>
-              <w:t xml:space="preserve">Niveau de preuve</w:t>
-            </w:r>
-          </w:p>
-        </w:tc>
-        <w:tc>
-          <w:tcPr>
-            <w:tcW w:type="dxa" w:w="7538"/>
-            <w:tcBorders>
-              <w:top w:val="single" w:color="D3DCD8" w:sz="4"/>
-              <w:left w:val="single" w:color="D3DCD8" w:sz="4"/>
-              <w:bottom w:val="single" w:color="D3DCD8" w:sz="4"/>
-              <w:right w:val="single" w:color="D3DCD8" w:sz="4"/>
-            </w:tcBorders>
-            <w:tcMar>
-              <w:top w:type="dxa" w:w="80"/>
-              <w:left w:type="dxa" w:w="120"/>
-              <w:bottom w:type="dxa" w:w="80"/>
-              <w:right w:type="dxa" w:w="120"/>
-            </w:tcMar>
-          </w:tcPr>
-          <w:p>
-            <w:pPr>
-              <w:spacing w:after="0" w:line="252"/>
-            </w:pPr>
-            <w:r>
-              <w:rPr>
-                <w:rFonts w:ascii="Arial" w:cs="Arial" w:eastAsia="Arial" w:hAnsi="Arial"/>
-                <w:b/>
-                <w:bCs/>
-                <w:color w:val="6B7A74"/>
-                <w:sz w:val="17"/>
-                <w:szCs w:val="17"/>
-              </w:rPr>
-              <w:t xml:space="preserve">Lu dans le code</w:t>
             </w:r>
           </w:p>
         </w:tc>
@@ -11655,77 +8815,6 @@
                 <w:sz w:val="16"/>
                 <w:szCs w:val="16"/>
               </w:rPr>
-              <w:t xml:space="preserve">Niveau de preuve</w:t>
-            </w:r>
-          </w:p>
-        </w:tc>
-        <w:tc>
-          <w:tcPr>
-            <w:tcW w:type="dxa" w:w="7538"/>
-            <w:tcBorders>
-              <w:top w:val="single" w:color="D3DCD8" w:sz="4"/>
-              <w:left w:val="single" w:color="D3DCD8" w:sz="4"/>
-              <w:bottom w:val="single" w:color="D3DCD8" w:sz="4"/>
-              <w:right w:val="single" w:color="D3DCD8" w:sz="4"/>
-            </w:tcBorders>
-            <w:tcMar>
-              <w:top w:type="dxa" w:w="80"/>
-              <w:left w:type="dxa" w:w="120"/>
-              <w:bottom w:type="dxa" w:w="80"/>
-              <w:right w:type="dxa" w:w="120"/>
-            </w:tcMar>
-          </w:tcPr>
-          <w:p>
-            <w:pPr>
-              <w:spacing w:after="0" w:line="252"/>
-            </w:pPr>
-            <w:r>
-              <w:rPr>
-                <w:rFonts w:ascii="Arial" w:cs="Arial" w:eastAsia="Arial" w:hAnsi="Arial"/>
-                <w:b/>
-                <w:bCs/>
-                <w:color w:val="6B7A74"/>
-                <w:sz w:val="17"/>
-                <w:szCs w:val="17"/>
-              </w:rPr>
-              <w:t xml:space="preserve">Lu dans le code</w:t>
-            </w:r>
-          </w:p>
-        </w:tc>
-      </w:tr>
-      <w:tr>
-        <w:tc>
-          <w:tcPr>
-            <w:tcW w:type="dxa" w:w="2100"/>
-            <w:tcBorders>
-              <w:top w:val="single" w:color="D3DCD8" w:sz="4"/>
-              <w:left w:val="single" w:color="D3DCD8" w:sz="4"/>
-              <w:bottom w:val="single" w:color="D3DCD8" w:sz="4"/>
-              <w:right w:val="single" w:color="D3DCD8" w:sz="4"/>
-            </w:tcBorders>
-            <w:shd w:fill="EDF2F0" w:color="auto" w:val="clear"/>
-            <w:tcMar>
-              <w:top w:type="dxa" w:w="80"/>
-              <w:left w:type="dxa" w:w="120"/>
-              <w:bottom w:type="dxa" w:w="80"/>
-              <w:right w:type="dxa" w:w="120"/>
-            </w:tcMar>
-          </w:tcPr>
-          <w:p>
-            <w:pPr>
-              <w:spacing w:after="0" w:line="252"/>
-            </w:pPr>
-            <w:r>
-              <w:rPr>
-                <w:rFonts w:ascii="Arial" w:cs="Arial" w:eastAsia="Arial" w:hAnsi="Arial"/>
-                <w:b/>
-                <w:bCs/>
-                <w:caps/>
-                <w:color w:val="6B7A74"/>
-                <w:spacing w:val="14"/>
-                <w:sz w:val="16"/>
-                <w:szCs w:val="16"/>
-              </w:rPr>
               <w:t xml:space="preserve">Signification</w:t>
             </w:r>
           </w:p>
@@ -12223,77 +9312,6 @@
                 <w:sz w:val="16"/>
                 <w:szCs w:val="16"/>
               </w:rPr>
-              <w:t xml:space="preserve">Niveau de preuve</w:t>
-            </w:r>
-          </w:p>
-        </w:tc>
-        <w:tc>
-          <w:tcPr>
-            <w:tcW w:type="dxa" w:w="7538"/>
-            <w:tcBorders>
-              <w:top w:val="single" w:color="D3DCD8" w:sz="4"/>
-              <w:left w:val="single" w:color="D3DCD8" w:sz="4"/>
-              <w:bottom w:val="single" w:color="D3DCD8" w:sz="4"/>
-              <w:right w:val="single" w:color="D3DCD8" w:sz="4"/>
-            </w:tcBorders>
-            <w:tcMar>
-              <w:top w:type="dxa" w:w="80"/>
-              <w:left w:type="dxa" w:w="120"/>
-              <w:bottom w:type="dxa" w:w="80"/>
-              <w:right w:type="dxa" w:w="120"/>
-            </w:tcMar>
-          </w:tcPr>
-          <w:p>
-            <w:pPr>
-              <w:spacing w:after="0" w:line="252"/>
-            </w:pPr>
-            <w:r>
-              <w:rPr>
-                <w:rFonts w:ascii="Arial" w:cs="Arial" w:eastAsia="Arial" w:hAnsi="Arial"/>
-                <w:b/>
-                <w:bCs/>
-                <w:color w:val="6B7A74"/>
-                <w:sz w:val="17"/>
-                <w:szCs w:val="17"/>
-              </w:rPr>
-              <w:t xml:space="preserve">Lu dans le code</w:t>
-            </w:r>
-          </w:p>
-        </w:tc>
-      </w:tr>
-      <w:tr>
-        <w:tc>
-          <w:tcPr>
-            <w:tcW w:type="dxa" w:w="2100"/>
-            <w:tcBorders>
-              <w:top w:val="single" w:color="D3DCD8" w:sz="4"/>
-              <w:left w:val="single" w:color="D3DCD8" w:sz="4"/>
-              <w:bottom w:val="single" w:color="D3DCD8" w:sz="4"/>
-              <w:right w:val="single" w:color="D3DCD8" w:sz="4"/>
-            </w:tcBorders>
-            <w:shd w:fill="EDF2F0" w:color="auto" w:val="clear"/>
-            <w:tcMar>
-              <w:top w:type="dxa" w:w="80"/>
-              <w:left w:type="dxa" w:w="120"/>
-              <w:bottom w:type="dxa" w:w="80"/>
-              <w:right w:type="dxa" w:w="120"/>
-            </w:tcMar>
-          </w:tcPr>
-          <w:p>
-            <w:pPr>
-              <w:spacing w:after="0" w:line="252"/>
-            </w:pPr>
-            <w:r>
-              <w:rPr>
-                <w:rFonts w:ascii="Arial" w:cs="Arial" w:eastAsia="Arial" w:hAnsi="Arial"/>
-                <w:b/>
-                <w:bCs/>
-                <w:caps/>
-                <w:color w:val="6B7A74"/>
-                <w:spacing w:val="14"/>
-                <w:sz w:val="16"/>
-                <w:szCs w:val="16"/>
-              </w:rPr>
               <w:t xml:space="preserve">Signification</w:t>
             </w:r>
           </w:p>
@@ -12754,77 +9772,6 @@
                 <w:szCs w:val="21"/>
               </w:rPr>
               <w:t xml:space="preserve">Le calendrier s'arrête à aujourd'hui et démarre au 01/01/2025</w:t>
-            </w:r>
-          </w:p>
-        </w:tc>
-      </w:tr>
-      <w:tr>
-        <w:tc>
-          <w:tcPr>
-            <w:tcW w:type="dxa" w:w="2100"/>
-            <w:tcBorders>
-              <w:top w:val="single" w:color="D3DCD8" w:sz="4"/>
-              <w:left w:val="single" w:color="D3DCD8" w:sz="4"/>
-              <w:bottom w:val="single" w:color="D3DCD8" w:sz="4"/>
-              <w:right w:val="single" w:color="D3DCD8" w:sz="4"/>
-            </w:tcBorders>
-            <w:shd w:fill="EDF2F0" w:color="auto" w:val="clear"/>
-            <w:tcMar>
-              <w:top w:type="dxa" w:w="80"/>
-              <w:left w:type="dxa" w:w="120"/>
-              <w:bottom w:type="dxa" w:w="80"/>
-              <w:right w:type="dxa" w:w="120"/>
-            </w:tcMar>
-          </w:tcPr>
-          <w:p>
-            <w:pPr>
-              <w:spacing w:after="0" w:line="252"/>
-            </w:pPr>
-            <w:r>
-              <w:rPr>
-                <w:rFonts w:ascii="Arial" w:cs="Arial" w:eastAsia="Arial" w:hAnsi="Arial"/>
-                <w:b/>
-                <w:bCs/>
-                <w:caps/>
-                <w:color w:val="6B7A74"/>
-                <w:spacing w:val="14"/>
-                <w:sz w:val="16"/>
-                <w:szCs w:val="16"/>
-              </w:rPr>
-              <w:t xml:space="preserve">Niveau de preuve</w:t>
-            </w:r>
-          </w:p>
-        </w:tc>
-        <w:tc>
-          <w:tcPr>
-            <w:tcW w:type="dxa" w:w="7538"/>
-            <w:tcBorders>
-              <w:top w:val="single" w:color="D3DCD8" w:sz="4"/>
-              <w:left w:val="single" w:color="D3DCD8" w:sz="4"/>
-              <w:bottom w:val="single" w:color="D3DCD8" w:sz="4"/>
-              <w:right w:val="single" w:color="D3DCD8" w:sz="4"/>
-            </w:tcBorders>
-            <w:tcMar>
-              <w:top w:type="dxa" w:w="80"/>
-              <w:left w:type="dxa" w:w="120"/>
-              <w:bottom w:type="dxa" w:w="80"/>
-              <w:right w:type="dxa" w:w="120"/>
-            </w:tcMar>
-          </w:tcPr>
-          <w:p>
-            <w:pPr>
-              <w:spacing w:after="0" w:line="252"/>
-            </w:pPr>
-            <w:r>
-              <w:rPr>
-                <w:rFonts w:ascii="Arial" w:cs="Arial" w:eastAsia="Arial" w:hAnsi="Arial"/>
-                <w:b/>
-                <w:bCs/>
-                <w:color w:val="6B7A74"/>
-                <w:sz w:val="17"/>
-                <w:szCs w:val="17"/>
-              </w:rPr>
-              <w:t xml:space="preserve">Lu dans le code</w:t>
             </w:r>
           </w:p>
         </w:tc>
@@ -13365,7 +10312,7 @@
                 <w:sz w:val="21"/>
                 <w:szCs w:val="21"/>
               </w:rPr>
-              <w:t xml:space="preserve">Les filtres disponibles varient d'un écran à l'autre</w:t>
+              <w:t xml:space="preserve">Les filtres disponibles varient d'une page à l'autre</w:t>
             </w:r>
           </w:p>
         </w:tc>
@@ -13403,7 +10350,7 @@
                 <w:sz w:val="16"/>
                 <w:szCs w:val="16"/>
               </w:rPr>
-              <w:t xml:space="preserve">Niveau de preuve</w:t>
+              <w:t xml:space="preserve">Signification</w:t>
             </w:r>
           </w:p>
         </w:tc>
@@ -13430,13 +10377,11 @@
             <w:r>
               <w:rPr>
                 <w:rFonts w:ascii="Arial" w:cs="Arial" w:eastAsia="Arial" w:hAnsi="Arial"/>
-                <w:b/>
-                <w:bCs/>
-                <w:color w:val="6B7A74"/>
-                <w:sz w:val="17"/>
-                <w:szCs w:val="17"/>
-              </w:rPr>
-              <w:t xml:space="preserve">Lu dans le code</w:t>
+                <w:color w:val="3C4A45"/>
+                <w:sz w:val="19"/>
+                <w:szCs w:val="19"/>
+              </w:rPr>
+              <w:t xml:space="preserve">Le filtre site est présent sur les 6 écrans. Le filtre de date sur 5 d'entre eux : la page Overview n'en propose aucun et affiche donc l'intégralité de l'historique chargé. Les autres filtres varient selon l'écran.</w:t>
             </w:r>
           </w:p>
         </w:tc>
@@ -13474,7 +10419,7 @@
                 <w:sz w:val="16"/>
                 <w:szCs w:val="16"/>
               </w:rPr>
-              <w:t xml:space="preserve">Signification</w:t>
+              <w:t xml:space="preserve">Traduction technique</w:t>
             </w:r>
           </w:p>
         </w:tc>
@@ -13505,7 +10450,7 @@
                 <w:sz w:val="19"/>
                 <w:szCs w:val="19"/>
               </w:rPr>
-              <w:t xml:space="preserve">Le filtre site est présent sur les 6 écrans. Le filtre de date sur 5 d'entre eux : la page Overview n'en propose aucun. Les autres filtres varient selon l'écran.</w:t>
+              <w:t xml:space="preserve">Slicers déclarés page par page dans les fichiers visual.json des 6 pages visibles.</w:t>
             </w:r>
           </w:p>
         </w:tc>
@@ -13543,7 +10488,7 @@
                 <w:sz w:val="16"/>
                 <w:szCs w:val="16"/>
               </w:rPr>
-              <w:t xml:space="preserve">Traduction technique</w:t>
+              <w:t xml:space="preserve">Emplacement</w:t>
             </w:r>
           </w:p>
         </w:tc>
@@ -13569,12 +10514,12 @@
             </w:pPr>
             <w:r>
               <w:rPr>
-                <w:rFonts w:ascii="Arial" w:cs="Arial" w:eastAsia="Arial" w:hAnsi="Arial"/>
-                <w:color w:val="3C4A45"/>
-                <w:sz w:val="19"/>
-                <w:szCs w:val="19"/>
-              </w:rPr>
-              <w:t xml:space="preserve">Slicers déclarés page par page dans les fichiers visual.json des 6 pages visibles.</w:t>
+                <w:rFonts w:ascii="Consolas" w:cs="Consolas" w:eastAsia="Consolas" w:hAnsi="Consolas"/>
+                <w:color w:val="16211D"/>
+                <w:sz w:val="17"/>
+                <w:szCs w:val="17"/>
+              </w:rPr>
+              <w:t xml:space="preserve">Répertoire definition/pages du rapport Monitoring</w:t>
             </w:r>
           </w:p>
         </w:tc>
@@ -13612,75 +10557,6 @@
                 <w:sz w:val="16"/>
                 <w:szCs w:val="16"/>
               </w:rPr>
-              <w:t xml:space="preserve">Emplacement</w:t>
-            </w:r>
-          </w:p>
-        </w:tc>
-        <w:tc>
-          <w:tcPr>
-            <w:tcW w:type="dxa" w:w="7538"/>
-            <w:tcBorders>
-              <w:top w:val="single" w:color="D3DCD8" w:sz="4"/>
-              <w:left w:val="single" w:color="D3DCD8" w:sz="4"/>
-              <w:bottom w:val="single" w:color="D3DCD8" w:sz="4"/>
-              <w:right w:val="single" w:color="D3DCD8" w:sz="4"/>
-            </w:tcBorders>
-            <w:tcMar>
-              <w:top w:type="dxa" w:w="80"/>
-              <w:left w:type="dxa" w:w="120"/>
-              <w:bottom w:type="dxa" w:w="80"/>
-              <w:right w:type="dxa" w:w="120"/>
-            </w:tcMar>
-          </w:tcPr>
-          <w:p>
-            <w:pPr>
-              <w:spacing w:after="0" w:line="252"/>
-            </w:pPr>
-            <w:r>
-              <w:rPr>
-                <w:rFonts w:ascii="Consolas" w:cs="Consolas" w:eastAsia="Consolas" w:hAnsi="Consolas"/>
-                <w:color w:val="16211D"/>
-                <w:sz w:val="17"/>
-                <w:szCs w:val="17"/>
-              </w:rPr>
-              <w:t xml:space="preserve">Répertoire definition/pages du rapport Monitoring</w:t>
-            </w:r>
-          </w:p>
-        </w:tc>
-      </w:tr>
-      <w:tr>
-        <w:tc>
-          <w:tcPr>
-            <w:tcW w:type="dxa" w:w="2100"/>
-            <w:tcBorders>
-              <w:top w:val="single" w:color="D3DCD8" w:sz="4"/>
-              <w:left w:val="single" w:color="D3DCD8" w:sz="4"/>
-              <w:bottom w:val="single" w:color="D3DCD8" w:sz="4"/>
-              <w:right w:val="single" w:color="D3DCD8" w:sz="4"/>
-            </w:tcBorders>
-            <w:shd w:fill="EDF2F0" w:color="auto" w:val="clear"/>
-            <w:tcMar>
-              <w:top w:type="dxa" w:w="80"/>
-              <w:left w:type="dxa" w:w="120"/>
-              <w:bottom w:type="dxa" w:w="80"/>
-              <w:right w:type="dxa" w:w="120"/>
-            </w:tcMar>
-          </w:tcPr>
-          <w:p>
-            <w:pPr>
-              <w:spacing w:after="0" w:line="252"/>
-            </w:pPr>
-            <w:r>
-              <w:rPr>
-                <w:rFonts w:ascii="Arial" w:cs="Arial" w:eastAsia="Arial" w:hAnsi="Arial"/>
-                <w:b/>
-                <w:bCs/>
-                <w:caps/>
-                <w:color w:val="6B7A74"/>
-                <w:spacing w:val="14"/>
-                <w:sz w:val="16"/>
-                <w:szCs w:val="16"/>
-              </w:rPr>
               <w:t xml:space="preserve">Point d’attention</w:t>
             </w:r>
           </w:p>
@@ -13714,1143 +10590,7 @@
                 <w:sz w:val="19"/>
                 <w:szCs w:val="19"/>
               </w:rPr>
-              <w:t xml:space="preserve">L'absence de filtre de date sur la page Overview mérite d'être posée : cet écran affiche donc l'intégralité de l'historique chargé, sans borne.</w:t>
-            </w:r>
-          </w:p>
-        </w:tc>
-      </w:tr>
-      <w:tr>
-        <w:tc>
-          <w:tcPr>
-            <w:tcW w:type="dxa" w:w="2100"/>
-            <w:tcBorders>
-              <w:top w:val="single" w:color="D3DCD8" w:sz="4"/>
-              <w:left w:val="single" w:color="D3DCD8" w:sz="4"/>
-              <w:bottom w:val="single" w:color="D3DCD8" w:sz="4"/>
-              <w:right w:val="single" w:color="D3DCD8" w:sz="4"/>
-            </w:tcBorders>
-            <w:shd w:fill="FFF8E1" w:color="auto" w:val="clear"/>
-            <w:tcMar>
-              <w:top w:type="dxa" w:w="80"/>
-              <w:left w:type="dxa" w:w="120"/>
-              <w:bottom w:type="dxa" w:w="80"/>
-              <w:right w:type="dxa" w:w="120"/>
-            </w:tcMar>
-          </w:tcPr>
-          <w:p>
-            <w:pPr>
-              <w:spacing w:after="0" w:line="252"/>
-            </w:pPr>
-            <w:r>
-              <w:rPr>
-                <w:rFonts w:ascii="Arial" w:cs="Arial" w:eastAsia="Arial" w:hAnsi="Arial"/>
-                <w:b/>
-                <w:bCs/>
-                <w:caps/>
-                <w:color w:val="6B7A74"/>
-                <w:spacing w:val="14"/>
-                <w:sz w:val="16"/>
-                <w:szCs w:val="16"/>
-              </w:rPr>
-              <w:t xml:space="preserve">Décision</w:t>
-            </w:r>
-          </w:p>
-        </w:tc>
-        <w:tc>
-          <w:tcPr>
-            <w:tcW w:type="dxa" w:w="7538"/>
-            <w:tcBorders>
-              <w:top w:val="single" w:color="D3DCD8" w:sz="4"/>
-              <w:left w:val="single" w:color="D3DCD8" w:sz="4"/>
-              <w:bottom w:val="single" w:color="D3DCD8" w:sz="4"/>
-              <w:right w:val="single" w:color="D3DCD8" w:sz="4"/>
-            </w:tcBorders>
-            <w:shd w:fill="FFF8E1" w:color="auto" w:val="clear"/>
-            <w:tcMar>
-              <w:top w:type="dxa" w:w="80"/>
-              <w:left w:type="dxa" w:w="120"/>
-              <w:bottom w:type="dxa" w:w="80"/>
-              <w:right w:type="dxa" w:w="120"/>
-            </w:tcMar>
-          </w:tcPr>
-          <w:p>
-            <w:pPr>
-              <w:spacing w:after="0" w:line="252"/>
-            </w:pPr>
-            <w:r>
-              <w:rPr>
-                <w:rFonts w:ascii="Arial" w:cs="Arial" w:eastAsia="Arial" w:hAnsi="Arial"/>
-                <w:color w:val="3C4A45"/>
-                <w:sz w:val="19"/>
-                <w:szCs w:val="19"/>
-              </w:rPr>
-              <w:t xml:space="preserve"/>
-            </w:r>
-          </w:p>
-        </w:tc>
-      </w:tr>
-      <w:tr>
-        <w:tc>
-          <w:tcPr>
-            <w:tcW w:type="dxa" w:w="2100"/>
-            <w:tcBorders>
-              <w:top w:val="single" w:color="D3DCD8" w:sz="4"/>
-              <w:left w:val="single" w:color="D3DCD8" w:sz="4"/>
-              <w:bottom w:val="single" w:color="D3DCD8" w:sz="4"/>
-              <w:right w:val="single" w:color="D3DCD8" w:sz="4"/>
-            </w:tcBorders>
-            <w:shd w:fill="FFF8E1" w:color="auto" w:val="clear"/>
-            <w:tcMar>
-              <w:top w:type="dxa" w:w="80"/>
-              <w:left w:type="dxa" w:w="120"/>
-              <w:bottom w:type="dxa" w:w="80"/>
-              <w:right w:type="dxa" w:w="120"/>
-            </w:tcMar>
-          </w:tcPr>
-          <w:p>
-            <w:pPr>
-              <w:spacing w:after="0" w:line="252"/>
-            </w:pPr>
-            <w:r>
-              <w:rPr>
-                <w:rFonts w:ascii="Arial" w:cs="Arial" w:eastAsia="Arial" w:hAnsi="Arial"/>
-                <w:b/>
-                <w:bCs/>
-                <w:caps/>
-                <w:color w:val="6B7A74"/>
-                <w:spacing w:val="14"/>
-                <w:sz w:val="16"/>
-                <w:szCs w:val="16"/>
-              </w:rPr>
-              <w:t xml:space="preserve">Commentaire</w:t>
-            </w:r>
-          </w:p>
-        </w:tc>
-        <w:tc>
-          <w:tcPr>
-            <w:tcW w:type="dxa" w:w="7538"/>
-            <w:tcBorders>
-              <w:top w:val="single" w:color="D3DCD8" w:sz="4"/>
-              <w:left w:val="single" w:color="D3DCD8" w:sz="4"/>
-              <w:bottom w:val="single" w:color="D3DCD8" w:sz="4"/>
-              <w:right w:val="single" w:color="D3DCD8" w:sz="4"/>
-            </w:tcBorders>
-            <w:shd w:fill="FFF8E1" w:color="auto" w:val="clear"/>
-            <w:tcMar>
-              <w:top w:type="dxa" w:w="80"/>
-              <w:left w:type="dxa" w:w="120"/>
-              <w:bottom w:type="dxa" w:w="80"/>
-              <w:right w:type="dxa" w:w="120"/>
-            </w:tcMar>
-          </w:tcPr>
-          <w:p>
-            <w:pPr>
-              <w:spacing w:after="0" w:line="252"/>
-            </w:pPr>
-            <w:r>
-              <w:rPr>
-                <w:rFonts w:ascii="Arial" w:cs="Arial" w:eastAsia="Arial" w:hAnsi="Arial"/>
-                <w:color w:val="3C4A45"/>
-                <w:sz w:val="19"/>
-                <w:szCs w:val="19"/>
-              </w:rPr>
-              <w:t xml:space="preserve"/>
-            </w:r>
-          </w:p>
-        </w:tc>
-      </w:tr>
-    </w:tbl>
-    <w:p>
-      <w:pPr>
-        <w:spacing w:after="200"/>
-      </w:pPr>
-      <w:r>
-        <w:rPr>
-          <w:rFonts w:ascii="Arial" w:cs="Arial" w:eastAsia="Arial" w:hAnsi="Arial"/>
-          <w:color w:val="3C4A45"/>
-          <w:sz w:val="19"/>
-          <w:szCs w:val="19"/>
-        </w:rPr>
-        <w:t xml:space="preserve"/>
-      </w:r>
-    </w:p>
-    <w:tbl>
-      <w:tblPr>
-        <w:tblW w:type="dxa" w:w="9638"/>
-        <w:tblBorders>
-          <w:top w:val="single" w:color="auto" w:sz="4"/>
-          <w:left w:val="single" w:color="auto" w:sz="4"/>
-          <w:bottom w:val="single" w:color="auto" w:sz="4"/>
-          <w:right w:val="single" w:color="auto" w:sz="4"/>
-          <w:insideH w:val="single" w:color="auto" w:sz="4"/>
-          <w:insideV w:val="single" w:color="auto" w:sz="4"/>
-        </w:tblBorders>
-      </w:tblPr>
-      <w:tblGrid>
-        <w:gridCol w:w="2100"/>
-        <w:gridCol w:w="7538"/>
-      </w:tblGrid>
-      <w:tr>
-        <w:tc>
-          <w:tcPr>
-            <w:tcW w:type="dxa" w:w="9638"/>
-            <w:gridSpan w:val="2"/>
-            <w:tcBorders>
-              <w:top w:val="single" w:color="D3DCD8" w:sz="4"/>
-              <w:left w:val="single" w:color="D3DCD8" w:sz="4"/>
-              <w:bottom w:val="single" w:color="D3DCD8" w:sz="4"/>
-              <w:right w:val="single" w:color="D3DCD8" w:sz="4"/>
-            </w:tcBorders>
-            <w:shd w:fill="F6EFE2" w:color="auto" w:val="clear"/>
-            <w:tcMar>
-              <w:top w:type="dxa" w:w="80"/>
-              <w:left w:type="dxa" w:w="120"/>
-              <w:bottom w:type="dxa" w:w="80"/>
-              <w:right w:type="dxa" w:w="120"/>
-            </w:tcMar>
-          </w:tcPr>
-          <w:p>
-            <w:pPr>
-              <w:spacing w:after="0" w:line="252"/>
-            </w:pPr>
-            <w:r>
-              <w:rPr>
-                <w:rFonts w:ascii="Consolas" w:cs="Consolas" w:eastAsia="Consolas" w:hAnsi="Consolas"/>
-                <w:b/>
-                <w:bCs/>
-                <w:color w:val="8A5D0B"/>
-                <w:sz w:val="20"/>
-                <w:szCs w:val="20"/>
-              </w:rPr>
-              <w:t xml:space="preserve">E3   </w:t>
-            </w:r>
-            <w:r>
-              <w:rPr>
-                <w:rFonts w:ascii="Arial" w:cs="Arial" w:eastAsia="Arial" w:hAnsi="Arial"/>
-                <w:b/>
-                <w:bCs/>
-                <w:color w:val="16211D"/>
-                <w:sz w:val="21"/>
-                <w:szCs w:val="21"/>
-              </w:rPr>
-              <w:t xml:space="preserve">Le filtre site existe en double</w:t>
-            </w:r>
-          </w:p>
-        </w:tc>
-      </w:tr>
-      <w:tr>
-        <w:tc>
-          <w:tcPr>
-            <w:tcW w:type="dxa" w:w="2100"/>
-            <w:tcBorders>
-              <w:top w:val="single" w:color="D3DCD8" w:sz="4"/>
-              <w:left w:val="single" w:color="D3DCD8" w:sz="4"/>
-              <w:bottom w:val="single" w:color="D3DCD8" w:sz="4"/>
-              <w:right w:val="single" w:color="D3DCD8" w:sz="4"/>
-            </w:tcBorders>
-            <w:shd w:fill="EDF2F0" w:color="auto" w:val="clear"/>
-            <w:tcMar>
-              <w:top w:type="dxa" w:w="80"/>
-              <w:left w:type="dxa" w:w="120"/>
-              <w:bottom w:type="dxa" w:w="80"/>
-              <w:right w:type="dxa" w:w="120"/>
-            </w:tcMar>
-          </w:tcPr>
-          <w:p>
-            <w:pPr>
-              <w:spacing w:after="0" w:line="252"/>
-            </w:pPr>
-            <w:r>
-              <w:rPr>
-                <w:rFonts w:ascii="Arial" w:cs="Arial" w:eastAsia="Arial" w:hAnsi="Arial"/>
-                <w:b/>
-                <w:bCs/>
-                <w:caps/>
-                <w:color w:val="6B7A74"/>
-                <w:spacing w:val="14"/>
-                <w:sz w:val="16"/>
-                <w:szCs w:val="16"/>
-              </w:rPr>
-              <w:t xml:space="preserve">Niveau de preuve</w:t>
-            </w:r>
-          </w:p>
-        </w:tc>
-        <w:tc>
-          <w:tcPr>
-            <w:tcW w:type="dxa" w:w="7538"/>
-            <w:tcBorders>
-              <w:top w:val="single" w:color="D3DCD8" w:sz="4"/>
-              <w:left w:val="single" w:color="D3DCD8" w:sz="4"/>
-              <w:bottom w:val="single" w:color="D3DCD8" w:sz="4"/>
-              <w:right w:val="single" w:color="D3DCD8" w:sz="4"/>
-            </w:tcBorders>
-            <w:tcMar>
-              <w:top w:type="dxa" w:w="80"/>
-              <w:left w:type="dxa" w:w="120"/>
-              <w:bottom w:type="dxa" w:w="80"/>
-              <w:right w:type="dxa" w:w="120"/>
-            </w:tcMar>
-          </w:tcPr>
-          <w:p>
-            <w:pPr>
-              <w:spacing w:after="0" w:line="252"/>
-            </w:pPr>
-            <w:r>
-              <w:rPr>
-                <w:rFonts w:ascii="Arial" w:cs="Arial" w:eastAsia="Arial" w:hAnsi="Arial"/>
-                <w:b/>
-                <w:bCs/>
-                <w:color w:val="6B7A74"/>
-                <w:sz w:val="17"/>
-                <w:szCs w:val="17"/>
-              </w:rPr>
-              <w:t xml:space="preserve">Lu dans le code</w:t>
-            </w:r>
-          </w:p>
-        </w:tc>
-      </w:tr>
-      <w:tr>
-        <w:tc>
-          <w:tcPr>
-            <w:tcW w:type="dxa" w:w="2100"/>
-            <w:tcBorders>
-              <w:top w:val="single" w:color="D3DCD8" w:sz="4"/>
-              <w:left w:val="single" w:color="D3DCD8" w:sz="4"/>
-              <w:bottom w:val="single" w:color="D3DCD8" w:sz="4"/>
-              <w:right w:val="single" w:color="D3DCD8" w:sz="4"/>
-            </w:tcBorders>
-            <w:shd w:fill="EDF2F0" w:color="auto" w:val="clear"/>
-            <w:tcMar>
-              <w:top w:type="dxa" w:w="80"/>
-              <w:left w:type="dxa" w:w="120"/>
-              <w:bottom w:type="dxa" w:w="80"/>
-              <w:right w:type="dxa" w:w="120"/>
-            </w:tcMar>
-          </w:tcPr>
-          <w:p>
-            <w:pPr>
-              <w:spacing w:after="0" w:line="252"/>
-            </w:pPr>
-            <w:r>
-              <w:rPr>
-                <w:rFonts w:ascii="Arial" w:cs="Arial" w:eastAsia="Arial" w:hAnsi="Arial"/>
-                <w:b/>
-                <w:bCs/>
-                <w:caps/>
-                <w:color w:val="6B7A74"/>
-                <w:spacing w:val="14"/>
-                <w:sz w:val="16"/>
-                <w:szCs w:val="16"/>
-              </w:rPr>
-              <w:t xml:space="preserve">Signification</w:t>
-            </w:r>
-          </w:p>
-        </w:tc>
-        <w:tc>
-          <w:tcPr>
-            <w:tcW w:type="dxa" w:w="7538"/>
-            <w:tcBorders>
-              <w:top w:val="single" w:color="D3DCD8" w:sz="4"/>
-              <w:left w:val="single" w:color="D3DCD8" w:sz="4"/>
-              <w:bottom w:val="single" w:color="D3DCD8" w:sz="4"/>
-              <w:right w:val="single" w:color="D3DCD8" w:sz="4"/>
-            </w:tcBorders>
-            <w:tcMar>
-              <w:top w:type="dxa" w:w="80"/>
-              <w:left w:type="dxa" w:w="120"/>
-              <w:bottom w:type="dxa" w:w="80"/>
-              <w:right w:type="dxa" w:w="120"/>
-            </w:tcMar>
-          </w:tcPr>
-          <w:p>
-            <w:pPr>
-              <w:spacing w:after="0" w:line="252"/>
-            </w:pPr>
-            <w:r>
-              <w:rPr>
-                <w:rFonts w:ascii="Arial" w:cs="Arial" w:eastAsia="Arial" w:hAnsi="Arial"/>
-                <w:color w:val="3C4A45"/>
-                <w:sz w:val="19"/>
-                <w:szCs w:val="19"/>
-              </w:rPr>
-              <w:t xml:space="preserve">Un filtre site s'applique déjà à tout le rapport, et un sélecteur site est en plus présent sur chacune des 8 pages.</w:t>
-            </w:r>
-          </w:p>
-        </w:tc>
-      </w:tr>
-      <w:tr>
-        <w:tc>
-          <w:tcPr>
-            <w:tcW w:type="dxa" w:w="2100"/>
-            <w:tcBorders>
-              <w:top w:val="single" w:color="D3DCD8" w:sz="4"/>
-              <w:left w:val="single" w:color="D3DCD8" w:sz="4"/>
-              <w:bottom w:val="single" w:color="D3DCD8" w:sz="4"/>
-              <w:right w:val="single" w:color="D3DCD8" w:sz="4"/>
-            </w:tcBorders>
-            <w:shd w:fill="EDF2F0" w:color="auto" w:val="clear"/>
-            <w:tcMar>
-              <w:top w:type="dxa" w:w="80"/>
-              <w:left w:type="dxa" w:w="120"/>
-              <w:bottom w:type="dxa" w:w="80"/>
-              <w:right w:type="dxa" w:w="120"/>
-            </w:tcMar>
-          </w:tcPr>
-          <w:p>
-            <w:pPr>
-              <w:spacing w:after="0" w:line="252"/>
-            </w:pPr>
-            <w:r>
-              <w:rPr>
-                <w:rFonts w:ascii="Arial" w:cs="Arial" w:eastAsia="Arial" w:hAnsi="Arial"/>
-                <w:b/>
-                <w:bCs/>
-                <w:caps/>
-                <w:color w:val="6B7A74"/>
-                <w:spacing w:val="14"/>
-                <w:sz w:val="16"/>
-                <w:szCs w:val="16"/>
-              </w:rPr>
-              <w:t xml:space="preserve">Traduction technique</w:t>
-            </w:r>
-          </w:p>
-        </w:tc>
-        <w:tc>
-          <w:tcPr>
-            <w:tcW w:type="dxa" w:w="7538"/>
-            <w:tcBorders>
-              <w:top w:val="single" w:color="D3DCD8" w:sz="4"/>
-              <w:left w:val="single" w:color="D3DCD8" w:sz="4"/>
-              <w:bottom w:val="single" w:color="D3DCD8" w:sz="4"/>
-              <w:right w:val="single" w:color="D3DCD8" w:sz="4"/>
-            </w:tcBorders>
-            <w:tcMar>
-              <w:top w:type="dxa" w:w="80"/>
-              <w:left w:type="dxa" w:w="120"/>
-              <w:bottom w:type="dxa" w:w="80"/>
-              <w:right w:type="dxa" w:w="120"/>
-            </w:tcMar>
-          </w:tcPr>
-          <w:p>
-            <w:pPr>
-              <w:spacing w:after="0" w:line="252"/>
-            </w:pPr>
-            <w:r>
-              <w:rPr>
-                <w:rFonts w:ascii="Arial" w:cs="Arial" w:eastAsia="Arial" w:hAnsi="Arial"/>
-                <w:color w:val="3C4A45"/>
-                <w:sz w:val="19"/>
-                <w:szCs w:val="19"/>
-              </w:rPr>
-              <w:t xml:space="preserve">Filtre de niveau rapport dans report.json plus un slicer dim_site[plant] par page.</w:t>
-            </w:r>
-          </w:p>
-        </w:tc>
-      </w:tr>
-      <w:tr>
-        <w:tc>
-          <w:tcPr>
-            <w:tcW w:type="dxa" w:w="2100"/>
-            <w:tcBorders>
-              <w:top w:val="single" w:color="D3DCD8" w:sz="4"/>
-              <w:left w:val="single" w:color="D3DCD8" w:sz="4"/>
-              <w:bottom w:val="single" w:color="D3DCD8" w:sz="4"/>
-              <w:right w:val="single" w:color="D3DCD8" w:sz="4"/>
-            </w:tcBorders>
-            <w:shd w:fill="EDF2F0" w:color="auto" w:val="clear"/>
-            <w:tcMar>
-              <w:top w:type="dxa" w:w="80"/>
-              <w:left w:type="dxa" w:w="120"/>
-              <w:bottom w:type="dxa" w:w="80"/>
-              <w:right w:type="dxa" w:w="120"/>
-            </w:tcMar>
-          </w:tcPr>
-          <w:p>
-            <w:pPr>
-              <w:spacing w:after="0" w:line="252"/>
-            </w:pPr>
-            <w:r>
-              <w:rPr>
-                <w:rFonts w:ascii="Arial" w:cs="Arial" w:eastAsia="Arial" w:hAnsi="Arial"/>
-                <w:b/>
-                <w:bCs/>
-                <w:caps/>
-                <w:color w:val="6B7A74"/>
-                <w:spacing w:val="14"/>
-                <w:sz w:val="16"/>
-                <w:szCs w:val="16"/>
-              </w:rPr>
-              <w:t xml:space="preserve">Emplacement</w:t>
-            </w:r>
-          </w:p>
-        </w:tc>
-        <w:tc>
-          <w:tcPr>
-            <w:tcW w:type="dxa" w:w="7538"/>
-            <w:tcBorders>
-              <w:top w:val="single" w:color="D3DCD8" w:sz="4"/>
-              <w:left w:val="single" w:color="D3DCD8" w:sz="4"/>
-              <w:bottom w:val="single" w:color="D3DCD8" w:sz="4"/>
-              <w:right w:val="single" w:color="D3DCD8" w:sz="4"/>
-            </w:tcBorders>
-            <w:tcMar>
-              <w:top w:type="dxa" w:w="80"/>
-              <w:left w:type="dxa" w:w="120"/>
-              <w:bottom w:type="dxa" w:w="80"/>
-              <w:right w:type="dxa" w:w="120"/>
-            </w:tcMar>
-          </w:tcPr>
-          <w:p>
-            <w:pPr>
-              <w:spacing w:after="0" w:line="252"/>
-            </w:pPr>
-            <w:r>
-              <w:rPr>
-                <w:rFonts w:ascii="Consolas" w:cs="Consolas" w:eastAsia="Consolas" w:hAnsi="Consolas"/>
-                <w:color w:val="16211D"/>
-                <w:sz w:val="17"/>
-                <w:szCs w:val="17"/>
-              </w:rPr>
-              <w:t xml:space="preserve">report.json et chaque page</w:t>
-            </w:r>
-          </w:p>
-        </w:tc>
-      </w:tr>
-      <w:tr>
-        <w:tc>
-          <w:tcPr>
-            <w:tcW w:type="dxa" w:w="2100"/>
-            <w:tcBorders>
-              <w:top w:val="single" w:color="D3DCD8" w:sz="4"/>
-              <w:left w:val="single" w:color="D3DCD8" w:sz="4"/>
-              <w:bottom w:val="single" w:color="D3DCD8" w:sz="4"/>
-              <w:right w:val="single" w:color="D3DCD8" w:sz="4"/>
-            </w:tcBorders>
-            <w:shd w:fill="EDF2F0" w:color="auto" w:val="clear"/>
-            <w:tcMar>
-              <w:top w:type="dxa" w:w="80"/>
-              <w:left w:type="dxa" w:w="120"/>
-              <w:bottom w:type="dxa" w:w="80"/>
-              <w:right w:type="dxa" w:w="120"/>
-            </w:tcMar>
-          </w:tcPr>
-          <w:p>
-            <w:pPr>
-              <w:spacing w:after="0" w:line="252"/>
-            </w:pPr>
-            <w:r>
-              <w:rPr>
-                <w:rFonts w:ascii="Arial" w:cs="Arial" w:eastAsia="Arial" w:hAnsi="Arial"/>
-                <w:b/>
-                <w:bCs/>
-                <w:caps/>
-                <w:color w:val="6B7A74"/>
-                <w:spacing w:val="14"/>
-                <w:sz w:val="16"/>
-                <w:szCs w:val="16"/>
-              </w:rPr>
-              <w:t xml:space="preserve">Point d’attention</w:t>
-            </w:r>
-          </w:p>
-        </w:tc>
-        <w:tc>
-          <w:tcPr>
-            <w:tcW w:type="dxa" w:w="7538"/>
-            <w:tcBorders>
-              <w:top w:val="single" w:color="D3DCD8" w:sz="4"/>
-              <w:left w:val="single" w:color="D3DCD8" w:sz="4"/>
-              <w:bottom w:val="single" w:color="D3DCD8" w:sz="4"/>
-              <w:right w:val="single" w:color="D3DCD8" w:sz="4"/>
-            </w:tcBorders>
-            <w:tcMar>
-              <w:top w:type="dxa" w:w="80"/>
-              <w:left w:type="dxa" w:w="120"/>
-              <w:bottom w:type="dxa" w:w="80"/>
-              <w:right w:type="dxa" w:w="120"/>
-            </w:tcMar>
-          </w:tcPr>
-          <w:p>
-            <w:pPr>
-              <w:spacing w:after="0" w:line="252"/>
-            </w:pPr>
-            <w:r>
-              <w:rPr>
-                <w:rFonts w:ascii="Arial" w:cs="Arial" w:eastAsia="Arial" w:hAnsi="Arial"/>
-                <w:b w:val="false"/>
-                <w:bCs w:val="false"/>
-                <w:color w:val="3C4A45"/>
-                <w:sz w:val="19"/>
-                <w:szCs w:val="19"/>
-              </w:rPr>
-              <w:t xml:space="preserve">Sans conséquence sur les chiffres, mais redondant à l'écran.</w:t>
-            </w:r>
-          </w:p>
-        </w:tc>
-      </w:tr>
-      <w:tr>
-        <w:tc>
-          <w:tcPr>
-            <w:tcW w:type="dxa" w:w="2100"/>
-            <w:tcBorders>
-              <w:top w:val="single" w:color="D3DCD8" w:sz="4"/>
-              <w:left w:val="single" w:color="D3DCD8" w:sz="4"/>
-              <w:bottom w:val="single" w:color="D3DCD8" w:sz="4"/>
-              <w:right w:val="single" w:color="D3DCD8" w:sz="4"/>
-            </w:tcBorders>
-            <w:shd w:fill="FFF8E1" w:color="auto" w:val="clear"/>
-            <w:tcMar>
-              <w:top w:type="dxa" w:w="80"/>
-              <w:left w:type="dxa" w:w="120"/>
-              <w:bottom w:type="dxa" w:w="80"/>
-              <w:right w:type="dxa" w:w="120"/>
-            </w:tcMar>
-          </w:tcPr>
-          <w:p>
-            <w:pPr>
-              <w:spacing w:after="0" w:line="252"/>
-            </w:pPr>
-            <w:r>
-              <w:rPr>
-                <w:rFonts w:ascii="Arial" w:cs="Arial" w:eastAsia="Arial" w:hAnsi="Arial"/>
-                <w:b/>
-                <w:bCs/>
-                <w:caps/>
-                <w:color w:val="6B7A74"/>
-                <w:spacing w:val="14"/>
-                <w:sz w:val="16"/>
-                <w:szCs w:val="16"/>
-              </w:rPr>
-              <w:t xml:space="preserve">Décision</w:t>
-            </w:r>
-          </w:p>
-        </w:tc>
-        <w:tc>
-          <w:tcPr>
-            <w:tcW w:type="dxa" w:w="7538"/>
-            <w:tcBorders>
-              <w:top w:val="single" w:color="D3DCD8" w:sz="4"/>
-              <w:left w:val="single" w:color="D3DCD8" w:sz="4"/>
-              <w:bottom w:val="single" w:color="D3DCD8" w:sz="4"/>
-              <w:right w:val="single" w:color="D3DCD8" w:sz="4"/>
-            </w:tcBorders>
-            <w:shd w:fill="FFF8E1" w:color="auto" w:val="clear"/>
-            <w:tcMar>
-              <w:top w:type="dxa" w:w="80"/>
-              <w:left w:type="dxa" w:w="120"/>
-              <w:bottom w:type="dxa" w:w="80"/>
-              <w:right w:type="dxa" w:w="120"/>
-            </w:tcMar>
-          </w:tcPr>
-          <w:p>
-            <w:pPr>
-              <w:spacing w:after="0" w:line="252"/>
-            </w:pPr>
-            <w:r>
-              <w:rPr>
-                <w:rFonts w:ascii="Arial" w:cs="Arial" w:eastAsia="Arial" w:hAnsi="Arial"/>
-                <w:color w:val="3C4A45"/>
-                <w:sz w:val="19"/>
-                <w:szCs w:val="19"/>
-              </w:rPr>
-              <w:t xml:space="preserve"/>
-            </w:r>
-          </w:p>
-        </w:tc>
-      </w:tr>
-      <w:tr>
-        <w:tc>
-          <w:tcPr>
-            <w:tcW w:type="dxa" w:w="2100"/>
-            <w:tcBorders>
-              <w:top w:val="single" w:color="D3DCD8" w:sz="4"/>
-              <w:left w:val="single" w:color="D3DCD8" w:sz="4"/>
-              <w:bottom w:val="single" w:color="D3DCD8" w:sz="4"/>
-              <w:right w:val="single" w:color="D3DCD8" w:sz="4"/>
-            </w:tcBorders>
-            <w:shd w:fill="FFF8E1" w:color="auto" w:val="clear"/>
-            <w:tcMar>
-              <w:top w:type="dxa" w:w="80"/>
-              <w:left w:type="dxa" w:w="120"/>
-              <w:bottom w:type="dxa" w:w="80"/>
-              <w:right w:type="dxa" w:w="120"/>
-            </w:tcMar>
-          </w:tcPr>
-          <w:p>
-            <w:pPr>
-              <w:spacing w:after="0" w:line="252"/>
-            </w:pPr>
-            <w:r>
-              <w:rPr>
-                <w:rFonts w:ascii="Arial" w:cs="Arial" w:eastAsia="Arial" w:hAnsi="Arial"/>
-                <w:b/>
-                <w:bCs/>
-                <w:caps/>
-                <w:color w:val="6B7A74"/>
-                <w:spacing w:val="14"/>
-                <w:sz w:val="16"/>
-                <w:szCs w:val="16"/>
-              </w:rPr>
-              <w:t xml:space="preserve">Commentaire</w:t>
-            </w:r>
-          </w:p>
-        </w:tc>
-        <w:tc>
-          <w:tcPr>
-            <w:tcW w:type="dxa" w:w="7538"/>
-            <w:tcBorders>
-              <w:top w:val="single" w:color="D3DCD8" w:sz="4"/>
-              <w:left w:val="single" w:color="D3DCD8" w:sz="4"/>
-              <w:bottom w:val="single" w:color="D3DCD8" w:sz="4"/>
-              <w:right w:val="single" w:color="D3DCD8" w:sz="4"/>
-            </w:tcBorders>
-            <w:shd w:fill="FFF8E1" w:color="auto" w:val="clear"/>
-            <w:tcMar>
-              <w:top w:type="dxa" w:w="80"/>
-              <w:left w:type="dxa" w:w="120"/>
-              <w:bottom w:type="dxa" w:w="80"/>
-              <w:right w:type="dxa" w:w="120"/>
-            </w:tcMar>
-          </w:tcPr>
-          <w:p>
-            <w:pPr>
-              <w:spacing w:after="0" w:line="252"/>
-            </w:pPr>
-            <w:r>
-              <w:rPr>
-                <w:rFonts w:ascii="Arial" w:cs="Arial" w:eastAsia="Arial" w:hAnsi="Arial"/>
-                <w:color w:val="3C4A45"/>
-                <w:sz w:val="19"/>
-                <w:szCs w:val="19"/>
-              </w:rPr>
-              <w:t xml:space="preserve"/>
-            </w:r>
-          </w:p>
-        </w:tc>
-      </w:tr>
-    </w:tbl>
-    <w:p>
-      <w:pPr>
-        <w:spacing w:after="200"/>
-      </w:pPr>
-      <w:r>
-        <w:rPr>
-          <w:rFonts w:ascii="Arial" w:cs="Arial" w:eastAsia="Arial" w:hAnsi="Arial"/>
-          <w:color w:val="3C4A45"/>
-          <w:sz w:val="19"/>
-          <w:szCs w:val="19"/>
-        </w:rPr>
-        <w:t xml:space="preserve"/>
-      </w:r>
-    </w:p>
-    <w:tbl>
-      <w:tblPr>
-        <w:tblW w:type="dxa" w:w="9638"/>
-        <w:tblBorders>
-          <w:top w:val="single" w:color="auto" w:sz="4"/>
-          <w:left w:val="single" w:color="auto" w:sz="4"/>
-          <w:bottom w:val="single" w:color="auto" w:sz="4"/>
-          <w:right w:val="single" w:color="auto" w:sz="4"/>
-          <w:insideH w:val="single" w:color="auto" w:sz="4"/>
-          <w:insideV w:val="single" w:color="auto" w:sz="4"/>
-        </w:tblBorders>
-      </w:tblPr>
-      <w:tblGrid>
-        <w:gridCol w:w="2100"/>
-        <w:gridCol w:w="7538"/>
-      </w:tblGrid>
-      <w:tr>
-        <w:tc>
-          <w:tcPr>
-            <w:tcW w:type="dxa" w:w="9638"/>
-            <w:gridSpan w:val="2"/>
-            <w:tcBorders>
-              <w:top w:val="single" w:color="D3DCD8" w:sz="4"/>
-              <w:left w:val="single" w:color="D3DCD8" w:sz="4"/>
-              <w:bottom w:val="single" w:color="D3DCD8" w:sz="4"/>
-              <w:right w:val="single" w:color="D3DCD8" w:sz="4"/>
-            </w:tcBorders>
-            <w:shd w:fill="F6EFE2" w:color="auto" w:val="clear"/>
-            <w:tcMar>
-              <w:top w:type="dxa" w:w="80"/>
-              <w:left w:type="dxa" w:w="120"/>
-              <w:bottom w:type="dxa" w:w="80"/>
-              <w:right w:type="dxa" w:w="120"/>
-            </w:tcMar>
-          </w:tcPr>
-          <w:p>
-            <w:pPr>
-              <w:spacing w:after="0" w:line="252"/>
-            </w:pPr>
-            <w:r>
-              <w:rPr>
-                <w:rFonts w:ascii="Consolas" w:cs="Consolas" w:eastAsia="Consolas" w:hAnsi="Consolas"/>
-                <w:b/>
-                <w:bCs/>
-                <w:color w:val="8A5D0B"/>
-                <w:sz w:val="20"/>
-                <w:szCs w:val="20"/>
-              </w:rPr>
-              <w:t xml:space="preserve">E4   </w:t>
-            </w:r>
-            <w:r>
-              <w:rPr>
-                <w:rFonts w:ascii="Arial" w:cs="Arial" w:eastAsia="Arial" w:hAnsi="Arial"/>
-                <w:b/>
-                <w:bCs/>
-                <w:color w:val="16211D"/>
-                <w:sz w:val="21"/>
-                <w:szCs w:val="21"/>
-              </w:rPr>
-              <w:t xml:space="preserve">Des indicateurs d'évolution comparent des périodes glissantes</w:t>
-            </w:r>
-          </w:p>
-        </w:tc>
-      </w:tr>
-      <w:tr>
-        <w:tc>
-          <w:tcPr>
-            <w:tcW w:type="dxa" w:w="2100"/>
-            <w:tcBorders>
-              <w:top w:val="single" w:color="D3DCD8" w:sz="4"/>
-              <w:left w:val="single" w:color="D3DCD8" w:sz="4"/>
-              <w:bottom w:val="single" w:color="D3DCD8" w:sz="4"/>
-              <w:right w:val="single" w:color="D3DCD8" w:sz="4"/>
-            </w:tcBorders>
-            <w:shd w:fill="EDF2F0" w:color="auto" w:val="clear"/>
-            <w:tcMar>
-              <w:top w:type="dxa" w:w="80"/>
-              <w:left w:type="dxa" w:w="120"/>
-              <w:bottom w:type="dxa" w:w="80"/>
-              <w:right w:type="dxa" w:w="120"/>
-            </w:tcMar>
-          </w:tcPr>
-          <w:p>
-            <w:pPr>
-              <w:spacing w:after="0" w:line="252"/>
-            </w:pPr>
-            <w:r>
-              <w:rPr>
-                <w:rFonts w:ascii="Arial" w:cs="Arial" w:eastAsia="Arial" w:hAnsi="Arial"/>
-                <w:b/>
-                <w:bCs/>
-                <w:caps/>
-                <w:color w:val="6B7A74"/>
-                <w:spacing w:val="14"/>
-                <w:sz w:val="16"/>
-                <w:szCs w:val="16"/>
-              </w:rPr>
-              <w:t xml:space="preserve">Niveau de preuve</w:t>
-            </w:r>
-          </w:p>
-        </w:tc>
-        <w:tc>
-          <w:tcPr>
-            <w:tcW w:type="dxa" w:w="7538"/>
-            <w:tcBorders>
-              <w:top w:val="single" w:color="D3DCD8" w:sz="4"/>
-              <w:left w:val="single" w:color="D3DCD8" w:sz="4"/>
-              <w:bottom w:val="single" w:color="D3DCD8" w:sz="4"/>
-              <w:right w:val="single" w:color="D3DCD8" w:sz="4"/>
-            </w:tcBorders>
-            <w:tcMar>
-              <w:top w:type="dxa" w:w="80"/>
-              <w:left w:type="dxa" w:w="120"/>
-              <w:bottom w:type="dxa" w:w="80"/>
-              <w:right w:type="dxa" w:w="120"/>
-            </w:tcMar>
-          </w:tcPr>
-          <w:p>
-            <w:pPr>
-              <w:spacing w:after="0" w:line="252"/>
-            </w:pPr>
-            <w:r>
-              <w:rPr>
-                <w:rFonts w:ascii="Arial" w:cs="Arial" w:eastAsia="Arial" w:hAnsi="Arial"/>
-                <w:b/>
-                <w:bCs/>
-                <w:color w:val="8A5D0B"/>
-                <w:sz w:val="17"/>
-                <w:szCs w:val="17"/>
-              </w:rPr>
-              <w:t xml:space="preserve">Déduit — non testé</w:t>
-            </w:r>
-          </w:p>
-        </w:tc>
-      </w:tr>
-      <w:tr>
-        <w:tc>
-          <w:tcPr>
-            <w:tcW w:type="dxa" w:w="2100"/>
-            <w:tcBorders>
-              <w:top w:val="single" w:color="D3DCD8" w:sz="4"/>
-              <w:left w:val="single" w:color="D3DCD8" w:sz="4"/>
-              <w:bottom w:val="single" w:color="D3DCD8" w:sz="4"/>
-              <w:right w:val="single" w:color="D3DCD8" w:sz="4"/>
-            </w:tcBorders>
-            <w:shd w:fill="EDF2F0" w:color="auto" w:val="clear"/>
-            <w:tcMar>
-              <w:top w:type="dxa" w:w="80"/>
-              <w:left w:type="dxa" w:w="120"/>
-              <w:bottom w:type="dxa" w:w="80"/>
-              <w:right w:type="dxa" w:w="120"/>
-            </w:tcMar>
-          </w:tcPr>
-          <w:p>
-            <w:pPr>
-              <w:spacing w:after="0" w:line="252"/>
-            </w:pPr>
-            <w:r>
-              <w:rPr>
-                <w:rFonts w:ascii="Arial" w:cs="Arial" w:eastAsia="Arial" w:hAnsi="Arial"/>
-                <w:b/>
-                <w:bCs/>
-                <w:caps/>
-                <w:color w:val="6B7A74"/>
-                <w:spacing w:val="14"/>
-                <w:sz w:val="16"/>
-                <w:szCs w:val="16"/>
-              </w:rPr>
-              <w:t xml:space="preserve">Signification</w:t>
-            </w:r>
-          </w:p>
-        </w:tc>
-        <w:tc>
-          <w:tcPr>
-            <w:tcW w:type="dxa" w:w="7538"/>
-            <w:tcBorders>
-              <w:top w:val="single" w:color="D3DCD8" w:sz="4"/>
-              <w:left w:val="single" w:color="D3DCD8" w:sz="4"/>
-              <w:bottom w:val="single" w:color="D3DCD8" w:sz="4"/>
-              <w:right w:val="single" w:color="D3DCD8" w:sz="4"/>
-            </w:tcBorders>
-            <w:tcMar>
-              <w:top w:type="dxa" w:w="80"/>
-              <w:left w:type="dxa" w:w="120"/>
-              <w:bottom w:type="dxa" w:w="80"/>
-              <w:right w:type="dxa" w:w="120"/>
-            </w:tcMar>
-          </w:tcPr>
-          <w:p>
-            <w:pPr>
-              <w:spacing w:after="0" w:line="252"/>
-            </w:pPr>
-            <w:r>
-              <w:rPr>
-                <w:rFonts w:ascii="Arial" w:cs="Arial" w:eastAsia="Arial" w:hAnsi="Arial"/>
-                <w:color w:val="3C4A45"/>
-                <w:sz w:val="19"/>
-                <w:szCs w:val="19"/>
-              </w:rPr>
-              <w:t xml:space="preserve">Le rapport propose des évolutions sur 24 h, 7 jours et 30 jours, ainsi que des comparaisons de semaine et de mois glissants.</w:t>
-            </w:r>
-          </w:p>
-        </w:tc>
-      </w:tr>
-      <w:tr>
-        <w:tc>
-          <w:tcPr>
-            <w:tcW w:type="dxa" w:w="2100"/>
-            <w:tcBorders>
-              <w:top w:val="single" w:color="D3DCD8" w:sz="4"/>
-              <w:left w:val="single" w:color="D3DCD8" w:sz="4"/>
-              <w:bottom w:val="single" w:color="D3DCD8" w:sz="4"/>
-              <w:right w:val="single" w:color="D3DCD8" w:sz="4"/>
-            </w:tcBorders>
-            <w:shd w:fill="EDF2F0" w:color="auto" w:val="clear"/>
-            <w:tcMar>
-              <w:top w:type="dxa" w:w="80"/>
-              <w:left w:type="dxa" w:w="120"/>
-              <w:bottom w:type="dxa" w:w="80"/>
-              <w:right w:type="dxa" w:w="120"/>
-            </w:tcMar>
-          </w:tcPr>
-          <w:p>
-            <w:pPr>
-              <w:spacing w:after="0" w:line="252"/>
-            </w:pPr>
-            <w:r>
-              <w:rPr>
-                <w:rFonts w:ascii="Arial" w:cs="Arial" w:eastAsia="Arial" w:hAnsi="Arial"/>
-                <w:b/>
-                <w:bCs/>
-                <w:caps/>
-                <w:color w:val="6B7A74"/>
-                <w:spacing w:val="14"/>
-                <w:sz w:val="16"/>
-                <w:szCs w:val="16"/>
-              </w:rPr>
-              <w:t xml:space="preserve">Traduction technique</w:t>
-            </w:r>
-          </w:p>
-        </w:tc>
-        <w:tc>
-          <w:tcPr>
-            <w:tcW w:type="dxa" w:w="7538"/>
-            <w:tcBorders>
-              <w:top w:val="single" w:color="D3DCD8" w:sz="4"/>
-              <w:left w:val="single" w:color="D3DCD8" w:sz="4"/>
-              <w:bottom w:val="single" w:color="D3DCD8" w:sz="4"/>
-              <w:right w:val="single" w:color="D3DCD8" w:sz="4"/>
-            </w:tcBorders>
-            <w:tcMar>
-              <w:top w:type="dxa" w:w="80"/>
-              <w:left w:type="dxa" w:w="120"/>
-              <w:bottom w:type="dxa" w:w="80"/>
-              <w:right w:type="dxa" w:w="120"/>
-            </w:tcMar>
-          </w:tcPr>
-          <w:p>
-            <w:pPr>
-              <w:spacing w:after="0" w:line="252"/>
-            </w:pPr>
-            <w:r>
-              <w:rPr>
-                <w:rFonts w:ascii="Arial" w:cs="Arial" w:eastAsia="Arial" w:hAnsi="Arial"/>
-                <w:color w:val="3C4A45"/>
-                <w:sz w:val="19"/>
-                <w:szCs w:val="19"/>
-              </w:rPr>
-              <w:t xml:space="preserve">Mesures Evolution_echec_24h, _7j, _30j, basées sur calculation_interval_after_datetime et TODAY(). Elles se combinent au filtre de date de la page plutôt que de s'y substituer.</w:t>
-            </w:r>
-          </w:p>
-        </w:tc>
-      </w:tr>
-      <w:tr>
-        <w:tc>
-          <w:tcPr>
-            <w:tcW w:type="dxa" w:w="2100"/>
-            <w:tcBorders>
-              <w:top w:val="single" w:color="D3DCD8" w:sz="4"/>
-              <w:left w:val="single" w:color="D3DCD8" w:sz="4"/>
-              <w:bottom w:val="single" w:color="D3DCD8" w:sz="4"/>
-              <w:right w:val="single" w:color="D3DCD8" w:sz="4"/>
-            </w:tcBorders>
-            <w:shd w:fill="EDF2F0" w:color="auto" w:val="clear"/>
-            <w:tcMar>
-              <w:top w:type="dxa" w:w="80"/>
-              <w:left w:type="dxa" w:w="120"/>
-              <w:bottom w:type="dxa" w:w="80"/>
-              <w:right w:type="dxa" w:w="120"/>
-            </w:tcMar>
-          </w:tcPr>
-          <w:p>
-            <w:pPr>
-              <w:spacing w:after="0" w:line="252"/>
-            </w:pPr>
-            <w:r>
-              <w:rPr>
-                <w:rFonts w:ascii="Arial" w:cs="Arial" w:eastAsia="Arial" w:hAnsi="Arial"/>
-                <w:b/>
-                <w:bCs/>
-                <w:caps/>
-                <w:color w:val="6B7A74"/>
-                <w:spacing w:val="14"/>
-                <w:sz w:val="16"/>
-                <w:szCs w:val="16"/>
-              </w:rPr>
-              <w:t xml:space="preserve">Emplacement</w:t>
-            </w:r>
-          </w:p>
-        </w:tc>
-        <w:tc>
-          <w:tcPr>
-            <w:tcW w:type="dxa" w:w="7538"/>
-            <w:tcBorders>
-              <w:top w:val="single" w:color="D3DCD8" w:sz="4"/>
-              <w:left w:val="single" w:color="D3DCD8" w:sz="4"/>
-              <w:bottom w:val="single" w:color="D3DCD8" w:sz="4"/>
-              <w:right w:val="single" w:color="D3DCD8" w:sz="4"/>
-            </w:tcBorders>
-            <w:tcMar>
-              <w:top w:type="dxa" w:w="80"/>
-              <w:left w:type="dxa" w:w="120"/>
-              <w:bottom w:type="dxa" w:w="80"/>
-              <w:right w:type="dxa" w:w="120"/>
-            </w:tcMar>
-          </w:tcPr>
-          <w:p>
-            <w:pPr>
-              <w:spacing w:after="0" w:line="252"/>
-            </w:pPr>
-            <w:r>
-              <w:rPr>
-                <w:rFonts w:ascii="Consolas" w:cs="Consolas" w:eastAsia="Consolas" w:hAnsi="Consolas"/>
-                <w:color w:val="16211D"/>
-                <w:sz w:val="17"/>
-                <w:szCs w:val="17"/>
-              </w:rPr>
-              <w:t xml:space="preserve">Modèle sémantique Monitoring, table fact_monitoring_auto_manual_entries</w:t>
-            </w:r>
-          </w:p>
-        </w:tc>
-      </w:tr>
-      <w:tr>
-        <w:tc>
-          <w:tcPr>
-            <w:tcW w:type="dxa" w:w="2100"/>
-            <w:tcBorders>
-              <w:top w:val="single" w:color="D3DCD8" w:sz="4"/>
-              <w:left w:val="single" w:color="D3DCD8" w:sz="4"/>
-              <w:bottom w:val="single" w:color="D3DCD8" w:sz="4"/>
-              <w:right w:val="single" w:color="D3DCD8" w:sz="4"/>
-            </w:tcBorders>
-            <w:shd w:fill="EDF2F0" w:color="auto" w:val="clear"/>
-            <w:tcMar>
-              <w:top w:type="dxa" w:w="80"/>
-              <w:left w:type="dxa" w:w="120"/>
-              <w:bottom w:type="dxa" w:w="80"/>
-              <w:right w:type="dxa" w:w="120"/>
-            </w:tcMar>
-          </w:tcPr>
-          <w:p>
-            <w:pPr>
-              <w:spacing w:after="0" w:line="252"/>
-            </w:pPr>
-            <w:r>
-              <w:rPr>
-                <w:rFonts w:ascii="Arial" w:cs="Arial" w:eastAsia="Arial" w:hAnsi="Arial"/>
-                <w:b/>
-                <w:bCs/>
-                <w:caps/>
-                <w:color w:val="6B7A74"/>
-                <w:spacing w:val="14"/>
-                <w:sz w:val="16"/>
-                <w:szCs w:val="16"/>
-              </w:rPr>
-              <w:t xml:space="preserve">Point d’attention</w:t>
-            </w:r>
-          </w:p>
-        </w:tc>
-        <w:tc>
-          <w:tcPr>
-            <w:tcW w:type="dxa" w:w="7538"/>
-            <w:tcBorders>
-              <w:top w:val="single" w:color="D3DCD8" w:sz="4"/>
-              <w:left w:val="single" w:color="D3DCD8" w:sz="4"/>
-              <w:bottom w:val="single" w:color="D3DCD8" w:sz="4"/>
-              <w:right w:val="single" w:color="D3DCD8" w:sz="4"/>
-            </w:tcBorders>
-            <w:tcMar>
-              <w:top w:type="dxa" w:w="80"/>
-              <w:left w:type="dxa" w:w="120"/>
-              <w:bottom w:type="dxa" w:w="80"/>
-              <w:right w:type="dxa" w:w="120"/>
-            </w:tcMar>
-          </w:tcPr>
-          <w:p>
-            <w:pPr>
-              <w:spacing w:after="0" w:line="252"/>
-            </w:pPr>
-            <w:r>
-              <w:rPr>
-                <w:rFonts w:ascii="Arial" w:cs="Arial" w:eastAsia="Arial" w:hAnsi="Arial"/>
-                <w:b w:val="false"/>
-                <w:bCs w:val="false"/>
-                <w:color w:val="3C4A45"/>
-                <w:sz w:val="19"/>
-                <w:szCs w:val="19"/>
-              </w:rPr>
-              <w:t xml:space="preserve">DÉDUIT, NON TESTÉ : si la période sélectionnée n'inclut pas les dernières 24 h, l'indicateur correspondant devrait afficher zéro. À vérifier en ouvrant le rapport.</w:t>
+              <w:t xml:space="preserve">À valider en atelier : cette hétérogénéité est-elle voulue ?</w:t>
             </w:r>
           </w:p>
         </w:tc>
@@ -18067,7 +13807,7 @@
           <w:sz w:val="19"/>
           <w:szCs w:val="19"/>
         </w:rPr>
-        <w:t xml:space="preserve">Sept sujets où le rapport applique aujourd’hui un choix qui n’a peut-être jamais été validé par le métier.</w:t>
+        <w:t xml:space="preserve">Cinq sujets où le rapport applique aujourd’hui un choix qui n’a peut-être jamais été validé par le métier.</w:t>
       </w:r>
     </w:p>
     <w:tbl>
@@ -19347,365 +15087,6 @@
                 <w:szCs w:val="19"/>
               </w:rPr>
               <w:t xml:space="preserve">L'échéance est cohérente pour de la supervision. La date de création serait plus comparable aux autres rapports.</w:t>
-            </w:r>
-          </w:p>
-        </w:tc>
-      </w:tr>
-      <w:tr>
-        <w:tc>
-          <w:tcPr>
-            <w:tcW w:type="dxa" w:w="2100"/>
-            <w:tcBorders>
-              <w:top w:val="single" w:color="D3DCD8" w:sz="4"/>
-              <w:left w:val="single" w:color="D3DCD8" w:sz="4"/>
-              <w:bottom w:val="single" w:color="D3DCD8" w:sz="4"/>
-              <w:right w:val="single" w:color="D3DCD8" w:sz="4"/>
-            </w:tcBorders>
-            <w:shd w:fill="FFF8E1" w:color="auto" w:val="clear"/>
-            <w:tcMar>
-              <w:top w:type="dxa" w:w="80"/>
-              <w:left w:type="dxa" w:w="120"/>
-              <w:bottom w:type="dxa" w:w="80"/>
-              <w:right w:type="dxa" w:w="120"/>
-            </w:tcMar>
-          </w:tcPr>
-          <w:p>
-            <w:pPr>
-              <w:spacing w:after="0" w:line="252"/>
-            </w:pPr>
-            <w:r>
-              <w:rPr>
-                <w:rFonts w:ascii="Arial" w:cs="Arial" w:eastAsia="Arial" w:hAnsi="Arial"/>
-                <w:b/>
-                <w:bCs/>
-                <w:caps/>
-                <w:color w:val="6B7A74"/>
-                <w:spacing w:val="14"/>
-                <w:sz w:val="16"/>
-                <w:szCs w:val="16"/>
-              </w:rPr>
-              <w:t xml:space="preserve">Décision</w:t>
-            </w:r>
-          </w:p>
-        </w:tc>
-        <w:tc>
-          <w:tcPr>
-            <w:tcW w:type="dxa" w:w="7538"/>
-            <w:tcBorders>
-              <w:top w:val="single" w:color="D3DCD8" w:sz="4"/>
-              <w:left w:val="single" w:color="D3DCD8" w:sz="4"/>
-              <w:bottom w:val="single" w:color="D3DCD8" w:sz="4"/>
-              <w:right w:val="single" w:color="D3DCD8" w:sz="4"/>
-            </w:tcBorders>
-            <w:shd w:fill="FFF8E1" w:color="auto" w:val="clear"/>
-            <w:tcMar>
-              <w:top w:type="dxa" w:w="80"/>
-              <w:left w:type="dxa" w:w="120"/>
-              <w:bottom w:type="dxa" w:w="80"/>
-              <w:right w:type="dxa" w:w="120"/>
-            </w:tcMar>
-          </w:tcPr>
-          <w:p>
-            <w:pPr>
-              <w:spacing w:after="0" w:line="252"/>
-            </w:pPr>
-            <w:r>
-              <w:rPr>
-                <w:rFonts w:ascii="Arial" w:cs="Arial" w:eastAsia="Arial" w:hAnsi="Arial"/>
-                <w:color w:val="3C4A45"/>
-                <w:sz w:val="19"/>
-                <w:szCs w:val="19"/>
-              </w:rPr>
-              <w:t xml:space="preserve"/>
-            </w:r>
-          </w:p>
-        </w:tc>
-      </w:tr>
-      <w:tr>
-        <w:tc>
-          <w:tcPr>
-            <w:tcW w:type="dxa" w:w="2100"/>
-            <w:tcBorders>
-              <w:top w:val="single" w:color="D3DCD8" w:sz="4"/>
-              <w:left w:val="single" w:color="D3DCD8" w:sz="4"/>
-              <w:bottom w:val="single" w:color="D3DCD8" w:sz="4"/>
-              <w:right w:val="single" w:color="D3DCD8" w:sz="4"/>
-            </w:tcBorders>
-            <w:shd w:fill="FFF8E1" w:color="auto" w:val="clear"/>
-            <w:tcMar>
-              <w:top w:type="dxa" w:w="80"/>
-              <w:left w:type="dxa" w:w="120"/>
-              <w:bottom w:type="dxa" w:w="80"/>
-              <w:right w:type="dxa" w:w="120"/>
-            </w:tcMar>
-          </w:tcPr>
-          <w:p>
-            <w:pPr>
-              <w:spacing w:after="0" w:line="252"/>
-            </w:pPr>
-            <w:r>
-              <w:rPr>
-                <w:rFonts w:ascii="Arial" w:cs="Arial" w:eastAsia="Arial" w:hAnsi="Arial"/>
-                <w:b/>
-                <w:bCs/>
-                <w:caps/>
-                <w:color w:val="6B7A74"/>
-                <w:spacing w:val="14"/>
-                <w:sz w:val="16"/>
-                <w:szCs w:val="16"/>
-              </w:rPr>
-              <w:t xml:space="preserve">Responsable / échéance</w:t>
-            </w:r>
-          </w:p>
-        </w:tc>
-        <w:tc>
-          <w:tcPr>
-            <w:tcW w:type="dxa" w:w="7538"/>
-            <w:tcBorders>
-              <w:top w:val="single" w:color="D3DCD8" w:sz="4"/>
-              <w:left w:val="single" w:color="D3DCD8" w:sz="4"/>
-              <w:bottom w:val="single" w:color="D3DCD8" w:sz="4"/>
-              <w:right w:val="single" w:color="D3DCD8" w:sz="4"/>
-            </w:tcBorders>
-            <w:shd w:fill="FFF8E1" w:color="auto" w:val="clear"/>
-            <w:tcMar>
-              <w:top w:type="dxa" w:w="80"/>
-              <w:left w:type="dxa" w:w="120"/>
-              <w:bottom w:type="dxa" w:w="80"/>
-              <w:right w:type="dxa" w:w="120"/>
-            </w:tcMar>
-          </w:tcPr>
-          <w:p>
-            <w:pPr>
-              <w:spacing w:after="0" w:line="252"/>
-            </w:pPr>
-            <w:r>
-              <w:rPr>
-                <w:rFonts w:ascii="Arial" w:cs="Arial" w:eastAsia="Arial" w:hAnsi="Arial"/>
-                <w:color w:val="3C4A45"/>
-                <w:sz w:val="19"/>
-                <w:szCs w:val="19"/>
-              </w:rPr>
-              <w:t xml:space="preserve"/>
-            </w:r>
-          </w:p>
-        </w:tc>
-      </w:tr>
-    </w:tbl>
-    <w:p>
-      <w:pPr>
-        <w:spacing w:after="200"/>
-      </w:pPr>
-      <w:r>
-        <w:rPr>
-          <w:rFonts w:ascii="Arial" w:cs="Arial" w:eastAsia="Arial" w:hAnsi="Arial"/>
-          <w:color w:val="3C4A45"/>
-          <w:sz w:val="19"/>
-          <w:szCs w:val="19"/>
-        </w:rPr>
-        <w:t xml:space="preserve"/>
-      </w:r>
-    </w:p>
-    <w:tbl>
-      <w:tblPr>
-        <w:tblW w:type="dxa" w:w="9638"/>
-        <w:tblBorders>
-          <w:top w:val="single" w:color="auto" w:sz="4"/>
-          <w:left w:val="single" w:color="auto" w:sz="4"/>
-          <w:bottom w:val="single" w:color="auto" w:sz="4"/>
-          <w:right w:val="single" w:color="auto" w:sz="4"/>
-          <w:insideH w:val="single" w:color="auto" w:sz="4"/>
-          <w:insideV w:val="single" w:color="auto" w:sz="4"/>
-        </w:tblBorders>
-      </w:tblPr>
-      <w:tblGrid>
-        <w:gridCol w:w="2100"/>
-        <w:gridCol w:w="7538"/>
-      </w:tblGrid>
-      <w:tr>
-        <w:tc>
-          <w:tcPr>
-            <w:tcW w:type="dxa" w:w="9638"/>
-            <w:gridSpan w:val="2"/>
-            <w:tcBorders>
-              <w:top w:val="single" w:color="D3DCD8" w:sz="4"/>
-              <w:left w:val="single" w:color="D3DCD8" w:sz="4"/>
-              <w:bottom w:val="single" w:color="D3DCD8" w:sz="4"/>
-              <w:right w:val="single" w:color="D3DCD8" w:sz="4"/>
-            </w:tcBorders>
-            <w:shd w:fill="F6EFE2" w:color="auto" w:val="clear"/>
-            <w:tcMar>
-              <w:top w:type="dxa" w:w="80"/>
-              <w:left w:type="dxa" w:w="120"/>
-              <w:bottom w:type="dxa" w:w="80"/>
-              <w:right w:type="dxa" w:w="120"/>
-            </w:tcMar>
-          </w:tcPr>
-          <w:p>
-            <w:pPr>
-              <w:spacing w:after="0" w:line="252"/>
-            </w:pPr>
-            <w:r>
-              <w:rPr>
-                <w:rFonts w:ascii="Consolas" w:cs="Consolas" w:eastAsia="Consolas" w:hAnsi="Consolas"/>
-                <w:b/>
-                <w:bCs/>
-                <w:color w:val="8A5D0B"/>
-                <w:sz w:val="20"/>
-                <w:szCs w:val="20"/>
-              </w:rPr>
-              <w:t xml:space="preserve">A1   </w:t>
-            </w:r>
-            <w:r>
-              <w:rPr>
-                <w:rFonts w:ascii="Arial" w:cs="Arial" w:eastAsia="Arial" w:hAnsi="Arial"/>
-                <w:b/>
-                <w:bCs/>
-                <w:color w:val="16211D"/>
-                <w:sz w:val="21"/>
-                <w:szCs w:val="21"/>
-              </w:rPr>
-              <w:t xml:space="preserve">Comment gérer l'arrivée d'un nouveau site ?</w:t>
-            </w:r>
-          </w:p>
-        </w:tc>
-      </w:tr>
-      <w:tr>
-        <w:tc>
-          <w:tcPr>
-            <w:tcW w:type="dxa" w:w="2100"/>
-            <w:tcBorders>
-              <w:top w:val="single" w:color="D3DCD8" w:sz="4"/>
-              <w:left w:val="single" w:color="D3DCD8" w:sz="4"/>
-              <w:bottom w:val="single" w:color="D3DCD8" w:sz="4"/>
-              <w:right w:val="single" w:color="D3DCD8" w:sz="4"/>
-            </w:tcBorders>
-            <w:shd w:fill="EDF2F0" w:color="auto" w:val="clear"/>
-            <w:tcMar>
-              <w:top w:type="dxa" w:w="80"/>
-              <w:left w:type="dxa" w:w="120"/>
-              <w:bottom w:type="dxa" w:w="80"/>
-              <w:right w:type="dxa" w:w="120"/>
-            </w:tcMar>
-          </w:tcPr>
-          <w:p>
-            <w:pPr>
-              <w:spacing w:after="0" w:line="252"/>
-            </w:pPr>
-            <w:r>
-              <w:rPr>
-                <w:rFonts w:ascii="Arial" w:cs="Arial" w:eastAsia="Arial" w:hAnsi="Arial"/>
-                <w:b/>
-                <w:bCs/>
-                <w:caps/>
-                <w:color w:val="6B7A74"/>
-                <w:spacing w:val="14"/>
-                <w:sz w:val="16"/>
-                <w:szCs w:val="16"/>
-              </w:rPr>
-              <w:t xml:space="preserve">Enjeu</w:t>
-            </w:r>
-          </w:p>
-        </w:tc>
-        <w:tc>
-          <w:tcPr>
-            <w:tcW w:type="dxa" w:w="7538"/>
-            <w:tcBorders>
-              <w:top w:val="single" w:color="D3DCD8" w:sz="4"/>
-              <w:left w:val="single" w:color="D3DCD8" w:sz="4"/>
-              <w:bottom w:val="single" w:color="D3DCD8" w:sz="4"/>
-              <w:right w:val="single" w:color="D3DCD8" w:sz="4"/>
-            </w:tcBorders>
-            <w:tcMar>
-              <w:top w:type="dxa" w:w="80"/>
-              <w:left w:type="dxa" w:w="120"/>
-              <w:bottom w:type="dxa" w:w="80"/>
-              <w:right w:type="dxa" w:w="120"/>
-            </w:tcMar>
-          </w:tcPr>
-          <w:p>
-            <w:pPr>
-              <w:spacing w:after="0" w:line="252"/>
-            </w:pPr>
-            <w:r>
-              <w:rPr>
-                <w:rFonts w:ascii="Arial" w:cs="Arial" w:eastAsia="Arial" w:hAnsi="Arial"/>
-                <w:b/>
-                <w:bCs/>
-                <w:color w:val="3C4A45"/>
-                <w:sz w:val="19"/>
-                <w:szCs w:val="19"/>
-              </w:rPr>
-              <w:t xml:space="preserve">Moyen</w:t>
-            </w:r>
-          </w:p>
-        </w:tc>
-      </w:tr>
-      <w:tr>
-        <w:tc>
-          <w:tcPr>
-            <w:tcW w:type="dxa" w:w="2100"/>
-            <w:tcBorders>
-              <w:top w:val="single" w:color="D3DCD8" w:sz="4"/>
-              <w:left w:val="single" w:color="D3DCD8" w:sz="4"/>
-              <w:bottom w:val="single" w:color="D3DCD8" w:sz="4"/>
-              <w:right w:val="single" w:color="D3DCD8" w:sz="4"/>
-            </w:tcBorders>
-            <w:shd w:fill="EDF2F0" w:color="auto" w:val="clear"/>
-            <w:tcMar>
-              <w:top w:type="dxa" w:w="80"/>
-              <w:left w:type="dxa" w:w="120"/>
-              <w:bottom w:type="dxa" w:w="80"/>
-              <w:right w:type="dxa" w:w="120"/>
-            </w:tcMar>
-          </w:tcPr>
-          <w:p>
-            <w:pPr>
-              <w:spacing w:after="0" w:line="252"/>
-            </w:pPr>
-            <w:r>
-              <w:rPr>
-                <w:rFonts w:ascii="Arial" w:cs="Arial" w:eastAsia="Arial" w:hAnsi="Arial"/>
-                <w:b/>
-                <w:bCs/>
-                <w:caps/>
-                <w:color w:val="6B7A74"/>
-                <w:spacing w:val="14"/>
-                <w:sz w:val="16"/>
-                <w:szCs w:val="16"/>
-              </w:rPr>
-              <w:t xml:space="preserve">Pourquoi</w:t>
-            </w:r>
-          </w:p>
-        </w:tc>
-        <w:tc>
-          <w:tcPr>
-            <w:tcW w:type="dxa" w:w="7538"/>
-            <w:tcBorders>
-              <w:top w:val="single" w:color="D3DCD8" w:sz="4"/>
-              <w:left w:val="single" w:color="D3DCD8" w:sz="4"/>
-              <w:bottom w:val="single" w:color="D3DCD8" w:sz="4"/>
-              <w:right w:val="single" w:color="D3DCD8" w:sz="4"/>
-            </w:tcBorders>
-            <w:tcMar>
-              <w:top w:type="dxa" w:w="80"/>
-              <w:left w:type="dxa" w:w="120"/>
-              <w:bottom w:type="dxa" w:w="80"/>
-              <w:right w:type="dxa" w:w="120"/>
-            </w:tcMar>
-          </w:tcPr>
-          <w:p>
-            <w:pPr>
-              <w:spacing w:after="0" w:line="252"/>
-            </w:pPr>
-            <w:r>
-              <w:rPr>
-                <w:rFonts w:ascii="Arial" w:cs="Arial" w:eastAsia="Arial" w:hAnsi="Arial"/>
-                <w:color w:val="3C4A45"/>
-                <w:sz w:val="19"/>
-                <w:szCs w:val="19"/>
-              </w:rPr>
-              <w:t xml:space="preserve">Le périmètre est figé dans le code à cinq endroits. Un oubli rend le site invisible sans aucun signal.</w:t>
             </w:r>
           </w:p>
         </w:tc>
